--- a/bookpendata.docx
+++ b/bookpendata.docx
@@ -28,7 +28,7 @@
         </w:p>
       </w:sdtContent>
     </w:sdt>
-    <w:bookmarkStart w:id="294" w:name="penambangan-data"/>
+    <w:bookmarkStart w:id="336" w:name="penambangan-data"/>
     <w:p>
       <w:pPr>
         <w:pStyle w:val="Heading1"/>
@@ -11461,7 +11461,7 @@
     <w:bookmarkEnd w:id="100"/>
     <w:bookmarkEnd w:id="101"/>
     <w:bookmarkEnd w:id="102"/>
-    <w:bookmarkStart w:id="153" w:name="section"/>
+    <w:bookmarkStart w:id="153" w:name="section-1"/>
     <w:p>
       <w:pPr>
         <w:pStyle w:val="Heading1"/>
@@ -31829,7 +31829,7750 @@
     </w:p>
     <w:bookmarkEnd w:id="292"/>
     <w:bookmarkEnd w:id="293"/>
+    <w:bookmarkStart w:id="294" w:name="menggunakan-media-sosial-1"/>
+    <w:p>
+      <w:pPr>
+        <w:pStyle w:val="Heading1"/>
+      </w:pPr>
+      <w:r>
+        <w:t xml:space="preserve">13. Menggunakan Media Sosial</w:t>
+      </w:r>
+    </w:p>
+    <w:p>
+      <w:pPr>
+        <w:pStyle w:val="FirstParagraph"/>
+      </w:pPr>
+      <w:r>
+        <w:t xml:space="preserve">To insert a logo into your Quarto website’s navigation menu, you need to modify the</w:t>
+      </w:r>
+      <w:r>
+        <w:t xml:space="preserve"> </w:t>
+      </w:r>
+      <w:r>
+        <w:rPr>
+          <w:rStyle w:val="VerbatimChar"/>
+        </w:rPr>
+        <w:t xml:space="preserve">_quarto.yml</w:t>
+      </w:r>
+      <w:r>
+        <w:t xml:space="preserve"> </w:t>
+      </w:r>
+      <w:r>
+        <w:t xml:space="preserve">configuration file. The logo typically appears to the left of the website title in the top navigation bar (navbar) or at the top of a sidebar. [1, 2]</w:t>
+      </w:r>
+    </w:p>
     <w:bookmarkEnd w:id="294"/>
+    <w:bookmarkStart w:id="302" w:name="penjelasan-matriks-2"/>
+    <w:p>
+      <w:pPr>
+        <w:pStyle w:val="Heading1"/>
+      </w:pPr>
+      <w:r>
+        <w:t xml:space="preserve">14. 📐 Penjelasan Matriks</w:t>
+      </w:r>
+    </w:p>
+    <w:bookmarkStart w:id="295" w:name="definisi-matriks-2"/>
+    <w:p>
+      <w:pPr>
+        <w:pStyle w:val="Heading2"/>
+      </w:pPr>
+      <w:r>
+        <w:t xml:space="preserve">14.1 1. Definisi Matriks</w:t>
+      </w:r>
+    </w:p>
+    <w:p>
+      <w:pPr>
+        <w:pStyle w:val="FirstParagraph"/>
+      </w:pPr>
+      <w:r>
+        <w:rPr>
+          <w:b/>
+          <w:bCs/>
+        </w:rPr>
+        <w:t xml:space="preserve">Matriks</w:t>
+      </w:r>
+      <w:r>
+        <w:t xml:space="preserve"> </w:t>
+      </w:r>
+      <w:r>
+        <w:t xml:space="preserve">adalah susunan bilangan, simbol, atau ekspresi yang disusun dalam baris dan kolom membentuk struktur persegi panjang. Matriks digunakan untuk merepresentasikan data terstruktur, sistem persamaan linear, transformasi geometri, dan berbagai aplikasi dalam sains data.</w:t>
+      </w:r>
+    </w:p>
+    <w:p>
+      <w:pPr>
+        <w:pStyle w:val="BodyText"/>
+      </w:pPr>
+      <w:r>
+        <w:t xml:space="preserve">Secara formal, matriks</w:t>
+      </w:r>
+      <w:r>
+        <w:t xml:space="preserve"> </w:t>
+      </w:r>
+      <m:oMath>
+        <m:r>
+          <m:t>A</m:t>
+        </m:r>
+      </m:oMath>
+      <w:r>
+        <w:t xml:space="preserve"> </w:t>
+      </w:r>
+      <w:r>
+        <w:t xml:space="preserve">berukuran</w:t>
+      </w:r>
+      <w:r>
+        <w:t xml:space="preserve"> </w:t>
+      </w:r>
+      <m:oMath>
+        <m:r>
+          <m:t>m</m:t>
+        </m:r>
+        <m:r>
+          <m:rPr>
+            <m:sty m:val="p"/>
+          </m:rPr>
+          <m:t>×</m:t>
+        </m:r>
+        <m:r>
+          <m:t>n</m:t>
+        </m:r>
+      </m:oMath>
+      <w:r>
+        <w:t xml:space="preserve"> </w:t>
+      </w:r>
+      <w:r>
+        <w:t xml:space="preserve">ditulis sebagai:</w:t>
+      </w:r>
+    </w:p>
+    <w:p>
+      <w:pPr>
+        <w:pStyle w:val="BodyText"/>
+      </w:pPr>
+      <m:oMathPara>
+        <m:oMathParaPr>
+          <m:jc m:val="center"/>
+        </m:oMathParaPr>
+        <m:oMath>
+          <m:r>
+            <m:t>A</m:t>
+          </m:r>
+          <m:r>
+            <m:rPr>
+              <m:sty m:val="p"/>
+            </m:rPr>
+            <m:t>=</m:t>
+          </m:r>
+          <m:d>
+            <m:dPr>
+              <m:begChr m:val="("/>
+              <m:sepChr m:val=""/>
+              <m:endChr m:val=")"/>
+              <m:grow/>
+            </m:dPr>
+            <m:e>
+              <m:m>
+                <m:mPr>
+                  <m:baseJc m:val="center"/>
+                  <m:plcHide m:val="on"/>
+                  <m:mcs>
+                    <m:mc>
+                      <m:mcPr>
+                        <m:mcJc m:val="center"/>
+                        <m:count m:val="1"/>
+                      </m:mcPr>
+                    </m:mc>
+                    <m:mc>
+                      <m:mcPr>
+                        <m:mcJc m:val="center"/>
+                        <m:count m:val="1"/>
+                      </m:mcPr>
+                    </m:mc>
+                    <m:mc>
+                      <m:mcPr>
+                        <m:mcJc m:val="center"/>
+                        <m:count m:val="1"/>
+                      </m:mcPr>
+                    </m:mc>
+                    <m:mc>
+                      <m:mcPr>
+                        <m:mcJc m:val="center"/>
+                        <m:count m:val="1"/>
+                      </m:mcPr>
+                    </m:mc>
+                  </m:mcs>
+                </m:mPr>
+                <m:mr>
+                  <m:e>
+                    <m:sSub>
+                      <m:e>
+                        <m:r>
+                          <m:t>a</m:t>
+                        </m:r>
+                      </m:e>
+                      <m:sub>
+                        <m:r>
+                          <m:t>11</m:t>
+                        </m:r>
+                      </m:sub>
+                    </m:sSub>
+                  </m:e>
+                  <m:e>
+                    <m:sSub>
+                      <m:e>
+                        <m:r>
+                          <m:t>a</m:t>
+                        </m:r>
+                      </m:e>
+                      <m:sub>
+                        <m:r>
+                          <m:t>12</m:t>
+                        </m:r>
+                      </m:sub>
+                    </m:sSub>
+                  </m:e>
+                  <m:e>
+                    <m:r>
+                      <m:rPr>
+                        <m:sty m:val="p"/>
+                      </m:rPr>
+                      <m:t>⋯</m:t>
+                    </m:r>
+                  </m:e>
+                  <m:e>
+                    <m:sSub>
+                      <m:e>
+                        <m:r>
+                          <m:t>a</m:t>
+                        </m:r>
+                      </m:e>
+                      <m:sub>
+                        <m:r>
+                          <m:t>1</m:t>
+                        </m:r>
+                        <m:r>
+                          <m:t>n</m:t>
+                        </m:r>
+                      </m:sub>
+                    </m:sSub>
+                  </m:e>
+                </m:mr>
+                <m:mr>
+                  <m:e>
+                    <m:sSub>
+                      <m:e>
+                        <m:r>
+                          <m:t>a</m:t>
+                        </m:r>
+                      </m:e>
+                      <m:sub>
+                        <m:r>
+                          <m:t>21</m:t>
+                        </m:r>
+                      </m:sub>
+                    </m:sSub>
+                  </m:e>
+                  <m:e>
+                    <m:sSub>
+                      <m:e>
+                        <m:r>
+                          <m:t>a</m:t>
+                        </m:r>
+                      </m:e>
+                      <m:sub>
+                        <m:r>
+                          <m:t>22</m:t>
+                        </m:r>
+                      </m:sub>
+                    </m:sSub>
+                  </m:e>
+                  <m:e>
+                    <m:r>
+                      <m:rPr>
+                        <m:sty m:val="p"/>
+                      </m:rPr>
+                      <m:t>⋯</m:t>
+                    </m:r>
+                  </m:e>
+                  <m:e>
+                    <m:sSub>
+                      <m:e>
+                        <m:r>
+                          <m:t>a</m:t>
+                        </m:r>
+                      </m:e>
+                      <m:sub>
+                        <m:r>
+                          <m:t>2</m:t>
+                        </m:r>
+                        <m:r>
+                          <m:t>n</m:t>
+                        </m:r>
+                      </m:sub>
+                    </m:sSub>
+                  </m:e>
+                </m:mr>
+                <m:mr>
+                  <m:e>
+                    <m:r>
+                      <m:rPr>
+                        <m:sty m:val="p"/>
+                      </m:rPr>
+                      <m:t>⋮</m:t>
+                    </m:r>
+                  </m:e>
+                  <m:e>
+                    <m:r>
+                      <m:rPr>
+                        <m:sty m:val="p"/>
+                      </m:rPr>
+                      <m:t>⋮</m:t>
+                    </m:r>
+                  </m:e>
+                  <m:e>
+                    <m:r>
+                      <m:rPr>
+                        <m:sty m:val="p"/>
+                      </m:rPr>
+                      <m:t>⋱</m:t>
+                    </m:r>
+                  </m:e>
+                  <m:e>
+                    <m:r>
+                      <m:rPr>
+                        <m:sty m:val="p"/>
+                      </m:rPr>
+                      <m:t>⋮</m:t>
+                    </m:r>
+                  </m:e>
+                </m:mr>
+                <m:mr>
+                  <m:e>
+                    <m:sSub>
+                      <m:e>
+                        <m:r>
+                          <m:t>a</m:t>
+                        </m:r>
+                      </m:e>
+                      <m:sub>
+                        <m:r>
+                          <m:t>m</m:t>
+                        </m:r>
+                        <m:r>
+                          <m:t>1</m:t>
+                        </m:r>
+                      </m:sub>
+                    </m:sSub>
+                  </m:e>
+                  <m:e>
+                    <m:sSub>
+                      <m:e>
+                        <m:r>
+                          <m:t>a</m:t>
+                        </m:r>
+                      </m:e>
+                      <m:sub>
+                        <m:r>
+                          <m:t>m</m:t>
+                        </m:r>
+                        <m:r>
+                          <m:t>2</m:t>
+                        </m:r>
+                      </m:sub>
+                    </m:sSub>
+                  </m:e>
+                  <m:e>
+                    <m:r>
+                      <m:rPr>
+                        <m:sty m:val="p"/>
+                      </m:rPr>
+                      <m:t>⋯</m:t>
+                    </m:r>
+                  </m:e>
+                  <m:e>
+                    <m:sSub>
+                      <m:e>
+                        <m:r>
+                          <m:t>a</m:t>
+                        </m:r>
+                      </m:e>
+                      <m:sub>
+                        <m:r>
+                          <m:t>m</m:t>
+                        </m:r>
+                        <m:r>
+                          <m:t>n</m:t>
+                        </m:r>
+                      </m:sub>
+                    </m:sSub>
+                  </m:e>
+                </m:mr>
+              </m:m>
+            </m:e>
+          </m:d>
+        </m:oMath>
+      </m:oMathPara>
+    </w:p>
+    <w:p>
+      <w:pPr>
+        <w:pStyle w:val="FirstParagraph"/>
+      </w:pPr>
+      <w:r>
+        <w:t xml:space="preserve">Dimana: -</w:t>
+      </w:r>
+      <w:r>
+        <w:t xml:space="preserve"> </w:t>
+      </w:r>
+      <m:oMath>
+        <m:r>
+          <m:t>m</m:t>
+        </m:r>
+      </m:oMath>
+      <w:r>
+        <w:t xml:space="preserve"> </w:t>
+      </w:r>
+      <w:r>
+        <w:t xml:space="preserve">= jumlah baris (</w:t>
+      </w:r>
+      <w:r>
+        <w:rPr>
+          <w:i/>
+          <w:iCs/>
+        </w:rPr>
+        <w:t xml:space="preserve">rows</w:t>
+      </w:r>
+      <w:r>
+        <w:t xml:space="preserve">) -</w:t>
+      </w:r>
+      <w:r>
+        <w:t xml:space="preserve"> </w:t>
+      </w:r>
+      <m:oMath>
+        <m:r>
+          <m:t>n</m:t>
+        </m:r>
+      </m:oMath>
+      <w:r>
+        <w:t xml:space="preserve"> </w:t>
+      </w:r>
+      <w:r>
+        <w:t xml:space="preserve">= jumlah kolom (</w:t>
+      </w:r>
+      <w:r>
+        <w:rPr>
+          <w:i/>
+          <w:iCs/>
+        </w:rPr>
+        <w:t xml:space="preserve">columns</w:t>
+      </w:r>
+      <w:r>
+        <w:t xml:space="preserve">) -</w:t>
+      </w:r>
+      <w:r>
+        <w:t xml:space="preserve"> </w:t>
+      </w:r>
+      <m:oMath>
+        <m:sSub>
+          <m:e>
+            <m:r>
+              <m:t>a</m:t>
+            </m:r>
+          </m:e>
+          <m:sub>
+            <m:r>
+              <m:t>i</m:t>
+            </m:r>
+            <m:r>
+              <m:t>j</m:t>
+            </m:r>
+          </m:sub>
+        </m:sSub>
+      </m:oMath>
+      <w:r>
+        <w:t xml:space="preserve"> </w:t>
+      </w:r>
+      <w:r>
+        <w:t xml:space="preserve">= elemen pada baris ke-</w:t>
+      </w:r>
+      <m:oMath>
+        <m:r>
+          <m:t>i</m:t>
+        </m:r>
+      </m:oMath>
+      <w:r>
+        <w:t xml:space="preserve"> </w:t>
+      </w:r>
+      <w:r>
+        <w:t xml:space="preserve">dan kolom ke-</w:t>
+      </w:r>
+      <m:oMath>
+        <m:r>
+          <m:t>j</m:t>
+        </m:r>
+      </m:oMath>
+    </w:p>
+    <w:p>
+      <w:pPr>
+        <w:pStyle w:val="BlockText"/>
+      </w:pPr>
+      <w:r>
+        <w:t xml:space="preserve">📌</w:t>
+      </w:r>
+      <w:r>
+        <w:t xml:space="preserve"> </w:t>
+      </w:r>
+      <w:r>
+        <w:rPr>
+          <w:b/>
+          <w:bCs/>
+        </w:rPr>
+        <w:t xml:space="preserve">Catatan</w:t>
+      </w:r>
+      <w:r>
+        <w:t xml:space="preserve">: Indeks di SageMath/Python dimulai dari</w:t>
+      </w:r>
+      <w:r>
+        <w:t xml:space="preserve"> </w:t>
+      </w:r>
+      <w:r>
+        <w:rPr>
+          <w:b/>
+          <w:bCs/>
+        </w:rPr>
+        <w:t xml:space="preserve">0</w:t>
+      </w:r>
+      <w:r>
+        <w:t xml:space="preserve">, sedangkan notasi matematika biasanya dimulai dari</w:t>
+      </w:r>
+      <w:r>
+        <w:t xml:space="preserve"> </w:t>
+      </w:r>
+      <w:r>
+        <w:rPr>
+          <w:b/>
+          <w:bCs/>
+        </w:rPr>
+        <w:t xml:space="preserve">1</w:t>
+      </w:r>
+      <w:r>
+        <w:t xml:space="preserve">.</w:t>
+      </w:r>
+    </w:p>
+    <w:p>
+      <w:r>
+        <w:pict>
+          <v:rect style="width:0;height:1.5pt" o:hralign="center" o:hrstd="t" o:hr="t"/>
+        </w:pict>
+      </w:r>
+    </w:p>
+    <w:bookmarkEnd w:id="295"/>
+    <w:bookmarkStart w:id="296" w:name="jenis-jenis-matriks-penting-2"/>
+    <w:p>
+      <w:pPr>
+        <w:pStyle w:val="Heading2"/>
+      </w:pPr>
+      <w:r>
+        <w:t xml:space="preserve">14.2 2. Jenis-Jenis Matriks Penting</w:t>
+      </w:r>
+    </w:p>
+    <w:tbl>
+      <w:tblPr>
+        <w:tblStyle w:val="Table"/>
+        <w:tblW w:type="pct" w:w="5000"/>
+        <w:tblLayout w:type="fixed"/>
+        <w:tblLook w:firstRow="1" w:lastRow="0" w:firstColumn="0" w:lastColumn="0" w:noHBand="0" w:noVBand="0" w:val="0020"/>
+      </w:tblPr>
+      <w:tblGrid>
+        <w:gridCol w:w="3300"/>
+        <w:gridCol w:w="2640"/>
+        <w:gridCol w:w="1980"/>
+      </w:tblGrid>
+      <w:tr>
+        <w:trPr>
+          <w:tblHeader w:val="on"/>
+        </w:trPr>
+        <w:tc>
+          <w:tcPr/>
+          <w:p>
+            <w:pPr>
+              <w:pStyle w:val="Compact"/>
+            </w:pPr>
+            <w:r>
+              <w:t xml:space="preserve">Jenis Matriks</w:t>
+            </w:r>
+          </w:p>
+        </w:tc>
+        <w:tc>
+          <w:tcPr/>
+          <w:p>
+            <w:pPr>
+              <w:pStyle w:val="Compact"/>
+            </w:pPr>
+            <w:r>
+              <w:t xml:space="preserve">Deskripsi</w:t>
+            </w:r>
+          </w:p>
+        </w:tc>
+        <w:tc>
+          <w:tcPr/>
+          <w:p>
+            <w:pPr>
+              <w:pStyle w:val="Compact"/>
+            </w:pPr>
+            <w:r>
+              <w:t xml:space="preserve">Contoh</w:t>
+            </w:r>
+          </w:p>
+        </w:tc>
+      </w:tr>
+      <w:tr>
+        <w:tc>
+          <w:tcPr/>
+          <w:p>
+            <w:pPr>
+              <w:pStyle w:val="Compact"/>
+            </w:pPr>
+            <w:r>
+              <w:rPr>
+                <w:b/>
+                <w:bCs/>
+              </w:rPr>
+              <w:t xml:space="preserve">Matriks Baris</w:t>
+            </w:r>
+          </w:p>
+        </w:tc>
+        <w:tc>
+          <w:tcPr/>
+          <w:p>
+            <w:pPr>
+              <w:pStyle w:val="Compact"/>
+            </w:pPr>
+            <w:r>
+              <w:t xml:space="preserve">Hanya memiliki 1 baris (</w:t>
+            </w:r>
+            <m:oMath>
+              <m:r>
+                <m:t>1</m:t>
+              </m:r>
+              <m:r>
+                <m:rPr>
+                  <m:sty m:val="p"/>
+                </m:rPr>
+                <m:t>×</m:t>
+              </m:r>
+              <m:r>
+                <m:t>n</m:t>
+              </m:r>
+            </m:oMath>
+            <w:r>
+              <w:t xml:space="preserve">)</w:t>
+            </w:r>
+          </w:p>
+        </w:tc>
+        <w:tc>
+          <w:tcPr/>
+          <w:p>
+            <w:pPr>
+              <w:pStyle w:val="Compact"/>
+            </w:pPr>
+            <m:oMath>
+              <m:d>
+                <m:dPr>
+                  <m:begChr m:val="("/>
+                  <m:sepChr m:val=""/>
+                  <m:endChr m:val=")"/>
+                  <m:grow/>
+                </m:dPr>
+                <m:e>
+                  <m:m>
+                    <m:mPr>
+                      <m:baseJc m:val="center"/>
+                      <m:plcHide m:val="on"/>
+                      <m:mcs>
+                        <m:mc>
+                          <m:mcPr>
+                            <m:mcJc m:val="center"/>
+                            <m:count m:val="1"/>
+                          </m:mcPr>
+                        </m:mc>
+                        <m:mc>
+                          <m:mcPr>
+                            <m:mcJc m:val="center"/>
+                            <m:count m:val="1"/>
+                          </m:mcPr>
+                        </m:mc>
+                        <m:mc>
+                          <m:mcPr>
+                            <m:mcJc m:val="center"/>
+                            <m:count m:val="1"/>
+                          </m:mcPr>
+                        </m:mc>
+                      </m:mcs>
+                    </m:mPr>
+                    <m:mr>
+                      <m:e>
+                        <m:r>
+                          <m:t>1</m:t>
+                        </m:r>
+                      </m:e>
+                      <m:e>
+                        <m:r>
+                          <m:t>2</m:t>
+                        </m:r>
+                      </m:e>
+                      <m:e>
+                        <m:r>
+                          <m:t>3</m:t>
+                        </m:r>
+                      </m:e>
+                    </m:mr>
+                  </m:m>
+                </m:e>
+              </m:d>
+            </m:oMath>
+          </w:p>
+        </w:tc>
+      </w:tr>
+      <w:tr>
+        <w:tc>
+          <w:tcPr/>
+          <w:p>
+            <w:pPr>
+              <w:pStyle w:val="Compact"/>
+            </w:pPr>
+            <w:r>
+              <w:rPr>
+                <w:b/>
+                <w:bCs/>
+              </w:rPr>
+              <w:t xml:space="preserve">Matriks Kolom</w:t>
+            </w:r>
+          </w:p>
+        </w:tc>
+        <w:tc>
+          <w:tcPr/>
+          <w:p>
+            <w:pPr>
+              <w:pStyle w:val="Compact"/>
+            </w:pPr>
+            <w:r>
+              <w:t xml:space="preserve">Hanya memiliki 1 kolom (</w:t>
+            </w:r>
+            <m:oMath>
+              <m:r>
+                <m:t>m</m:t>
+              </m:r>
+              <m:r>
+                <m:rPr>
+                  <m:sty m:val="p"/>
+                </m:rPr>
+                <m:t>×</m:t>
+              </m:r>
+              <m:r>
+                <m:t>1</m:t>
+              </m:r>
+            </m:oMath>
+            <w:r>
+              <w:t xml:space="preserve">)</w:t>
+            </w:r>
+          </w:p>
+        </w:tc>
+        <w:tc>
+          <w:tcPr/>
+          <w:p>
+            <w:pPr>
+              <w:pStyle w:val="Compact"/>
+            </w:pPr>
+            <m:oMath>
+              <m:d>
+                <m:dPr>
+                  <m:begChr m:val="("/>
+                  <m:sepChr m:val=""/>
+                  <m:endChr m:val=")"/>
+                  <m:grow/>
+                </m:dPr>
+                <m:e>
+                  <m:m>
+                    <m:mPr>
+                      <m:baseJc m:val="center"/>
+                      <m:plcHide m:val="on"/>
+                      <m:mcs>
+                        <m:mc>
+                          <m:mcPr>
+                            <m:mcJc m:val="center"/>
+                            <m:count m:val="1"/>
+                          </m:mcPr>
+                        </m:mc>
+                      </m:mcs>
+                    </m:mPr>
+                    <m:mr>
+                      <m:e>
+                        <m:r>
+                          <m:t>1</m:t>
+                        </m:r>
+                      </m:e>
+                    </m:mr>
+                    <m:mr>
+                      <m:e>
+                        <m:r>
+                          <m:t>2</m:t>
+                        </m:r>
+                      </m:e>
+                    </m:mr>
+                    <m:mr>
+                      <m:e>
+                        <m:r>
+                          <m:t>3</m:t>
+                        </m:r>
+                      </m:e>
+                    </m:mr>
+                  </m:m>
+                </m:e>
+              </m:d>
+            </m:oMath>
+          </w:p>
+        </w:tc>
+      </w:tr>
+      <w:tr>
+        <w:tc>
+          <w:tcPr/>
+          <w:p>
+            <w:pPr>
+              <w:pStyle w:val="Compact"/>
+            </w:pPr>
+            <w:r>
+              <w:rPr>
+                <w:b/>
+                <w:bCs/>
+              </w:rPr>
+              <w:t xml:space="preserve">Matriks Persegi</w:t>
+            </w:r>
+          </w:p>
+        </w:tc>
+        <w:tc>
+          <w:tcPr/>
+          <w:p>
+            <w:pPr>
+              <w:pStyle w:val="Compact"/>
+            </w:pPr>
+            <w:r>
+              <w:t xml:space="preserve">Jumlah baris = jumlah kolom (</w:t>
+            </w:r>
+            <m:oMath>
+              <m:r>
+                <m:t>n</m:t>
+              </m:r>
+              <m:r>
+                <m:rPr>
+                  <m:sty m:val="p"/>
+                </m:rPr>
+                <m:t>×</m:t>
+              </m:r>
+              <m:r>
+                <m:t>n</m:t>
+              </m:r>
+            </m:oMath>
+            <w:r>
+              <w:t xml:space="preserve">)</w:t>
+            </w:r>
+          </w:p>
+        </w:tc>
+        <w:tc>
+          <w:tcPr/>
+          <w:p>
+            <w:pPr>
+              <w:pStyle w:val="Compact"/>
+            </w:pPr>
+            <m:oMath>
+              <m:d>
+                <m:dPr>
+                  <m:begChr m:val="("/>
+                  <m:sepChr m:val=""/>
+                  <m:endChr m:val=")"/>
+                  <m:grow/>
+                </m:dPr>
+                <m:e>
+                  <m:m>
+                    <m:mPr>
+                      <m:baseJc m:val="center"/>
+                      <m:plcHide m:val="on"/>
+                      <m:mcs>
+                        <m:mc>
+                          <m:mcPr>
+                            <m:mcJc m:val="center"/>
+                            <m:count m:val="1"/>
+                          </m:mcPr>
+                        </m:mc>
+                        <m:mc>
+                          <m:mcPr>
+                            <m:mcJc m:val="center"/>
+                            <m:count m:val="1"/>
+                          </m:mcPr>
+                        </m:mc>
+                      </m:mcs>
+                    </m:mPr>
+                    <m:mr>
+                      <m:e>
+                        <m:r>
+                          <m:t>1</m:t>
+                        </m:r>
+                      </m:e>
+                      <m:e>
+                        <m:r>
+                          <m:t>2</m:t>
+                        </m:r>
+                      </m:e>
+                    </m:mr>
+                    <m:mr>
+                      <m:e>
+                        <m:r>
+                          <m:t>3</m:t>
+                        </m:r>
+                      </m:e>
+                      <m:e>
+                        <m:r>
+                          <m:t>4</m:t>
+                        </m:r>
+                      </m:e>
+                    </m:mr>
+                  </m:m>
+                </m:e>
+              </m:d>
+            </m:oMath>
+          </w:p>
+        </w:tc>
+      </w:tr>
+      <w:tr>
+        <w:tc>
+          <w:tcPr/>
+          <w:p>
+            <w:pPr>
+              <w:pStyle w:val="Compact"/>
+            </w:pPr>
+            <w:r>
+              <w:rPr>
+                <w:b/>
+                <w:bCs/>
+              </w:rPr>
+              <w:t xml:space="preserve">Matriks Identitas</w:t>
+            </w:r>
+          </w:p>
+        </w:tc>
+        <w:tc>
+          <w:tcPr/>
+          <w:p>
+            <w:pPr>
+              <w:pStyle w:val="Compact"/>
+            </w:pPr>
+            <w:r>
+              <w:t xml:space="preserve">Matriks persegi dengan diagonal utama = 1</w:t>
+            </w:r>
+          </w:p>
+        </w:tc>
+        <w:tc>
+          <w:tcPr/>
+          <w:p>
+            <w:pPr>
+              <w:pStyle w:val="Compact"/>
+            </w:pPr>
+            <m:oMath>
+              <m:sSub>
+                <m:e>
+                  <m:r>
+                    <m:t>I</m:t>
+                  </m:r>
+                </m:e>
+                <m:sub>
+                  <m:r>
+                    <m:t>3</m:t>
+                  </m:r>
+                </m:sub>
+              </m:sSub>
+              <m:r>
+                <m:rPr>
+                  <m:sty m:val="p"/>
+                </m:rPr>
+                <m:t>=</m:t>
+              </m:r>
+              <m:d>
+                <m:dPr>
+                  <m:begChr m:val="("/>
+                  <m:sepChr m:val=""/>
+                  <m:endChr m:val=")"/>
+                  <m:grow/>
+                </m:dPr>
+                <m:e>
+                  <m:m>
+                    <m:mPr>
+                      <m:baseJc m:val="center"/>
+                      <m:plcHide m:val="on"/>
+                      <m:mcs>
+                        <m:mc>
+                          <m:mcPr>
+                            <m:mcJc m:val="center"/>
+                            <m:count m:val="1"/>
+                          </m:mcPr>
+                        </m:mc>
+                        <m:mc>
+                          <m:mcPr>
+                            <m:mcJc m:val="center"/>
+                            <m:count m:val="1"/>
+                          </m:mcPr>
+                        </m:mc>
+                        <m:mc>
+                          <m:mcPr>
+                            <m:mcJc m:val="center"/>
+                            <m:count m:val="1"/>
+                          </m:mcPr>
+                        </m:mc>
+                      </m:mcs>
+                    </m:mPr>
+                    <m:mr>
+                      <m:e>
+                        <m:r>
+                          <m:t>1</m:t>
+                        </m:r>
+                      </m:e>
+                      <m:e>
+                        <m:r>
+                          <m:t>0</m:t>
+                        </m:r>
+                      </m:e>
+                      <m:e>
+                        <m:r>
+                          <m:t>0</m:t>
+                        </m:r>
+                      </m:e>
+                    </m:mr>
+                    <m:mr>
+                      <m:e>
+                        <m:r>
+                          <m:t>0</m:t>
+                        </m:r>
+                      </m:e>
+                      <m:e>
+                        <m:r>
+                          <m:t>1</m:t>
+                        </m:r>
+                      </m:e>
+                      <m:e>
+                        <m:r>
+                          <m:t>0</m:t>
+                        </m:r>
+                      </m:e>
+                    </m:mr>
+                    <m:mr>
+                      <m:e>
+                        <m:r>
+                          <m:t>0</m:t>
+                        </m:r>
+                      </m:e>
+                      <m:e>
+                        <m:r>
+                          <m:t>0</m:t>
+                        </m:r>
+                      </m:e>
+                      <m:e>
+                        <m:r>
+                          <m:t>1</m:t>
+                        </m:r>
+                      </m:e>
+                    </m:mr>
+                  </m:m>
+                </m:e>
+              </m:d>
+            </m:oMath>
+          </w:p>
+        </w:tc>
+      </w:tr>
+      <w:tr>
+        <w:tc>
+          <w:tcPr/>
+          <w:p>
+            <w:pPr>
+              <w:pStyle w:val="Compact"/>
+            </w:pPr>
+            <w:r>
+              <w:rPr>
+                <w:b/>
+                <w:bCs/>
+              </w:rPr>
+              <w:t xml:space="preserve">Matriks Nol</w:t>
+            </w:r>
+          </w:p>
+        </w:tc>
+        <w:tc>
+          <w:tcPr/>
+          <w:p>
+            <w:pPr>
+              <w:pStyle w:val="Compact"/>
+            </w:pPr>
+            <w:r>
+              <w:t xml:space="preserve">Semua elemen bernilai 0</w:t>
+            </w:r>
+          </w:p>
+        </w:tc>
+        <w:tc>
+          <w:tcPr/>
+          <w:p>
+            <w:pPr>
+              <w:pStyle w:val="Compact"/>
+            </w:pPr>
+            <m:oMath>
+              <m:sSub>
+                <m:e>
+                  <m:r>
+                    <m:t>0</m:t>
+                  </m:r>
+                </m:e>
+                <m:sub>
+                  <m:r>
+                    <m:t>2</m:t>
+                  </m:r>
+                  <m:r>
+                    <m:rPr>
+                      <m:sty m:val="p"/>
+                    </m:rPr>
+                    <m:t>×</m:t>
+                  </m:r>
+                  <m:r>
+                    <m:t>3</m:t>
+                  </m:r>
+                </m:sub>
+              </m:sSub>
+              <m:r>
+                <m:rPr>
+                  <m:sty m:val="p"/>
+                </m:rPr>
+                <m:t>=</m:t>
+              </m:r>
+              <m:d>
+                <m:dPr>
+                  <m:begChr m:val="("/>
+                  <m:sepChr m:val=""/>
+                  <m:endChr m:val=")"/>
+                  <m:grow/>
+                </m:dPr>
+                <m:e>
+                  <m:m>
+                    <m:mPr>
+                      <m:baseJc m:val="center"/>
+                      <m:plcHide m:val="on"/>
+                      <m:mcs>
+                        <m:mc>
+                          <m:mcPr>
+                            <m:mcJc m:val="center"/>
+                            <m:count m:val="1"/>
+                          </m:mcPr>
+                        </m:mc>
+                        <m:mc>
+                          <m:mcPr>
+                            <m:mcJc m:val="center"/>
+                            <m:count m:val="1"/>
+                          </m:mcPr>
+                        </m:mc>
+                        <m:mc>
+                          <m:mcPr>
+                            <m:mcJc m:val="center"/>
+                            <m:count m:val="1"/>
+                          </m:mcPr>
+                        </m:mc>
+                      </m:mcs>
+                    </m:mPr>
+                    <m:mr>
+                      <m:e>
+                        <m:r>
+                          <m:t>0</m:t>
+                        </m:r>
+                      </m:e>
+                      <m:e>
+                        <m:r>
+                          <m:t>0</m:t>
+                        </m:r>
+                      </m:e>
+                      <m:e>
+                        <m:r>
+                          <m:t>0</m:t>
+                        </m:r>
+                      </m:e>
+                    </m:mr>
+                    <m:mr>
+                      <m:e>
+                        <m:r>
+                          <m:t>0</m:t>
+                        </m:r>
+                      </m:e>
+                      <m:e>
+                        <m:r>
+                          <m:t>0</m:t>
+                        </m:r>
+                      </m:e>
+                      <m:e>
+                        <m:r>
+                          <m:t>0</m:t>
+                        </m:r>
+                      </m:e>
+                    </m:mr>
+                  </m:m>
+                </m:e>
+              </m:d>
+            </m:oMath>
+          </w:p>
+        </w:tc>
+      </w:tr>
+      <w:tr>
+        <w:tc>
+          <w:tcPr/>
+          <w:p>
+            <w:pPr>
+              <w:pStyle w:val="Compact"/>
+            </w:pPr>
+            <w:r>
+              <w:rPr>
+                <w:b/>
+                <w:bCs/>
+              </w:rPr>
+              <w:t xml:space="preserve">Matriks Diagonal</w:t>
+            </w:r>
+          </w:p>
+        </w:tc>
+        <w:tc>
+          <w:tcPr/>
+          <w:p>
+            <w:pPr>
+              <w:pStyle w:val="Compact"/>
+            </w:pPr>
+            <w:r>
+              <w:t xml:space="preserve">Elemen di luar diagonal utama = 0</w:t>
+            </w:r>
+          </w:p>
+        </w:tc>
+        <w:tc>
+          <w:tcPr/>
+          <w:p>
+            <w:pPr>
+              <w:pStyle w:val="Compact"/>
+            </w:pPr>
+            <m:oMath>
+              <m:d>
+                <m:dPr>
+                  <m:begChr m:val="("/>
+                  <m:sepChr m:val=""/>
+                  <m:endChr m:val=")"/>
+                  <m:grow/>
+                </m:dPr>
+                <m:e>
+                  <m:m>
+                    <m:mPr>
+                      <m:baseJc m:val="center"/>
+                      <m:plcHide m:val="on"/>
+                      <m:mcs>
+                        <m:mc>
+                          <m:mcPr>
+                            <m:mcJc m:val="center"/>
+                            <m:count m:val="1"/>
+                          </m:mcPr>
+                        </m:mc>
+                        <m:mc>
+                          <m:mcPr>
+                            <m:mcJc m:val="center"/>
+                            <m:count m:val="1"/>
+                          </m:mcPr>
+                        </m:mc>
+                      </m:mcs>
+                    </m:mPr>
+                    <m:mr>
+                      <m:e>
+                        <m:r>
+                          <m:t>2</m:t>
+                        </m:r>
+                      </m:e>
+                      <m:e>
+                        <m:r>
+                          <m:t>0</m:t>
+                        </m:r>
+                      </m:e>
+                    </m:mr>
+                    <m:mr>
+                      <m:e>
+                        <m:r>
+                          <m:t>0</m:t>
+                        </m:r>
+                      </m:e>
+                      <m:e>
+                        <m:r>
+                          <m:t>5</m:t>
+                        </m:r>
+                      </m:e>
+                    </m:mr>
+                  </m:m>
+                </m:e>
+              </m:d>
+            </m:oMath>
+          </w:p>
+        </w:tc>
+      </w:tr>
+      <w:tr>
+        <w:tc>
+          <w:tcPr/>
+          <w:p>
+            <w:pPr>
+              <w:pStyle w:val="Compact"/>
+            </w:pPr>
+            <w:r>
+              <w:rPr>
+                <w:b/>
+                <w:bCs/>
+              </w:rPr>
+              <w:t xml:space="preserve">Matriks Simetris</w:t>
+            </w:r>
+          </w:p>
+        </w:tc>
+        <w:tc>
+          <w:tcPr/>
+          <w:p>
+            <w:pPr>
+              <w:pStyle w:val="Compact"/>
+            </w:pPr>
+            <m:oMath>
+              <m:r>
+                <m:t>A</m:t>
+              </m:r>
+              <m:r>
+                <m:rPr>
+                  <m:sty m:val="p"/>
+                </m:rPr>
+                <m:t>=</m:t>
+              </m:r>
+              <m:sSup>
+                <m:e>
+                  <m:r>
+                    <m:t>A</m:t>
+                  </m:r>
+                </m:e>
+                <m:sup>
+                  <m:r>
+                    <m:t>T</m:t>
+                  </m:r>
+                </m:sup>
+              </m:sSup>
+            </m:oMath>
+            <w:r>
+              <w:t xml:space="preserve">, elemen simetris terhadap diagonal</w:t>
+            </w:r>
+          </w:p>
+        </w:tc>
+        <w:tc>
+          <w:tcPr/>
+          <w:p>
+            <w:pPr>
+              <w:pStyle w:val="Compact"/>
+            </w:pPr>
+            <m:oMath>
+              <m:d>
+                <m:dPr>
+                  <m:begChr m:val="("/>
+                  <m:sepChr m:val=""/>
+                  <m:endChr m:val=")"/>
+                  <m:grow/>
+                </m:dPr>
+                <m:e>
+                  <m:m>
+                    <m:mPr>
+                      <m:baseJc m:val="center"/>
+                      <m:plcHide m:val="on"/>
+                      <m:mcs>
+                        <m:mc>
+                          <m:mcPr>
+                            <m:mcJc m:val="center"/>
+                            <m:count m:val="1"/>
+                          </m:mcPr>
+                        </m:mc>
+                        <m:mc>
+                          <m:mcPr>
+                            <m:mcJc m:val="center"/>
+                            <m:count m:val="1"/>
+                          </m:mcPr>
+                        </m:mc>
+                      </m:mcs>
+                    </m:mPr>
+                    <m:mr>
+                      <m:e>
+                        <m:r>
+                          <m:t>1</m:t>
+                        </m:r>
+                      </m:e>
+                      <m:e>
+                        <m:r>
+                          <m:t>3</m:t>
+                        </m:r>
+                      </m:e>
+                    </m:mr>
+                    <m:mr>
+                      <m:e>
+                        <m:r>
+                          <m:t>3</m:t>
+                        </m:r>
+                      </m:e>
+                      <m:e>
+                        <m:r>
+                          <m:t>2</m:t>
+                        </m:r>
+                      </m:e>
+                    </m:mr>
+                  </m:m>
+                </m:e>
+              </m:d>
+            </m:oMath>
+          </w:p>
+        </w:tc>
+      </w:tr>
+    </w:tbl>
+    <w:p>
+      <w:r>
+        <w:pict>
+          <v:rect style="width:0;height:1.5pt" o:hralign="center" o:hrstd="t" o:hr="t"/>
+        </w:pict>
+      </w:r>
+    </w:p>
+    <w:bookmarkEnd w:id="296"/>
+    <w:bookmarkStart w:id="301" w:name="operasi-dasar-matriks-2"/>
+    <w:p>
+      <w:pPr>
+        <w:pStyle w:val="Heading2"/>
+      </w:pPr>
+      <w:r>
+        <w:t xml:space="preserve">14.3 3. Operasi Dasar Matriks</w:t>
+      </w:r>
+    </w:p>
+    <w:bookmarkStart w:id="297" w:name="penjumlahan-dan-pengurangan-2"/>
+    <w:p>
+      <w:pPr>
+        <w:pStyle w:val="Heading3"/>
+      </w:pPr>
+      <w:r>
+        <w:t xml:space="preserve">14.3.1 ➕ Penjumlahan dan Pengurangan</w:t>
+      </w:r>
+    </w:p>
+    <w:p>
+      <w:pPr>
+        <w:pStyle w:val="FirstParagraph"/>
+      </w:pPr>
+      <w:r>
+        <w:t xml:space="preserve">Syarat: Ukuran matriks harus sama.</w:t>
+      </w:r>
+    </w:p>
+    <w:p>
+      <w:pPr>
+        <w:pStyle w:val="BodyText"/>
+      </w:pPr>
+      <m:oMathPara>
+        <m:oMathParaPr>
+          <m:jc m:val="center"/>
+        </m:oMathParaPr>
+        <m:oMath>
+          <m:d>
+            <m:dPr>
+              <m:begChr m:val="("/>
+              <m:sepChr m:val=""/>
+              <m:endChr m:val=")"/>
+              <m:grow/>
+            </m:dPr>
+            <m:e>
+              <m:m>
+                <m:mPr>
+                  <m:baseJc m:val="center"/>
+                  <m:plcHide m:val="on"/>
+                  <m:mcs>
+                    <m:mc>
+                      <m:mcPr>
+                        <m:mcJc m:val="center"/>
+                        <m:count m:val="1"/>
+                      </m:mcPr>
+                    </m:mc>
+                    <m:mc>
+                      <m:mcPr>
+                        <m:mcJc m:val="center"/>
+                        <m:count m:val="1"/>
+                      </m:mcPr>
+                    </m:mc>
+                  </m:mcs>
+                </m:mPr>
+                <m:mr>
+                  <m:e>
+                    <m:r>
+                      <m:t>1</m:t>
+                    </m:r>
+                  </m:e>
+                  <m:e>
+                    <m:r>
+                      <m:t>2</m:t>
+                    </m:r>
+                  </m:e>
+                </m:mr>
+                <m:mr>
+                  <m:e>
+                    <m:r>
+                      <m:t>3</m:t>
+                    </m:r>
+                  </m:e>
+                  <m:e>
+                    <m:r>
+                      <m:t>4</m:t>
+                    </m:r>
+                  </m:e>
+                </m:mr>
+              </m:m>
+            </m:e>
+          </m:d>
+          <m:r>
+            <m:rPr>
+              <m:sty m:val="p"/>
+            </m:rPr>
+            <m:t>+</m:t>
+          </m:r>
+          <m:d>
+            <m:dPr>
+              <m:begChr m:val="("/>
+              <m:sepChr m:val=""/>
+              <m:endChr m:val=")"/>
+              <m:grow/>
+            </m:dPr>
+            <m:e>
+              <m:m>
+                <m:mPr>
+                  <m:baseJc m:val="center"/>
+                  <m:plcHide m:val="on"/>
+                  <m:mcs>
+                    <m:mc>
+                      <m:mcPr>
+                        <m:mcJc m:val="center"/>
+                        <m:count m:val="1"/>
+                      </m:mcPr>
+                    </m:mc>
+                    <m:mc>
+                      <m:mcPr>
+                        <m:mcJc m:val="center"/>
+                        <m:count m:val="1"/>
+                      </m:mcPr>
+                    </m:mc>
+                  </m:mcs>
+                </m:mPr>
+                <m:mr>
+                  <m:e>
+                    <m:r>
+                      <m:t>5</m:t>
+                    </m:r>
+                  </m:e>
+                  <m:e>
+                    <m:r>
+                      <m:t>6</m:t>
+                    </m:r>
+                  </m:e>
+                </m:mr>
+                <m:mr>
+                  <m:e>
+                    <m:r>
+                      <m:t>7</m:t>
+                    </m:r>
+                  </m:e>
+                  <m:e>
+                    <m:r>
+                      <m:t>8</m:t>
+                    </m:r>
+                  </m:e>
+                </m:mr>
+              </m:m>
+            </m:e>
+          </m:d>
+          <m:r>
+            <m:rPr>
+              <m:sty m:val="p"/>
+            </m:rPr>
+            <m:t>=</m:t>
+          </m:r>
+          <m:d>
+            <m:dPr>
+              <m:begChr m:val="("/>
+              <m:sepChr m:val=""/>
+              <m:endChr m:val=")"/>
+              <m:grow/>
+            </m:dPr>
+            <m:e>
+              <m:m>
+                <m:mPr>
+                  <m:baseJc m:val="center"/>
+                  <m:plcHide m:val="on"/>
+                  <m:mcs>
+                    <m:mc>
+                      <m:mcPr>
+                        <m:mcJc m:val="center"/>
+                        <m:count m:val="1"/>
+                      </m:mcPr>
+                    </m:mc>
+                    <m:mc>
+                      <m:mcPr>
+                        <m:mcJc m:val="center"/>
+                        <m:count m:val="1"/>
+                      </m:mcPr>
+                    </m:mc>
+                  </m:mcs>
+                </m:mPr>
+                <m:mr>
+                  <m:e>
+                    <m:r>
+                      <m:t>6</m:t>
+                    </m:r>
+                  </m:e>
+                  <m:e>
+                    <m:r>
+                      <m:t>8</m:t>
+                    </m:r>
+                  </m:e>
+                </m:mr>
+                <m:mr>
+                  <m:e>
+                    <m:r>
+                      <m:t>10</m:t>
+                    </m:r>
+                  </m:e>
+                  <m:e>
+                    <m:r>
+                      <m:t>12</m:t>
+                    </m:r>
+                  </m:e>
+                </m:mr>
+              </m:m>
+            </m:e>
+          </m:d>
+        </m:oMath>
+      </m:oMathPara>
+    </w:p>
+    <w:bookmarkEnd w:id="297"/>
+    <w:bookmarkStart w:id="298" w:name="perkalian-skalar-2"/>
+    <w:p>
+      <w:pPr>
+        <w:pStyle w:val="Heading3"/>
+      </w:pPr>
+      <w:r>
+        <w:t xml:space="preserve">14.3.2 ✖️ Perkalian Skalar</w:t>
+      </w:r>
+    </w:p>
+    <w:p>
+      <w:pPr>
+        <w:pStyle w:val="FirstParagraph"/>
+      </w:pPr>
+      <m:oMathPara>
+        <m:oMathParaPr>
+          <m:jc m:val="center"/>
+        </m:oMathParaPr>
+        <m:oMath>
+          <m:r>
+            <m:t>3</m:t>
+          </m:r>
+          <m:r>
+            <m:rPr>
+              <m:sty m:val="p"/>
+            </m:rPr>
+            <m:t>⋅</m:t>
+          </m:r>
+          <m:d>
+            <m:dPr>
+              <m:begChr m:val="("/>
+              <m:sepChr m:val=""/>
+              <m:endChr m:val=")"/>
+              <m:grow/>
+            </m:dPr>
+            <m:e>
+              <m:m>
+                <m:mPr>
+                  <m:baseJc m:val="center"/>
+                  <m:plcHide m:val="on"/>
+                  <m:mcs>
+                    <m:mc>
+                      <m:mcPr>
+                        <m:mcJc m:val="center"/>
+                        <m:count m:val="1"/>
+                      </m:mcPr>
+                    </m:mc>
+                    <m:mc>
+                      <m:mcPr>
+                        <m:mcJc m:val="center"/>
+                        <m:count m:val="1"/>
+                      </m:mcPr>
+                    </m:mc>
+                  </m:mcs>
+                </m:mPr>
+                <m:mr>
+                  <m:e>
+                    <m:r>
+                      <m:t>1</m:t>
+                    </m:r>
+                  </m:e>
+                  <m:e>
+                    <m:r>
+                      <m:t>2</m:t>
+                    </m:r>
+                  </m:e>
+                </m:mr>
+                <m:mr>
+                  <m:e>
+                    <m:r>
+                      <m:t>3</m:t>
+                    </m:r>
+                  </m:e>
+                  <m:e>
+                    <m:r>
+                      <m:t>4</m:t>
+                    </m:r>
+                  </m:e>
+                </m:mr>
+              </m:m>
+            </m:e>
+          </m:d>
+          <m:r>
+            <m:rPr>
+              <m:sty m:val="p"/>
+            </m:rPr>
+            <m:t>=</m:t>
+          </m:r>
+          <m:d>
+            <m:dPr>
+              <m:begChr m:val="("/>
+              <m:sepChr m:val=""/>
+              <m:endChr m:val=")"/>
+              <m:grow/>
+            </m:dPr>
+            <m:e>
+              <m:m>
+                <m:mPr>
+                  <m:baseJc m:val="center"/>
+                  <m:plcHide m:val="on"/>
+                  <m:mcs>
+                    <m:mc>
+                      <m:mcPr>
+                        <m:mcJc m:val="center"/>
+                        <m:count m:val="1"/>
+                      </m:mcPr>
+                    </m:mc>
+                    <m:mc>
+                      <m:mcPr>
+                        <m:mcJc m:val="center"/>
+                        <m:count m:val="1"/>
+                      </m:mcPr>
+                    </m:mc>
+                  </m:mcs>
+                </m:mPr>
+                <m:mr>
+                  <m:e>
+                    <m:r>
+                      <m:t>3</m:t>
+                    </m:r>
+                  </m:e>
+                  <m:e>
+                    <m:r>
+                      <m:t>6</m:t>
+                    </m:r>
+                  </m:e>
+                </m:mr>
+                <m:mr>
+                  <m:e>
+                    <m:r>
+                      <m:t>9</m:t>
+                    </m:r>
+                  </m:e>
+                  <m:e>
+                    <m:r>
+                      <m:t>12</m:t>
+                    </m:r>
+                  </m:e>
+                </m:mr>
+              </m:m>
+            </m:e>
+          </m:d>
+        </m:oMath>
+      </m:oMathPara>
+    </w:p>
+    <w:bookmarkEnd w:id="298"/>
+    <w:bookmarkStart w:id="299" w:name="perkalian-matriks-2"/>
+    <w:p>
+      <w:pPr>
+        <w:pStyle w:val="Heading3"/>
+      </w:pPr>
+      <w:r>
+        <w:t xml:space="preserve">14.3.3 🔗 Perkalian Matriks</w:t>
+      </w:r>
+    </w:p>
+    <w:p>
+      <w:pPr>
+        <w:pStyle w:val="FirstParagraph"/>
+      </w:pPr>
+      <w:r>
+        <w:t xml:space="preserve">Syarat: Jumlah kolom matriks pertama = jumlah baris matriks kedua.</w:t>
+      </w:r>
+    </w:p>
+    <w:p>
+      <w:pPr>
+        <w:pStyle w:val="BodyText"/>
+      </w:pPr>
+      <m:oMathPara>
+        <m:oMathParaPr>
+          <m:jc m:val="center"/>
+        </m:oMathParaPr>
+        <m:oMath>
+          <m:sSub>
+            <m:e>
+              <m:r>
+                <m:t>A</m:t>
+              </m:r>
+            </m:e>
+            <m:sub>
+              <m:r>
+                <m:t>m</m:t>
+              </m:r>
+              <m:r>
+                <m:rPr>
+                  <m:sty m:val="p"/>
+                </m:rPr>
+                <m:t>×</m:t>
+              </m:r>
+              <m:r>
+                <m:t>n</m:t>
+              </m:r>
+            </m:sub>
+          </m:sSub>
+          <m:r>
+            <m:rPr>
+              <m:sty m:val="p"/>
+            </m:rPr>
+            <m:t>⋅</m:t>
+          </m:r>
+          <m:sSub>
+            <m:e>
+              <m:r>
+                <m:t>B</m:t>
+              </m:r>
+            </m:e>
+            <m:sub>
+              <m:r>
+                <m:t>n</m:t>
+              </m:r>
+              <m:r>
+                <m:rPr>
+                  <m:sty m:val="p"/>
+                </m:rPr>
+                <m:t>×</m:t>
+              </m:r>
+              <m:r>
+                <m:t>p</m:t>
+              </m:r>
+            </m:sub>
+          </m:sSub>
+          <m:r>
+            <m:rPr>
+              <m:sty m:val="p"/>
+            </m:rPr>
+            <m:t>=</m:t>
+          </m:r>
+          <m:sSub>
+            <m:e>
+              <m:r>
+                <m:t>C</m:t>
+              </m:r>
+            </m:e>
+            <m:sub>
+              <m:r>
+                <m:t>m</m:t>
+              </m:r>
+              <m:r>
+                <m:rPr>
+                  <m:sty m:val="p"/>
+                </m:rPr>
+                <m:t>×</m:t>
+              </m:r>
+              <m:r>
+                <m:t>p</m:t>
+              </m:r>
+            </m:sub>
+          </m:sSub>
+        </m:oMath>
+      </m:oMathPara>
+    </w:p>
+    <w:p>
+      <w:pPr>
+        <w:pStyle w:val="FirstParagraph"/>
+      </w:pPr>
+      <m:oMathPara>
+        <m:oMathParaPr>
+          <m:jc m:val="center"/>
+        </m:oMathParaPr>
+        <m:oMath>
+          <m:d>
+            <m:dPr>
+              <m:begChr m:val="("/>
+              <m:sepChr m:val=""/>
+              <m:endChr m:val=")"/>
+              <m:grow/>
+            </m:dPr>
+            <m:e>
+              <m:m>
+                <m:mPr>
+                  <m:baseJc m:val="center"/>
+                  <m:plcHide m:val="on"/>
+                  <m:mcs>
+                    <m:mc>
+                      <m:mcPr>
+                        <m:mcJc m:val="center"/>
+                        <m:count m:val="1"/>
+                      </m:mcPr>
+                    </m:mc>
+                    <m:mc>
+                      <m:mcPr>
+                        <m:mcJc m:val="center"/>
+                        <m:count m:val="1"/>
+                      </m:mcPr>
+                    </m:mc>
+                  </m:mcs>
+                </m:mPr>
+                <m:mr>
+                  <m:e>
+                    <m:r>
+                      <m:t>1</m:t>
+                    </m:r>
+                  </m:e>
+                  <m:e>
+                    <m:r>
+                      <m:t>2</m:t>
+                    </m:r>
+                  </m:e>
+                </m:mr>
+                <m:mr>
+                  <m:e>
+                    <m:r>
+                      <m:t>3</m:t>
+                    </m:r>
+                  </m:e>
+                  <m:e>
+                    <m:r>
+                      <m:t>4</m:t>
+                    </m:r>
+                  </m:e>
+                </m:mr>
+              </m:m>
+            </m:e>
+          </m:d>
+          <m:r>
+            <m:rPr>
+              <m:sty m:val="p"/>
+            </m:rPr>
+            <m:t>⋅</m:t>
+          </m:r>
+          <m:d>
+            <m:dPr>
+              <m:begChr m:val="("/>
+              <m:sepChr m:val=""/>
+              <m:endChr m:val=")"/>
+              <m:grow/>
+            </m:dPr>
+            <m:e>
+              <m:m>
+                <m:mPr>
+                  <m:baseJc m:val="center"/>
+                  <m:plcHide m:val="on"/>
+                  <m:mcs>
+                    <m:mc>
+                      <m:mcPr>
+                        <m:mcJc m:val="center"/>
+                        <m:count m:val="1"/>
+                      </m:mcPr>
+                    </m:mc>
+                    <m:mc>
+                      <m:mcPr>
+                        <m:mcJc m:val="center"/>
+                        <m:count m:val="1"/>
+                      </m:mcPr>
+                    </m:mc>
+                  </m:mcs>
+                </m:mPr>
+                <m:mr>
+                  <m:e>
+                    <m:r>
+                      <m:t>5</m:t>
+                    </m:r>
+                  </m:e>
+                  <m:e>
+                    <m:r>
+                      <m:t>6</m:t>
+                    </m:r>
+                  </m:e>
+                </m:mr>
+                <m:mr>
+                  <m:e>
+                    <m:r>
+                      <m:t>7</m:t>
+                    </m:r>
+                  </m:e>
+                  <m:e>
+                    <m:r>
+                      <m:t>8</m:t>
+                    </m:r>
+                  </m:e>
+                </m:mr>
+              </m:m>
+            </m:e>
+          </m:d>
+          <m:r>
+            <m:rPr>
+              <m:sty m:val="p"/>
+            </m:rPr>
+            <m:t>=</m:t>
+          </m:r>
+          <m:d>
+            <m:dPr>
+              <m:begChr m:val="("/>
+              <m:sepChr m:val=""/>
+              <m:endChr m:val=")"/>
+              <m:grow/>
+            </m:dPr>
+            <m:e>
+              <m:m>
+                <m:mPr>
+                  <m:baseJc m:val="center"/>
+                  <m:plcHide m:val="on"/>
+                  <m:mcs>
+                    <m:mc>
+                      <m:mcPr>
+                        <m:mcJc m:val="center"/>
+                        <m:count m:val="1"/>
+                      </m:mcPr>
+                    </m:mc>
+                    <m:mc>
+                      <m:mcPr>
+                        <m:mcJc m:val="center"/>
+                        <m:count m:val="1"/>
+                      </m:mcPr>
+                    </m:mc>
+                  </m:mcs>
+                </m:mPr>
+                <m:mr>
+                  <m:e>
+                    <m:r>
+                      <m:t>19</m:t>
+                    </m:r>
+                  </m:e>
+                  <m:e>
+                    <m:r>
+                      <m:t>22</m:t>
+                    </m:r>
+                  </m:e>
+                </m:mr>
+                <m:mr>
+                  <m:e>
+                    <m:r>
+                      <m:t>43</m:t>
+                    </m:r>
+                  </m:e>
+                  <m:e>
+                    <m:r>
+                      <m:t>50</m:t>
+                    </m:r>
+                  </m:e>
+                </m:mr>
+              </m:m>
+            </m:e>
+          </m:d>
+        </m:oMath>
+      </m:oMathPara>
+    </w:p>
+    <w:p>
+      <w:pPr>
+        <w:pStyle w:val="BlockText"/>
+      </w:pPr>
+      <w:r>
+        <w:t xml:space="preserve">⚠️ Perkalian matriks</w:t>
+      </w:r>
+      <w:r>
+        <w:t xml:space="preserve"> </w:t>
+      </w:r>
+      <w:r>
+        <w:rPr>
+          <w:b/>
+          <w:bCs/>
+        </w:rPr>
+        <w:t xml:space="preserve">tidak komutatif</w:t>
+      </w:r>
+      <w:r>
+        <w:t xml:space="preserve">:</w:t>
+      </w:r>
+      <w:r>
+        <w:t xml:space="preserve"> </w:t>
+      </w:r>
+      <m:oMath>
+        <m:r>
+          <m:t>A</m:t>
+        </m:r>
+        <m:r>
+          <m:t>B</m:t>
+        </m:r>
+        <m:r>
+          <m:rPr>
+            <m:sty m:val="p"/>
+          </m:rPr>
+          <m:t>≠</m:t>
+        </m:r>
+        <m:r>
+          <m:t>B</m:t>
+        </m:r>
+        <m:r>
+          <m:t>A</m:t>
+        </m:r>
+      </m:oMath>
+      <w:r>
+        <w:t xml:space="preserve"> </w:t>
+      </w:r>
+      <w:r>
+        <w:t xml:space="preserve">(umumnya)</w:t>
+      </w:r>
+    </w:p>
+    <w:bookmarkEnd w:id="299"/>
+    <w:bookmarkStart w:id="300" w:name="section-2"/>
+    <w:p>
+      <w:pPr>
+        <w:pStyle w:val="Heading3"/>
+      </w:pPr>
+      <w:r>
+        <w:t xml:space="preserve">14.3.4</w:t>
+      </w:r>
+      <w:r>
+        <w:t xml:space="preserve"> </w:t>
+      </w:r>
+    </w:p>
+    <w:bookmarkEnd w:id="300"/>
+    <w:bookmarkEnd w:id="301"/>
+    <w:bookmarkEnd w:id="302"/>
+    <w:bookmarkStart w:id="303" w:name="baru-ini-mencoba-1"/>
+    <w:p>
+      <w:pPr>
+        <w:pStyle w:val="Heading1"/>
+      </w:pPr>
+      <w:r>
+        <w:t xml:space="preserve">15. Baru ini mencoba</w:t>
+      </w:r>
+    </w:p>
+    <w:bookmarkEnd w:id="303"/>
+    <w:bookmarkStart w:id="335" w:name="penjelasan-matriks-3"/>
+    <w:p>
+      <w:pPr>
+        <w:pStyle w:val="Heading1"/>
+      </w:pPr>
+      <w:r>
+        <w:t xml:space="preserve">16. 📐 Penjelasan Matriks</w:t>
+      </w:r>
+    </w:p>
+    <w:bookmarkStart w:id="304" w:name="definisi-matriks-3"/>
+    <w:p>
+      <w:pPr>
+        <w:pStyle w:val="Heading2"/>
+      </w:pPr>
+      <w:r>
+        <w:t xml:space="preserve">16.1 1. Definisi Matriks</w:t>
+      </w:r>
+    </w:p>
+    <w:p>
+      <w:pPr>
+        <w:pStyle w:val="FirstParagraph"/>
+      </w:pPr>
+      <w:r>
+        <w:rPr>
+          <w:b/>
+          <w:bCs/>
+        </w:rPr>
+        <w:t xml:space="preserve">Matriks</w:t>
+      </w:r>
+      <w:r>
+        <w:t xml:space="preserve"> </w:t>
+      </w:r>
+      <w:r>
+        <w:t xml:space="preserve">adalah susunan bilangan, simbol, atau ekspresi yang disusun dalam baris dan kolom membentuk struktur persegi panjang. Matriks digunakan untuk merepresentasikan data terstruktur, sistem persamaan linear, transformasi geometri, dan berbagai aplikasi dalam sains data.</w:t>
+      </w:r>
+    </w:p>
+    <w:p>
+      <w:pPr>
+        <w:pStyle w:val="BodyText"/>
+      </w:pPr>
+      <w:r>
+        <w:t xml:space="preserve">Secara formal, matriks</w:t>
+      </w:r>
+      <w:r>
+        <w:t xml:space="preserve"> </w:t>
+      </w:r>
+      <m:oMath>
+        <m:r>
+          <m:t>A</m:t>
+        </m:r>
+      </m:oMath>
+      <w:r>
+        <w:t xml:space="preserve"> </w:t>
+      </w:r>
+      <w:r>
+        <w:t xml:space="preserve">berukuran</w:t>
+      </w:r>
+      <w:r>
+        <w:t xml:space="preserve"> </w:t>
+      </w:r>
+      <m:oMath>
+        <m:r>
+          <m:t>m</m:t>
+        </m:r>
+        <m:r>
+          <m:rPr>
+            <m:sty m:val="p"/>
+          </m:rPr>
+          <m:t>×</m:t>
+        </m:r>
+        <m:r>
+          <m:t>n</m:t>
+        </m:r>
+      </m:oMath>
+      <w:r>
+        <w:t xml:space="preserve"> </w:t>
+      </w:r>
+      <w:r>
+        <w:t xml:space="preserve">ditulis sebagai:</w:t>
+      </w:r>
+    </w:p>
+    <w:p>
+      <w:pPr>
+        <w:pStyle w:val="BodyText"/>
+      </w:pPr>
+      <m:oMathPara>
+        <m:oMathParaPr>
+          <m:jc m:val="center"/>
+        </m:oMathParaPr>
+        <m:oMath>
+          <m:r>
+            <m:t>A</m:t>
+          </m:r>
+          <m:r>
+            <m:rPr>
+              <m:sty m:val="p"/>
+            </m:rPr>
+            <m:t>=</m:t>
+          </m:r>
+          <m:d>
+            <m:dPr>
+              <m:begChr m:val="("/>
+              <m:sepChr m:val=""/>
+              <m:endChr m:val=")"/>
+              <m:grow/>
+            </m:dPr>
+            <m:e>
+              <m:m>
+                <m:mPr>
+                  <m:baseJc m:val="center"/>
+                  <m:plcHide m:val="on"/>
+                  <m:mcs>
+                    <m:mc>
+                      <m:mcPr>
+                        <m:mcJc m:val="center"/>
+                        <m:count m:val="1"/>
+                      </m:mcPr>
+                    </m:mc>
+                    <m:mc>
+                      <m:mcPr>
+                        <m:mcJc m:val="center"/>
+                        <m:count m:val="1"/>
+                      </m:mcPr>
+                    </m:mc>
+                    <m:mc>
+                      <m:mcPr>
+                        <m:mcJc m:val="center"/>
+                        <m:count m:val="1"/>
+                      </m:mcPr>
+                    </m:mc>
+                    <m:mc>
+                      <m:mcPr>
+                        <m:mcJc m:val="center"/>
+                        <m:count m:val="1"/>
+                      </m:mcPr>
+                    </m:mc>
+                  </m:mcs>
+                </m:mPr>
+                <m:mr>
+                  <m:e>
+                    <m:sSub>
+                      <m:e>
+                        <m:r>
+                          <m:t>a</m:t>
+                        </m:r>
+                      </m:e>
+                      <m:sub>
+                        <m:r>
+                          <m:t>11</m:t>
+                        </m:r>
+                      </m:sub>
+                    </m:sSub>
+                  </m:e>
+                  <m:e>
+                    <m:sSub>
+                      <m:e>
+                        <m:r>
+                          <m:t>a</m:t>
+                        </m:r>
+                      </m:e>
+                      <m:sub>
+                        <m:r>
+                          <m:t>12</m:t>
+                        </m:r>
+                      </m:sub>
+                    </m:sSub>
+                  </m:e>
+                  <m:e>
+                    <m:r>
+                      <m:rPr>
+                        <m:sty m:val="p"/>
+                      </m:rPr>
+                      <m:t>⋯</m:t>
+                    </m:r>
+                  </m:e>
+                  <m:e>
+                    <m:sSub>
+                      <m:e>
+                        <m:r>
+                          <m:t>a</m:t>
+                        </m:r>
+                      </m:e>
+                      <m:sub>
+                        <m:r>
+                          <m:t>1</m:t>
+                        </m:r>
+                        <m:r>
+                          <m:t>n</m:t>
+                        </m:r>
+                      </m:sub>
+                    </m:sSub>
+                  </m:e>
+                </m:mr>
+                <m:mr>
+                  <m:e>
+                    <m:sSub>
+                      <m:e>
+                        <m:r>
+                          <m:t>a</m:t>
+                        </m:r>
+                      </m:e>
+                      <m:sub>
+                        <m:r>
+                          <m:t>21</m:t>
+                        </m:r>
+                      </m:sub>
+                    </m:sSub>
+                  </m:e>
+                  <m:e>
+                    <m:sSub>
+                      <m:e>
+                        <m:r>
+                          <m:t>a</m:t>
+                        </m:r>
+                      </m:e>
+                      <m:sub>
+                        <m:r>
+                          <m:t>22</m:t>
+                        </m:r>
+                      </m:sub>
+                    </m:sSub>
+                  </m:e>
+                  <m:e>
+                    <m:r>
+                      <m:rPr>
+                        <m:sty m:val="p"/>
+                      </m:rPr>
+                      <m:t>⋯</m:t>
+                    </m:r>
+                  </m:e>
+                  <m:e>
+                    <m:sSub>
+                      <m:e>
+                        <m:r>
+                          <m:t>a</m:t>
+                        </m:r>
+                      </m:e>
+                      <m:sub>
+                        <m:r>
+                          <m:t>2</m:t>
+                        </m:r>
+                        <m:r>
+                          <m:t>n</m:t>
+                        </m:r>
+                      </m:sub>
+                    </m:sSub>
+                  </m:e>
+                </m:mr>
+                <m:mr>
+                  <m:e>
+                    <m:r>
+                      <m:rPr>
+                        <m:sty m:val="p"/>
+                      </m:rPr>
+                      <m:t>⋮</m:t>
+                    </m:r>
+                  </m:e>
+                  <m:e>
+                    <m:r>
+                      <m:rPr>
+                        <m:sty m:val="p"/>
+                      </m:rPr>
+                      <m:t>⋮</m:t>
+                    </m:r>
+                  </m:e>
+                  <m:e>
+                    <m:r>
+                      <m:rPr>
+                        <m:sty m:val="p"/>
+                      </m:rPr>
+                      <m:t>⋱</m:t>
+                    </m:r>
+                  </m:e>
+                  <m:e>
+                    <m:r>
+                      <m:rPr>
+                        <m:sty m:val="p"/>
+                      </m:rPr>
+                      <m:t>⋮</m:t>
+                    </m:r>
+                  </m:e>
+                </m:mr>
+                <m:mr>
+                  <m:e>
+                    <m:sSub>
+                      <m:e>
+                        <m:r>
+                          <m:t>a</m:t>
+                        </m:r>
+                      </m:e>
+                      <m:sub>
+                        <m:r>
+                          <m:t>m</m:t>
+                        </m:r>
+                        <m:r>
+                          <m:t>1</m:t>
+                        </m:r>
+                      </m:sub>
+                    </m:sSub>
+                  </m:e>
+                  <m:e>
+                    <m:sSub>
+                      <m:e>
+                        <m:r>
+                          <m:t>a</m:t>
+                        </m:r>
+                      </m:e>
+                      <m:sub>
+                        <m:r>
+                          <m:t>m</m:t>
+                        </m:r>
+                        <m:r>
+                          <m:t>2</m:t>
+                        </m:r>
+                      </m:sub>
+                    </m:sSub>
+                  </m:e>
+                  <m:e>
+                    <m:r>
+                      <m:rPr>
+                        <m:sty m:val="p"/>
+                      </m:rPr>
+                      <m:t>⋯</m:t>
+                    </m:r>
+                  </m:e>
+                  <m:e>
+                    <m:sSub>
+                      <m:e>
+                        <m:r>
+                          <m:t>a</m:t>
+                        </m:r>
+                      </m:e>
+                      <m:sub>
+                        <m:r>
+                          <m:t>m</m:t>
+                        </m:r>
+                        <m:r>
+                          <m:t>n</m:t>
+                        </m:r>
+                      </m:sub>
+                    </m:sSub>
+                  </m:e>
+                </m:mr>
+              </m:m>
+            </m:e>
+          </m:d>
+        </m:oMath>
+      </m:oMathPara>
+    </w:p>
+    <w:p>
+      <w:pPr>
+        <w:pStyle w:val="FirstParagraph"/>
+      </w:pPr>
+      <w:r>
+        <w:t xml:space="preserve">Dimana: -</w:t>
+      </w:r>
+      <w:r>
+        <w:t xml:space="preserve"> </w:t>
+      </w:r>
+      <m:oMath>
+        <m:r>
+          <m:t>m</m:t>
+        </m:r>
+      </m:oMath>
+      <w:r>
+        <w:t xml:space="preserve"> </w:t>
+      </w:r>
+      <w:r>
+        <w:t xml:space="preserve">= jumlah baris (</w:t>
+      </w:r>
+      <w:r>
+        <w:rPr>
+          <w:i/>
+          <w:iCs/>
+        </w:rPr>
+        <w:t xml:space="preserve">rows</w:t>
+      </w:r>
+      <w:r>
+        <w:t xml:space="preserve">) -</w:t>
+      </w:r>
+      <w:r>
+        <w:t xml:space="preserve"> </w:t>
+      </w:r>
+      <m:oMath>
+        <m:r>
+          <m:t>n</m:t>
+        </m:r>
+      </m:oMath>
+      <w:r>
+        <w:t xml:space="preserve"> </w:t>
+      </w:r>
+      <w:r>
+        <w:t xml:space="preserve">= jumlah kolom (</w:t>
+      </w:r>
+      <w:r>
+        <w:rPr>
+          <w:i/>
+          <w:iCs/>
+        </w:rPr>
+        <w:t xml:space="preserve">columns</w:t>
+      </w:r>
+      <w:r>
+        <w:t xml:space="preserve">) -</w:t>
+      </w:r>
+      <w:r>
+        <w:t xml:space="preserve"> </w:t>
+      </w:r>
+      <m:oMath>
+        <m:sSub>
+          <m:e>
+            <m:r>
+              <m:t>a</m:t>
+            </m:r>
+          </m:e>
+          <m:sub>
+            <m:r>
+              <m:t>i</m:t>
+            </m:r>
+            <m:r>
+              <m:t>j</m:t>
+            </m:r>
+          </m:sub>
+        </m:sSub>
+      </m:oMath>
+      <w:r>
+        <w:t xml:space="preserve"> </w:t>
+      </w:r>
+      <w:r>
+        <w:t xml:space="preserve">= elemen pada baris ke-</w:t>
+      </w:r>
+      <m:oMath>
+        <m:r>
+          <m:t>i</m:t>
+        </m:r>
+      </m:oMath>
+      <w:r>
+        <w:t xml:space="preserve"> </w:t>
+      </w:r>
+      <w:r>
+        <w:t xml:space="preserve">dan kolom ke-</w:t>
+      </w:r>
+      <m:oMath>
+        <m:r>
+          <m:t>j</m:t>
+        </m:r>
+      </m:oMath>
+    </w:p>
+    <w:p>
+      <w:pPr>
+        <w:pStyle w:val="BlockText"/>
+      </w:pPr>
+      <w:r>
+        <w:t xml:space="preserve">📌</w:t>
+      </w:r>
+      <w:r>
+        <w:t xml:space="preserve"> </w:t>
+      </w:r>
+      <w:r>
+        <w:rPr>
+          <w:b/>
+          <w:bCs/>
+        </w:rPr>
+        <w:t xml:space="preserve">Catatan</w:t>
+      </w:r>
+      <w:r>
+        <w:t xml:space="preserve">: Indeks di SageMath/Python dimulai dari</w:t>
+      </w:r>
+      <w:r>
+        <w:t xml:space="preserve"> </w:t>
+      </w:r>
+      <w:r>
+        <w:rPr>
+          <w:b/>
+          <w:bCs/>
+        </w:rPr>
+        <w:t xml:space="preserve">0</w:t>
+      </w:r>
+      <w:r>
+        <w:t xml:space="preserve">, sedangkan notasi matematika biasanya dimulai dari</w:t>
+      </w:r>
+      <w:r>
+        <w:t xml:space="preserve"> </w:t>
+      </w:r>
+      <w:r>
+        <w:rPr>
+          <w:b/>
+          <w:bCs/>
+        </w:rPr>
+        <w:t xml:space="preserve">1</w:t>
+      </w:r>
+      <w:r>
+        <w:t xml:space="preserve">.</w:t>
+      </w:r>
+    </w:p>
+    <w:p>
+      <w:r>
+        <w:pict>
+          <v:rect style="width:0;height:1.5pt" o:hralign="center" o:hrstd="t" o:hr="t"/>
+        </w:pict>
+      </w:r>
+    </w:p>
+    <w:bookmarkEnd w:id="304"/>
+    <w:bookmarkStart w:id="305" w:name="jenis-jenis-matriks-penting-3"/>
+    <w:p>
+      <w:pPr>
+        <w:pStyle w:val="Heading2"/>
+      </w:pPr>
+      <w:r>
+        <w:t xml:space="preserve">16.2 2. Jenis-Jenis Matriks Penting</w:t>
+      </w:r>
+    </w:p>
+    <w:tbl>
+      <w:tblPr>
+        <w:tblStyle w:val="Table"/>
+        <w:tblW w:type="pct" w:w="5000"/>
+        <w:tblLayout w:type="fixed"/>
+        <w:tblLook w:firstRow="1" w:lastRow="0" w:firstColumn="0" w:lastColumn="0" w:noHBand="0" w:noVBand="0" w:val="0020"/>
+      </w:tblPr>
+      <w:tblGrid>
+        <w:gridCol w:w="3300"/>
+        <w:gridCol w:w="2640"/>
+        <w:gridCol w:w="1980"/>
+      </w:tblGrid>
+      <w:tr>
+        <w:trPr>
+          <w:tblHeader w:val="on"/>
+        </w:trPr>
+        <w:tc>
+          <w:tcPr/>
+          <w:p>
+            <w:pPr>
+              <w:pStyle w:val="Compact"/>
+            </w:pPr>
+            <w:r>
+              <w:t xml:space="preserve">Jenis Matriks</w:t>
+            </w:r>
+          </w:p>
+        </w:tc>
+        <w:tc>
+          <w:tcPr/>
+          <w:p>
+            <w:pPr>
+              <w:pStyle w:val="Compact"/>
+            </w:pPr>
+            <w:r>
+              <w:t xml:space="preserve">Deskripsi</w:t>
+            </w:r>
+          </w:p>
+        </w:tc>
+        <w:tc>
+          <w:tcPr/>
+          <w:p>
+            <w:pPr>
+              <w:pStyle w:val="Compact"/>
+            </w:pPr>
+            <w:r>
+              <w:t xml:space="preserve">Contoh</w:t>
+            </w:r>
+          </w:p>
+        </w:tc>
+      </w:tr>
+      <w:tr>
+        <w:tc>
+          <w:tcPr/>
+          <w:p>
+            <w:pPr>
+              <w:pStyle w:val="Compact"/>
+            </w:pPr>
+            <w:r>
+              <w:rPr>
+                <w:b/>
+                <w:bCs/>
+              </w:rPr>
+              <w:t xml:space="preserve">Matriks Baris</w:t>
+            </w:r>
+          </w:p>
+        </w:tc>
+        <w:tc>
+          <w:tcPr/>
+          <w:p>
+            <w:pPr>
+              <w:pStyle w:val="Compact"/>
+            </w:pPr>
+            <w:r>
+              <w:t xml:space="preserve">Hanya memiliki 1 baris (</w:t>
+            </w:r>
+            <m:oMath>
+              <m:r>
+                <m:t>1</m:t>
+              </m:r>
+              <m:r>
+                <m:rPr>
+                  <m:sty m:val="p"/>
+                </m:rPr>
+                <m:t>×</m:t>
+              </m:r>
+              <m:r>
+                <m:t>n</m:t>
+              </m:r>
+            </m:oMath>
+            <w:r>
+              <w:t xml:space="preserve">)</w:t>
+            </w:r>
+          </w:p>
+        </w:tc>
+        <w:tc>
+          <w:tcPr/>
+          <w:p>
+            <w:pPr>
+              <w:pStyle w:val="Compact"/>
+            </w:pPr>
+            <m:oMath>
+              <m:d>
+                <m:dPr>
+                  <m:begChr m:val="("/>
+                  <m:sepChr m:val=""/>
+                  <m:endChr m:val=")"/>
+                  <m:grow/>
+                </m:dPr>
+                <m:e>
+                  <m:m>
+                    <m:mPr>
+                      <m:baseJc m:val="center"/>
+                      <m:plcHide m:val="on"/>
+                      <m:mcs>
+                        <m:mc>
+                          <m:mcPr>
+                            <m:mcJc m:val="center"/>
+                            <m:count m:val="1"/>
+                          </m:mcPr>
+                        </m:mc>
+                        <m:mc>
+                          <m:mcPr>
+                            <m:mcJc m:val="center"/>
+                            <m:count m:val="1"/>
+                          </m:mcPr>
+                        </m:mc>
+                        <m:mc>
+                          <m:mcPr>
+                            <m:mcJc m:val="center"/>
+                            <m:count m:val="1"/>
+                          </m:mcPr>
+                        </m:mc>
+                      </m:mcs>
+                    </m:mPr>
+                    <m:mr>
+                      <m:e>
+                        <m:r>
+                          <m:t>1</m:t>
+                        </m:r>
+                      </m:e>
+                      <m:e>
+                        <m:r>
+                          <m:t>2</m:t>
+                        </m:r>
+                      </m:e>
+                      <m:e>
+                        <m:r>
+                          <m:t>3</m:t>
+                        </m:r>
+                      </m:e>
+                    </m:mr>
+                  </m:m>
+                </m:e>
+              </m:d>
+            </m:oMath>
+          </w:p>
+        </w:tc>
+      </w:tr>
+      <w:tr>
+        <w:tc>
+          <w:tcPr/>
+          <w:p>
+            <w:pPr>
+              <w:pStyle w:val="Compact"/>
+            </w:pPr>
+            <w:r>
+              <w:rPr>
+                <w:b/>
+                <w:bCs/>
+              </w:rPr>
+              <w:t xml:space="preserve">Matriks Kolom</w:t>
+            </w:r>
+          </w:p>
+        </w:tc>
+        <w:tc>
+          <w:tcPr/>
+          <w:p>
+            <w:pPr>
+              <w:pStyle w:val="Compact"/>
+            </w:pPr>
+            <w:r>
+              <w:t xml:space="preserve">Hanya memiliki 1 kolom (</w:t>
+            </w:r>
+            <m:oMath>
+              <m:r>
+                <m:t>m</m:t>
+              </m:r>
+              <m:r>
+                <m:rPr>
+                  <m:sty m:val="p"/>
+                </m:rPr>
+                <m:t>×</m:t>
+              </m:r>
+              <m:r>
+                <m:t>1</m:t>
+              </m:r>
+            </m:oMath>
+            <w:r>
+              <w:t xml:space="preserve">)</w:t>
+            </w:r>
+          </w:p>
+        </w:tc>
+        <w:tc>
+          <w:tcPr/>
+          <w:p>
+            <w:pPr>
+              <w:pStyle w:val="Compact"/>
+            </w:pPr>
+            <m:oMath>
+              <m:d>
+                <m:dPr>
+                  <m:begChr m:val="("/>
+                  <m:sepChr m:val=""/>
+                  <m:endChr m:val=")"/>
+                  <m:grow/>
+                </m:dPr>
+                <m:e>
+                  <m:m>
+                    <m:mPr>
+                      <m:baseJc m:val="center"/>
+                      <m:plcHide m:val="on"/>
+                      <m:mcs>
+                        <m:mc>
+                          <m:mcPr>
+                            <m:mcJc m:val="center"/>
+                            <m:count m:val="1"/>
+                          </m:mcPr>
+                        </m:mc>
+                      </m:mcs>
+                    </m:mPr>
+                    <m:mr>
+                      <m:e>
+                        <m:r>
+                          <m:t>1</m:t>
+                        </m:r>
+                      </m:e>
+                    </m:mr>
+                    <m:mr>
+                      <m:e>
+                        <m:r>
+                          <m:t>2</m:t>
+                        </m:r>
+                      </m:e>
+                    </m:mr>
+                    <m:mr>
+                      <m:e>
+                        <m:r>
+                          <m:t>3</m:t>
+                        </m:r>
+                      </m:e>
+                    </m:mr>
+                  </m:m>
+                </m:e>
+              </m:d>
+            </m:oMath>
+          </w:p>
+        </w:tc>
+      </w:tr>
+      <w:tr>
+        <w:tc>
+          <w:tcPr/>
+          <w:p>
+            <w:pPr>
+              <w:pStyle w:val="Compact"/>
+            </w:pPr>
+            <w:r>
+              <w:rPr>
+                <w:b/>
+                <w:bCs/>
+              </w:rPr>
+              <w:t xml:space="preserve">Matriks Persegi</w:t>
+            </w:r>
+          </w:p>
+        </w:tc>
+        <w:tc>
+          <w:tcPr/>
+          <w:p>
+            <w:pPr>
+              <w:pStyle w:val="Compact"/>
+            </w:pPr>
+            <w:r>
+              <w:t xml:space="preserve">Jumlah baris = jumlah kolom (</w:t>
+            </w:r>
+            <m:oMath>
+              <m:r>
+                <m:t>n</m:t>
+              </m:r>
+              <m:r>
+                <m:rPr>
+                  <m:sty m:val="p"/>
+                </m:rPr>
+                <m:t>×</m:t>
+              </m:r>
+              <m:r>
+                <m:t>n</m:t>
+              </m:r>
+            </m:oMath>
+            <w:r>
+              <w:t xml:space="preserve">)</w:t>
+            </w:r>
+          </w:p>
+        </w:tc>
+        <w:tc>
+          <w:tcPr/>
+          <w:p>
+            <w:pPr>
+              <w:pStyle w:val="Compact"/>
+            </w:pPr>
+            <m:oMath>
+              <m:d>
+                <m:dPr>
+                  <m:begChr m:val="("/>
+                  <m:sepChr m:val=""/>
+                  <m:endChr m:val=")"/>
+                  <m:grow/>
+                </m:dPr>
+                <m:e>
+                  <m:m>
+                    <m:mPr>
+                      <m:baseJc m:val="center"/>
+                      <m:plcHide m:val="on"/>
+                      <m:mcs>
+                        <m:mc>
+                          <m:mcPr>
+                            <m:mcJc m:val="center"/>
+                            <m:count m:val="1"/>
+                          </m:mcPr>
+                        </m:mc>
+                        <m:mc>
+                          <m:mcPr>
+                            <m:mcJc m:val="center"/>
+                            <m:count m:val="1"/>
+                          </m:mcPr>
+                        </m:mc>
+                      </m:mcs>
+                    </m:mPr>
+                    <m:mr>
+                      <m:e>
+                        <m:r>
+                          <m:t>1</m:t>
+                        </m:r>
+                      </m:e>
+                      <m:e>
+                        <m:r>
+                          <m:t>2</m:t>
+                        </m:r>
+                      </m:e>
+                    </m:mr>
+                    <m:mr>
+                      <m:e>
+                        <m:r>
+                          <m:t>3</m:t>
+                        </m:r>
+                      </m:e>
+                      <m:e>
+                        <m:r>
+                          <m:t>4</m:t>
+                        </m:r>
+                      </m:e>
+                    </m:mr>
+                  </m:m>
+                </m:e>
+              </m:d>
+            </m:oMath>
+          </w:p>
+        </w:tc>
+      </w:tr>
+      <w:tr>
+        <w:tc>
+          <w:tcPr/>
+          <w:p>
+            <w:pPr>
+              <w:pStyle w:val="Compact"/>
+            </w:pPr>
+            <w:r>
+              <w:rPr>
+                <w:b/>
+                <w:bCs/>
+              </w:rPr>
+              <w:t xml:space="preserve">Matriks Identitas</w:t>
+            </w:r>
+          </w:p>
+        </w:tc>
+        <w:tc>
+          <w:tcPr/>
+          <w:p>
+            <w:pPr>
+              <w:pStyle w:val="Compact"/>
+            </w:pPr>
+            <w:r>
+              <w:t xml:space="preserve">Matriks persegi dengan diagonal utama = 1</w:t>
+            </w:r>
+          </w:p>
+        </w:tc>
+        <w:tc>
+          <w:tcPr/>
+          <w:p>
+            <w:pPr>
+              <w:pStyle w:val="Compact"/>
+            </w:pPr>
+            <m:oMath>
+              <m:sSub>
+                <m:e>
+                  <m:r>
+                    <m:t>I</m:t>
+                  </m:r>
+                </m:e>
+                <m:sub>
+                  <m:r>
+                    <m:t>3</m:t>
+                  </m:r>
+                </m:sub>
+              </m:sSub>
+              <m:r>
+                <m:rPr>
+                  <m:sty m:val="p"/>
+                </m:rPr>
+                <m:t>=</m:t>
+              </m:r>
+              <m:d>
+                <m:dPr>
+                  <m:begChr m:val="("/>
+                  <m:sepChr m:val=""/>
+                  <m:endChr m:val=")"/>
+                  <m:grow/>
+                </m:dPr>
+                <m:e>
+                  <m:m>
+                    <m:mPr>
+                      <m:baseJc m:val="center"/>
+                      <m:plcHide m:val="on"/>
+                      <m:mcs>
+                        <m:mc>
+                          <m:mcPr>
+                            <m:mcJc m:val="center"/>
+                            <m:count m:val="1"/>
+                          </m:mcPr>
+                        </m:mc>
+                        <m:mc>
+                          <m:mcPr>
+                            <m:mcJc m:val="center"/>
+                            <m:count m:val="1"/>
+                          </m:mcPr>
+                        </m:mc>
+                        <m:mc>
+                          <m:mcPr>
+                            <m:mcJc m:val="center"/>
+                            <m:count m:val="1"/>
+                          </m:mcPr>
+                        </m:mc>
+                      </m:mcs>
+                    </m:mPr>
+                    <m:mr>
+                      <m:e>
+                        <m:r>
+                          <m:t>1</m:t>
+                        </m:r>
+                      </m:e>
+                      <m:e>
+                        <m:r>
+                          <m:t>0</m:t>
+                        </m:r>
+                      </m:e>
+                      <m:e>
+                        <m:r>
+                          <m:t>0</m:t>
+                        </m:r>
+                      </m:e>
+                    </m:mr>
+                    <m:mr>
+                      <m:e>
+                        <m:r>
+                          <m:t>0</m:t>
+                        </m:r>
+                      </m:e>
+                      <m:e>
+                        <m:r>
+                          <m:t>1</m:t>
+                        </m:r>
+                      </m:e>
+                      <m:e>
+                        <m:r>
+                          <m:t>0</m:t>
+                        </m:r>
+                      </m:e>
+                    </m:mr>
+                    <m:mr>
+                      <m:e>
+                        <m:r>
+                          <m:t>0</m:t>
+                        </m:r>
+                      </m:e>
+                      <m:e>
+                        <m:r>
+                          <m:t>0</m:t>
+                        </m:r>
+                      </m:e>
+                      <m:e>
+                        <m:r>
+                          <m:t>1</m:t>
+                        </m:r>
+                      </m:e>
+                    </m:mr>
+                  </m:m>
+                </m:e>
+              </m:d>
+            </m:oMath>
+          </w:p>
+        </w:tc>
+      </w:tr>
+      <w:tr>
+        <w:tc>
+          <w:tcPr/>
+          <w:p>
+            <w:pPr>
+              <w:pStyle w:val="Compact"/>
+            </w:pPr>
+            <w:r>
+              <w:rPr>
+                <w:b/>
+                <w:bCs/>
+              </w:rPr>
+              <w:t xml:space="preserve">Matriks Nol</w:t>
+            </w:r>
+          </w:p>
+        </w:tc>
+        <w:tc>
+          <w:tcPr/>
+          <w:p>
+            <w:pPr>
+              <w:pStyle w:val="Compact"/>
+            </w:pPr>
+            <w:r>
+              <w:t xml:space="preserve">Semua elemen bernilai 0</w:t>
+            </w:r>
+          </w:p>
+        </w:tc>
+        <w:tc>
+          <w:tcPr/>
+          <w:p>
+            <w:pPr>
+              <w:pStyle w:val="Compact"/>
+            </w:pPr>
+            <m:oMath>
+              <m:sSub>
+                <m:e>
+                  <m:r>
+                    <m:t>0</m:t>
+                  </m:r>
+                </m:e>
+                <m:sub>
+                  <m:r>
+                    <m:t>2</m:t>
+                  </m:r>
+                  <m:r>
+                    <m:rPr>
+                      <m:sty m:val="p"/>
+                    </m:rPr>
+                    <m:t>×</m:t>
+                  </m:r>
+                  <m:r>
+                    <m:t>3</m:t>
+                  </m:r>
+                </m:sub>
+              </m:sSub>
+              <m:r>
+                <m:rPr>
+                  <m:sty m:val="p"/>
+                </m:rPr>
+                <m:t>=</m:t>
+              </m:r>
+              <m:d>
+                <m:dPr>
+                  <m:begChr m:val="("/>
+                  <m:sepChr m:val=""/>
+                  <m:endChr m:val=")"/>
+                  <m:grow/>
+                </m:dPr>
+                <m:e>
+                  <m:m>
+                    <m:mPr>
+                      <m:baseJc m:val="center"/>
+                      <m:plcHide m:val="on"/>
+                      <m:mcs>
+                        <m:mc>
+                          <m:mcPr>
+                            <m:mcJc m:val="center"/>
+                            <m:count m:val="1"/>
+                          </m:mcPr>
+                        </m:mc>
+                        <m:mc>
+                          <m:mcPr>
+                            <m:mcJc m:val="center"/>
+                            <m:count m:val="1"/>
+                          </m:mcPr>
+                        </m:mc>
+                        <m:mc>
+                          <m:mcPr>
+                            <m:mcJc m:val="center"/>
+                            <m:count m:val="1"/>
+                          </m:mcPr>
+                        </m:mc>
+                      </m:mcs>
+                    </m:mPr>
+                    <m:mr>
+                      <m:e>
+                        <m:r>
+                          <m:t>0</m:t>
+                        </m:r>
+                      </m:e>
+                      <m:e>
+                        <m:r>
+                          <m:t>0</m:t>
+                        </m:r>
+                      </m:e>
+                      <m:e>
+                        <m:r>
+                          <m:t>0</m:t>
+                        </m:r>
+                      </m:e>
+                    </m:mr>
+                    <m:mr>
+                      <m:e>
+                        <m:r>
+                          <m:t>0</m:t>
+                        </m:r>
+                      </m:e>
+                      <m:e>
+                        <m:r>
+                          <m:t>0</m:t>
+                        </m:r>
+                      </m:e>
+                      <m:e>
+                        <m:r>
+                          <m:t>0</m:t>
+                        </m:r>
+                      </m:e>
+                    </m:mr>
+                  </m:m>
+                </m:e>
+              </m:d>
+            </m:oMath>
+          </w:p>
+        </w:tc>
+      </w:tr>
+      <w:tr>
+        <w:tc>
+          <w:tcPr/>
+          <w:p>
+            <w:pPr>
+              <w:pStyle w:val="Compact"/>
+            </w:pPr>
+            <w:r>
+              <w:rPr>
+                <w:b/>
+                <w:bCs/>
+              </w:rPr>
+              <w:t xml:space="preserve">Matriks Diagonal</w:t>
+            </w:r>
+          </w:p>
+        </w:tc>
+        <w:tc>
+          <w:tcPr/>
+          <w:p>
+            <w:pPr>
+              <w:pStyle w:val="Compact"/>
+            </w:pPr>
+            <w:r>
+              <w:t xml:space="preserve">Elemen di luar diagonal utama = 0</w:t>
+            </w:r>
+          </w:p>
+        </w:tc>
+        <w:tc>
+          <w:tcPr/>
+          <w:p>
+            <w:pPr>
+              <w:pStyle w:val="Compact"/>
+            </w:pPr>
+            <m:oMath>
+              <m:d>
+                <m:dPr>
+                  <m:begChr m:val="("/>
+                  <m:sepChr m:val=""/>
+                  <m:endChr m:val=")"/>
+                  <m:grow/>
+                </m:dPr>
+                <m:e>
+                  <m:m>
+                    <m:mPr>
+                      <m:baseJc m:val="center"/>
+                      <m:plcHide m:val="on"/>
+                      <m:mcs>
+                        <m:mc>
+                          <m:mcPr>
+                            <m:mcJc m:val="center"/>
+                            <m:count m:val="1"/>
+                          </m:mcPr>
+                        </m:mc>
+                        <m:mc>
+                          <m:mcPr>
+                            <m:mcJc m:val="center"/>
+                            <m:count m:val="1"/>
+                          </m:mcPr>
+                        </m:mc>
+                      </m:mcs>
+                    </m:mPr>
+                    <m:mr>
+                      <m:e>
+                        <m:r>
+                          <m:t>2</m:t>
+                        </m:r>
+                      </m:e>
+                      <m:e>
+                        <m:r>
+                          <m:t>0</m:t>
+                        </m:r>
+                      </m:e>
+                    </m:mr>
+                    <m:mr>
+                      <m:e>
+                        <m:r>
+                          <m:t>0</m:t>
+                        </m:r>
+                      </m:e>
+                      <m:e>
+                        <m:r>
+                          <m:t>5</m:t>
+                        </m:r>
+                      </m:e>
+                    </m:mr>
+                  </m:m>
+                </m:e>
+              </m:d>
+            </m:oMath>
+          </w:p>
+        </w:tc>
+      </w:tr>
+      <w:tr>
+        <w:tc>
+          <w:tcPr/>
+          <w:p>
+            <w:pPr>
+              <w:pStyle w:val="Compact"/>
+            </w:pPr>
+            <w:r>
+              <w:rPr>
+                <w:b/>
+                <w:bCs/>
+              </w:rPr>
+              <w:t xml:space="preserve">Matriks Simetris</w:t>
+            </w:r>
+          </w:p>
+        </w:tc>
+        <w:tc>
+          <w:tcPr/>
+          <w:p>
+            <w:pPr>
+              <w:pStyle w:val="Compact"/>
+            </w:pPr>
+            <m:oMath>
+              <m:r>
+                <m:t>A</m:t>
+              </m:r>
+              <m:r>
+                <m:rPr>
+                  <m:sty m:val="p"/>
+                </m:rPr>
+                <m:t>=</m:t>
+              </m:r>
+              <m:sSup>
+                <m:e>
+                  <m:r>
+                    <m:t>A</m:t>
+                  </m:r>
+                </m:e>
+                <m:sup>
+                  <m:r>
+                    <m:t>T</m:t>
+                  </m:r>
+                </m:sup>
+              </m:sSup>
+            </m:oMath>
+            <w:r>
+              <w:t xml:space="preserve">, elemen simetris terhadap diagonal</w:t>
+            </w:r>
+          </w:p>
+        </w:tc>
+        <w:tc>
+          <w:tcPr/>
+          <w:p>
+            <w:pPr>
+              <w:pStyle w:val="Compact"/>
+            </w:pPr>
+            <m:oMath>
+              <m:d>
+                <m:dPr>
+                  <m:begChr m:val="("/>
+                  <m:sepChr m:val=""/>
+                  <m:endChr m:val=")"/>
+                  <m:grow/>
+                </m:dPr>
+                <m:e>
+                  <m:m>
+                    <m:mPr>
+                      <m:baseJc m:val="center"/>
+                      <m:plcHide m:val="on"/>
+                      <m:mcs>
+                        <m:mc>
+                          <m:mcPr>
+                            <m:mcJc m:val="center"/>
+                            <m:count m:val="1"/>
+                          </m:mcPr>
+                        </m:mc>
+                        <m:mc>
+                          <m:mcPr>
+                            <m:mcJc m:val="center"/>
+                            <m:count m:val="1"/>
+                          </m:mcPr>
+                        </m:mc>
+                      </m:mcs>
+                    </m:mPr>
+                    <m:mr>
+                      <m:e>
+                        <m:r>
+                          <m:t>1</m:t>
+                        </m:r>
+                      </m:e>
+                      <m:e>
+                        <m:r>
+                          <m:t>3</m:t>
+                        </m:r>
+                      </m:e>
+                    </m:mr>
+                    <m:mr>
+                      <m:e>
+                        <m:r>
+                          <m:t>3</m:t>
+                        </m:r>
+                      </m:e>
+                      <m:e>
+                        <m:r>
+                          <m:t>2</m:t>
+                        </m:r>
+                      </m:e>
+                    </m:mr>
+                  </m:m>
+                </m:e>
+              </m:d>
+            </m:oMath>
+          </w:p>
+        </w:tc>
+      </w:tr>
+    </w:tbl>
+    <w:p>
+      <w:r>
+        <w:pict>
+          <v:rect style="width:0;height:1.5pt" o:hralign="center" o:hrstd="t" o:hr="t"/>
+        </w:pict>
+      </w:r>
+    </w:p>
+    <w:bookmarkEnd w:id="305"/>
+    <w:bookmarkStart w:id="311" w:name="operasi-dasar-matriks-3"/>
+    <w:p>
+      <w:pPr>
+        <w:pStyle w:val="Heading2"/>
+      </w:pPr>
+      <w:r>
+        <w:t xml:space="preserve">16.3 3. Operasi Dasar Matriks</w:t>
+      </w:r>
+    </w:p>
+    <w:bookmarkStart w:id="306" w:name="penjumlahan-dan-pengurangan-3"/>
+    <w:p>
+      <w:pPr>
+        <w:pStyle w:val="Heading3"/>
+      </w:pPr>
+      <w:r>
+        <w:t xml:space="preserve">16.3.1 ➕ Penjumlahan dan Pengurangan</w:t>
+      </w:r>
+    </w:p>
+    <w:p>
+      <w:pPr>
+        <w:pStyle w:val="FirstParagraph"/>
+      </w:pPr>
+      <w:r>
+        <w:t xml:space="preserve">Syarat: Ukuran matriks harus sama.</w:t>
+      </w:r>
+    </w:p>
+    <w:p>
+      <w:pPr>
+        <w:pStyle w:val="BodyText"/>
+      </w:pPr>
+      <m:oMathPara>
+        <m:oMathParaPr>
+          <m:jc m:val="center"/>
+        </m:oMathParaPr>
+        <m:oMath>
+          <m:d>
+            <m:dPr>
+              <m:begChr m:val="("/>
+              <m:sepChr m:val=""/>
+              <m:endChr m:val=")"/>
+              <m:grow/>
+            </m:dPr>
+            <m:e>
+              <m:m>
+                <m:mPr>
+                  <m:baseJc m:val="center"/>
+                  <m:plcHide m:val="on"/>
+                  <m:mcs>
+                    <m:mc>
+                      <m:mcPr>
+                        <m:mcJc m:val="center"/>
+                        <m:count m:val="1"/>
+                      </m:mcPr>
+                    </m:mc>
+                    <m:mc>
+                      <m:mcPr>
+                        <m:mcJc m:val="center"/>
+                        <m:count m:val="1"/>
+                      </m:mcPr>
+                    </m:mc>
+                  </m:mcs>
+                </m:mPr>
+                <m:mr>
+                  <m:e>
+                    <m:r>
+                      <m:t>1</m:t>
+                    </m:r>
+                  </m:e>
+                  <m:e>
+                    <m:r>
+                      <m:t>2</m:t>
+                    </m:r>
+                  </m:e>
+                </m:mr>
+                <m:mr>
+                  <m:e>
+                    <m:r>
+                      <m:t>3</m:t>
+                    </m:r>
+                  </m:e>
+                  <m:e>
+                    <m:r>
+                      <m:t>4</m:t>
+                    </m:r>
+                  </m:e>
+                </m:mr>
+              </m:m>
+            </m:e>
+          </m:d>
+          <m:r>
+            <m:rPr>
+              <m:sty m:val="p"/>
+            </m:rPr>
+            <m:t>+</m:t>
+          </m:r>
+          <m:d>
+            <m:dPr>
+              <m:begChr m:val="("/>
+              <m:sepChr m:val=""/>
+              <m:endChr m:val=")"/>
+              <m:grow/>
+            </m:dPr>
+            <m:e>
+              <m:m>
+                <m:mPr>
+                  <m:baseJc m:val="center"/>
+                  <m:plcHide m:val="on"/>
+                  <m:mcs>
+                    <m:mc>
+                      <m:mcPr>
+                        <m:mcJc m:val="center"/>
+                        <m:count m:val="1"/>
+                      </m:mcPr>
+                    </m:mc>
+                    <m:mc>
+                      <m:mcPr>
+                        <m:mcJc m:val="center"/>
+                        <m:count m:val="1"/>
+                      </m:mcPr>
+                    </m:mc>
+                  </m:mcs>
+                </m:mPr>
+                <m:mr>
+                  <m:e>
+                    <m:r>
+                      <m:t>5</m:t>
+                    </m:r>
+                  </m:e>
+                  <m:e>
+                    <m:r>
+                      <m:t>6</m:t>
+                    </m:r>
+                  </m:e>
+                </m:mr>
+                <m:mr>
+                  <m:e>
+                    <m:r>
+                      <m:t>7</m:t>
+                    </m:r>
+                  </m:e>
+                  <m:e>
+                    <m:r>
+                      <m:t>8</m:t>
+                    </m:r>
+                  </m:e>
+                </m:mr>
+              </m:m>
+            </m:e>
+          </m:d>
+          <m:r>
+            <m:rPr>
+              <m:sty m:val="p"/>
+            </m:rPr>
+            <m:t>=</m:t>
+          </m:r>
+          <m:d>
+            <m:dPr>
+              <m:begChr m:val="("/>
+              <m:sepChr m:val=""/>
+              <m:endChr m:val=")"/>
+              <m:grow/>
+            </m:dPr>
+            <m:e>
+              <m:m>
+                <m:mPr>
+                  <m:baseJc m:val="center"/>
+                  <m:plcHide m:val="on"/>
+                  <m:mcs>
+                    <m:mc>
+                      <m:mcPr>
+                        <m:mcJc m:val="center"/>
+                        <m:count m:val="1"/>
+                      </m:mcPr>
+                    </m:mc>
+                    <m:mc>
+                      <m:mcPr>
+                        <m:mcJc m:val="center"/>
+                        <m:count m:val="1"/>
+                      </m:mcPr>
+                    </m:mc>
+                  </m:mcs>
+                </m:mPr>
+                <m:mr>
+                  <m:e>
+                    <m:r>
+                      <m:t>6</m:t>
+                    </m:r>
+                  </m:e>
+                  <m:e>
+                    <m:r>
+                      <m:t>8</m:t>
+                    </m:r>
+                  </m:e>
+                </m:mr>
+                <m:mr>
+                  <m:e>
+                    <m:r>
+                      <m:t>10</m:t>
+                    </m:r>
+                  </m:e>
+                  <m:e>
+                    <m:r>
+                      <m:t>12</m:t>
+                    </m:r>
+                  </m:e>
+                </m:mr>
+              </m:m>
+            </m:e>
+          </m:d>
+        </m:oMath>
+      </m:oMathPara>
+    </w:p>
+    <w:bookmarkEnd w:id="306"/>
+    <w:bookmarkStart w:id="307" w:name="perkalian-skalar-3"/>
+    <w:p>
+      <w:pPr>
+        <w:pStyle w:val="Heading3"/>
+      </w:pPr>
+      <w:r>
+        <w:t xml:space="preserve">16.3.2 ✖️ Perkalian Skalar</w:t>
+      </w:r>
+    </w:p>
+    <w:p>
+      <w:pPr>
+        <w:pStyle w:val="FirstParagraph"/>
+      </w:pPr>
+      <m:oMathPara>
+        <m:oMathParaPr>
+          <m:jc m:val="center"/>
+        </m:oMathParaPr>
+        <m:oMath>
+          <m:r>
+            <m:t>3</m:t>
+          </m:r>
+          <m:r>
+            <m:rPr>
+              <m:sty m:val="p"/>
+            </m:rPr>
+            <m:t>⋅</m:t>
+          </m:r>
+          <m:d>
+            <m:dPr>
+              <m:begChr m:val="("/>
+              <m:sepChr m:val=""/>
+              <m:endChr m:val=")"/>
+              <m:grow/>
+            </m:dPr>
+            <m:e>
+              <m:m>
+                <m:mPr>
+                  <m:baseJc m:val="center"/>
+                  <m:plcHide m:val="on"/>
+                  <m:mcs>
+                    <m:mc>
+                      <m:mcPr>
+                        <m:mcJc m:val="center"/>
+                        <m:count m:val="1"/>
+                      </m:mcPr>
+                    </m:mc>
+                    <m:mc>
+                      <m:mcPr>
+                        <m:mcJc m:val="center"/>
+                        <m:count m:val="1"/>
+                      </m:mcPr>
+                    </m:mc>
+                  </m:mcs>
+                </m:mPr>
+                <m:mr>
+                  <m:e>
+                    <m:r>
+                      <m:t>1</m:t>
+                    </m:r>
+                  </m:e>
+                  <m:e>
+                    <m:r>
+                      <m:t>2</m:t>
+                    </m:r>
+                  </m:e>
+                </m:mr>
+                <m:mr>
+                  <m:e>
+                    <m:r>
+                      <m:t>3</m:t>
+                    </m:r>
+                  </m:e>
+                  <m:e>
+                    <m:r>
+                      <m:t>4</m:t>
+                    </m:r>
+                  </m:e>
+                </m:mr>
+              </m:m>
+            </m:e>
+          </m:d>
+          <m:r>
+            <m:rPr>
+              <m:sty m:val="p"/>
+            </m:rPr>
+            <m:t>=</m:t>
+          </m:r>
+          <m:d>
+            <m:dPr>
+              <m:begChr m:val="("/>
+              <m:sepChr m:val=""/>
+              <m:endChr m:val=")"/>
+              <m:grow/>
+            </m:dPr>
+            <m:e>
+              <m:m>
+                <m:mPr>
+                  <m:baseJc m:val="center"/>
+                  <m:plcHide m:val="on"/>
+                  <m:mcs>
+                    <m:mc>
+                      <m:mcPr>
+                        <m:mcJc m:val="center"/>
+                        <m:count m:val="1"/>
+                      </m:mcPr>
+                    </m:mc>
+                    <m:mc>
+                      <m:mcPr>
+                        <m:mcJc m:val="center"/>
+                        <m:count m:val="1"/>
+                      </m:mcPr>
+                    </m:mc>
+                  </m:mcs>
+                </m:mPr>
+                <m:mr>
+                  <m:e>
+                    <m:r>
+                      <m:t>3</m:t>
+                    </m:r>
+                  </m:e>
+                  <m:e>
+                    <m:r>
+                      <m:t>6</m:t>
+                    </m:r>
+                  </m:e>
+                </m:mr>
+                <m:mr>
+                  <m:e>
+                    <m:r>
+                      <m:t>9</m:t>
+                    </m:r>
+                  </m:e>
+                  <m:e>
+                    <m:r>
+                      <m:t>12</m:t>
+                    </m:r>
+                  </m:e>
+                </m:mr>
+              </m:m>
+            </m:e>
+          </m:d>
+        </m:oMath>
+      </m:oMathPara>
+    </w:p>
+    <w:bookmarkEnd w:id="307"/>
+    <w:bookmarkStart w:id="308" w:name="perkalian-matriks-3"/>
+    <w:p>
+      <w:pPr>
+        <w:pStyle w:val="Heading3"/>
+      </w:pPr>
+      <w:r>
+        <w:t xml:space="preserve">16.3.3 🔗 Perkalian Matriks</w:t>
+      </w:r>
+    </w:p>
+    <w:p>
+      <w:pPr>
+        <w:pStyle w:val="FirstParagraph"/>
+      </w:pPr>
+      <w:r>
+        <w:t xml:space="preserve">Syarat: Jumlah kolom matriks pertama = jumlah baris matriks kedua.</w:t>
+      </w:r>
+    </w:p>
+    <w:p>
+      <w:pPr>
+        <w:pStyle w:val="BodyText"/>
+      </w:pPr>
+      <m:oMathPara>
+        <m:oMathParaPr>
+          <m:jc m:val="center"/>
+        </m:oMathParaPr>
+        <m:oMath>
+          <m:sSub>
+            <m:e>
+              <m:r>
+                <m:t>A</m:t>
+              </m:r>
+            </m:e>
+            <m:sub>
+              <m:r>
+                <m:t>m</m:t>
+              </m:r>
+              <m:r>
+                <m:rPr>
+                  <m:sty m:val="p"/>
+                </m:rPr>
+                <m:t>×</m:t>
+              </m:r>
+              <m:r>
+                <m:t>n</m:t>
+              </m:r>
+            </m:sub>
+          </m:sSub>
+          <m:r>
+            <m:rPr>
+              <m:sty m:val="p"/>
+            </m:rPr>
+            <m:t>⋅</m:t>
+          </m:r>
+          <m:sSub>
+            <m:e>
+              <m:r>
+                <m:t>B</m:t>
+              </m:r>
+            </m:e>
+            <m:sub>
+              <m:r>
+                <m:t>n</m:t>
+              </m:r>
+              <m:r>
+                <m:rPr>
+                  <m:sty m:val="p"/>
+                </m:rPr>
+                <m:t>×</m:t>
+              </m:r>
+              <m:r>
+                <m:t>p</m:t>
+              </m:r>
+            </m:sub>
+          </m:sSub>
+          <m:r>
+            <m:rPr>
+              <m:sty m:val="p"/>
+            </m:rPr>
+            <m:t>=</m:t>
+          </m:r>
+          <m:sSub>
+            <m:e>
+              <m:r>
+                <m:t>C</m:t>
+              </m:r>
+            </m:e>
+            <m:sub>
+              <m:r>
+                <m:t>m</m:t>
+              </m:r>
+              <m:r>
+                <m:rPr>
+                  <m:sty m:val="p"/>
+                </m:rPr>
+                <m:t>×</m:t>
+              </m:r>
+              <m:r>
+                <m:t>p</m:t>
+              </m:r>
+            </m:sub>
+          </m:sSub>
+        </m:oMath>
+      </m:oMathPara>
+    </w:p>
+    <w:p>
+      <w:pPr>
+        <w:pStyle w:val="FirstParagraph"/>
+      </w:pPr>
+      <m:oMathPara>
+        <m:oMathParaPr>
+          <m:jc m:val="center"/>
+        </m:oMathParaPr>
+        <m:oMath>
+          <m:d>
+            <m:dPr>
+              <m:begChr m:val="("/>
+              <m:sepChr m:val=""/>
+              <m:endChr m:val=")"/>
+              <m:grow/>
+            </m:dPr>
+            <m:e>
+              <m:m>
+                <m:mPr>
+                  <m:baseJc m:val="center"/>
+                  <m:plcHide m:val="on"/>
+                  <m:mcs>
+                    <m:mc>
+                      <m:mcPr>
+                        <m:mcJc m:val="center"/>
+                        <m:count m:val="1"/>
+                      </m:mcPr>
+                    </m:mc>
+                    <m:mc>
+                      <m:mcPr>
+                        <m:mcJc m:val="center"/>
+                        <m:count m:val="1"/>
+                      </m:mcPr>
+                    </m:mc>
+                  </m:mcs>
+                </m:mPr>
+                <m:mr>
+                  <m:e>
+                    <m:r>
+                      <m:t>1</m:t>
+                    </m:r>
+                  </m:e>
+                  <m:e>
+                    <m:r>
+                      <m:t>2</m:t>
+                    </m:r>
+                  </m:e>
+                </m:mr>
+                <m:mr>
+                  <m:e>
+                    <m:r>
+                      <m:t>3</m:t>
+                    </m:r>
+                  </m:e>
+                  <m:e>
+                    <m:r>
+                      <m:t>4</m:t>
+                    </m:r>
+                  </m:e>
+                </m:mr>
+              </m:m>
+            </m:e>
+          </m:d>
+          <m:r>
+            <m:rPr>
+              <m:sty m:val="p"/>
+            </m:rPr>
+            <m:t>⋅</m:t>
+          </m:r>
+          <m:d>
+            <m:dPr>
+              <m:begChr m:val="("/>
+              <m:sepChr m:val=""/>
+              <m:endChr m:val=")"/>
+              <m:grow/>
+            </m:dPr>
+            <m:e>
+              <m:m>
+                <m:mPr>
+                  <m:baseJc m:val="center"/>
+                  <m:plcHide m:val="on"/>
+                  <m:mcs>
+                    <m:mc>
+                      <m:mcPr>
+                        <m:mcJc m:val="center"/>
+                        <m:count m:val="1"/>
+                      </m:mcPr>
+                    </m:mc>
+                    <m:mc>
+                      <m:mcPr>
+                        <m:mcJc m:val="center"/>
+                        <m:count m:val="1"/>
+                      </m:mcPr>
+                    </m:mc>
+                  </m:mcs>
+                </m:mPr>
+                <m:mr>
+                  <m:e>
+                    <m:r>
+                      <m:t>5</m:t>
+                    </m:r>
+                  </m:e>
+                  <m:e>
+                    <m:r>
+                      <m:t>6</m:t>
+                    </m:r>
+                  </m:e>
+                </m:mr>
+                <m:mr>
+                  <m:e>
+                    <m:r>
+                      <m:t>7</m:t>
+                    </m:r>
+                  </m:e>
+                  <m:e>
+                    <m:r>
+                      <m:t>8</m:t>
+                    </m:r>
+                  </m:e>
+                </m:mr>
+              </m:m>
+            </m:e>
+          </m:d>
+          <m:r>
+            <m:rPr>
+              <m:sty m:val="p"/>
+            </m:rPr>
+            <m:t>=</m:t>
+          </m:r>
+          <m:d>
+            <m:dPr>
+              <m:begChr m:val="("/>
+              <m:sepChr m:val=""/>
+              <m:endChr m:val=")"/>
+              <m:grow/>
+            </m:dPr>
+            <m:e>
+              <m:m>
+                <m:mPr>
+                  <m:baseJc m:val="center"/>
+                  <m:plcHide m:val="on"/>
+                  <m:mcs>
+                    <m:mc>
+                      <m:mcPr>
+                        <m:mcJc m:val="center"/>
+                        <m:count m:val="1"/>
+                      </m:mcPr>
+                    </m:mc>
+                    <m:mc>
+                      <m:mcPr>
+                        <m:mcJc m:val="center"/>
+                        <m:count m:val="1"/>
+                      </m:mcPr>
+                    </m:mc>
+                  </m:mcs>
+                </m:mPr>
+                <m:mr>
+                  <m:e>
+                    <m:r>
+                      <m:t>19</m:t>
+                    </m:r>
+                  </m:e>
+                  <m:e>
+                    <m:r>
+                      <m:t>22</m:t>
+                    </m:r>
+                  </m:e>
+                </m:mr>
+                <m:mr>
+                  <m:e>
+                    <m:r>
+                      <m:t>43</m:t>
+                    </m:r>
+                  </m:e>
+                  <m:e>
+                    <m:r>
+                      <m:t>50</m:t>
+                    </m:r>
+                  </m:e>
+                </m:mr>
+              </m:m>
+            </m:e>
+          </m:d>
+        </m:oMath>
+      </m:oMathPara>
+    </w:p>
+    <w:p>
+      <w:pPr>
+        <w:pStyle w:val="BlockText"/>
+      </w:pPr>
+      <w:r>
+        <w:t xml:space="preserve">⚠️ Perkalian matriks</w:t>
+      </w:r>
+      <w:r>
+        <w:t xml:space="preserve"> </w:t>
+      </w:r>
+      <w:r>
+        <w:rPr>
+          <w:b/>
+          <w:bCs/>
+        </w:rPr>
+        <w:t xml:space="preserve">tidak komutatif</w:t>
+      </w:r>
+      <w:r>
+        <w:t xml:space="preserve">:</w:t>
+      </w:r>
+      <w:r>
+        <w:t xml:space="preserve"> </w:t>
+      </w:r>
+      <m:oMath>
+        <m:r>
+          <m:t>A</m:t>
+        </m:r>
+        <m:r>
+          <m:t>B</m:t>
+        </m:r>
+        <m:r>
+          <m:rPr>
+            <m:sty m:val="p"/>
+          </m:rPr>
+          <m:t>≠</m:t>
+        </m:r>
+        <m:r>
+          <m:t>B</m:t>
+        </m:r>
+        <m:r>
+          <m:t>A</m:t>
+        </m:r>
+      </m:oMath>
+      <w:r>
+        <w:t xml:space="preserve"> </w:t>
+      </w:r>
+      <w:r>
+        <w:t xml:space="preserve">(umumnya)</w:t>
+      </w:r>
+    </w:p>
+    <w:bookmarkEnd w:id="308"/>
+    <w:bookmarkStart w:id="309" w:name="transpose-1"/>
+    <w:p>
+      <w:pPr>
+        <w:pStyle w:val="Heading3"/>
+      </w:pPr>
+      <w:r>
+        <w:t xml:space="preserve">16.3.4 🔄 Transpose</w:t>
+      </w:r>
+    </w:p>
+    <w:p>
+      <w:pPr>
+        <w:pStyle w:val="FirstParagraph"/>
+      </w:pPr>
+      <w:r>
+        <w:t xml:space="preserve">Menukar baris menjadi kolom:</w:t>
+      </w:r>
+    </w:p>
+    <w:p>
+      <w:pPr>
+        <w:pStyle w:val="BodyText"/>
+      </w:pPr>
+      <m:oMathPara>
+        <m:oMathParaPr>
+          <m:jc m:val="center"/>
+        </m:oMathParaPr>
+        <m:oMath>
+          <m:r>
+            <m:t>A</m:t>
+          </m:r>
+          <m:r>
+            <m:rPr>
+              <m:sty m:val="p"/>
+            </m:rPr>
+            <m:t>=</m:t>
+          </m:r>
+          <m:d>
+            <m:dPr>
+              <m:begChr m:val="("/>
+              <m:sepChr m:val=""/>
+              <m:endChr m:val=")"/>
+              <m:grow/>
+            </m:dPr>
+            <m:e>
+              <m:m>
+                <m:mPr>
+                  <m:baseJc m:val="center"/>
+                  <m:plcHide m:val="on"/>
+                  <m:mcs>
+                    <m:mc>
+                      <m:mcPr>
+                        <m:mcJc m:val="center"/>
+                        <m:count m:val="1"/>
+                      </m:mcPr>
+                    </m:mc>
+                    <m:mc>
+                      <m:mcPr>
+                        <m:mcJc m:val="center"/>
+                        <m:count m:val="1"/>
+                      </m:mcPr>
+                    </m:mc>
+                  </m:mcs>
+                </m:mPr>
+                <m:mr>
+                  <m:e>
+                    <m:r>
+                      <m:t>1</m:t>
+                    </m:r>
+                  </m:e>
+                  <m:e>
+                    <m:r>
+                      <m:t>2</m:t>
+                    </m:r>
+                  </m:e>
+                </m:mr>
+                <m:mr>
+                  <m:e>
+                    <m:r>
+                      <m:t>3</m:t>
+                    </m:r>
+                  </m:e>
+                  <m:e>
+                    <m:r>
+                      <m:t>4</m:t>
+                    </m:r>
+                  </m:e>
+                </m:mr>
+              </m:m>
+            </m:e>
+          </m:d>
+          <m:r>
+            <m:t> </m:t>
+          </m:r>
+          <m:r>
+            <m:rPr>
+              <m:sty m:val="p"/>
+            </m:rPr>
+            <m:t>⇒</m:t>
+          </m:r>
+          <m:r>
+            <m:t> </m:t>
+          </m:r>
+          <m:sSup>
+            <m:e>
+              <m:r>
+                <m:t>A</m:t>
+              </m:r>
+            </m:e>
+            <m:sup>
+              <m:r>
+                <m:t>T</m:t>
+              </m:r>
+            </m:sup>
+          </m:sSup>
+          <m:r>
+            <m:rPr>
+              <m:sty m:val="p"/>
+            </m:rPr>
+            <m:t>=</m:t>
+          </m:r>
+          <m:d>
+            <m:dPr>
+              <m:begChr m:val="("/>
+              <m:sepChr m:val=""/>
+              <m:endChr m:val=")"/>
+              <m:grow/>
+            </m:dPr>
+            <m:e>
+              <m:m>
+                <m:mPr>
+                  <m:baseJc m:val="center"/>
+                  <m:plcHide m:val="on"/>
+                  <m:mcs>
+                    <m:mc>
+                      <m:mcPr>
+                        <m:mcJc m:val="center"/>
+                        <m:count m:val="1"/>
+                      </m:mcPr>
+                    </m:mc>
+                    <m:mc>
+                      <m:mcPr>
+                        <m:mcJc m:val="center"/>
+                        <m:count m:val="1"/>
+                      </m:mcPr>
+                    </m:mc>
+                  </m:mcs>
+                </m:mPr>
+                <m:mr>
+                  <m:e>
+                    <m:r>
+                      <m:t>1</m:t>
+                    </m:r>
+                  </m:e>
+                  <m:e>
+                    <m:r>
+                      <m:t>3</m:t>
+                    </m:r>
+                  </m:e>
+                </m:mr>
+                <m:mr>
+                  <m:e>
+                    <m:r>
+                      <m:t>2</m:t>
+                    </m:r>
+                  </m:e>
+                  <m:e>
+                    <m:r>
+                      <m:t>4</m:t>
+                    </m:r>
+                  </m:e>
+                </m:mr>
+              </m:m>
+            </m:e>
+          </m:d>
+        </m:oMath>
+      </m:oMathPara>
+    </w:p>
+    <w:bookmarkEnd w:id="309"/>
+    <w:bookmarkStart w:id="310" w:name="Xaef441d32e47fa4aac0f26d4a5993328a739719"/>
+    <w:p>
+      <w:pPr>
+        <w:pStyle w:val="Heading3"/>
+      </w:pPr>
+      <w:r>
+        <w:t xml:space="preserve">16.3.5 🧮 Determinan dan Invers (untuk matriks persegi)</w:t>
+      </w:r>
+    </w:p>
+    <w:p>
+      <w:pPr>
+        <w:pStyle w:val="Compact"/>
+        <w:numPr>
+          <w:ilvl w:val="0"/>
+          <w:numId w:val="1081"/>
+        </w:numPr>
+      </w:pPr>
+      <w:r>
+        <w:rPr>
+          <w:b/>
+          <w:bCs/>
+        </w:rPr>
+        <w:t xml:space="preserve">Determinan</w:t>
+      </w:r>
+      <w:r>
+        <w:t xml:space="preserve">:</w:t>
+      </w:r>
+      <w:r>
+        <w:t xml:space="preserve"> </w:t>
+      </w:r>
+      <m:oMath>
+        <m:r>
+          <m:rPr>
+            <m:sty m:val="p"/>
+          </m:rPr>
+          <m:t>det</m:t>
+        </m:r>
+        <m:d>
+          <m:dPr>
+            <m:begChr m:val="("/>
+            <m:sepChr m:val=""/>
+            <m:endChr m:val=")"/>
+            <m:grow/>
+          </m:dPr>
+          <m:e>
+            <m:r>
+              <m:t>A</m:t>
+            </m:r>
+          </m:e>
+        </m:d>
+      </m:oMath>
+      <w:r>
+        <w:t xml:space="preserve"> </w:t>
+      </w:r>
+      <w:r>
+        <w:t xml:space="preserve">atau</w:t>
+      </w:r>
+      <w:r>
+        <w:t xml:space="preserve"> </w:t>
+      </w:r>
+      <m:oMath>
+        <m:d>
+          <m:dPr>
+            <m:begChr m:val="|"/>
+            <m:sepChr m:val=""/>
+            <m:endChr m:val="|"/>
+            <m:grow/>
+          </m:dPr>
+          <m:e>
+            <m:r>
+              <m:t>A</m:t>
+            </m:r>
+          </m:e>
+        </m:d>
+      </m:oMath>
+      <w:r>
+        <w:t xml:space="preserve">, mengukur</w:t>
+      </w:r>
+      <w:r>
+        <w:t xml:space="preserve"> </w:t>
+      </w:r>
+      <w:r>
+        <w:t xml:space="preserve">“faktor skala”</w:t>
+      </w:r>
+      <w:r>
+        <w:t xml:space="preserve"> </w:t>
+      </w:r>
+      <w:r>
+        <w:t xml:space="preserve">transformasi linear.</w:t>
+      </w:r>
+    </w:p>
+    <w:p>
+      <w:pPr>
+        <w:pStyle w:val="Compact"/>
+        <w:numPr>
+          <w:ilvl w:val="0"/>
+          <w:numId w:val="1081"/>
+        </w:numPr>
+      </w:pPr>
+      <w:r>
+        <w:rPr>
+          <w:b/>
+          <w:bCs/>
+        </w:rPr>
+        <w:t xml:space="preserve">Invers</w:t>
+      </w:r>
+      <w:r>
+        <w:t xml:space="preserve">:</w:t>
+      </w:r>
+      <w:r>
+        <w:t xml:space="preserve"> </w:t>
+      </w:r>
+      <m:oMath>
+        <m:sSup>
+          <m:e>
+            <m:r>
+              <m:t>A</m:t>
+            </m:r>
+          </m:e>
+          <m:sup>
+            <m:r>
+              <m:rPr>
+                <m:sty m:val="p"/>
+              </m:rPr>
+              <m:t>−</m:t>
+            </m:r>
+            <m:r>
+              <m:t>1</m:t>
+            </m:r>
+          </m:sup>
+        </m:sSup>
+      </m:oMath>
+      <w:r>
+        <w:t xml:space="preserve">, sehingga</w:t>
+      </w:r>
+      <w:r>
+        <w:t xml:space="preserve"> </w:t>
+      </w:r>
+      <m:oMath>
+        <m:r>
+          <m:t>A</m:t>
+        </m:r>
+        <m:r>
+          <m:rPr>
+            <m:sty m:val="p"/>
+          </m:rPr>
+          <m:t>⋅</m:t>
+        </m:r>
+        <m:sSup>
+          <m:e>
+            <m:r>
+              <m:t>A</m:t>
+            </m:r>
+          </m:e>
+          <m:sup>
+            <m:r>
+              <m:rPr>
+                <m:sty m:val="p"/>
+              </m:rPr>
+              <m:t>−</m:t>
+            </m:r>
+            <m:r>
+              <m:t>1</m:t>
+            </m:r>
+          </m:sup>
+        </m:sSup>
+        <m:r>
+          <m:rPr>
+            <m:sty m:val="p"/>
+          </m:rPr>
+          <m:t>=</m:t>
+        </m:r>
+        <m:r>
+          <m:t>I</m:t>
+        </m:r>
+      </m:oMath>
+      <w:r>
+        <w:t xml:space="preserve"> </w:t>
+      </w:r>
+      <w:r>
+        <w:t xml:space="preserve">(hanya jika</w:t>
+      </w:r>
+      <w:r>
+        <w:t xml:space="preserve"> </w:t>
+      </w:r>
+      <m:oMath>
+        <m:r>
+          <m:rPr>
+            <m:sty m:val="p"/>
+          </m:rPr>
+          <m:t>det</m:t>
+        </m:r>
+        <m:d>
+          <m:dPr>
+            <m:begChr m:val="("/>
+            <m:sepChr m:val=""/>
+            <m:endChr m:val=")"/>
+            <m:grow/>
+          </m:dPr>
+          <m:e>
+            <m:r>
+              <m:t>A</m:t>
+            </m:r>
+          </m:e>
+        </m:d>
+        <m:r>
+          <m:rPr>
+            <m:sty m:val="p"/>
+          </m:rPr>
+          <m:t>≠</m:t>
+        </m:r>
+        <m:r>
+          <m:t>0</m:t>
+        </m:r>
+      </m:oMath>
+      <w:r>
+        <w:t xml:space="preserve">).</w:t>
+      </w:r>
+    </w:p>
+    <w:p>
+      <w:r>
+        <w:pict>
+          <v:rect style="width:0;height:1.5pt" o:hralign="center" o:hrstd="t" o:hr="t"/>
+        </w:pict>
+      </w:r>
+    </w:p>
+    <w:bookmarkEnd w:id="310"/>
+    <w:bookmarkEnd w:id="311"/>
+    <w:bookmarkStart w:id="312" w:name="implementasi-di-sagemath-1"/>
+    <w:p>
+      <w:pPr>
+        <w:pStyle w:val="Heading2"/>
+      </w:pPr>
+      <w:r>
+        <w:t xml:space="preserve">16.4 4. Implementasi di SageMath</w:t>
+      </w:r>
+    </w:p>
+    <w:p>
+      <w:pPr>
+        <w:pStyle w:val="SourceCode"/>
+      </w:pPr>
+      <w:r>
+        <w:rPr>
+          <w:rStyle w:val="VerbatimChar"/>
+        </w:rPr>
+        <w:t xml:space="preserve"># Membuat matriks 3x4</w:t>
+      </w:r>
+      <w:r>
+        <w:br/>
+      </w:r>
+      <w:r>
+        <w:rPr>
+          <w:rStyle w:val="VerbatimChar"/>
+        </w:rPr>
+        <w:t xml:space="preserve">A = matrix([[1, 2, 3, 4],</w:t>
+      </w:r>
+      <w:r>
+        <w:br/>
+      </w:r>
+      <w:r>
+        <w:rPr>
+          <w:rStyle w:val="VerbatimChar"/>
+        </w:rPr>
+        <w:t xml:space="preserve">            [5, 6, 7, 8],</w:t>
+      </w:r>
+      <w:r>
+        <w:br/>
+      </w:r>
+      <w:r>
+        <w:rPr>
+          <w:rStyle w:val="VerbatimChar"/>
+        </w:rPr>
+        <w:t xml:space="preserve">            [9, 10, 11, 12]])</w:t>
+      </w:r>
+      <w:r>
+        <w:br/>
+      </w:r>
+      <w:r>
+        <w:rPr>
+          <w:rStyle w:val="VerbatimChar"/>
+        </w:rPr>
+        <w:t xml:space="preserve">show("Matriks A:", A)</w:t>
+      </w:r>
+      <w:r>
+        <w:br/>
+      </w:r>
+      <w:r>
+        <w:br/>
+      </w:r>
+      <w:r>
+        <w:rPr>
+          <w:rStyle w:val="VerbatimChar"/>
+        </w:rPr>
+        <w:t xml:space="preserve"># Operasi dasar</w:t>
+      </w:r>
+      <w:r>
+        <w:br/>
+      </w:r>
+      <w:r>
+        <w:rPr>
+          <w:rStyle w:val="VerbatimChar"/>
+        </w:rPr>
+        <w:t xml:space="preserve">B = matrix([[2, 0, 1, 3],</w:t>
+      </w:r>
+      <w:r>
+        <w:br/>
+      </w:r>
+      <w:r>
+        <w:rPr>
+          <w:rStyle w:val="VerbatimChar"/>
+        </w:rPr>
+        <w:t xml:space="preserve">            [1, 1, 0, 2],</w:t>
+      </w:r>
+      <w:r>
+        <w:br/>
+      </w:r>
+      <w:r>
+        <w:rPr>
+          <w:rStyle w:val="VerbatimChar"/>
+        </w:rPr>
+        <w:t xml:space="preserve">            [0, 2, 1, 1]])</w:t>
+      </w:r>
+      <w:r>
+        <w:br/>
+      </w:r>
+      <w:r>
+        <w:br/>
+      </w:r>
+      <w:r>
+        <w:rPr>
+          <w:rStyle w:val="VerbatimChar"/>
+        </w:rPr>
+        <w:t xml:space="preserve">show("A + B:", A + B)</w:t>
+      </w:r>
+      <w:r>
+        <w:br/>
+      </w:r>
+      <w:r>
+        <w:rPr>
+          <w:rStyle w:val="VerbatimChar"/>
+        </w:rPr>
+        <w:t xml:space="preserve">show("2 * A:", 2 * A)</w:t>
+      </w:r>
+      <w:r>
+        <w:br/>
+      </w:r>
+      <w:r>
+        <w:rPr>
+          <w:rStyle w:val="VerbatimChar"/>
+        </w:rPr>
+        <w:t xml:space="preserve">show("Transpose A:", A.transpose())</w:t>
+      </w:r>
+      <w:r>
+        <w:br/>
+      </w:r>
+      <w:r>
+        <w:br/>
+      </w:r>
+      <w:r>
+        <w:rPr>
+          <w:rStyle w:val="VerbatimChar"/>
+        </w:rPr>
+        <w:t xml:space="preserve"># Akses elemen dan slice</w:t>
+      </w:r>
+      <w:r>
+        <w:br/>
+      </w:r>
+      <w:r>
+        <w:rPr>
+          <w:rStyle w:val="VerbatimChar"/>
+        </w:rPr>
+        <w:t xml:space="preserve">print("Elemen [baris-1, kolom-2]:", A[0, 1])  # Output: 2</w:t>
+      </w:r>
+      <w:r>
+        <w:br/>
+      </w:r>
+      <w:r>
+        <w:rPr>
+          <w:rStyle w:val="VerbatimChar"/>
+        </w:rPr>
+        <w:t xml:space="preserve">show("Submatriks (2 baris pertama, kolom 2-3):", A[0:2, 1:3])</w:t>
+      </w:r>
+      <w:r>
+        <w:br/>
+      </w:r>
+      <w:r>
+        <w:br/>
+      </w:r>
+      <w:r>
+        <w:rPr>
+          <w:rStyle w:val="VerbatimChar"/>
+        </w:rPr>
+        <w:t xml:space="preserve"># Matriks persegi untuk operasi lanjut</w:t>
+      </w:r>
+      <w:r>
+        <w:br/>
+      </w:r>
+      <w:r>
+        <w:rPr>
+          <w:rStyle w:val="VerbatimChar"/>
+        </w:rPr>
+        <w:t xml:space="preserve">C = matrix([[4, 2], [3, 1]])</w:t>
+      </w:r>
+      <w:r>
+        <w:br/>
+      </w:r>
+      <w:r>
+        <w:rPr>
+          <w:rStyle w:val="VerbatimChar"/>
+        </w:rPr>
+        <w:t xml:space="preserve">show("Determinan C:", C.determinant())</w:t>
+      </w:r>
+      <w:r>
+        <w:br/>
+      </w:r>
+      <w:r>
+        <w:rPr>
+          <w:rStyle w:val="VerbatimChar"/>
+        </w:rPr>
+        <w:t xml:space="preserve">show("Invers C:", C.inverse())</w:t>
+      </w:r>
+      <w:r>
+        <w:br/>
+      </w:r>
+      <w:r>
+        <w:rPr>
+          <w:rStyle w:val="VerbatimChar"/>
+        </w:rPr>
+        <w:t xml:space="preserve">show("C * C^-1:", C * C.inverse())  # Harus menghasilkan matriks identitas</w:t>
+      </w:r>
+    </w:p>
+    <w:p>
+      <w:r>
+        <w:pict>
+          <v:rect style="width:0;height:1.5pt" o:hralign="center" o:hrstd="t" o:hr="t"/>
+        </w:pict>
+      </w:r>
+    </w:p>
+    <w:bookmarkEnd w:id="312"/>
+    <w:bookmarkStart w:id="316" w:name="X093d492e276eb62fdb1caf3f9fb5edd3496133d"/>
+    <w:p>
+      <w:pPr>
+        <w:pStyle w:val="Heading2"/>
+      </w:pPr>
+      <w:r>
+        <w:t xml:space="preserve">16.5 5. Aplikasi Matriks dalam Data Science &amp; Kesehatan</w:t>
+      </w:r>
+    </w:p>
+    <w:bookmarkStart w:id="313" w:name="representasi-dataset-1"/>
+    <w:p>
+      <w:pPr>
+        <w:pStyle w:val="Heading3"/>
+      </w:pPr>
+      <w:r>
+        <w:t xml:space="preserve">16.5.1 📊 Representasi Dataset</w:t>
+      </w:r>
+    </w:p>
+    <w:p>
+      <w:pPr>
+        <w:pStyle w:val="FirstParagraph"/>
+      </w:pPr>
+      <w:r>
+        <w:t xml:space="preserve">Dataset dengan</w:t>
+      </w:r>
+      <w:r>
+        <w:t xml:space="preserve"> </w:t>
+      </w:r>
+      <m:oMath>
+        <m:r>
+          <m:t>n</m:t>
+        </m:r>
+      </m:oMath>
+      <w:r>
+        <w:t xml:space="preserve"> </w:t>
+      </w:r>
+      <w:r>
+        <w:t xml:space="preserve">pasien dan</w:t>
+      </w:r>
+      <w:r>
+        <w:t xml:space="preserve"> </w:t>
+      </w:r>
+      <m:oMath>
+        <m:r>
+          <m:t>p</m:t>
+        </m:r>
+      </m:oMath>
+      <w:r>
+        <w:t xml:space="preserve"> </w:t>
+      </w:r>
+      <w:r>
+        <w:t xml:space="preserve">variabel dapat direpresentasikan sebagai matriks</w:t>
+      </w:r>
+      <w:r>
+        <w:t xml:space="preserve"> </w:t>
+      </w:r>
+      <m:oMath>
+        <m:sSub>
+          <m:e>
+            <m:r>
+              <m:t>X</m:t>
+            </m:r>
+          </m:e>
+          <m:sub>
+            <m:r>
+              <m:t>n</m:t>
+            </m:r>
+            <m:r>
+              <m:rPr>
+                <m:sty m:val="p"/>
+              </m:rPr>
+              <m:t>×</m:t>
+            </m:r>
+            <m:r>
+              <m:t>p</m:t>
+            </m:r>
+          </m:sub>
+        </m:sSub>
+      </m:oMath>
+      <w:r>
+        <w:t xml:space="preserve">:</w:t>
+      </w:r>
+    </w:p>
+    <w:p>
+      <w:pPr>
+        <w:pStyle w:val="BodyText"/>
+      </w:pPr>
+      <m:oMathPara>
+        <m:oMathParaPr>
+          <m:jc m:val="center"/>
+        </m:oMathParaPr>
+        <m:oMath>
+          <m:r>
+            <m:t>X</m:t>
+          </m:r>
+          <m:r>
+            <m:rPr>
+              <m:sty m:val="p"/>
+            </m:rPr>
+            <m:t>=</m:t>
+          </m:r>
+          <m:d>
+            <m:dPr>
+              <m:begChr m:val="("/>
+              <m:sepChr m:val=""/>
+              <m:endChr m:val=")"/>
+              <m:grow/>
+            </m:dPr>
+            <m:e>
+              <m:m>
+                <m:mPr>
+                  <m:baseJc m:val="center"/>
+                  <m:plcHide m:val="on"/>
+                  <m:mcs>
+                    <m:mc>
+                      <m:mcPr>
+                        <m:mcJc m:val="center"/>
+                        <m:count m:val="1"/>
+                      </m:mcPr>
+                    </m:mc>
+                    <m:mc>
+                      <m:mcPr>
+                        <m:mcJc m:val="center"/>
+                        <m:count m:val="1"/>
+                      </m:mcPr>
+                    </m:mc>
+                    <m:mc>
+                      <m:mcPr>
+                        <m:mcJc m:val="center"/>
+                        <m:count m:val="1"/>
+                      </m:mcPr>
+                    </m:mc>
+                    <m:mc>
+                      <m:mcPr>
+                        <m:mcJc m:val="center"/>
+                        <m:count m:val="1"/>
+                      </m:mcPr>
+                    </m:mc>
+                  </m:mcs>
+                </m:mPr>
+                <m:mr>
+                  <m:e>
+                    <m:sSub>
+                      <m:e>
+                        <m:r>
+                          <m:t>x</m:t>
+                        </m:r>
+                      </m:e>
+                      <m:sub>
+                        <m:r>
+                          <m:t>11</m:t>
+                        </m:r>
+                      </m:sub>
+                    </m:sSub>
+                  </m:e>
+                  <m:e>
+                    <m:sSub>
+                      <m:e>
+                        <m:r>
+                          <m:t>x</m:t>
+                        </m:r>
+                      </m:e>
+                      <m:sub>
+                        <m:r>
+                          <m:t>12</m:t>
+                        </m:r>
+                      </m:sub>
+                    </m:sSub>
+                  </m:e>
+                  <m:e>
+                    <m:r>
+                      <m:rPr>
+                        <m:sty m:val="p"/>
+                      </m:rPr>
+                      <m:t>⋯</m:t>
+                    </m:r>
+                  </m:e>
+                  <m:e>
+                    <m:sSub>
+                      <m:e>
+                        <m:r>
+                          <m:t>x</m:t>
+                        </m:r>
+                      </m:e>
+                      <m:sub>
+                        <m:r>
+                          <m:t>1</m:t>
+                        </m:r>
+                        <m:r>
+                          <m:t>p</m:t>
+                        </m:r>
+                      </m:sub>
+                    </m:sSub>
+                  </m:e>
+                </m:mr>
+                <m:mr>
+                  <m:e>
+                    <m:sSub>
+                      <m:e>
+                        <m:r>
+                          <m:t>x</m:t>
+                        </m:r>
+                      </m:e>
+                      <m:sub>
+                        <m:r>
+                          <m:t>21</m:t>
+                        </m:r>
+                      </m:sub>
+                    </m:sSub>
+                  </m:e>
+                  <m:e>
+                    <m:sSub>
+                      <m:e>
+                        <m:r>
+                          <m:t>x</m:t>
+                        </m:r>
+                      </m:e>
+                      <m:sub>
+                        <m:r>
+                          <m:t>22</m:t>
+                        </m:r>
+                      </m:sub>
+                    </m:sSub>
+                  </m:e>
+                  <m:e>
+                    <m:r>
+                      <m:rPr>
+                        <m:sty m:val="p"/>
+                      </m:rPr>
+                      <m:t>⋯</m:t>
+                    </m:r>
+                  </m:e>
+                  <m:e>
+                    <m:sSub>
+                      <m:e>
+                        <m:r>
+                          <m:t>x</m:t>
+                        </m:r>
+                      </m:e>
+                      <m:sub>
+                        <m:r>
+                          <m:t>2</m:t>
+                        </m:r>
+                        <m:r>
+                          <m:t>p</m:t>
+                        </m:r>
+                      </m:sub>
+                    </m:sSub>
+                  </m:e>
+                </m:mr>
+                <m:mr>
+                  <m:e>
+                    <m:r>
+                      <m:rPr>
+                        <m:sty m:val="p"/>
+                      </m:rPr>
+                      <m:t>⋮</m:t>
+                    </m:r>
+                  </m:e>
+                  <m:e>
+                    <m:r>
+                      <m:rPr>
+                        <m:sty m:val="p"/>
+                      </m:rPr>
+                      <m:t>⋮</m:t>
+                    </m:r>
+                  </m:e>
+                  <m:e>
+                    <m:r>
+                      <m:rPr>
+                        <m:sty m:val="p"/>
+                      </m:rPr>
+                      <m:t>⋱</m:t>
+                    </m:r>
+                  </m:e>
+                  <m:e>
+                    <m:r>
+                      <m:rPr>
+                        <m:sty m:val="p"/>
+                      </m:rPr>
+                      <m:t>⋮</m:t>
+                    </m:r>
+                  </m:e>
+                </m:mr>
+                <m:mr>
+                  <m:e>
+                    <m:sSub>
+                      <m:e>
+                        <m:r>
+                          <m:t>x</m:t>
+                        </m:r>
+                      </m:e>
+                      <m:sub>
+                        <m:r>
+                          <m:t>n</m:t>
+                        </m:r>
+                        <m:r>
+                          <m:t>1</m:t>
+                        </m:r>
+                      </m:sub>
+                    </m:sSub>
+                  </m:e>
+                  <m:e>
+                    <m:sSub>
+                      <m:e>
+                        <m:r>
+                          <m:t>x</m:t>
+                        </m:r>
+                      </m:e>
+                      <m:sub>
+                        <m:r>
+                          <m:t>n</m:t>
+                        </m:r>
+                        <m:r>
+                          <m:t>2</m:t>
+                        </m:r>
+                      </m:sub>
+                    </m:sSub>
+                  </m:e>
+                  <m:e>
+                    <m:r>
+                      <m:rPr>
+                        <m:sty m:val="p"/>
+                      </m:rPr>
+                      <m:t>⋯</m:t>
+                    </m:r>
+                  </m:e>
+                  <m:e>
+                    <m:sSub>
+                      <m:e>
+                        <m:r>
+                          <m:t>x</m:t>
+                        </m:r>
+                      </m:e>
+                      <m:sub>
+                        <m:r>
+                          <m:t>n</m:t>
+                        </m:r>
+                        <m:r>
+                          <m:t>p</m:t>
+                        </m:r>
+                      </m:sub>
+                    </m:sSub>
+                  </m:e>
+                </m:mr>
+              </m:m>
+            </m:e>
+          </m:d>
+        </m:oMath>
+      </m:oMathPara>
+    </w:p>
+    <w:p>
+      <w:pPr>
+        <w:pStyle w:val="FirstParagraph"/>
+      </w:pPr>
+      <w:r>
+        <w:t xml:space="preserve">Setiap baris = satu observasi (pasien), setiap kolom = satu fitur (usia, tekanan darah, dll).</w:t>
+      </w:r>
+    </w:p>
+    <w:bookmarkEnd w:id="313"/>
+    <w:bookmarkStart w:id="314" w:name="analisis-spasial-epidemiologi-1"/>
+    <w:p>
+      <w:pPr>
+        <w:pStyle w:val="Heading3"/>
+      </w:pPr>
+      <w:r>
+        <w:t xml:space="preserve">16.5.2 🔍 Analisis Spasial &amp; Epidemiologi</w:t>
+      </w:r>
+    </w:p>
+    <w:p>
+      <w:pPr>
+        <w:pStyle w:val="Compact"/>
+        <w:numPr>
+          <w:ilvl w:val="0"/>
+          <w:numId w:val="1082"/>
+        </w:numPr>
+      </w:pPr>
+      <w:r>
+        <w:rPr>
+          <w:b/>
+          <w:bCs/>
+        </w:rPr>
+        <w:t xml:space="preserve">Matriks Bobot Spasial</w:t>
+      </w:r>
+      <w:r>
+        <w:t xml:space="preserve"> </w:t>
+      </w:r>
+      <w:r>
+        <w:t xml:space="preserve">(</w:t>
+      </w:r>
+      <m:oMath>
+        <m:r>
+          <m:t>W</m:t>
+        </m:r>
+      </m:oMath>
+      <w:r>
+        <w:t xml:space="preserve">): Merepresentasikan kedekatan geografis antar wilayah untuk analisis</w:t>
+      </w:r>
+      <w:r>
+        <w:t xml:space="preserve"> </w:t>
+      </w:r>
+      <w:r>
+        <w:rPr>
+          <w:i/>
+          <w:iCs/>
+        </w:rPr>
+        <w:t xml:space="preserve">Local Moran’s I</w:t>
+      </w:r>
+      <w:r>
+        <w:t xml:space="preserve"> </w:t>
+      </w:r>
+      <w:r>
+        <w:t xml:space="preserve">atau *Getis-Ord Gi**.</w:t>
+      </w:r>
+    </w:p>
+    <w:p>
+      <w:pPr>
+        <w:pStyle w:val="Compact"/>
+        <w:numPr>
+          <w:ilvl w:val="0"/>
+          <w:numId w:val="1082"/>
+        </w:numPr>
+      </w:pPr>
+      <w:r>
+        <w:rPr>
+          <w:b/>
+          <w:bCs/>
+        </w:rPr>
+        <w:t xml:space="preserve">Matriks Kovarians</w:t>
+      </w:r>
+      <w:r>
+        <w:t xml:space="preserve">: Mengukur hubungan linear antar variabel risiko penyakit.</w:t>
+      </w:r>
+    </w:p>
+    <w:bookmarkEnd w:id="314"/>
+    <w:bookmarkStart w:id="315" w:name="machine-learning-1"/>
+    <w:p>
+      <w:pPr>
+        <w:pStyle w:val="Heading3"/>
+      </w:pPr>
+      <w:r>
+        <w:t xml:space="preserve">16.5.3 🤖 Machine Learning</w:t>
+      </w:r>
+    </w:p>
+    <w:p>
+      <w:pPr>
+        <w:pStyle w:val="Compact"/>
+        <w:numPr>
+          <w:ilvl w:val="0"/>
+          <w:numId w:val="1083"/>
+        </w:numPr>
+      </w:pPr>
+      <w:r>
+        <w:rPr>
+          <w:b/>
+          <w:bCs/>
+        </w:rPr>
+        <w:t xml:space="preserve">Regresi Linear</w:t>
+      </w:r>
+      <w:r>
+        <w:t xml:space="preserve">:</w:t>
+      </w:r>
+      <w:r>
+        <w:t xml:space="preserve"> </w:t>
+      </w:r>
+      <m:oMath>
+        <m:acc>
+          <m:accPr>
+            <m:chr m:val="̂"/>
+          </m:accPr>
+          <m:e>
+            <m:r>
+              <m:t>y</m:t>
+            </m:r>
+          </m:e>
+        </m:acc>
+        <m:r>
+          <m:rPr>
+            <m:sty m:val="p"/>
+          </m:rPr>
+          <m:t>=</m:t>
+        </m:r>
+        <m:r>
+          <m:t>X</m:t>
+        </m:r>
+        <m:r>
+          <m:t>β</m:t>
+        </m:r>
+      </m:oMath>
+      <w:r>
+        <w:t xml:space="preserve">, solusi optimal</w:t>
+      </w:r>
+      <w:r>
+        <w:t xml:space="preserve"> </w:t>
+      </w:r>
+      <m:oMath>
+        <m:r>
+          <m:t>β</m:t>
+        </m:r>
+        <m:r>
+          <m:rPr>
+            <m:sty m:val="p"/>
+          </m:rPr>
+          <m:t>=</m:t>
+        </m:r>
+        <m:sSup>
+          <m:e>
+            <m:d>
+              <m:dPr>
+                <m:begChr m:val="("/>
+                <m:sepChr m:val=""/>
+                <m:endChr m:val=")"/>
+                <m:grow/>
+              </m:dPr>
+              <m:e>
+                <m:sSup>
+                  <m:e>
+                    <m:r>
+                      <m:t>X</m:t>
+                    </m:r>
+                  </m:e>
+                  <m:sup>
+                    <m:r>
+                      <m:t>T</m:t>
+                    </m:r>
+                  </m:sup>
+                </m:sSup>
+                <m:r>
+                  <m:t>X</m:t>
+                </m:r>
+              </m:e>
+            </m:d>
+          </m:e>
+          <m:sup>
+            <m:r>
+              <m:rPr>
+                <m:sty m:val="p"/>
+              </m:rPr>
+              <m:t>−</m:t>
+            </m:r>
+            <m:r>
+              <m:t>1</m:t>
+            </m:r>
+          </m:sup>
+        </m:sSup>
+        <m:sSup>
+          <m:e>
+            <m:r>
+              <m:t>X</m:t>
+            </m:r>
+          </m:e>
+          <m:sup>
+            <m:r>
+              <m:t>T</m:t>
+            </m:r>
+          </m:sup>
+        </m:sSup>
+        <m:r>
+          <m:t>y</m:t>
+        </m:r>
+      </m:oMath>
+    </w:p>
+    <w:p>
+      <w:pPr>
+        <w:pStyle w:val="Compact"/>
+        <w:numPr>
+          <w:ilvl w:val="0"/>
+          <w:numId w:val="1083"/>
+        </w:numPr>
+      </w:pPr>
+      <w:r>
+        <w:rPr>
+          <w:b/>
+          <w:bCs/>
+        </w:rPr>
+        <w:t xml:space="preserve">PCA (Principal Component Analysis)</w:t>
+      </w:r>
+      <w:r>
+        <w:t xml:space="preserve">: Dekomposisi matriks kovarians untuk reduksi dimensi.</w:t>
+      </w:r>
+    </w:p>
+    <w:p>
+      <w:pPr>
+        <w:pStyle w:val="Compact"/>
+        <w:numPr>
+          <w:ilvl w:val="0"/>
+          <w:numId w:val="1083"/>
+        </w:numPr>
+      </w:pPr>
+      <w:r>
+        <w:rPr>
+          <w:b/>
+          <w:bCs/>
+        </w:rPr>
+        <w:t xml:space="preserve">Jaringan Saraf</w:t>
+      </w:r>
+      <w:r>
+        <w:t xml:space="preserve">: Bobot antar lapisan direpresentasikan sebagai matriks.</w:t>
+      </w:r>
+    </w:p>
+    <w:p>
+      <w:r>
+        <w:pict>
+          <v:rect style="width:0;height:1.5pt" o:hralign="center" o:hrstd="t" o:hr="t"/>
+        </w:pict>
+      </w:r>
+    </w:p>
+    <w:bookmarkEnd w:id="315"/>
+    <w:bookmarkEnd w:id="316"/>
+    <w:bookmarkStart w:id="317" w:name="tips-praktis-untuk-sagecell-di-quarto-1"/>
+    <w:p>
+      <w:pPr>
+        <w:pStyle w:val="Heading2"/>
+      </w:pPr>
+      <w:r>
+        <w:t xml:space="preserve">16.6 6. Tips Praktis untuk SageCell di Quarto</w:t>
+      </w:r>
+    </w:p>
+    <w:p>
+      <w:pPr>
+        <w:pStyle w:val="FirstParagraph"/>
+      </w:pPr>
+      <w:r>
+        <w:t xml:space="preserve">✅ Gunakan</w:t>
+      </w:r>
+      <w:r>
+        <w:t xml:space="preserve"> </w:t>
+      </w:r>
+      <w:r>
+        <w:rPr>
+          <w:rStyle w:val="VerbatimChar"/>
+        </w:rPr>
+        <w:t xml:space="preserve">show()</w:t>
+      </w:r>
+      <w:r>
+        <w:t xml:space="preserve"> </w:t>
+      </w:r>
+      <w:r>
+        <w:t xml:space="preserve">untuk output matematis yang diformat LaTeX:</w:t>
+      </w:r>
+    </w:p>
+    <w:p>
+      <w:pPr>
+        <w:pStyle w:val="SourceCode"/>
+      </w:pPr>
+      <w:r>
+        <w:rPr>
+          <w:rStyle w:val="VerbatimChar"/>
+        </w:rPr>
+        <w:t xml:space="preserve">show(r"$A = \begin{pmatrix} 1 &amp; 2 \\ 3 &amp; 4 \end{pmatrix}$")</w:t>
+      </w:r>
+    </w:p>
+    <w:p>
+      <w:pPr>
+        <w:pStyle w:val="FirstParagraph"/>
+      </w:pPr>
+      <w:r>
+        <w:t xml:space="preserve">✅ Gunakan</w:t>
+      </w:r>
+      <w:r>
+        <w:t xml:space="preserve"> </w:t>
+      </w:r>
+      <w:r>
+        <w:rPr>
+          <w:rStyle w:val="VerbatimChar"/>
+        </w:rPr>
+        <w:t xml:space="preserve">r""</w:t>
+      </w:r>
+      <w:r>
+        <w:t xml:space="preserve"> </w:t>
+      </w:r>
+      <w:r>
+        <w:t xml:space="preserve">(raw string) untuk menghindari konflik escape character:</w:t>
+      </w:r>
+    </w:p>
+    <w:p>
+      <w:pPr>
+        <w:pStyle w:val="SourceCode"/>
+      </w:pPr>
+      <w:r>
+        <w:rPr>
+          <w:rStyle w:val="VerbatimChar"/>
+        </w:rPr>
+        <w:t xml:space="preserve">print(r"Nilai $\alpha = 0.05$ digunakan dalam uji hipotesis")</w:t>
+      </w:r>
+    </w:p>
+    <w:p>
+      <w:pPr>
+        <w:pStyle w:val="FirstParagraph"/>
+      </w:pPr>
+      <w:r>
+        <w:t xml:space="preserve">✅ Pastikan</w:t>
+      </w:r>
+      <w:r>
+        <w:t xml:space="preserve"> </w:t>
+      </w:r>
+      <w:r>
+        <w:rPr>
+          <w:rStyle w:val="VerbatimChar"/>
+        </w:rPr>
+        <w:t xml:space="preserve">div</w:t>
+      </w:r>
+      <w:r>
+        <w:t xml:space="preserve"> </w:t>
+      </w:r>
+      <w:r>
+        <w:t xml:space="preserve">memiliki class</w:t>
+      </w:r>
+      <w:r>
+        <w:t xml:space="preserve"> </w:t>
+      </w:r>
+      <w:r>
+        <w:rPr>
+          <w:rStyle w:val="VerbatimChar"/>
+        </w:rPr>
+        <w:t xml:space="preserve">compute</w:t>
+      </w:r>
+      <w:r>
+        <w:t xml:space="preserve"> </w:t>
+      </w:r>
+      <w:r>
+        <w:t xml:space="preserve">agar dieksekusi SageCell:</w:t>
+      </w:r>
+    </w:p>
+    <w:p>
+      <w:pPr>
+        <w:pStyle w:val="SourceCode"/>
+      </w:pPr>
+      <w:r>
+        <w:rPr>
+          <w:rStyle w:val="DataTypeTok"/>
+        </w:rPr>
+        <w:t xml:space="preserve">&lt;</w:t>
+      </w:r>
+      <w:r>
+        <w:rPr>
+          <w:rStyle w:val="KeywordTok"/>
+        </w:rPr>
+        <w:t xml:space="preserve">div</w:t>
+      </w:r>
+      <w:r>
+        <w:rPr>
+          <w:rStyle w:val="OtherTok"/>
+        </w:rPr>
+        <w:t xml:space="preserve"> class</w:t>
+      </w:r>
+      <w:r>
+        <w:rPr>
+          <w:rStyle w:val="OperatorTok"/>
+        </w:rPr>
+        <w:t xml:space="preserve">=</w:t>
+      </w:r>
+      <w:r>
+        <w:rPr>
+          <w:rStyle w:val="StringTok"/>
+        </w:rPr>
+        <w:t xml:space="preserve">"compute"</w:t>
+      </w:r>
+      <w:r>
+        <w:rPr>
+          <w:rStyle w:val="DataTypeTok"/>
+        </w:rPr>
+        <w:t xml:space="preserve">&gt;</w:t>
+      </w:r>
+      <w:r>
+        <w:br/>
+      </w:r>
+      <w:r>
+        <w:rPr>
+          <w:rStyle w:val="NormalTok"/>
+        </w:rPr>
+        <w:t xml:space="preserve"># Kode SageMath Anda di sini</w:t>
+      </w:r>
+      <w:r>
+        <w:br/>
+      </w:r>
+      <w:r>
+        <w:rPr>
+          <w:rStyle w:val="DataTypeTok"/>
+        </w:rPr>
+        <w:t xml:space="preserve">&lt;/</w:t>
+      </w:r>
+      <w:r>
+        <w:rPr>
+          <w:rStyle w:val="KeywordTok"/>
+        </w:rPr>
+        <w:t xml:space="preserve">div</w:t>
+      </w:r>
+      <w:r>
+        <w:rPr>
+          <w:rStyle w:val="DataTypeTok"/>
+        </w:rPr>
+        <w:t xml:space="preserve">&gt;</w:t>
+      </w:r>
+    </w:p>
+    <w:p>
+      <w:r>
+        <w:pict>
+          <v:rect style="width:0;height:1.5pt" o:hralign="center" o:hrstd="t" o:hr="t"/>
+        </w:pict>
+      </w:r>
+    </w:p>
+    <w:bookmarkEnd w:id="317"/>
+    <w:bookmarkStart w:id="318" w:name="ringkasan-1"/>
+    <w:p>
+      <w:pPr>
+        <w:pStyle w:val="Heading2"/>
+      </w:pPr>
+      <w:r>
+        <w:t xml:space="preserve">16.7 🎯 Ringkasan</w:t>
+      </w:r>
+    </w:p>
+    <w:tbl>
+      <w:tblPr>
+        <w:tblStyle w:val="Table"/>
+        <w:tblW w:type="auto" w:w="0"/>
+        <w:tblLook w:firstRow="1" w:lastRow="0" w:firstColumn="0" w:lastColumn="0" w:noHBand="0" w:noVBand="0" w:val="0020"/>
+      </w:tblPr>
+      <w:tblGrid>
+        <w:gridCol w:w="2640"/>
+        <w:gridCol w:w="2640"/>
+        <w:gridCol w:w="2640"/>
+      </w:tblGrid>
+      <w:tr>
+        <w:trPr>
+          <w:tblHeader w:val="on"/>
+        </w:trPr>
+        <w:tc>
+          <w:tcPr/>
+          <w:p>
+            <w:pPr>
+              <w:pStyle w:val="Compact"/>
+            </w:pPr>
+            <w:r>
+              <w:t xml:space="preserve">Konsep</w:t>
+            </w:r>
+          </w:p>
+        </w:tc>
+        <w:tc>
+          <w:tcPr/>
+          <w:p>
+            <w:pPr>
+              <w:pStyle w:val="Compact"/>
+            </w:pPr>
+            <w:r>
+              <w:t xml:space="preserve">Notasi</w:t>
+            </w:r>
+          </w:p>
+        </w:tc>
+        <w:tc>
+          <w:tcPr/>
+          <w:p>
+            <w:pPr>
+              <w:pStyle w:val="Compact"/>
+            </w:pPr>
+            <w:r>
+              <w:t xml:space="preserve">SageMath</w:t>
+            </w:r>
+          </w:p>
+        </w:tc>
+      </w:tr>
+      <w:tr>
+        <w:tc>
+          <w:tcPr/>
+          <w:p>
+            <w:pPr>
+              <w:pStyle w:val="Compact"/>
+            </w:pPr>
+            <w:r>
+              <w:t xml:space="preserve">Ukuran matriks</w:t>
+            </w:r>
+          </w:p>
+        </w:tc>
+        <w:tc>
+          <w:tcPr/>
+          <w:p>
+            <w:pPr>
+              <w:pStyle w:val="Compact"/>
+            </w:pPr>
+            <m:oMath>
+              <m:r>
+                <m:t>m</m:t>
+              </m:r>
+              <m:r>
+                <m:rPr>
+                  <m:sty m:val="p"/>
+                </m:rPr>
+                <m:t>×</m:t>
+              </m:r>
+              <m:r>
+                <m:t>n</m:t>
+              </m:r>
+            </m:oMath>
+          </w:p>
+        </w:tc>
+        <w:tc>
+          <w:tcPr/>
+          <w:p>
+            <w:pPr>
+              <w:pStyle w:val="Compact"/>
+            </w:pPr>
+            <w:r>
+              <w:rPr>
+                <w:rStyle w:val="VerbatimChar"/>
+              </w:rPr>
+              <w:t xml:space="preserve">A.nrows()</w:t>
+            </w:r>
+            <w:r>
+              <w:t xml:space="preserve">,</w:t>
+            </w:r>
+            <w:r>
+              <w:t xml:space="preserve"> </w:t>
+            </w:r>
+            <w:r>
+              <w:rPr>
+                <w:rStyle w:val="VerbatimChar"/>
+              </w:rPr>
+              <w:t xml:space="preserve">A.ncols()</w:t>
+            </w:r>
+          </w:p>
+        </w:tc>
+      </w:tr>
+      <w:tr>
+        <w:tc>
+          <w:tcPr/>
+          <w:p>
+            <w:pPr>
+              <w:pStyle w:val="Compact"/>
+            </w:pPr>
+            <w:r>
+              <w:t xml:space="preserve">Elemen</w:t>
+            </w:r>
+          </w:p>
+        </w:tc>
+        <w:tc>
+          <w:tcPr/>
+          <w:p>
+            <w:pPr>
+              <w:pStyle w:val="Compact"/>
+            </w:pPr>
+            <m:oMath>
+              <m:sSub>
+                <m:e>
+                  <m:r>
+                    <m:t>a</m:t>
+                  </m:r>
+                </m:e>
+                <m:sub>
+                  <m:r>
+                    <m:t>i</m:t>
+                  </m:r>
+                  <m:r>
+                    <m:t>j</m:t>
+                  </m:r>
+                </m:sub>
+              </m:sSub>
+            </m:oMath>
+          </w:p>
+        </w:tc>
+        <w:tc>
+          <w:tcPr/>
+          <w:p>
+            <w:pPr>
+              <w:pStyle w:val="Compact"/>
+            </w:pPr>
+            <w:r>
+              <w:rPr>
+                <w:rStyle w:val="VerbatimChar"/>
+              </w:rPr>
+              <w:t xml:space="preserve">A[i-1, j-1]</w:t>
+            </w:r>
+          </w:p>
+        </w:tc>
+      </w:tr>
+      <w:tr>
+        <w:tc>
+          <w:tcPr/>
+          <w:p>
+            <w:pPr>
+              <w:pStyle w:val="Compact"/>
+            </w:pPr>
+            <w:r>
+              <w:t xml:space="preserve">Transpose</w:t>
+            </w:r>
+          </w:p>
+        </w:tc>
+        <w:tc>
+          <w:tcPr/>
+          <w:p>
+            <w:pPr>
+              <w:pStyle w:val="Compact"/>
+            </w:pPr>
+            <m:oMath>
+              <m:sSup>
+                <m:e>
+                  <m:r>
+                    <m:t>A</m:t>
+                  </m:r>
+                </m:e>
+                <m:sup>
+                  <m:r>
+                    <m:t>T</m:t>
+                  </m:r>
+                </m:sup>
+              </m:sSup>
+            </m:oMath>
+          </w:p>
+        </w:tc>
+        <w:tc>
+          <w:tcPr/>
+          <w:p>
+            <w:pPr>
+              <w:pStyle w:val="Compact"/>
+            </w:pPr>
+            <w:r>
+              <w:rPr>
+                <w:rStyle w:val="VerbatimChar"/>
+              </w:rPr>
+              <w:t xml:space="preserve">A.transpose()</w:t>
+            </w:r>
+          </w:p>
+        </w:tc>
+      </w:tr>
+      <w:tr>
+        <w:tc>
+          <w:tcPr/>
+          <w:p>
+            <w:pPr>
+              <w:pStyle w:val="Compact"/>
+            </w:pPr>
+            <w:r>
+              <w:t xml:space="preserve">Determinan</w:t>
+            </w:r>
+          </w:p>
+        </w:tc>
+        <w:tc>
+          <w:tcPr/>
+          <w:p>
+            <w:pPr>
+              <w:pStyle w:val="Compact"/>
+            </w:pPr>
+            <m:oMath>
+              <m:r>
+                <m:rPr>
+                  <m:sty m:val="p"/>
+                </m:rPr>
+                <m:t>det</m:t>
+              </m:r>
+              <m:d>
+                <m:dPr>
+                  <m:begChr m:val="("/>
+                  <m:sepChr m:val=""/>
+                  <m:endChr m:val=")"/>
+                  <m:grow/>
+                </m:dPr>
+                <m:e>
+                  <m:r>
+                    <m:t>A</m:t>
+                  </m:r>
+                </m:e>
+              </m:d>
+            </m:oMath>
+          </w:p>
+        </w:tc>
+        <w:tc>
+          <w:tcPr/>
+          <w:p>
+            <w:pPr>
+              <w:pStyle w:val="Compact"/>
+            </w:pPr>
+            <w:r>
+              <w:rPr>
+                <w:rStyle w:val="VerbatimChar"/>
+              </w:rPr>
+              <w:t xml:space="preserve">A.determinant()</w:t>
+            </w:r>
+          </w:p>
+        </w:tc>
+      </w:tr>
+      <w:tr>
+        <w:tc>
+          <w:tcPr/>
+          <w:p>
+            <w:pPr>
+              <w:pStyle w:val="Compact"/>
+            </w:pPr>
+            <w:r>
+              <w:t xml:space="preserve">Invers</w:t>
+            </w:r>
+          </w:p>
+        </w:tc>
+        <w:tc>
+          <w:tcPr/>
+          <w:p>
+            <w:pPr>
+              <w:pStyle w:val="Compact"/>
+            </w:pPr>
+            <m:oMath>
+              <m:sSup>
+                <m:e>
+                  <m:r>
+                    <m:t>A</m:t>
+                  </m:r>
+                </m:e>
+                <m:sup>
+                  <m:r>
+                    <m:rPr>
+                      <m:sty m:val="p"/>
+                    </m:rPr>
+                    <m:t>−</m:t>
+                  </m:r>
+                  <m:r>
+                    <m:t>1</m:t>
+                  </m:r>
+                </m:sup>
+              </m:sSup>
+            </m:oMath>
+          </w:p>
+        </w:tc>
+        <w:tc>
+          <w:tcPr/>
+          <w:p>
+            <w:pPr>
+              <w:pStyle w:val="Compact"/>
+            </w:pPr>
+            <w:r>
+              <w:rPr>
+                <w:rStyle w:val="VerbatimChar"/>
+              </w:rPr>
+              <w:t xml:space="preserve">A.inverse()</w:t>
+            </w:r>
+          </w:p>
+        </w:tc>
+      </w:tr>
+      <w:tr>
+        <w:tc>
+          <w:tcPr/>
+          <w:p>
+            <w:pPr>
+              <w:pStyle w:val="Compact"/>
+            </w:pPr>
+            <w:r>
+              <w:t xml:space="preserve">Identitas</w:t>
+            </w:r>
+          </w:p>
+        </w:tc>
+        <w:tc>
+          <w:tcPr/>
+          <w:p>
+            <w:pPr>
+              <w:pStyle w:val="Compact"/>
+            </w:pPr>
+            <m:oMath>
+              <m:sSub>
+                <m:e>
+                  <m:r>
+                    <m:t>I</m:t>
+                  </m:r>
+                </m:e>
+                <m:sub>
+                  <m:r>
+                    <m:t>n</m:t>
+                  </m:r>
+                </m:sub>
+              </m:sSub>
+            </m:oMath>
+          </w:p>
+        </w:tc>
+        <w:tc>
+          <w:tcPr/>
+          <w:p>
+            <w:pPr>
+              <w:pStyle w:val="Compact"/>
+            </w:pPr>
+            <w:r>
+              <w:rPr>
+                <w:rStyle w:val="VerbatimChar"/>
+              </w:rPr>
+              <w:t xml:space="preserve">identity_matrix(n)</w:t>
+            </w:r>
+          </w:p>
+        </w:tc>
+      </w:tr>
+      <w:tr>
+        <w:tc>
+          <w:tcPr/>
+          <w:p>
+            <w:pPr>
+              <w:pStyle w:val="Compact"/>
+            </w:pPr>
+            <w:r>
+              <w:t xml:space="preserve">Perkalian</w:t>
+            </w:r>
+          </w:p>
+        </w:tc>
+        <w:tc>
+          <w:tcPr/>
+          <w:p>
+            <w:pPr>
+              <w:pStyle w:val="Compact"/>
+            </w:pPr>
+            <m:oMath>
+              <m:r>
+                <m:t>A</m:t>
+              </m:r>
+              <m:r>
+                <m:t>B</m:t>
+              </m:r>
+            </m:oMath>
+          </w:p>
+        </w:tc>
+        <w:tc>
+          <w:tcPr/>
+          <w:p>
+            <w:pPr>
+              <w:pStyle w:val="Compact"/>
+            </w:pPr>
+            <w:r>
+              <w:rPr>
+                <w:rStyle w:val="VerbatimChar"/>
+              </w:rPr>
+              <w:t xml:space="preserve">A * B</w:t>
+            </w:r>
+          </w:p>
+        </w:tc>
+      </w:tr>
+    </w:tbl>
+    <w:p>
+      <w:pPr>
+        <w:pStyle w:val="BodyText"/>
+      </w:pPr>
+      <w:r>
+        <w:t xml:space="preserve">Matriks adalah fondasi aljabar linear yang sangat penting dalam pemodelan data, analisis spasial, dan machine learning. Penguasaan konsep ini akan memperkuat kemampuan Anda dalam penelitian kuantitatif, khususnya dalam konteks epidemiologi dan data kesehatan. 🩺📈</w:t>
+      </w:r>
+    </w:p>
+    <w:p>
+      <w:pPr>
+        <w:pStyle w:val="BlockText"/>
+      </w:pPr>
+      <w:r>
+        <w:t xml:space="preserve">💡</w:t>
+      </w:r>
+      <w:r>
+        <w:t xml:space="preserve"> </w:t>
+      </w:r>
+      <w:r>
+        <w:rPr>
+          <w:b/>
+          <w:bCs/>
+        </w:rPr>
+        <w:t xml:space="preserve">Saran</w:t>
+      </w:r>
+      <w:r>
+        <w:t xml:space="preserve">: Untuk eksplorasi lebih lanjut, coba gabungkan matriks dengan visualisasi menggunakan</w:t>
+      </w:r>
+      <w:r>
+        <w:t xml:space="preserve"> </w:t>
+      </w:r>
+      <w:r>
+        <w:rPr>
+          <w:rStyle w:val="VerbatimChar"/>
+        </w:rPr>
+        <w:t xml:space="preserve">plot()</w:t>
+      </w:r>
+      <w:r>
+        <w:t xml:space="preserve"> </w:t>
+      </w:r>
+      <w:r>
+        <w:t xml:space="preserve">di SageMath atau ekspor ke pandas untuk analisis lanjutan di Python.</w:t>
+      </w:r>
+    </w:p>
+    <w:bookmarkEnd w:id="318"/>
+    <w:bookmarkStart w:id="319" w:name="X9ecb2a24fd1a8fe332c1a2ca23b31e767284ac2"/>
+    <w:p>
+      <w:pPr>
+        <w:pStyle w:val="Heading2"/>
+      </w:pPr>
+      <w:r>
+        <w:t xml:space="preserve">16.8</w:t>
+      </w:r>
+      <w:r>
+        <w:t xml:space="preserve"> </w:t>
+      </w:r>
+      <w:r>
+        <w:rPr>
+          <w:b/>
+          <w:bCs/>
+        </w:rPr>
+        <w:t xml:space="preserve">1. Adding a Logo to the Top Navigation Bar (Navbar)</w:t>
+      </w:r>
+    </w:p>
+    <w:p>
+      <w:pPr>
+        <w:pStyle w:val="FirstParagraph"/>
+      </w:pPr>
+      <w:r>
+        <w:t xml:space="preserve">To place a logo in the main top-level navigation, use the</w:t>
+      </w:r>
+      <w:r>
+        <w:t xml:space="preserve"> </w:t>
+      </w:r>
+      <w:r>
+        <w:rPr>
+          <w:rStyle w:val="VerbatimChar"/>
+        </w:rPr>
+        <w:t xml:space="preserve">logo</w:t>
+      </w:r>
+      <w:r>
+        <w:t xml:space="preserve"> </w:t>
+      </w:r>
+      <w:r>
+        <w:t xml:space="preserve">option under the</w:t>
+      </w:r>
+      <w:r>
+        <w:t xml:space="preserve"> </w:t>
+      </w:r>
+      <w:r>
+        <w:rPr>
+          <w:rStyle w:val="VerbatimChar"/>
+        </w:rPr>
+        <w:t xml:space="preserve">navbar</w:t>
+      </w:r>
+      <w:r>
+        <w:t xml:space="preserve"> </w:t>
+      </w:r>
+      <w:r>
+        <w:t xml:space="preserve">key in your</w:t>
+      </w:r>
+      <w:r>
+        <w:t xml:space="preserve"> </w:t>
+      </w:r>
+      <w:r>
+        <w:rPr>
+          <w:rStyle w:val="VerbatimChar"/>
+        </w:rPr>
+        <w:t xml:space="preserve">_quarto.yml</w:t>
+      </w:r>
+      <w:r>
+        <w:t xml:space="preserve">: [3, 4, 5]</w:t>
+      </w:r>
+    </w:p>
+    <w:p>
+      <w:pPr>
+        <w:pStyle w:val="SourceCode"/>
+      </w:pPr>
+      <w:r>
+        <w:rPr>
+          <w:rStyle w:val="VerbatimChar"/>
+        </w:rPr>
+        <w:t xml:space="preserve">website:</w:t>
+      </w:r>
+      <w:r>
+        <w:br/>
+      </w:r>
+      <w:r>
+        <w:rPr>
+          <w:rStyle w:val="VerbatimChar"/>
+        </w:rPr>
+        <w:t xml:space="preserve">  navbar:</w:t>
+      </w:r>
+      <w:r>
+        <w:br/>
+      </w:r>
+      <w:r>
+        <w:rPr>
+          <w:rStyle w:val="VerbatimChar"/>
+        </w:rPr>
+        <w:t xml:space="preserve">    logo: "images/logo.png"</w:t>
+      </w:r>
+      <w:r>
+        <w:br/>
+      </w:r>
+      <w:r>
+        <w:rPr>
+          <w:rStyle w:val="VerbatimChar"/>
+        </w:rPr>
+        <w:t xml:space="preserve">    logo-alt: "Description of the logo for accessibility"</w:t>
+      </w:r>
+      <w:r>
+        <w:br/>
+      </w:r>
+      <w:r>
+        <w:rPr>
+          <w:rStyle w:val="VerbatimChar"/>
+        </w:rPr>
+        <w:t xml:space="preserve">    logo-href: "index.qmd" # Target link when clicking the logo (defaults to home)</w:t>
+      </w:r>
+      <w:r>
+        <w:br/>
+      </w:r>
+      <w:r>
+        <w:rPr>
+          <w:rStyle w:val="VerbatimChar"/>
+        </w:rPr>
+        <w:t xml:space="preserve">    title: "My Website"</w:t>
+      </w:r>
+      <w:r>
+        <w:br/>
+      </w:r>
+      <w:r>
+        <w:rPr>
+          <w:rStyle w:val="VerbatimChar"/>
+        </w:rPr>
+        <w:t xml:space="preserve">    left:</w:t>
+      </w:r>
+      <w:r>
+        <w:br/>
+      </w:r>
+      <w:r>
+        <w:rPr>
+          <w:rStyle w:val="VerbatimChar"/>
+        </w:rPr>
+        <w:t xml:space="preserve">      - text: "Home"</w:t>
+      </w:r>
+      <w:r>
+        <w:br/>
+      </w:r>
+      <w:r>
+        <w:rPr>
+          <w:rStyle w:val="VerbatimChar"/>
+        </w:rPr>
+        <w:t xml:space="preserve">        href: index.qmd</w:t>
+      </w:r>
+    </w:p>
+    <w:bookmarkEnd w:id="319"/>
+    <w:bookmarkStart w:id="320" w:name="adding-a-logo-to-the-sidebar-1"/>
+    <w:p>
+      <w:pPr>
+        <w:pStyle w:val="Heading2"/>
+      </w:pPr>
+      <w:r>
+        <w:t xml:space="preserve">16.9</w:t>
+      </w:r>
+      <w:r>
+        <w:t xml:space="preserve"> </w:t>
+      </w:r>
+      <w:r>
+        <w:rPr>
+          <w:b/>
+          <w:bCs/>
+        </w:rPr>
+        <w:t xml:space="preserve">2. Adding a Logo to the Sidebar</w:t>
+      </w:r>
+    </w:p>
+    <w:p>
+      <w:pPr>
+        <w:pStyle w:val="FirstParagraph"/>
+      </w:pPr>
+      <w:r>
+        <w:t xml:space="preserve">If your site uses a sidebar for navigation, you can also define a logo specifically for that area: [6, 7, 8]</w:t>
+      </w:r>
+    </w:p>
+    <w:p>
+      <w:pPr>
+        <w:pStyle w:val="SourceCode"/>
+      </w:pPr>
+      <w:r>
+        <w:rPr>
+          <w:rStyle w:val="FunctionTok"/>
+        </w:rPr>
+        <w:t xml:space="preserve">website</w:t>
+      </w:r>
+      <w:r>
+        <w:rPr>
+          <w:rStyle w:val="KeywordTok"/>
+        </w:rPr>
+        <w:t xml:space="preserve">:</w:t>
+      </w:r>
+      <w:r>
+        <w:br/>
+      </w:r>
+      <w:r>
+        <w:rPr>
+          <w:rStyle w:val="AttributeTok"/>
+        </w:rPr>
+        <w:t xml:space="preserve">  </w:t>
+      </w:r>
+      <w:r>
+        <w:rPr>
+          <w:rStyle w:val="FunctionTok"/>
+        </w:rPr>
+        <w:t xml:space="preserve">sidebar</w:t>
+      </w:r>
+      <w:r>
+        <w:rPr>
+          <w:rStyle w:val="KeywordTok"/>
+        </w:rPr>
+        <w:t xml:space="preserve">:</w:t>
+      </w:r>
+      <w:r>
+        <w:br/>
+      </w:r>
+      <w:r>
+        <w:rPr>
+          <w:rStyle w:val="AttributeTok"/>
+        </w:rPr>
+        <w:t xml:space="preserve">    </w:t>
+      </w:r>
+      <w:r>
+        <w:rPr>
+          <w:rStyle w:val="FunctionTok"/>
+        </w:rPr>
+        <w:t xml:space="preserve">logo</w:t>
+      </w:r>
+      <w:r>
+        <w:rPr>
+          <w:rStyle w:val="KeywordTok"/>
+        </w:rPr>
+        <w:t xml:space="preserve">:</w:t>
+      </w:r>
+      <w:r>
+        <w:rPr>
+          <w:rStyle w:val="AttributeTok"/>
+        </w:rPr>
+        <w:t xml:space="preserve"> </w:t>
+      </w:r>
+      <w:r>
+        <w:rPr>
+          <w:rStyle w:val="StringTok"/>
+        </w:rPr>
+        <w:t xml:space="preserve">"images/sidebar-logo.png"</w:t>
+      </w:r>
+      <w:r>
+        <w:br/>
+      </w:r>
+      <w:r>
+        <w:rPr>
+          <w:rStyle w:val="AttributeTok"/>
+        </w:rPr>
+        <w:t xml:space="preserve">    </w:t>
+      </w:r>
+      <w:r>
+        <w:rPr>
+          <w:rStyle w:val="FunctionTok"/>
+        </w:rPr>
+        <w:t xml:space="preserve">logo-alt</w:t>
+      </w:r>
+      <w:r>
+        <w:rPr>
+          <w:rStyle w:val="KeywordTok"/>
+        </w:rPr>
+        <w:t xml:space="preserve">:</w:t>
+      </w:r>
+      <w:r>
+        <w:rPr>
+          <w:rStyle w:val="AttributeTok"/>
+        </w:rPr>
+        <w:t xml:space="preserve"> </w:t>
+      </w:r>
+      <w:r>
+        <w:rPr>
+          <w:rStyle w:val="StringTok"/>
+        </w:rPr>
+        <w:t xml:space="preserve">"Sidebar logo description"</w:t>
+      </w:r>
+      <w:r>
+        <w:br/>
+      </w:r>
+      <w:r>
+        <w:rPr>
+          <w:rStyle w:val="AttributeTok"/>
+        </w:rPr>
+        <w:t xml:space="preserve">    </w:t>
+      </w:r>
+      <w:r>
+        <w:rPr>
+          <w:rStyle w:val="FunctionTok"/>
+        </w:rPr>
+        <w:t xml:space="preserve">title</w:t>
+      </w:r>
+      <w:r>
+        <w:rPr>
+          <w:rStyle w:val="KeywordTok"/>
+        </w:rPr>
+        <w:t xml:space="preserve">:</w:t>
+      </w:r>
+      <w:r>
+        <w:rPr>
+          <w:rStyle w:val="AttributeTok"/>
+        </w:rPr>
+        <w:t xml:space="preserve"> </w:t>
+      </w:r>
+      <w:r>
+        <w:rPr>
+          <w:rStyle w:val="StringTok"/>
+        </w:rPr>
+        <w:t xml:space="preserve">"Sidebar Title"</w:t>
+      </w:r>
+    </w:p>
+    <w:bookmarkEnd w:id="320"/>
+    <w:bookmarkStart w:id="321" w:name="X00abaa52171c1e79b451d9a7efd67da576464df"/>
+    <w:p>
+      <w:pPr>
+        <w:pStyle w:val="Heading2"/>
+      </w:pPr>
+      <w:r>
+        <w:t xml:space="preserve">16.10</w:t>
+      </w:r>
+      <w:r>
+        <w:t xml:space="preserve"> </w:t>
+      </w:r>
+      <w:r>
+        <w:rPr>
+          <w:b/>
+          <w:bCs/>
+        </w:rPr>
+        <w:t xml:space="preserve">3. Using Brand.yml for Multiformat Logos [9]</w:t>
+      </w:r>
+    </w:p>
+    <w:p>
+      <w:pPr>
+        <w:pStyle w:val="FirstParagraph"/>
+      </w:pPr>
+      <w:r>
+        <w:t xml:space="preserve">For more advanced setups, such as different logos for</w:t>
+      </w:r>
+      <w:r>
+        <w:t xml:space="preserve"> </w:t>
+      </w:r>
+      <w:r>
+        <w:rPr>
+          <w:b/>
+          <w:bCs/>
+        </w:rPr>
+        <w:t xml:space="preserve">light and dark modes</w:t>
+      </w:r>
+      <w:r>
+        <w:t xml:space="preserve"> </w:t>
+      </w:r>
+      <w:r>
+        <w:t xml:space="preserve">or different sizes, you can use a</w:t>
+      </w:r>
+      <w:r>
+        <w:t xml:space="preserve"> </w:t>
+      </w:r>
+      <w:r>
+        <w:rPr>
+          <w:rStyle w:val="VerbatimChar"/>
+        </w:rPr>
+        <w:t xml:space="preserve">_brand.yml</w:t>
+      </w:r>
+      <w:r>
+        <w:t xml:space="preserve"> </w:t>
+      </w:r>
+      <w:r>
+        <w:t xml:space="preserve">file: [10, 11]</w:t>
+      </w:r>
+    </w:p>
+    <w:p>
+      <w:pPr>
+        <w:numPr>
+          <w:ilvl w:val="0"/>
+          <w:numId w:val="1084"/>
+        </w:numPr>
+      </w:pPr>
+      <w:r>
+        <w:rPr>
+          <w:b/>
+          <w:bCs/>
+        </w:rPr>
+        <w:t xml:space="preserve">Define in</w:t>
+      </w:r>
+      <w:r>
+        <w:rPr>
+          <w:b/>
+          <w:bCs/>
+        </w:rPr>
+        <w:t xml:space="preserve"> </w:t>
+      </w:r>
+      <w:r>
+        <w:rPr>
+          <w:rStyle w:val="VerbatimChar"/>
+          <w:b/>
+          <w:bCs/>
+        </w:rPr>
+        <w:t xml:space="preserve">_brand.yml</w:t>
+      </w:r>
+      <w:r>
+        <w:rPr>
+          <w:b/>
+          <w:bCs/>
+        </w:rPr>
+        <w:t xml:space="preserve">:</w:t>
+      </w:r>
+    </w:p>
+    <w:p>
+      <w:pPr>
+        <w:pStyle w:val="SourceCode"/>
+        <w:numPr>
+          <w:ilvl w:val="0"/>
+          <w:numId w:val="1000"/>
+        </w:numPr>
+      </w:pPr>
+      <w:r>
+        <w:rPr>
+          <w:rStyle w:val="VerbatimChar"/>
+        </w:rPr>
+        <w:t xml:space="preserve">logo:</w:t>
+      </w:r>
+      <w:r>
+        <w:br/>
+      </w:r>
+      <w:r>
+        <w:rPr>
+          <w:rStyle w:val="VerbatimChar"/>
+        </w:rPr>
+        <w:t xml:space="preserve">  medium:</w:t>
+      </w:r>
+      <w:r>
+        <w:br/>
+      </w:r>
+      <w:r>
+        <w:rPr>
+          <w:rStyle w:val="VerbatimChar"/>
+        </w:rPr>
+        <w:t xml:space="preserve">    light: "images/logo-light.png"</w:t>
+      </w:r>
+      <w:r>
+        <w:br/>
+      </w:r>
+      <w:r>
+        <w:rPr>
+          <w:rStyle w:val="VerbatimChar"/>
+        </w:rPr>
+        <w:t xml:space="preserve">    dark: "images/logo-dark.png"</w:t>
+      </w:r>
+    </w:p>
+    <w:p>
+      <w:pPr>
+        <w:numPr>
+          <w:ilvl w:val="0"/>
+          <w:numId w:val="1084"/>
+        </w:numPr>
+      </w:pPr>
+      <w:r>
+        <w:rPr>
+          <w:b/>
+          <w:bCs/>
+        </w:rPr>
+        <w:t xml:space="preserve">Reference in</w:t>
+      </w:r>
+      <w:r>
+        <w:rPr>
+          <w:b/>
+          <w:bCs/>
+        </w:rPr>
+        <w:t xml:space="preserve"> </w:t>
+      </w:r>
+      <w:r>
+        <w:rPr>
+          <w:rStyle w:val="VerbatimChar"/>
+          <w:b/>
+          <w:bCs/>
+        </w:rPr>
+        <w:t xml:space="preserve">_quarto.yml</w:t>
+      </w:r>
+      <w:r>
+        <w:rPr>
+          <w:b/>
+          <w:bCs/>
+        </w:rPr>
+        <w:t xml:space="preserve">:</w:t>
+      </w:r>
+    </w:p>
+    <w:p>
+      <w:pPr>
+        <w:pStyle w:val="SourceCode"/>
+        <w:numPr>
+          <w:ilvl w:val="0"/>
+          <w:numId w:val="1000"/>
+        </w:numPr>
+      </w:pPr>
+      <w:r>
+        <w:rPr>
+          <w:rStyle w:val="VerbatimChar"/>
+        </w:rPr>
+        <w:t xml:space="preserve">brand: _brand.yml</w:t>
+      </w:r>
+      <w:r>
+        <w:br/>
+      </w:r>
+      <w:r>
+        <w:rPr>
+          <w:rStyle w:val="VerbatimChar"/>
+        </w:rPr>
+        <w:t xml:space="preserve">website:</w:t>
+      </w:r>
+      <w:r>
+        <w:br/>
+      </w:r>
+      <w:r>
+        <w:rPr>
+          <w:rStyle w:val="VerbatimChar"/>
+        </w:rPr>
+        <w:t xml:space="preserve">  navbar:</w:t>
+      </w:r>
+      <w:r>
+        <w:br/>
+      </w:r>
+      <w:r>
+        <w:rPr>
+          <w:rStyle w:val="VerbatimChar"/>
+        </w:rPr>
+        <w:t xml:space="preserve">    logo: medium # Quarto automatically picks the correct light/dark version</w:t>
+      </w:r>
+    </w:p>
+    <w:p>
+      <w:pPr>
+        <w:numPr>
+          <w:ilvl w:val="0"/>
+          <w:numId w:val="1000"/>
+        </w:numPr>
+      </w:pPr>
+      <w:r>
+        <w:t xml:space="preserve">[12]</w:t>
+      </w:r>
+    </w:p>
+    <w:bookmarkEnd w:id="321"/>
+    <w:bookmarkStart w:id="329" w:name="adding-a-favicon-browser-tab-logo-1"/>
+    <w:p>
+      <w:pPr>
+        <w:pStyle w:val="Heading2"/>
+      </w:pPr>
+      <w:r>
+        <w:t xml:space="preserve">16.11</w:t>
+      </w:r>
+      <w:r>
+        <w:t xml:space="preserve"> </w:t>
+      </w:r>
+      <w:r>
+        <w:rPr>
+          <w:b/>
+          <w:bCs/>
+        </w:rPr>
+        <w:t xml:space="preserve">4. Adding a Favicon (Browser Tab Logo)</w:t>
+      </w:r>
+    </w:p>
+    <w:p>
+      <w:pPr>
+        <w:pStyle w:val="FirstParagraph"/>
+      </w:pPr>
+      <w:r>
+        <w:t xml:space="preserve">To ensure your logo or icon appears in the browser tab, use the</w:t>
+      </w:r>
+      <w:r>
+        <w:t xml:space="preserve"> </w:t>
+      </w:r>
+      <w:r>
+        <w:rPr>
+          <w:rStyle w:val="VerbatimChar"/>
+        </w:rPr>
+        <w:t xml:space="preserve">favicon</w:t>
+      </w:r>
+      <w:r>
+        <w:t xml:space="preserve"> </w:t>
+      </w:r>
+      <w:r>
+        <w:t xml:space="preserve">option under the</w:t>
+      </w:r>
+      <w:r>
+        <w:t xml:space="preserve"> </w:t>
+      </w:r>
+      <w:r>
+        <w:rPr>
+          <w:rStyle w:val="VerbatimChar"/>
+        </w:rPr>
+        <w:t xml:space="preserve">website</w:t>
+      </w:r>
+      <w:r>
+        <w:t xml:space="preserve"> </w:t>
+      </w:r>
+      <w:r>
+        <w:t xml:space="preserve">key: [2, 13]</w:t>
+      </w:r>
+    </w:p>
+    <w:p>
+      <w:pPr>
+        <w:pStyle w:val="SourceCode"/>
+      </w:pPr>
+      <w:r>
+        <w:rPr>
+          <w:rStyle w:val="VerbatimChar"/>
+        </w:rPr>
+        <w:t xml:space="preserve">website:</w:t>
+      </w:r>
+      <w:r>
+        <w:br/>
+      </w:r>
+      <w:r>
+        <w:rPr>
+          <w:rStyle w:val="VerbatimChar"/>
+        </w:rPr>
+        <w:t xml:space="preserve">  favicon: "favicon.ico" # Usually a .png or .ico file</w:t>
+      </w:r>
+      <w:r>
+        <w:br/>
+      </w:r>
+      <w:r>
+        <w:rPr>
+          <w:rStyle w:val="VerbatimChar"/>
+        </w:rPr>
+        <w:t xml:space="preserve"> </w:t>
+      </w:r>
+    </w:p>
+    <w:p>
+      <w:pPr>
+        <w:pStyle w:val="FirstParagraph"/>
+      </w:pPr>
+      <w:r>
+        <w:t xml:space="preserve">For more detailed customization, you can refer to the official</w:t>
+      </w:r>
+      <w:r>
+        <w:t xml:space="preserve"> </w:t>
+      </w:r>
+      <w:hyperlink r:id="rId322">
+        <w:r>
+          <w:rPr>
+            <w:rStyle w:val="Hyperlink"/>
+          </w:rPr>
+          <w:t xml:space="preserve">Quarto Website Navigation</w:t>
+        </w:r>
+      </w:hyperlink>
+      <w:r>
+        <w:t xml:space="preserve"> </w:t>
+      </w:r>
+      <w:r>
+        <w:t xml:space="preserve">documentation. [14]</w:t>
+      </w:r>
+    </w:p>
+    <w:p>
+      <w:pPr>
+        <w:pStyle w:val="BodyText"/>
+      </w:pPr>
+      <w:r>
+        <w:t xml:space="preserve">Would you like to know how to adjust the</w:t>
+      </w:r>
+      <w:r>
+        <w:t xml:space="preserve"> </w:t>
+      </w:r>
+      <w:r>
+        <w:rPr>
+          <w:b/>
+          <w:bCs/>
+        </w:rPr>
+        <w:t xml:space="preserve">size</w:t>
+      </w:r>
+      <w:r>
+        <w:t xml:space="preserve"> </w:t>
+      </w:r>
+      <w:r>
+        <w:t xml:space="preserve">of the logo or customize its</w:t>
+      </w:r>
+      <w:r>
+        <w:t xml:space="preserve"> </w:t>
+      </w:r>
+      <w:r>
+        <w:rPr>
+          <w:b/>
+          <w:bCs/>
+        </w:rPr>
+        <w:t xml:space="preserve">position</w:t>
+      </w:r>
+      <w:r>
+        <w:t xml:space="preserve"> </w:t>
+      </w:r>
+      <w:r>
+        <w:t xml:space="preserve">further using CSS?</w:t>
+      </w:r>
+    </w:p>
+    <w:p>
+      <w:pPr>
+        <w:pStyle w:val="BodyText"/>
+      </w:pPr>
+      <w:r>
+        <w:t xml:space="preserve">[1]</w:t>
+      </w:r>
+      <w:r>
+        <w:t xml:space="preserve"> </w:t>
+      </w:r>
+      <w:hyperlink r:id="rId322">
+        <w:r>
+          <w:rPr>
+            <w:rStyle w:val="Hyperlink"/>
+          </w:rPr>
+          <w:t xml:space="preserve">https://quarto.org</w:t>
+        </w:r>
+      </w:hyperlink>
+    </w:p>
+    <w:p>
+      <w:pPr>
+        <w:pStyle w:val="BodyText"/>
+      </w:pPr>
+      <w:r>
+        <w:t xml:space="preserve">[2]</w:t>
+      </w:r>
+      <w:r>
+        <w:t xml:space="preserve"> </w:t>
+      </w:r>
+      <w:hyperlink r:id="rId323">
+        <w:r>
+          <w:rPr>
+            <w:rStyle w:val="Hyperlink"/>
+          </w:rPr>
+          <w:t xml:space="preserve">https://forum.posit.co</w:t>
+        </w:r>
+      </w:hyperlink>
+    </w:p>
+    <w:p>
+      <w:pPr>
+        <w:pStyle w:val="BodyText"/>
+      </w:pPr>
+      <w:r>
+        <w:t xml:space="preserve">[3]</w:t>
+      </w:r>
+      <w:r>
+        <w:t xml:space="preserve"> </w:t>
+      </w:r>
+      <w:hyperlink r:id="rId322">
+        <w:r>
+          <w:rPr>
+            <w:rStyle w:val="Hyperlink"/>
+          </w:rPr>
+          <w:t xml:space="preserve">https://quarto.org</w:t>
+        </w:r>
+      </w:hyperlink>
+    </w:p>
+    <w:p>
+      <w:pPr>
+        <w:pStyle w:val="BodyText"/>
+      </w:pPr>
+      <w:r>
+        <w:t xml:space="preserve">[4]</w:t>
+      </w:r>
+      <w:r>
+        <w:t xml:space="preserve"> </w:t>
+      </w:r>
+      <w:hyperlink r:id="rId324">
+        <w:r>
+          <w:rPr>
+            <w:rStyle w:val="Hyperlink"/>
+          </w:rPr>
+          <w:t xml:space="preserve">https://quarto.org</w:t>
+        </w:r>
+      </w:hyperlink>
+    </w:p>
+    <w:p>
+      <w:pPr>
+        <w:pStyle w:val="BodyText"/>
+      </w:pPr>
+      <w:r>
+        <w:t xml:space="preserve">[5]</w:t>
+      </w:r>
+      <w:r>
+        <w:t xml:space="preserve"> </w:t>
+      </w:r>
+      <w:hyperlink r:id="rId323">
+        <w:r>
+          <w:rPr>
+            <w:rStyle w:val="Hyperlink"/>
+          </w:rPr>
+          <w:t xml:space="preserve">https://forum.posit.co</w:t>
+        </w:r>
+      </w:hyperlink>
+    </w:p>
+    <w:p>
+      <w:pPr>
+        <w:pStyle w:val="BodyText"/>
+      </w:pPr>
+      <w:r>
+        <w:t xml:space="preserve">[6]</w:t>
+      </w:r>
+      <w:r>
+        <w:t xml:space="preserve"> </w:t>
+      </w:r>
+      <w:hyperlink r:id="rId324">
+        <w:r>
+          <w:rPr>
+            <w:rStyle w:val="Hyperlink"/>
+          </w:rPr>
+          <w:t xml:space="preserve">https://quarto.org</w:t>
+        </w:r>
+      </w:hyperlink>
+    </w:p>
+    <w:p>
+      <w:pPr>
+        <w:pStyle w:val="BodyText"/>
+      </w:pPr>
+      <w:r>
+        <w:t xml:space="preserve">[7]</w:t>
+      </w:r>
+      <w:r>
+        <w:t xml:space="preserve"> </w:t>
+      </w:r>
+      <w:hyperlink r:id="rId322">
+        <w:r>
+          <w:rPr>
+            <w:rStyle w:val="Hyperlink"/>
+          </w:rPr>
+          <w:t xml:space="preserve">https://quarto.org</w:t>
+        </w:r>
+      </w:hyperlink>
+    </w:p>
+    <w:p>
+      <w:pPr>
+        <w:pStyle w:val="BodyText"/>
+      </w:pPr>
+      <w:r>
+        <w:t xml:space="preserve">[8]</w:t>
+      </w:r>
+      <w:r>
+        <w:t xml:space="preserve"> </w:t>
+      </w:r>
+      <w:hyperlink r:id="rId324">
+        <w:r>
+          <w:rPr>
+            <w:rStyle w:val="Hyperlink"/>
+          </w:rPr>
+          <w:t xml:space="preserve">https://quarto.org</w:t>
+        </w:r>
+      </w:hyperlink>
+    </w:p>
+    <w:p>
+      <w:pPr>
+        <w:pStyle w:val="BodyText"/>
+      </w:pPr>
+      <w:r>
+        <w:t xml:space="preserve">[9]</w:t>
+      </w:r>
+      <w:r>
+        <w:t xml:space="preserve"> </w:t>
+      </w:r>
+      <w:hyperlink r:id="rId325">
+        <w:r>
+          <w:rPr>
+            <w:rStyle w:val="Hyperlink"/>
+          </w:rPr>
+          <w:t xml:space="preserve">https://quarto.org</w:t>
+        </w:r>
+      </w:hyperlink>
+    </w:p>
+    <w:p>
+      <w:pPr>
+        <w:pStyle w:val="BodyText"/>
+      </w:pPr>
+      <w:r>
+        <w:t xml:space="preserve">[10]</w:t>
+      </w:r>
+      <w:r>
+        <w:t xml:space="preserve"> </w:t>
+      </w:r>
+      <w:hyperlink r:id="rId326">
+        <w:r>
+          <w:rPr>
+            <w:rStyle w:val="Hyperlink"/>
+          </w:rPr>
+          <w:t xml:space="preserve">https://stackoverflow.com</w:t>
+        </w:r>
+      </w:hyperlink>
+    </w:p>
+    <w:p>
+      <w:pPr>
+        <w:pStyle w:val="BodyText"/>
+      </w:pPr>
+      <w:r>
+        <w:t xml:space="preserve">[11]</w:t>
+      </w:r>
+      <w:r>
+        <w:t xml:space="preserve"> </w:t>
+      </w:r>
+      <w:hyperlink r:id="rId325">
+        <w:r>
+          <w:rPr>
+            <w:rStyle w:val="Hyperlink"/>
+          </w:rPr>
+          <w:t xml:space="preserve">https://quarto.org</w:t>
+        </w:r>
+      </w:hyperlink>
+    </w:p>
+    <w:p>
+      <w:pPr>
+        <w:pStyle w:val="BodyText"/>
+      </w:pPr>
+      <w:r>
+        <w:t xml:space="preserve">[12]</w:t>
+      </w:r>
+      <w:r>
+        <w:t xml:space="preserve"> </w:t>
+      </w:r>
+      <w:hyperlink r:id="rId325">
+        <w:r>
+          <w:rPr>
+            <w:rStyle w:val="Hyperlink"/>
+          </w:rPr>
+          <w:t xml:space="preserve">https://quarto.org</w:t>
+        </w:r>
+      </w:hyperlink>
+    </w:p>
+    <w:p>
+      <w:pPr>
+        <w:pStyle w:val="BodyText"/>
+      </w:pPr>
+      <w:r>
+        <w:t xml:space="preserve">[13]</w:t>
+      </w:r>
+      <w:r>
+        <w:t xml:space="preserve"> </w:t>
+      </w:r>
+      <w:hyperlink r:id="rId327">
+        <w:r>
+          <w:rPr>
+            <w:rStyle w:val="Hyperlink"/>
+          </w:rPr>
+          <w:t xml:space="preserve">https://quarto.org</w:t>
+        </w:r>
+      </w:hyperlink>
+    </w:p>
+    <w:p>
+      <w:pPr>
+        <w:pStyle w:val="BodyText"/>
+      </w:pPr>
+      <w:r>
+        <w:t xml:space="preserve">[14]</w:t>
+      </w:r>
+      <w:r>
+        <w:t xml:space="preserve"> </w:t>
+      </w:r>
+      <w:hyperlink r:id="rId328">
+        <w:r>
+          <w:rPr>
+            <w:rStyle w:val="Hyperlink"/>
+          </w:rPr>
+          <w:t xml:space="preserve">https://quarto-tdg.org</w:t>
+        </w:r>
+      </w:hyperlink>
+    </w:p>
+    <w:p>
+      <w:pPr>
+        <w:pStyle w:val="BodyText"/>
+      </w:pPr>
+      <w:r>
+        <w:t xml:space="preserve">To insert an Instagram link into the left sidebar of your Quarto website, you can use the</w:t>
+      </w:r>
+      <w:r>
+        <w:t xml:space="preserve"> </w:t>
+      </w:r>
+      <w:r>
+        <w:rPr>
+          <w:rStyle w:val="VerbatimChar"/>
+          <w:b/>
+          <w:bCs/>
+        </w:rPr>
+        <w:t xml:space="preserve">tools</w:t>
+      </w:r>
+      <w:r>
+        <w:t xml:space="preserve"> </w:t>
+      </w:r>
+      <w:r>
+        <w:t xml:space="preserve">or</w:t>
+      </w:r>
+      <w:r>
+        <w:t xml:space="preserve"> </w:t>
+      </w:r>
+      <w:r>
+        <w:rPr>
+          <w:rStyle w:val="VerbatimChar"/>
+          <w:b/>
+          <w:bCs/>
+        </w:rPr>
+        <w:t xml:space="preserve">footer</w:t>
+      </w:r>
+      <w:r>
+        <w:t xml:space="preserve"> </w:t>
+      </w:r>
+      <w:r>
+        <w:t xml:space="preserve">options within the</w:t>
+      </w:r>
+      <w:r>
+        <w:t xml:space="preserve"> </w:t>
+      </w:r>
+      <w:r>
+        <w:rPr>
+          <w:rStyle w:val="VerbatimChar"/>
+        </w:rPr>
+        <w:t xml:space="preserve">sidebar</w:t>
+      </w:r>
+      <w:r>
+        <w:t xml:space="preserve"> </w:t>
+      </w:r>
+      <w:r>
+        <w:t xml:space="preserve">configuration in your</w:t>
+      </w:r>
+      <w:r>
+        <w:t xml:space="preserve"> </w:t>
+      </w:r>
+      <w:r>
+        <w:rPr>
+          <w:rStyle w:val="VerbatimChar"/>
+        </w:rPr>
+        <w:t xml:space="preserve">_quarto.yml</w:t>
+      </w:r>
+      <w:r>
+        <w:t xml:space="preserve"> </w:t>
+      </w:r>
+      <w:r>
+        <w:t xml:space="preserve">file.</w:t>
+      </w:r>
+    </w:p>
+    <w:bookmarkEnd w:id="329"/>
+    <w:bookmarkStart w:id="330" w:name="using-sidebar-tools-recommended-1"/>
+    <w:p>
+      <w:pPr>
+        <w:pStyle w:val="Heading2"/>
+      </w:pPr>
+      <w:r>
+        <w:t xml:space="preserve">16.12</w:t>
+      </w:r>
+      <w:r>
+        <w:t xml:space="preserve"> </w:t>
+      </w:r>
+      <w:r>
+        <w:rPr>
+          <w:b/>
+          <w:bCs/>
+        </w:rPr>
+        <w:t xml:space="preserve">1. Using Sidebar Tools (Recommended)</w:t>
+      </w:r>
+    </w:p>
+    <w:p>
+      <w:pPr>
+        <w:pStyle w:val="FirstParagraph"/>
+      </w:pPr>
+      <w:r>
+        <w:t xml:space="preserve">Sidebar tools appear as icons at the top of the sidebar, next to the title or logo. Quarto includes built-in support for</w:t>
+      </w:r>
+      <w:r>
+        <w:t xml:space="preserve"> </w:t>
+      </w:r>
+      <w:r>
+        <w:rPr>
+          <w:b/>
+          <w:bCs/>
+        </w:rPr>
+        <w:t xml:space="preserve">Bootstrap Icons</w:t>
+      </w:r>
+      <w:r>
+        <w:t xml:space="preserve">, so you can use the</w:t>
+      </w:r>
+      <w:r>
+        <w:t xml:space="preserve"> </w:t>
+      </w:r>
+      <w:r>
+        <w:rPr>
+          <w:rStyle w:val="VerbatimChar"/>
+        </w:rPr>
+        <w:t xml:space="preserve">instagram</w:t>
+      </w:r>
+      <w:r>
+        <w:t xml:space="preserve"> </w:t>
+      </w:r>
+      <w:r>
+        <w:t xml:space="preserve">icon directly. [1, 2]</w:t>
+      </w:r>
+    </w:p>
+    <w:p>
+      <w:pPr>
+        <w:pStyle w:val="SourceCode"/>
+      </w:pPr>
+      <w:r>
+        <w:rPr>
+          <w:rStyle w:val="VerbatimChar"/>
+        </w:rPr>
+        <w:t xml:space="preserve">website:</w:t>
+      </w:r>
+      <w:r>
+        <w:br/>
+      </w:r>
+      <w:r>
+        <w:rPr>
+          <w:rStyle w:val="VerbatimChar"/>
+        </w:rPr>
+        <w:t xml:space="preserve">  sidebar:</w:t>
+      </w:r>
+      <w:r>
+        <w:br/>
+      </w:r>
+      <w:r>
+        <w:rPr>
+          <w:rStyle w:val="VerbatimChar"/>
+        </w:rPr>
+        <w:t xml:space="preserve">    tools:</w:t>
+      </w:r>
+      <w:r>
+        <w:br/>
+      </w:r>
+      <w:r>
+        <w:rPr>
+          <w:rStyle w:val="VerbatimChar"/>
+        </w:rPr>
+        <w:t xml:space="preserve">      - icon: instagram</w:t>
+      </w:r>
+      <w:r>
+        <w:br/>
+      </w:r>
+      <w:r>
+        <w:rPr>
+          <w:rStyle w:val="VerbatimChar"/>
+        </w:rPr>
+        <w:t xml:space="preserve">        href: https://www.instagram.com</w:t>
+      </w:r>
+      <w:r>
+        <w:br/>
+      </w:r>
+      <w:r>
+        <w:rPr>
+          <w:rStyle w:val="VerbatimChar"/>
+        </w:rPr>
+        <w:t xml:space="preserve">        text: "Instagram" # Optional tooltip text</w:t>
+      </w:r>
+    </w:p>
+    <w:bookmarkEnd w:id="330"/>
+    <w:bookmarkStart w:id="331" w:name="using-sidebar-footer-1"/>
+    <w:p>
+      <w:pPr>
+        <w:pStyle w:val="Heading2"/>
+      </w:pPr>
+      <w:r>
+        <w:t xml:space="preserve">16.13</w:t>
+      </w:r>
+      <w:r>
+        <w:t xml:space="preserve"> </w:t>
+      </w:r>
+      <w:r>
+        <w:rPr>
+          <w:b/>
+          <w:bCs/>
+        </w:rPr>
+        <w:t xml:space="preserve">2. Using Sidebar Footer</w:t>
+      </w:r>
+    </w:p>
+    <w:p>
+      <w:pPr>
+        <w:pStyle w:val="FirstParagraph"/>
+      </w:pPr>
+      <w:r>
+        <w:t xml:space="preserve">If you want the link to appear at the bottom of the sidebar, you can use the</w:t>
+      </w:r>
+      <w:r>
+        <w:t xml:space="preserve"> </w:t>
+      </w:r>
+      <w:r>
+        <w:rPr>
+          <w:rStyle w:val="VerbatimChar"/>
+        </w:rPr>
+        <w:t xml:space="preserve">footer</w:t>
+      </w:r>
+      <w:r>
+        <w:t xml:space="preserve"> </w:t>
+      </w:r>
+      <w:r>
+        <w:t xml:space="preserve">option. You can use standard Markdown or even the Font Awesome extension for more icon variety. [3]</w:t>
+      </w:r>
+    </w:p>
+    <w:p>
+      <w:pPr>
+        <w:pStyle w:val="SourceCode"/>
+      </w:pPr>
+      <w:r>
+        <w:rPr>
+          <w:rStyle w:val="VerbatimChar"/>
+        </w:rPr>
+        <w:t xml:space="preserve">website:</w:t>
+      </w:r>
+      <w:r>
+        <w:br/>
+      </w:r>
+      <w:r>
+        <w:rPr>
+          <w:rStyle w:val="VerbatimChar"/>
+        </w:rPr>
+        <w:t xml:space="preserve">  sidebar:</w:t>
+      </w:r>
+      <w:r>
+        <w:br/>
+      </w:r>
+      <w:r>
+        <w:rPr>
+          <w:rStyle w:val="VerbatimChar"/>
+        </w:rPr>
+        <w:t xml:space="preserve">    footer: |</w:t>
+      </w:r>
+      <w:r>
+        <w:br/>
+      </w:r>
+      <w:r>
+        <w:rPr>
+          <w:rStyle w:val="VerbatimChar"/>
+        </w:rPr>
+        <w:t xml:space="preserve">      [ {{&lt; fa brands instagram &gt;}} Instagram](https://www.instagram.com)</w:t>
+      </w:r>
+    </w:p>
+    <w:p>
+      <w:pPr>
+        <w:pStyle w:val="FirstParagraph"/>
+      </w:pPr>
+      <w:r>
+        <w:rPr>
+          <w:i/>
+          <w:iCs/>
+        </w:rPr>
+        <w:t xml:space="preserve">(Note: Using</w:t>
+      </w:r>
+      <w:r>
+        <w:rPr>
+          <w:i/>
+          <w:iCs/>
+        </w:rPr>
+        <w:t xml:space="preserve"> </w:t>
+      </w:r>
+      <w:r>
+        <w:rPr>
+          <w:rStyle w:val="VerbatimChar"/>
+          <w:i/>
+          <w:iCs/>
+        </w:rPr>
+        <w:t xml:space="preserve">{{&lt; fa ... &gt;}}</w:t>
+      </w:r>
+      <w:r>
+        <w:rPr>
+          <w:i/>
+          <w:iCs/>
+        </w:rPr>
+        <w:t xml:space="preserve"> </w:t>
+      </w:r>
+      <w:r>
+        <w:rPr>
+          <w:i/>
+          <w:iCs/>
+        </w:rPr>
+        <w:t xml:space="preserve">requires installing the Font Awesome extension via</w:t>
+      </w:r>
+      <w:r>
+        <w:rPr>
+          <w:i/>
+          <w:iCs/>
+        </w:rPr>
+        <w:t xml:space="preserve"> </w:t>
+      </w:r>
+      <w:r>
+        <w:rPr>
+          <w:rStyle w:val="VerbatimChar"/>
+          <w:i/>
+          <w:iCs/>
+        </w:rPr>
+        <w:t xml:space="preserve">quarto add quarto-ext/fontawesome</w:t>
+      </w:r>
+      <w:r>
+        <w:rPr>
+          <w:i/>
+          <w:iCs/>
+        </w:rPr>
+        <w:t xml:space="preserve"> </w:t>
+      </w:r>
+      <w:r>
+        <w:rPr>
+          <w:i/>
+          <w:iCs/>
+        </w:rPr>
+        <w:t xml:space="preserve">in your terminal)</w:t>
+      </w:r>
+      <w:r>
+        <w:t xml:space="preserve">.</w:t>
+      </w:r>
+    </w:p>
+    <w:bookmarkEnd w:id="331"/>
+    <w:bookmarkStart w:id="334" w:name="adding-to-sidebar-contents-1"/>
+    <w:p>
+      <w:pPr>
+        <w:pStyle w:val="Heading2"/>
+      </w:pPr>
+      <w:r>
+        <w:t xml:space="preserve">16.14</w:t>
+      </w:r>
+      <w:r>
+        <w:t xml:space="preserve"> </w:t>
+      </w:r>
+      <w:r>
+        <w:rPr>
+          <w:b/>
+          <w:bCs/>
+        </w:rPr>
+        <w:t xml:space="preserve">3. Adding to Sidebar Contents</w:t>
+      </w:r>
+    </w:p>
+    <w:p>
+      <w:pPr>
+        <w:pStyle w:val="FirstParagraph"/>
+      </w:pPr>
+      <w:r>
+        <w:t xml:space="preserve">If you want Instagram to appear as a regular menu item among your page links:</w:t>
+      </w:r>
+    </w:p>
+    <w:p>
+      <w:pPr>
+        <w:pStyle w:val="SourceCode"/>
+      </w:pPr>
+      <w:r>
+        <w:rPr>
+          <w:rStyle w:val="VerbatimChar"/>
+        </w:rPr>
+        <w:t xml:space="preserve">website:</w:t>
+      </w:r>
+      <w:r>
+        <w:br/>
+      </w:r>
+      <w:r>
+        <w:rPr>
+          <w:rStyle w:val="VerbatimChar"/>
+        </w:rPr>
+        <w:t xml:space="preserve">  sidebar:</w:t>
+      </w:r>
+      <w:r>
+        <w:br/>
+      </w:r>
+      <w:r>
+        <w:rPr>
+          <w:rStyle w:val="VerbatimChar"/>
+        </w:rPr>
+        <w:t xml:space="preserve">    contents:</w:t>
+      </w:r>
+      <w:r>
+        <w:br/>
+      </w:r>
+      <w:r>
+        <w:rPr>
+          <w:rStyle w:val="VerbatimChar"/>
+        </w:rPr>
+        <w:t xml:space="preserve">      - section: "Social Media"</w:t>
+      </w:r>
+      <w:r>
+        <w:br/>
+      </w:r>
+      <w:r>
+        <w:rPr>
+          <w:rStyle w:val="VerbatimChar"/>
+        </w:rPr>
+        <w:t xml:space="preserve">        contents:</w:t>
+      </w:r>
+      <w:r>
+        <w:br/>
+      </w:r>
+      <w:r>
+        <w:rPr>
+          <w:rStyle w:val="VerbatimChar"/>
+        </w:rPr>
+        <w:t xml:space="preserve">          - text: "Instagram"</w:t>
+      </w:r>
+      <w:r>
+        <w:br/>
+      </w:r>
+      <w:r>
+        <w:rPr>
+          <w:rStyle w:val="VerbatimChar"/>
+        </w:rPr>
+        <w:t xml:space="preserve">            icon: instagram # Adds the icon next to the text</w:t>
+      </w:r>
+      <w:r>
+        <w:br/>
+      </w:r>
+      <w:r>
+        <w:rPr>
+          <w:rStyle w:val="VerbatimChar"/>
+        </w:rPr>
+        <w:t xml:space="preserve">            href: https://www.instagram.com</w:t>
+      </w:r>
+    </w:p>
+    <w:p>
+      <w:pPr>
+        <w:pStyle w:val="FirstParagraph"/>
+      </w:pPr>
+      <w:r>
+        <w:rPr>
+          <w:b/>
+          <w:bCs/>
+        </w:rPr>
+        <w:t xml:space="preserve">Key Details:</w:t>
+      </w:r>
+    </w:p>
+    <w:p>
+      <w:pPr>
+        <w:numPr>
+          <w:ilvl w:val="0"/>
+          <w:numId w:val="1085"/>
+        </w:numPr>
+      </w:pPr>
+      <w:r>
+        <w:rPr>
+          <w:b/>
+          <w:bCs/>
+        </w:rPr>
+        <w:t xml:space="preserve">Icon:</w:t>
+      </w:r>
+      <w:r>
+        <w:t xml:space="preserve"> </w:t>
+      </w:r>
+      <w:r>
+        <w:t xml:space="preserve">Use</w:t>
+      </w:r>
+      <w:r>
+        <w:t xml:space="preserve"> </w:t>
+      </w:r>
+      <w:r>
+        <w:rPr>
+          <w:rStyle w:val="VerbatimChar"/>
+        </w:rPr>
+        <w:t xml:space="preserve">instagram</w:t>
+      </w:r>
+      <w:r>
+        <w:t xml:space="preserve"> </w:t>
+      </w:r>
+      <w:r>
+        <w:t xml:space="preserve">for the standard Bootstrap icon.</w:t>
+      </w:r>
+    </w:p>
+    <w:p>
+      <w:pPr>
+        <w:numPr>
+          <w:ilvl w:val="0"/>
+          <w:numId w:val="1085"/>
+        </w:numPr>
+      </w:pPr>
+      <w:r>
+        <w:rPr>
+          <w:b/>
+          <w:bCs/>
+        </w:rPr>
+        <w:t xml:space="preserve">Href:</w:t>
+      </w:r>
+      <w:r>
+        <w:t xml:space="preserve"> </w:t>
+      </w:r>
+      <w:r>
+        <w:t xml:space="preserve">Ensure you use the full URL starting with</w:t>
+      </w:r>
+      <w:r>
+        <w:t xml:space="preserve"> </w:t>
+      </w:r>
+      <w:r>
+        <w:rPr>
+          <w:rStyle w:val="VerbatimChar"/>
+        </w:rPr>
+        <w:t xml:space="preserve">https://</w:t>
+      </w:r>
+      <w:r>
+        <w:t xml:space="preserve">.</w:t>
+      </w:r>
+    </w:p>
+    <w:p>
+      <w:pPr>
+        <w:numPr>
+          <w:ilvl w:val="0"/>
+          <w:numId w:val="1085"/>
+        </w:numPr>
+      </w:pPr>
+      <w:r>
+        <w:rPr>
+          <w:b/>
+          <w:bCs/>
+        </w:rPr>
+        <w:t xml:space="preserve">Position:</w:t>
+      </w:r>
+      <w:r>
+        <w:t xml:space="preserve"> </w:t>
+      </w:r>
+      <w:r>
+        <w:t xml:space="preserve">Tools will always appear at the</w:t>
+      </w:r>
+      <w:r>
+        <w:t xml:space="preserve"> </w:t>
+      </w:r>
+      <w:r>
+        <w:rPr>
+          <w:b/>
+          <w:bCs/>
+        </w:rPr>
+        <w:t xml:space="preserve">top</w:t>
+      </w:r>
+      <w:r>
+        <w:t xml:space="preserve"> </w:t>
+      </w:r>
+      <w:r>
+        <w:t xml:space="preserve">of the sidebar, while footers appear at the</w:t>
+      </w:r>
+      <w:r>
+        <w:t xml:space="preserve"> </w:t>
+      </w:r>
+      <w:r>
+        <w:rPr>
+          <w:b/>
+          <w:bCs/>
+        </w:rPr>
+        <w:t xml:space="preserve">bottom</w:t>
+      </w:r>
+      <w:r>
+        <w:t xml:space="preserve">. [1, 4, 5]</w:t>
+      </w:r>
+    </w:p>
+    <w:p>
+      <w:pPr>
+        <w:pStyle w:val="FirstParagraph"/>
+      </w:pPr>
+      <w:r>
+        <w:t xml:space="preserve">Would you like to know how to</w:t>
+      </w:r>
+      <w:r>
+        <w:t xml:space="preserve"> </w:t>
+      </w:r>
+      <w:r>
+        <w:rPr>
+          <w:b/>
+          <w:bCs/>
+        </w:rPr>
+        <w:t xml:space="preserve">change the color</w:t>
+      </w:r>
+      <w:r>
+        <w:t xml:space="preserve"> </w:t>
+      </w:r>
+      <w:r>
+        <w:t xml:space="preserve">of the Instagram icon to match the brand’s original purple/pink?</w:t>
+      </w:r>
+    </w:p>
+    <w:p>
+      <w:pPr>
+        <w:pStyle w:val="BodyText"/>
+      </w:pPr>
+      <w:r>
+        <w:t xml:space="preserve">[1]</w:t>
+      </w:r>
+      <w:r>
+        <w:t xml:space="preserve"> </w:t>
+      </w:r>
+      <w:hyperlink r:id="rId322">
+        <w:r>
+          <w:rPr>
+            <w:rStyle w:val="Hyperlink"/>
+          </w:rPr>
+          <w:t xml:space="preserve">https://quarto.org</w:t>
+        </w:r>
+      </w:hyperlink>
+    </w:p>
+    <w:p>
+      <w:pPr>
+        <w:pStyle w:val="BodyText"/>
+      </w:pPr>
+      <w:r>
+        <w:t xml:space="preserve">[2]</w:t>
+      </w:r>
+      <w:r>
+        <w:t xml:space="preserve"> </w:t>
+      </w:r>
+      <w:hyperlink r:id="rId332">
+        <w:r>
+          <w:rPr>
+            <w:rStyle w:val="Hyperlink"/>
+          </w:rPr>
+          <w:t xml:space="preserve">https://quarto.org</w:t>
+        </w:r>
+      </w:hyperlink>
+    </w:p>
+    <w:p>
+      <w:pPr>
+        <w:pStyle w:val="BodyText"/>
+      </w:pPr>
+      <w:r>
+        <w:t xml:space="preserve">[3]</w:t>
+      </w:r>
+      <w:r>
+        <w:t xml:space="preserve"> </w:t>
+      </w:r>
+      <w:hyperlink r:id="rId333">
+        <w:r>
+          <w:rPr>
+            <w:rStyle w:val="Hyperlink"/>
+          </w:rPr>
+          <w:t xml:space="preserve">https://www.youtube.com</w:t>
+        </w:r>
+      </w:hyperlink>
+    </w:p>
+    <w:p>
+      <w:pPr>
+        <w:pStyle w:val="BodyText"/>
+      </w:pPr>
+      <w:r>
+        <w:t xml:space="preserve">[4]</w:t>
+      </w:r>
+      <w:r>
+        <w:t xml:space="preserve"> </w:t>
+      </w:r>
+      <w:hyperlink r:id="rId327">
+        <w:r>
+          <w:rPr>
+            <w:rStyle w:val="Hyperlink"/>
+          </w:rPr>
+          <w:t xml:space="preserve">https://quarto.org</w:t>
+        </w:r>
+      </w:hyperlink>
+    </w:p>
+    <w:p>
+      <w:pPr>
+        <w:pStyle w:val="BodyText"/>
+      </w:pPr>
+      <w:r>
+        <w:t xml:space="preserve">[5]</w:t>
+      </w:r>
+      <w:r>
+        <w:t xml:space="preserve"> </w:t>
+      </w:r>
+      <w:hyperlink r:id="rId324">
+        <w:r>
+          <w:rPr>
+            <w:rStyle w:val="Hyperlink"/>
+          </w:rPr>
+          <w:t xml:space="preserve">https://quarto.org</w:t>
+        </w:r>
+      </w:hyperlink>
+    </w:p>
+    <w:bookmarkEnd w:id="334"/>
+    <w:bookmarkEnd w:id="335"/>
+    <w:bookmarkEnd w:id="336"/>
     <w:sectPr>
       <w:footerReference r:id="rId9" w:type="default"/>
       <w:pgSz w:code="1" w:h="13041" w:w="8505"/>
@@ -33835,6 +41578,21 @@
     <w:abstractNumId w:val="991"/>
   </w:num>
   <w:num w:numId="1080">
+    <w:abstractNumId w:val="991"/>
+  </w:num>
+  <w:num w:numId="1081">
+    <w:abstractNumId w:val="991"/>
+  </w:num>
+  <w:num w:numId="1082">
+    <w:abstractNumId w:val="991"/>
+  </w:num>
+  <w:num w:numId="1083">
+    <w:abstractNumId w:val="991"/>
+  </w:num>
+  <w:num w:numId="1084">
+    <w:abstractNumId w:val="991"/>
+  </w:num>
+  <w:num w:numId="1085">
     <w:abstractNumId w:val="991"/>
   </w:num>
 </w:numbering>

--- a/bookpendata.docx
+++ b/bookpendata.docx
@@ -28,7 +28,7 @@
         </w:p>
       </w:sdtContent>
     </w:sdt>
-    <w:bookmarkStart w:id="95" w:name="penambangan-data"/>
+    <w:bookmarkStart w:id="137" w:name="penambangan-data"/>
     <w:p>
       <w:pPr>
         <w:pStyle w:val="Heading1"/>
@@ -77,13 +77,22 @@
         <w:t xml:space="preserve">.</w:t>
       </w:r>
     </w:p>
-    <w:bookmarkStart w:id="94" w:name="charting-in-colaboratory"/>
+    <w:bookmarkStart w:id="43" w:name="persiapan"/>
     <w:p>
       <w:pPr>
         <w:pStyle w:val="Heading1"/>
       </w:pPr>
       <w:r>
-        <w:t xml:space="preserve">1. Charting in Colaboratory</w:t>
+        <w:t xml:space="preserve">1. Persiapan</w:t>
+      </w:r>
+    </w:p>
+    <w:bookmarkStart w:id="32" w:name="membuat-enviroment-untuk-analisa-data"/>
+    <w:p>
+      <w:pPr>
+        <w:pStyle w:val="Heading2"/>
+      </w:pPr>
+      <w:r>
+        <w:t xml:space="preserve">1.1 Membuat enviroment untuk analisa data</w:t>
       </w:r>
     </w:p>
     <w:p>
@@ -91,23 +100,3565 @@
         <w:pStyle w:val="FirstParagraph"/>
       </w:pPr>
       <w:r>
+        <w:t xml:space="preserve">Penambangan data membutuhkan tool dan perangkat yang dibutuhkan untuk melakukan analisa data. Kita perlu mempersiapkan lingkungan yang sesuai dengan kebutuhan kita dalam melakukan analis. Lingkungan adalah wadah untuk menampung library python sehingga kita secara konsisten dapat menggunakan library tanpa ada konflik terhadap yang library yang lain. Selanjutnya lingkungan ini disebut sebagai kernel dalam Jupyter lab</w:t>
+      </w:r>
+    </w:p>
+    <w:p>
+      <w:pPr>
+        <w:pStyle w:val="BodyText"/>
+      </w:pPr>
+      <w:r>
+        <w:t xml:space="preserve">Berikut adalah panduan langkah demi langkah untuk menambah kernel baru di Jupyter Lab.</w:t>
+      </w:r>
+    </w:p>
+    <w:bookmarkStart w:id="21" w:name="pastikan-lingkungan-python-siap"/>
+    <w:p>
+      <w:pPr>
+        <w:pStyle w:val="Heading3"/>
+      </w:pPr>
+      <w:r>
+        <w:t xml:space="preserve">1.1.1 Pastikan Lingkungan Python Siap</w:t>
+      </w:r>
+    </w:p>
+    <w:p>
+      <w:pPr>
+        <w:pStyle w:val="FirstParagraph"/>
+      </w:pPr>
+      <w:r>
+        <w:t xml:space="preserve">Pastikan Anda memiliki lingkungan Python (venv atau conda) yang ingin Anda gunakan sebagai kernel sudah aktif. Jika belum ikuti panduan lengkap untuk membuat environment (lingkungan virtual) pada Python. Environment berguna untuk mengisolasi dependensi proyek agar tidak bentrok dengan proyek lain. Ada dua cara populer yang biasa digunakan: menggunakan modul bawaan</w:t>
+      </w:r>
+      <w:r>
+        <w:t xml:space="preserve"> </w:t>
+      </w:r>
+      <w:r>
+        <w:rPr>
+          <w:rStyle w:val="VerbatimChar"/>
+        </w:rPr>
+        <w:t xml:space="preserve">venv</w:t>
+      </w:r>
+      <w:r>
+        <w:t xml:space="preserve"> </w:t>
+      </w:r>
+      <w:r>
+        <w:t xml:space="preserve">atau menggunakan</w:t>
+      </w:r>
+      <w:r>
+        <w:t xml:space="preserve"> </w:t>
+      </w:r>
+      <w:r>
+        <w:rPr>
+          <w:rStyle w:val="VerbatimChar"/>
+        </w:rPr>
+        <w:t xml:space="preserve">conda</w:t>
+      </w:r>
+      <w:r>
+        <w:t xml:space="preserve">.</w:t>
+      </w:r>
+    </w:p>
+    <w:p>
+      <w:pPr>
+        <w:pStyle w:val="BodyText"/>
+      </w:pPr>
+      <w:r>
+        <w:rPr>
+          <w:b/>
+          <w:bCs/>
+        </w:rPr>
+        <w:t xml:space="preserve">A. Menggunakan</w:t>
+      </w:r>
+      <w:r>
+        <w:rPr>
+          <w:b/>
+          <w:bCs/>
+        </w:rPr>
+        <w:t xml:space="preserve"> </w:t>
+      </w:r>
+      <w:r>
+        <w:rPr>
+          <w:rStyle w:val="VerbatimChar"/>
+          <w:b/>
+          <w:bCs/>
+        </w:rPr>
+        <w:t xml:space="preserve">venv</w:t>
+      </w:r>
+      <w:r>
+        <w:rPr>
+          <w:b/>
+          <w:bCs/>
+        </w:rPr>
+        <w:t xml:space="preserve"> </w:t>
+      </w:r>
+      <w:r>
+        <w:rPr>
+          <w:b/>
+          <w:bCs/>
+        </w:rPr>
+        <w:t xml:space="preserve">(Bawaan Python).</w:t>
+      </w:r>
+      <w:r>
+        <w:t xml:space="preserve"> </w:t>
+      </w:r>
+      <w:r>
+        <w:t xml:space="preserve">Metode ini sudah tersedia secara default jika Anda menginstal Python dari python.org.</w:t>
+      </w:r>
+    </w:p>
+    <w:p>
+      <w:pPr>
+        <w:pStyle w:val="Compact"/>
+        <w:numPr>
+          <w:ilvl w:val="0"/>
+          <w:numId w:val="1001"/>
+        </w:numPr>
+      </w:pPr>
+      <w:r>
+        <w:rPr>
+          <w:b/>
+          <w:bCs/>
+        </w:rPr>
+        <w:t xml:space="preserve">Buat Environment</w:t>
+      </w:r>
+      <w:r>
+        <w:t xml:space="preserve"> </w:t>
+      </w:r>
+      <w:r>
+        <w:t xml:space="preserve">Buka terminal atau command prompt, navigasi ke folder proyek Anda, lalu jalankan:</w:t>
+      </w:r>
+    </w:p>
+    <w:p>
+      <w:pPr>
+        <w:pStyle w:val="SourceCode"/>
+      </w:pPr>
+      <w:r>
+        <w:rPr>
+          <w:rStyle w:val="NormalTok"/>
+        </w:rPr>
+        <w:t xml:space="preserve">   </w:t>
+      </w:r>
+      <w:r>
+        <w:rPr>
+          <w:rStyle w:val="ExtensionTok"/>
+        </w:rPr>
+        <w:t xml:space="preserve">python</w:t>
+      </w:r>
+      <w:r>
+        <w:rPr>
+          <w:rStyle w:val="NormalTok"/>
+        </w:rPr>
+        <w:t xml:space="preserve"> </w:t>
+      </w:r>
+      <w:r>
+        <w:rPr>
+          <w:rStyle w:val="AttributeTok"/>
+        </w:rPr>
+        <w:t xml:space="preserve">-m</w:t>
+      </w:r>
+      <w:r>
+        <w:rPr>
+          <w:rStyle w:val="NormalTok"/>
+        </w:rPr>
+        <w:t xml:space="preserve"> venv envpendata</w:t>
+      </w:r>
+    </w:p>
+    <w:p>
+      <w:pPr>
+        <w:pStyle w:val="FirstParagraph"/>
+      </w:pPr>
+      <w:r>
+        <w:rPr>
+          <w:b/>
+          <w:bCs/>
+        </w:rPr>
+        <w:t xml:space="preserve">Aktifkan Environment</w:t>
+      </w:r>
+      <w:r>
+        <w:t xml:space="preserve"> </w:t>
+      </w:r>
+      <w:r>
+        <w:t xml:space="preserve">Perintah aktivasi berbeda tergantung sistem operasi Anda.</w:t>
+      </w:r>
+    </w:p>
+    <w:p>
+      <w:pPr>
+        <w:numPr>
+          <w:ilvl w:val="0"/>
+          <w:numId w:val="1002"/>
+        </w:numPr>
+      </w:pPr>
+      <w:r>
+        <w:rPr>
+          <w:b/>
+          <w:bCs/>
+        </w:rPr>
+        <w:t xml:space="preserve">Windows (Command Prompt):</w:t>
+      </w:r>
+      <w:r>
+        <w:t xml:space="preserve"> </w:t>
+      </w:r>
+      <w:r>
+        <w:rPr>
+          <w:rStyle w:val="VerbatimChar"/>
+        </w:rPr>
+        <w:t xml:space="preserve">bash</w:t>
+      </w:r>
+    </w:p>
+    <w:p>
+      <w:pPr>
+        <w:numPr>
+          <w:ilvl w:val="0"/>
+          <w:numId w:val="1000"/>
+        </w:numPr>
+      </w:pPr>
+      <w:r>
+        <w:rPr>
+          <w:rStyle w:val="VerbatimChar"/>
+        </w:rPr>
+        <w:t xml:space="preserve">envpendata\Scripts\activate</w:t>
+      </w:r>
+    </w:p>
+    <w:p>
+      <w:pPr>
+        <w:numPr>
+          <w:ilvl w:val="0"/>
+          <w:numId w:val="1002"/>
+        </w:numPr>
+      </w:pPr>
+      <w:r>
+        <w:rPr>
+          <w:b/>
+          <w:bCs/>
+        </w:rPr>
+        <w:t xml:space="preserve">Windows (PowerShell):</w:t>
+      </w:r>
+      <w:r>
+        <w:t xml:space="preserve"> </w:t>
+      </w:r>
+      <w:r>
+        <w:rPr>
+          <w:rStyle w:val="VerbatimChar"/>
+        </w:rPr>
+        <w:t xml:space="preserve">bash</w:t>
+      </w:r>
+    </w:p>
+    <w:p>
+      <w:pPr>
+        <w:numPr>
+          <w:ilvl w:val="0"/>
+          <w:numId w:val="1000"/>
+        </w:numPr>
+      </w:pPr>
+      <w:r>
+        <w:rPr>
+          <w:rStyle w:val="VerbatimChar"/>
+        </w:rPr>
+        <w:t xml:space="preserve">envpendata\Scripts\Activate.ps1</w:t>
+      </w:r>
+    </w:p>
+    <w:p>
+      <w:pPr>
+        <w:numPr>
+          <w:ilvl w:val="0"/>
+          <w:numId w:val="1002"/>
+        </w:numPr>
+      </w:pPr>
+      <w:r>
+        <w:rPr>
+          <w:b/>
+          <w:bCs/>
+        </w:rPr>
+        <w:t xml:space="preserve">Mac / Linux:</w:t>
+      </w:r>
+      <w:r>
+        <w:t xml:space="preserve"> </w:t>
+      </w:r>
+      <w:r>
+        <w:rPr>
+          <w:rStyle w:val="VerbatimChar"/>
+        </w:rPr>
+        <w:t xml:space="preserve">bash     source envpendata/bin/activate</w:t>
+      </w:r>
+    </w:p>
+    <w:p>
+      <w:pPr>
+        <w:pStyle w:val="FirstParagraph"/>
+      </w:pPr>
+      <w:r>
+        <w:t xml:space="preserve">Setelash aktif, Anda akan melihat nama environment di awal baris terminal, contoh:</w:t>
+      </w:r>
+      <w:r>
+        <w:t xml:space="preserve"> </w:t>
+      </w:r>
+      <w:r>
+        <w:rPr>
+          <w:rStyle w:val="VerbatimChar"/>
+        </w:rPr>
+        <w:t xml:space="preserve">(envpendata) C:\Users\Nama&gt;</w:t>
+      </w:r>
+      <w:r>
+        <w:t xml:space="preserve">.</w:t>
+      </w:r>
+    </w:p>
+    <w:p>
+      <w:pPr>
+        <w:pStyle w:val="BodyText"/>
+      </w:pPr>
+      <w:r>
+        <w:rPr>
+          <w:b/>
+          <w:bCs/>
+        </w:rPr>
+        <w:t xml:space="preserve">B. Menggunakan</w:t>
+      </w:r>
+      <w:r>
+        <w:rPr>
+          <w:b/>
+          <w:bCs/>
+        </w:rPr>
+        <w:t xml:space="preserve"> </w:t>
+      </w:r>
+      <w:r>
+        <w:rPr>
+          <w:rStyle w:val="VerbatimChar"/>
+          <w:b/>
+          <w:bCs/>
+        </w:rPr>
+        <w:t xml:space="preserve">conda</w:t>
+      </w:r>
+      <w:r>
+        <w:rPr>
+          <w:b/>
+          <w:bCs/>
+        </w:rPr>
+        <w:t xml:space="preserve"> </w:t>
+      </w:r>
+      <w:r>
+        <w:rPr>
+          <w:b/>
+          <w:bCs/>
+        </w:rPr>
+        <w:t xml:space="preserve">(Anaconda/Miniconda)</w:t>
+      </w:r>
+    </w:p>
+    <w:p>
+      <w:pPr>
+        <w:pStyle w:val="BodyText"/>
+      </w:pPr>
+      <w:r>
+        <w:t xml:space="preserve">Metode ini populer di kalangan data science karena memudahkan manajemen paket biner.</w:t>
+      </w:r>
+    </w:p>
+    <w:p>
+      <w:pPr>
+        <w:pStyle w:val="Compact"/>
+        <w:numPr>
+          <w:ilvl w:val="0"/>
+          <w:numId w:val="1003"/>
+        </w:numPr>
+      </w:pPr>
+      <w:r>
+        <w:rPr>
+          <w:b/>
+          <w:bCs/>
+        </w:rPr>
+        <w:t xml:space="preserve">Buat Environment</w:t>
+      </w:r>
+      <w:r>
+        <w:t xml:space="preserve"> </w:t>
+      </w:r>
+      <w:r>
+        <w:t xml:space="preserve">Jalankan perintah berikut untuk membuat environment baru dengan versi Python tertentu:</w:t>
+      </w:r>
+    </w:p>
+    <w:p>
+      <w:pPr>
+        <w:pStyle w:val="SourceCode"/>
+      </w:pPr>
+      <w:r>
+        <w:rPr>
+          <w:rStyle w:val="ExtensionTok"/>
+        </w:rPr>
+        <w:t xml:space="preserve">conda</w:t>
+      </w:r>
+      <w:r>
+        <w:rPr>
+          <w:rStyle w:val="NormalTok"/>
+        </w:rPr>
+        <w:t xml:space="preserve"> create </w:t>
+      </w:r>
+      <w:r>
+        <w:rPr>
+          <w:rStyle w:val="AttributeTok"/>
+        </w:rPr>
+        <w:t xml:space="preserve">--name</w:t>
+      </w:r>
+      <w:r>
+        <w:rPr>
+          <w:rStyle w:val="NormalTok"/>
+        </w:rPr>
+        <w:t xml:space="preserve"> envpendata python=3.9</w:t>
+      </w:r>
+    </w:p>
+    <w:p>
+      <w:pPr>
+        <w:pStyle w:val="FirstParagraph"/>
+      </w:pPr>
+      <w:r>
+        <w:t xml:space="preserve">Anda akan diminta konfirmasi (</w:t>
+      </w:r>
+      <w:r>
+        <w:rPr>
+          <w:rStyle w:val="VerbatimChar"/>
+        </w:rPr>
+        <w:t xml:space="preserve">y/n</w:t>
+      </w:r>
+      <w:r>
+        <w:t xml:space="preserve">), ketik</w:t>
+      </w:r>
+      <w:r>
+        <w:t xml:space="preserve"> </w:t>
+      </w:r>
+      <w:r>
+        <w:rPr>
+          <w:rStyle w:val="VerbatimChar"/>
+        </w:rPr>
+        <w:t xml:space="preserve">y</w:t>
+      </w:r>
+      <w:r>
+        <w:t xml:space="preserve"> </w:t>
+      </w:r>
+      <w:r>
+        <w:t xml:space="preserve">lalu Enter.</w:t>
+      </w:r>
+    </w:p>
+    <w:p>
+      <w:pPr>
+        <w:pStyle w:val="Compact"/>
+        <w:numPr>
+          <w:ilvl w:val="0"/>
+          <w:numId w:val="1004"/>
+        </w:numPr>
+      </w:pPr>
+      <w:r>
+        <w:rPr>
+          <w:b/>
+          <w:bCs/>
+        </w:rPr>
+        <w:t xml:space="preserve">Aktifkan Environment</w:t>
+      </w:r>
+    </w:p>
+    <w:p>
+      <w:pPr>
+        <w:pStyle w:val="SourceCode"/>
+      </w:pPr>
+      <w:r>
+        <w:rPr>
+          <w:rStyle w:val="ExtensionTok"/>
+        </w:rPr>
+        <w:t xml:space="preserve">conda</w:t>
+      </w:r>
+      <w:r>
+        <w:rPr>
+          <w:rStyle w:val="NormalTok"/>
+        </w:rPr>
+        <w:t xml:space="preserve"> activate envpendata</w:t>
+      </w:r>
+    </w:p>
+    <w:p>
+      <w:pPr>
+        <w:pStyle w:val="Compact"/>
+        <w:numPr>
+          <w:ilvl w:val="0"/>
+          <w:numId w:val="1005"/>
+        </w:numPr>
+      </w:pPr>
+      <w:r>
+        <w:rPr>
+          <w:b/>
+          <w:bCs/>
+        </w:rPr>
+        <w:t xml:space="preserve">Cek environmet</w:t>
+      </w:r>
+    </w:p>
+    <w:p>
+      <w:pPr>
+        <w:pStyle w:val="FirstParagraph"/>
+      </w:pPr>
+      <w:r>
+        <w:t xml:space="preserve">Untuk memastikan Anda sudah berada di dalam environment yang benar, cek lokasi instalasi Python:</w:t>
+      </w:r>
+    </w:p>
+    <w:p>
+      <w:pPr>
+        <w:pStyle w:val="SourceCode"/>
+      </w:pPr>
+      <w:r>
+        <w:rPr>
+          <w:rStyle w:val="FunctionTok"/>
+        </w:rPr>
+        <w:t xml:space="preserve">which</w:t>
+      </w:r>
+      <w:r>
+        <w:rPr>
+          <w:rStyle w:val="NormalTok"/>
+        </w:rPr>
+        <w:t xml:space="preserve"> python</w:t>
+      </w:r>
+    </w:p>
+    <w:p>
+      <w:pPr>
+        <w:pStyle w:val="FirstParagraph"/>
+      </w:pPr>
+      <w:r>
+        <w:t xml:space="preserve">(Atau</w:t>
+      </w:r>
+      <w:r>
+        <w:t xml:space="preserve"> </w:t>
+      </w:r>
+      <w:r>
+        <w:rPr>
+          <w:rStyle w:val="VerbatimChar"/>
+        </w:rPr>
+        <w:t xml:space="preserve">where python</w:t>
+      </w:r>
+      <w:r>
+        <w:t xml:space="preserve"> </w:t>
+      </w:r>
+      <w:r>
+        <w:t xml:space="preserve">di Windows).</w:t>
+      </w:r>
+    </w:p>
+    <w:p>
+      <w:pPr>
+        <w:pStyle w:val="BodyText"/>
+      </w:pPr>
+      <w:r>
+        <w:t xml:space="preserve">Pastikan path yang muncul mengarah ke folder environment Anda (misalnya mengandung nama</w:t>
+      </w:r>
+      <w:r>
+        <w:t xml:space="preserve"> </w:t>
+      </w:r>
+      <w:r>
+        <w:rPr>
+          <w:rStyle w:val="VerbatimChar"/>
+        </w:rPr>
+        <w:t xml:space="preserve">venv</w:t>
+      </w:r>
+      <w:r>
+        <w:t xml:space="preserve"> </w:t>
+      </w:r>
+      <w:r>
+        <w:t xml:space="preserve">atau</w:t>
+      </w:r>
+      <w:r>
+        <w:t xml:space="preserve"> </w:t>
+      </w:r>
+      <w:r>
+        <w:rPr>
+          <w:rStyle w:val="VerbatimChar"/>
+        </w:rPr>
+        <w:t xml:space="preserve">anaconda3/envs</w:t>
+      </w:r>
+      <w:r>
+        <w:t xml:space="preserve">).</w:t>
+      </w:r>
+    </w:p>
+    <w:p>
+      <w:pPr>
+        <w:pStyle w:val="Compact"/>
+        <w:numPr>
+          <w:ilvl w:val="0"/>
+          <w:numId w:val="1006"/>
+        </w:numPr>
+      </w:pPr>
+      <w:r>
+        <w:rPr>
+          <w:b/>
+          <w:bCs/>
+        </w:rPr>
+        <w:t xml:space="preserve">Instal Paket</w:t>
+      </w:r>
+    </w:p>
+    <w:p>
+      <w:pPr>
+        <w:pStyle w:val="FirstParagraph"/>
+      </w:pPr>
+      <w:r>
+        <w:t xml:space="preserve">Setelah environment aktif, Anda bisa menginstal paket-paket yang diperlukan.</w:t>
+      </w:r>
+    </w:p>
+    <w:p>
+      <w:pPr>
+        <w:pStyle w:val="BodyText"/>
+      </w:pPr>
+      <w:r>
+        <w:t xml:space="preserve">Menggunakan</w:t>
+      </w:r>
+      <w:r>
+        <w:t xml:space="preserve"> </w:t>
+      </w:r>
+      <w:r>
+        <w:rPr>
+          <w:rStyle w:val="VerbatimChar"/>
+        </w:rPr>
+        <w:t xml:space="preserve">pip</w:t>
+      </w:r>
+      <w:r>
+        <w:t xml:space="preserve">: (misal butuh paket pandas)</w:t>
+      </w:r>
+    </w:p>
+    <w:p>
+      <w:pPr>
+        <w:pStyle w:val="SourceCode"/>
+      </w:pPr>
+      <w:r>
+        <w:rPr>
+          <w:rStyle w:val="ExtensionTok"/>
+        </w:rPr>
+        <w:t xml:space="preserve">pip</w:t>
+      </w:r>
+      <w:r>
+        <w:rPr>
+          <w:rStyle w:val="NormalTok"/>
+        </w:rPr>
+        <w:t xml:space="preserve"> install numpy pandas</w:t>
+      </w:r>
+    </w:p>
+    <w:p>
+      <w:pPr>
+        <w:pStyle w:val="FirstParagraph"/>
+      </w:pPr>
+      <w:r>
+        <w:t xml:space="preserve">Menggunakan</w:t>
+      </w:r>
+      <w:r>
+        <w:t xml:space="preserve"> </w:t>
+      </w:r>
+      <w:r>
+        <w:rPr>
+          <w:rStyle w:val="VerbatimChar"/>
+        </w:rPr>
+        <w:t xml:space="preserve">conda</w:t>
+      </w:r>
+      <w:r>
+        <w:t xml:space="preserve">:</w:t>
+      </w:r>
+    </w:p>
+    <w:p>
+      <w:pPr>
+        <w:pStyle w:val="SourceCode"/>
+      </w:pPr>
+      <w:r>
+        <w:rPr>
+          <w:rStyle w:val="ExtensionTok"/>
+        </w:rPr>
+        <w:t xml:space="preserve">conda</w:t>
+      </w:r>
+      <w:r>
+        <w:rPr>
+          <w:rStyle w:val="NormalTok"/>
+        </w:rPr>
+        <w:t xml:space="preserve"> install numpy pandas</w:t>
+      </w:r>
+    </w:p>
+    <w:bookmarkEnd w:id="21"/>
+    <w:bookmarkStart w:id="22" w:name="instal-ipykernel"/>
+    <w:p>
+      <w:pPr>
+        <w:pStyle w:val="Heading3"/>
+      </w:pPr>
+      <w:r>
+        <w:t xml:space="preserve">1.1.2 Instal</w:t>
+      </w:r>
+      <w:r>
+        <w:t xml:space="preserve"> </w:t>
+      </w:r>
+      <w:r>
+        <w:rPr>
+          <w:rStyle w:val="VerbatimChar"/>
+        </w:rPr>
+        <w:t xml:space="preserve">ipykernel</w:t>
+      </w:r>
+    </w:p>
+    <w:p>
+      <w:pPr>
+        <w:pStyle w:val="FirstParagraph"/>
+      </w:pPr>
+      <w:r>
+        <w:t xml:space="preserve">Di dalam lingkungan Python tersebut, instal paket</w:t>
+      </w:r>
+      <w:r>
+        <w:t xml:space="preserve"> </w:t>
+      </w:r>
+      <w:r>
+        <w:rPr>
+          <w:rStyle w:val="VerbatimChar"/>
+        </w:rPr>
+        <w:t xml:space="preserve">ipykernel</w:t>
+      </w:r>
+      <w:r>
+        <w:t xml:space="preserve"> </w:t>
+      </w:r>
+      <w:r>
+        <w:t xml:space="preserve">menggunakan pip atau conda.</w:t>
+      </w:r>
+    </w:p>
+    <w:p>
+      <w:pPr>
+        <w:pStyle w:val="BodyText"/>
+      </w:pPr>
+      <w:r>
+        <w:t xml:space="preserve">Menggunakan pip:</w:t>
+      </w:r>
+    </w:p>
+    <w:p>
+      <w:pPr>
+        <w:pStyle w:val="SourceCode"/>
+      </w:pPr>
+      <w:r>
+        <w:rPr>
+          <w:rStyle w:val="ExtensionTok"/>
+        </w:rPr>
+        <w:t xml:space="preserve">python</w:t>
+      </w:r>
+      <w:r>
+        <w:rPr>
+          <w:rStyle w:val="NormalTok"/>
+        </w:rPr>
+        <w:t xml:space="preserve"> </w:t>
+      </w:r>
+      <w:r>
+        <w:rPr>
+          <w:rStyle w:val="AttributeTok"/>
+        </w:rPr>
+        <w:t xml:space="preserve">-m</w:t>
+      </w:r>
+      <w:r>
+        <w:rPr>
+          <w:rStyle w:val="NormalTok"/>
+        </w:rPr>
+        <w:t xml:space="preserve"> pip install ipykernel</w:t>
+      </w:r>
+    </w:p>
+    <w:p>
+      <w:pPr>
+        <w:pStyle w:val="FirstParagraph"/>
+      </w:pPr>
+      <w:r>
+        <w:t xml:space="preserve">Menggunakan conda:</w:t>
+      </w:r>
+    </w:p>
+    <w:p>
+      <w:pPr>
+        <w:pStyle w:val="SourceCode"/>
+      </w:pPr>
+      <w:r>
+        <w:rPr>
+          <w:rStyle w:val="ExtensionTok"/>
+        </w:rPr>
+        <w:t xml:space="preserve">conda</w:t>
+      </w:r>
+      <w:r>
+        <w:rPr>
+          <w:rStyle w:val="NormalTok"/>
+        </w:rPr>
+        <w:t xml:space="preserve"> install ipykernel</w:t>
+      </w:r>
+    </w:p>
+    <w:bookmarkEnd w:id="22"/>
+    <w:bookmarkStart w:id="23" w:name="daftarkan-kernel-ke-jupyter"/>
+    <w:p>
+      <w:pPr>
+        <w:pStyle w:val="Heading3"/>
+      </w:pPr>
+      <w:r>
+        <w:t xml:space="preserve">1.1.3 Daftarkan Kernel ke Jupyter</w:t>
+      </w:r>
+    </w:p>
+    <w:p>
+      <w:pPr>
+        <w:pStyle w:val="FirstParagraph"/>
+      </w:pPr>
+      <w:r>
+        <w:t xml:space="preserve">Jalankan perintah berikut untuk mendaftarkan lingkungan Python saat ini sebagai kernel Jupyter yang baru.</w:t>
+      </w:r>
+    </w:p>
+    <w:p>
+      <w:pPr>
+        <w:pStyle w:val="SourceCode"/>
+      </w:pPr>
+      <w:r>
+        <w:rPr>
+          <w:rStyle w:val="ExtensionTok"/>
+        </w:rPr>
+        <w:t xml:space="preserve">python</w:t>
+      </w:r>
+      <w:r>
+        <w:rPr>
+          <w:rStyle w:val="NormalTok"/>
+        </w:rPr>
+        <w:t xml:space="preserve"> </w:t>
+      </w:r>
+      <w:r>
+        <w:rPr>
+          <w:rStyle w:val="AttributeTok"/>
+        </w:rPr>
+        <w:t xml:space="preserve">-m</w:t>
+      </w:r>
+      <w:r>
+        <w:rPr>
+          <w:rStyle w:val="NormalTok"/>
+        </w:rPr>
+        <w:t xml:space="preserve"> ipykernel install </w:t>
+      </w:r>
+      <w:r>
+        <w:rPr>
+          <w:rStyle w:val="AttributeTok"/>
+        </w:rPr>
+        <w:t xml:space="preserve">--user</w:t>
+      </w:r>
+      <w:r>
+        <w:rPr>
+          <w:rStyle w:val="NormalTok"/>
+        </w:rPr>
+        <w:t xml:space="preserve"> </w:t>
+      </w:r>
+      <w:r>
+        <w:rPr>
+          <w:rStyle w:val="AttributeTok"/>
+        </w:rPr>
+        <w:t xml:space="preserve">--name</w:t>
+      </w:r>
+      <w:r>
+        <w:rPr>
+          <w:rStyle w:val="OperatorTok"/>
+        </w:rPr>
+        <w:t xml:space="preserve">=</w:t>
+      </w:r>
+      <w:r>
+        <w:rPr>
+          <w:rStyle w:val="NormalTok"/>
+        </w:rPr>
+        <w:t xml:space="preserve">nama_kernel </w:t>
+      </w:r>
+      <w:r>
+        <w:rPr>
+          <w:rStyle w:val="AttributeTok"/>
+        </w:rPr>
+        <w:t xml:space="preserve">--display-name</w:t>
+      </w:r>
+      <w:r>
+        <w:rPr>
+          <w:rStyle w:val="NormalTok"/>
+        </w:rPr>
+        <w:t xml:space="preserve"> </w:t>
+      </w:r>
+      <w:r>
+        <w:rPr>
+          <w:rStyle w:val="StringTok"/>
+        </w:rPr>
+        <w:t xml:space="preserve">"Nama Tampilan"</w:t>
+      </w:r>
+    </w:p>
+    <w:p>
+      <w:pPr>
+        <w:pStyle w:val="FirstParagraph"/>
+      </w:pPr>
+      <w:r>
+        <w:t xml:space="preserve">Contoh: Jika Jika nama enviromentnyA adalah enpendata maka</w:t>
+      </w:r>
+    </w:p>
+    <w:p>
+      <w:pPr>
+        <w:pStyle w:val="SourceCode"/>
+      </w:pPr>
+      <w:r>
+        <w:rPr>
+          <w:rStyle w:val="ExtensionTok"/>
+        </w:rPr>
+        <w:t xml:space="preserve">python</w:t>
+      </w:r>
+      <w:r>
+        <w:rPr>
+          <w:rStyle w:val="NormalTok"/>
+        </w:rPr>
+        <w:t xml:space="preserve"> </w:t>
+      </w:r>
+      <w:r>
+        <w:rPr>
+          <w:rStyle w:val="AttributeTok"/>
+        </w:rPr>
+        <w:t xml:space="preserve">-m</w:t>
+      </w:r>
+      <w:r>
+        <w:rPr>
+          <w:rStyle w:val="NormalTok"/>
+        </w:rPr>
+        <w:t xml:space="preserve"> ipykernel install </w:t>
+      </w:r>
+      <w:r>
+        <w:rPr>
+          <w:rStyle w:val="AttributeTok"/>
+        </w:rPr>
+        <w:t xml:space="preserve">--user</w:t>
+      </w:r>
+      <w:r>
+        <w:rPr>
+          <w:rStyle w:val="NormalTok"/>
+        </w:rPr>
+        <w:t xml:space="preserve"> </w:t>
+      </w:r>
+      <w:r>
+        <w:rPr>
+          <w:rStyle w:val="AttributeTok"/>
+        </w:rPr>
+        <w:t xml:space="preserve">--name</w:t>
+      </w:r>
+      <w:r>
+        <w:rPr>
+          <w:rStyle w:val="OperatorTok"/>
+        </w:rPr>
+        <w:t xml:space="preserve">=</w:t>
+      </w:r>
+      <w:r>
+        <w:rPr>
+          <w:rStyle w:val="NormalTok"/>
+        </w:rPr>
+        <w:t xml:space="preserve">envpendata  </w:t>
+      </w:r>
+      <w:r>
+        <w:rPr>
+          <w:rStyle w:val="AttributeTok"/>
+        </w:rPr>
+        <w:t xml:space="preserve">--display-name</w:t>
+      </w:r>
+      <w:r>
+        <w:rPr>
+          <w:rStyle w:val="NormalTok"/>
+        </w:rPr>
+        <w:t xml:space="preserve"> </w:t>
+      </w:r>
+      <w:r>
+        <w:rPr>
+          <w:rStyle w:val="StringTok"/>
+        </w:rPr>
+        <w:t xml:space="preserve">"myenvpendata)"</w:t>
+      </w:r>
+    </w:p>
+    <w:bookmarkEnd w:id="23"/>
+    <w:bookmarkStart w:id="27" w:name="verifikasi-instalasi"/>
+    <w:p>
+      <w:pPr>
+        <w:pStyle w:val="Heading3"/>
+      </w:pPr>
+      <w:r>
+        <w:t xml:space="preserve">1.1.4 Verifikasi Instalasi</w:t>
+      </w:r>
+    </w:p>
+    <w:p>
+      <w:pPr>
+        <w:pStyle w:val="FirstParagraph"/>
+      </w:pPr>
+      <w:r>
+        <w:t xml:space="preserve">Untuk memastikan kernel sudah terdaftar, jalankan perintah berikut di terminal:</w:t>
+      </w:r>
+    </w:p>
+    <w:p>
+      <w:pPr>
+        <w:pStyle w:val="SourceCode"/>
+      </w:pPr>
+      <w:r>
+        <w:rPr>
+          <w:rStyle w:val="ExtensionTok"/>
+        </w:rPr>
+        <w:t xml:space="preserve">jupyter</w:t>
+      </w:r>
+      <w:r>
+        <w:rPr>
+          <w:rStyle w:val="NormalTok"/>
+        </w:rPr>
+        <w:t xml:space="preserve"> kernelspec list</w:t>
+      </w:r>
+    </w:p>
+    <w:p>
+      <w:pPr>
+        <w:pStyle w:val="FirstParagraph"/>
+      </w:pPr>
+      <w:r>
+        <w:drawing>
+          <wp:inline>
+            <wp:extent cx="3771900" cy="838596"/>
+            <wp:effectExtent b="0" l="0" r="0" t="0"/>
+            <wp:docPr descr="" title="" id="25" name="Picture"/>
+            <a:graphic>
+              <a:graphicData uri="http://schemas.openxmlformats.org/drawingml/2006/picture">
+                <pic:pic>
+                  <pic:nvPicPr>
+                    <pic:cNvPr descr="images/clipboard-1647855441.png" id="26" name="Picture"/>
+                    <pic:cNvPicPr>
+                      <a:picLocks noChangeArrowheads="1" noChangeAspect="1"/>
+                    </pic:cNvPicPr>
+                  </pic:nvPicPr>
+                  <pic:blipFill>
+                    <a:blip r:embed="rId24"/>
+                    <a:stretch>
+                      <a:fillRect/>
+                    </a:stretch>
+                  </pic:blipFill>
+                  <pic:spPr bwMode="auto">
+                    <a:xfrm>
+                      <a:off x="0" y="0"/>
+                      <a:ext cx="3771900" cy="838596"/>
+                    </a:xfrm>
+                    <a:prstGeom prst="rect">
+                      <a:avLst/>
+                    </a:prstGeom>
+                    <a:noFill/>
+                    <a:ln w="9525">
+                      <a:noFill/>
+                      <a:headEnd/>
+                      <a:tailEnd/>
+                    </a:ln>
+                  </pic:spPr>
+                </pic:pic>
+              </a:graphicData>
+            </a:graphic>
+          </wp:inline>
+        </w:drawing>
+      </w:r>
+    </w:p>
+    <w:p>
+      <w:pPr>
+        <w:pStyle w:val="BodyText"/>
+      </w:pPr>
+      <w:r>
+        <w:t xml:space="preserve">Anda akan melihat daftar kernel yang tersedia, termasuk kernel baru yang saja Anda tambahkan.</w:t>
+      </w:r>
+    </w:p>
+    <w:bookmarkEnd w:id="27"/>
+    <w:bookmarkStart w:id="31" w:name="pilih-kernel-di-jupyter-lab"/>
+    <w:p>
+      <w:pPr>
+        <w:pStyle w:val="Heading3"/>
+      </w:pPr>
+      <w:r>
+        <w:t xml:space="preserve">1.1.5 Pilih Kernel di Jupyter Lab</w:t>
+      </w:r>
+    </w:p>
+    <w:p>
+      <w:pPr>
+        <w:pStyle w:val="Compact"/>
+        <w:numPr>
+          <w:ilvl w:val="0"/>
+          <w:numId w:val="1007"/>
+        </w:numPr>
+      </w:pPr>
+      <w:r>
+        <w:t xml:space="preserve">Buka Jupyter Lab.</w:t>
+      </w:r>
+    </w:p>
+    <w:p>
+      <w:pPr>
+        <w:pStyle w:val="Compact"/>
+        <w:numPr>
+          <w:ilvl w:val="0"/>
+          <w:numId w:val="1007"/>
+        </w:numPr>
+      </w:pPr>
+      <w:r>
+        <w:t xml:space="preserve">Buat notebook baru (</w:t>
+      </w:r>
+      <w:r>
+        <w:rPr>
+          <w:b/>
+          <w:bCs/>
+        </w:rPr>
+        <w:t xml:space="preserve">File</w:t>
+      </w:r>
+      <w:r>
+        <w:t xml:space="preserve"> </w:t>
+      </w:r>
+      <w:r>
+        <w:t xml:space="preserve">&gt;</w:t>
+      </w:r>
+      <w:r>
+        <w:t xml:space="preserve"> </w:t>
+      </w:r>
+      <w:r>
+        <w:rPr>
+          <w:b/>
+          <w:bCs/>
+        </w:rPr>
+        <w:t xml:space="preserve">New</w:t>
+      </w:r>
+      <w:r>
+        <w:t xml:space="preserve"> </w:t>
+      </w:r>
+      <w:r>
+        <w:t xml:space="preserve">&gt;</w:t>
+      </w:r>
+      <w:r>
+        <w:t xml:space="preserve"> </w:t>
+      </w:r>
+      <w:r>
+        <w:rPr>
+          <w:b/>
+          <w:bCs/>
+        </w:rPr>
+        <w:t xml:space="preserve">Notebook</w:t>
+      </w:r>
+      <w:r>
+        <w:t xml:space="preserve">).</w:t>
+      </w:r>
+    </w:p>
+    <w:p>
+      <w:pPr>
+        <w:pStyle w:val="Compact"/>
+        <w:numPr>
+          <w:ilvl w:val="0"/>
+          <w:numId w:val="1007"/>
+        </w:numPr>
+      </w:pPr>
+      <w:r>
+        <w:t xml:space="preserve">Pilih kernel yang baru ditambahkan dari daftar yang muncul.</w:t>
+      </w:r>
+    </w:p>
+    <w:p>
+      <w:pPr>
+        <w:pStyle w:val="Compact"/>
+        <w:numPr>
+          <w:ilvl w:val="0"/>
+          <w:numId w:val="1007"/>
+        </w:numPr>
+      </w:pPr>
+      <w:r>
+        <w:t xml:space="preserve">Atau, jika notebook sudah terbuka, ganti kernel melalui menu</w:t>
+      </w:r>
+      <w:r>
+        <w:t xml:space="preserve"> </w:t>
+      </w:r>
+      <w:r>
+        <w:rPr>
+          <w:b/>
+          <w:bCs/>
+        </w:rPr>
+        <w:t xml:space="preserve">Kernel</w:t>
+      </w:r>
+      <w:r>
+        <w:t xml:space="preserve"> </w:t>
+      </w:r>
+      <w:r>
+        <w:t xml:space="preserve">&gt;</w:t>
+      </w:r>
+      <w:r>
+        <w:t xml:space="preserve"> </w:t>
+      </w:r>
+      <w:r>
+        <w:rPr>
+          <w:b/>
+          <w:bCs/>
+        </w:rPr>
+        <w:t xml:space="preserve">Change Kernel</w:t>
+      </w:r>
+      <w:r>
+        <w:t xml:space="preserve">.</w:t>
+      </w:r>
+    </w:p>
+    <w:p>
+      <w:pPr>
+        <w:pStyle w:val="FirstParagraph"/>
+      </w:pPr>
+      <w:r>
+        <w:t xml:space="preserve">Berikut tampilan kernel yang ada pada jupyter lab</w:t>
+      </w:r>
+    </w:p>
+    <w:p>
+      <w:pPr>
+        <w:pStyle w:val="BodyText"/>
+      </w:pPr>
+      <w:r>
+        <w:drawing>
+          <wp:inline>
+            <wp:extent cx="3771900" cy="1267903"/>
+            <wp:effectExtent b="0" l="0" r="0" t="0"/>
+            <wp:docPr descr="" title="" id="29" name="Picture"/>
+            <a:graphic>
+              <a:graphicData uri="http://schemas.openxmlformats.org/drawingml/2006/picture">
+                <pic:pic>
+                  <pic:nvPicPr>
+                    <pic:cNvPr descr="images/clipboard-2880395431.png" id="30" name="Picture"/>
+                    <pic:cNvPicPr>
+                      <a:picLocks noChangeArrowheads="1" noChangeAspect="1"/>
+                    </pic:cNvPicPr>
+                  </pic:nvPicPr>
+                  <pic:blipFill>
+                    <a:blip r:embed="rId28"/>
+                    <a:stretch>
+                      <a:fillRect/>
+                    </a:stretch>
+                  </pic:blipFill>
+                  <pic:spPr bwMode="auto">
+                    <a:xfrm>
+                      <a:off x="0" y="0"/>
+                      <a:ext cx="3771900" cy="1267903"/>
+                    </a:xfrm>
+                    <a:prstGeom prst="rect">
+                      <a:avLst/>
+                    </a:prstGeom>
+                    <a:noFill/>
+                    <a:ln w="9525">
+                      <a:noFill/>
+                      <a:headEnd/>
+                      <a:tailEnd/>
+                    </a:ln>
+                  </pic:spPr>
+                </pic:pic>
+              </a:graphicData>
+            </a:graphic>
+          </wp:inline>
+        </w:drawing>
+      </w:r>
+    </w:p>
+    <w:p>
+      <w:pPr>
+        <w:pStyle w:val="BodyText"/>
+      </w:pPr>
+      <w:r>
+        <w:t xml:space="preserve">##Menghapus Kernel (Opsional)</w:t>
+      </w:r>
+    </w:p>
+    <w:p>
+      <w:pPr>
+        <w:pStyle w:val="BodyText"/>
+      </w:pPr>
+      <w:r>
+        <w:t xml:space="preserve">Jika ingin menghapus kernel tertentu, gunakan perintah berikut:</w:t>
+      </w:r>
+    </w:p>
+    <w:p>
+      <w:pPr>
+        <w:pStyle w:val="SourceCode"/>
+      </w:pPr>
+      <w:r>
+        <w:rPr>
+          <w:rStyle w:val="ExtensionTok"/>
+        </w:rPr>
+        <w:t xml:space="preserve">jupyter</w:t>
+      </w:r>
+      <w:r>
+        <w:rPr>
+          <w:rStyle w:val="NormalTok"/>
+        </w:rPr>
+        <w:t xml:space="preserve"> kernelspec uninstall nama_kernel</w:t>
+      </w:r>
+    </w:p>
+    <w:p>
+      <w:pPr>
+        <w:pStyle w:val="FirstParagraph"/>
+      </w:pPr>
+      <w:r>
+        <w:t xml:space="preserve">Contoh:</w:t>
+      </w:r>
+    </w:p>
+    <w:p>
+      <w:pPr>
+        <w:pStyle w:val="SourceCode"/>
+      </w:pPr>
+      <w:r>
+        <w:rPr>
+          <w:rStyle w:val="ExtensionTok"/>
+        </w:rPr>
+        <w:t xml:space="preserve">jupyter</w:t>
+      </w:r>
+      <w:r>
+        <w:rPr>
+          <w:rStyle w:val="NormalTok"/>
+        </w:rPr>
+        <w:t xml:space="preserve"> kernelspec uninstall envpendata</w:t>
+      </w:r>
+    </w:p>
+    <w:p>
+      <w:pPr>
+        <w:pStyle w:val="FirstParagraph"/>
+      </w:pPr>
+      <w:r>
+        <w:t xml:space="preserve">Dengan langkah ini, Anda sudah berhasil menambah kernel kustom di Jupyter Lab.</w:t>
+      </w:r>
+    </w:p>
+    <w:bookmarkEnd w:id="31"/>
+    <w:bookmarkEnd w:id="32"/>
+    <w:bookmarkStart w:id="39" w:name="membuat-repositori-di-github"/>
+    <w:p>
+      <w:pPr>
+        <w:pStyle w:val="Heading2"/>
+      </w:pPr>
+      <w:r>
+        <w:t xml:space="preserve">1.2 Membuat Repositori di github</w:t>
+      </w:r>
+    </w:p>
+    <w:p>
+      <w:pPr>
+        <w:pStyle w:val="FirstParagraph"/>
+      </w:pPr>
+      <w:r>
+        <w:t xml:space="preserve">Berikut adalah panduan langkah demi langkah untuk membuat repositori di GitHub:</w:t>
+      </w:r>
+    </w:p>
+    <w:bookmarkStart w:id="34" w:name="login-ke-akun-github"/>
+    <w:p>
+      <w:pPr>
+        <w:pStyle w:val="Heading3"/>
+      </w:pPr>
+      <w:r>
+        <w:t xml:space="preserve">1.2.1 Login ke Akun GitHub</w:t>
+      </w:r>
+    </w:p>
+    <w:p>
+      <w:pPr>
+        <w:pStyle w:val="FirstParagraph"/>
+      </w:pPr>
+      <w:r>
+        <w:t xml:space="preserve">Pastikan Anda sudah memiliki akun GitHub. Buka</w:t>
+      </w:r>
+      <w:r>
+        <w:t xml:space="preserve"> </w:t>
+      </w:r>
+      <w:hyperlink r:id="rId33">
+        <w:r>
+          <w:rPr>
+            <w:rStyle w:val="Hyperlink"/>
+          </w:rPr>
+          <w:t xml:space="preserve">github.com</w:t>
+        </w:r>
+      </w:hyperlink>
+      <w:r>
+        <w:t xml:space="preserve"> </w:t>
+      </w:r>
+      <w:r>
+        <w:t xml:space="preserve">dan login menggunakan kredensial Anda.</w:t>
+      </w:r>
+    </w:p>
+    <w:bookmarkEnd w:id="34"/>
+    <w:bookmarkStart w:id="35" w:name="akses-menu-pembuatan-repositori"/>
+    <w:p>
+      <w:pPr>
+        <w:pStyle w:val="Heading3"/>
+      </w:pPr>
+      <w:r>
+        <w:t xml:space="preserve">1.2.2 Akses Menu Pembuatan Repositori</w:t>
+      </w:r>
+    </w:p>
+    <w:p>
+      <w:pPr>
+        <w:pStyle w:val="FirstParagraph"/>
+      </w:pPr>
+      <w:r>
+        <w:t xml:space="preserve">Setelah login, perhatikan pojok kanan atas halaman:</w:t>
+      </w:r>
+    </w:p>
+    <w:p>
+      <w:pPr>
+        <w:numPr>
+          <w:ilvl w:val="0"/>
+          <w:numId w:val="1008"/>
+        </w:numPr>
+      </w:pPr>
+      <w:r>
+        <w:t xml:space="preserve">Klik ikon tanda tambah</w:t>
+      </w:r>
+      <w:r>
+        <w:t xml:space="preserve"> </w:t>
+      </w:r>
+      <w:r>
+        <w:rPr>
+          <w:rStyle w:val="VerbatimChar"/>
+          <w:b/>
+          <w:bCs/>
+        </w:rPr>
+        <w:t xml:space="preserve">+</w:t>
+      </w:r>
+      <w:r>
+        <w:t xml:space="preserve">.</w:t>
+      </w:r>
+    </w:p>
+    <w:p>
+      <w:pPr>
+        <w:numPr>
+          <w:ilvl w:val="0"/>
+          <w:numId w:val="1008"/>
+        </w:numPr>
+      </w:pPr>
+      <w:r>
+        <w:t xml:space="preserve">Pilih opsi</w:t>
+      </w:r>
+      <w:r>
+        <w:t xml:space="preserve"> </w:t>
+      </w:r>
+      <w:r>
+        <w:rPr>
+          <w:rStyle w:val="VerbatimChar"/>
+          <w:b/>
+          <w:bCs/>
+        </w:rPr>
+        <w:t xml:space="preserve">New repository</w:t>
+      </w:r>
+      <w:r>
+        <w:t xml:space="preserve"> </w:t>
+      </w:r>
+      <w:r>
+        <w:t xml:space="preserve">dari menu dropdown.</w:t>
+      </w:r>
+    </w:p>
+    <w:bookmarkEnd w:id="35"/>
+    <w:bookmarkStart w:id="36" w:name="isi-informasi-repositori"/>
+    <w:p>
+      <w:pPr>
+        <w:pStyle w:val="Heading3"/>
+      </w:pPr>
+      <w:r>
+        <w:t xml:space="preserve">1.2.3 Isi Informasi Repositori</w:t>
+      </w:r>
+    </w:p>
+    <w:p>
+      <w:pPr>
+        <w:pStyle w:val="FirstParagraph"/>
+      </w:pPr>
+      <w:r>
+        <w:t xml:space="preserve">Anda akan diarahkan ke halaman</w:t>
+      </w:r>
+      <w:r>
+        <w:t xml:space="preserve"> </w:t>
+      </w:r>
+      <w:r>
+        <w:t xml:space="preserve">“Create a new repository”</w:t>
+      </w:r>
+      <w:r>
+        <w:t xml:space="preserve">. Isi formulir berikut:</w:t>
+      </w:r>
+    </w:p>
+    <w:p>
+      <w:pPr>
+        <w:pStyle w:val="Compact"/>
+        <w:numPr>
+          <w:ilvl w:val="0"/>
+          <w:numId w:val="1009"/>
+        </w:numPr>
+      </w:pPr>
+      <w:r>
+        <w:rPr>
+          <w:b/>
+          <w:bCs/>
+        </w:rPr>
+        <w:t xml:space="preserve">Repository name</w:t>
+      </w:r>
+      <w:r>
+        <w:t xml:space="preserve">: Masukkan nama repositori (wajib). Nama ini harus unik untuk akun Anda.</w:t>
+      </w:r>
+    </w:p>
+    <w:p>
+      <w:pPr>
+        <w:pStyle w:val="Compact"/>
+        <w:numPr>
+          <w:ilvl w:val="0"/>
+          <w:numId w:val="1009"/>
+        </w:numPr>
+      </w:pPr>
+      <w:r>
+        <w:rPr>
+          <w:b/>
+          <w:bCs/>
+        </w:rPr>
+        <w:t xml:space="preserve">Description (opsional)</w:t>
+      </w:r>
+      <w:r>
+        <w:t xml:space="preserve">: Isi deskripsi singkat tentang proyek Anda.</w:t>
+      </w:r>
+    </w:p>
+    <w:p>
+      <w:pPr>
+        <w:pStyle w:val="Compact"/>
+        <w:numPr>
+          <w:ilvl w:val="0"/>
+          <w:numId w:val="1009"/>
+        </w:numPr>
+      </w:pPr>
+      <w:r>
+        <w:rPr>
+          <w:b/>
+          <w:bCs/>
+        </w:rPr>
+        <w:t xml:space="preserve">Visibility</w:t>
+      </w:r>
+      <w:r>
+        <w:t xml:space="preserve">:</w:t>
+      </w:r>
+    </w:p>
+    <w:p>
+      <w:pPr>
+        <w:pStyle w:val="Compact"/>
+        <w:numPr>
+          <w:ilvl w:val="1"/>
+          <w:numId w:val="1010"/>
+        </w:numPr>
+      </w:pPr>
+      <w:r>
+        <w:rPr>
+          <w:b/>
+          <w:bCs/>
+        </w:rPr>
+        <w:t xml:space="preserve">Public</w:t>
+      </w:r>
+      <w:r>
+        <w:t xml:space="preserve">: Siapa saja dapat melihat repositori ini.</w:t>
+      </w:r>
+    </w:p>
+    <w:p>
+      <w:pPr>
+        <w:pStyle w:val="Compact"/>
+        <w:numPr>
+          <w:ilvl w:val="1"/>
+          <w:numId w:val="1010"/>
+        </w:numPr>
+      </w:pPr>
+      <w:r>
+        <w:rPr>
+          <w:b/>
+          <w:bCs/>
+        </w:rPr>
+        <w:t xml:space="preserve">Private</w:t>
+      </w:r>
+      <w:r>
+        <w:t xml:space="preserve">: Hanya Anda dan kolaborator yang diundang yang dapat melihat.</w:t>
+      </w:r>
+    </w:p>
+    <w:p>
+      <w:pPr>
+        <w:pStyle w:val="Compact"/>
+        <w:numPr>
+          <w:ilvl w:val="0"/>
+          <w:numId w:val="1009"/>
+        </w:numPr>
+      </w:pPr>
+      <w:r>
+        <w:rPr>
+          <w:b/>
+          <w:bCs/>
+        </w:rPr>
+        <w:t xml:space="preserve">Initialize this repository with</w:t>
+      </w:r>
+      <w:r>
+        <w:t xml:space="preserve">:</w:t>
+      </w:r>
+    </w:p>
+    <w:p>
+      <w:pPr>
+        <w:pStyle w:val="Compact"/>
+        <w:numPr>
+          <w:ilvl w:val="1"/>
+          <w:numId w:val="1011"/>
+        </w:numPr>
+      </w:pPr>
+      <w:r>
+        <w:rPr>
+          <w:b/>
+          <w:bCs/>
+        </w:rPr>
+        <w:t xml:space="preserve">Add a README file</w:t>
+      </w:r>
+      <w:r>
+        <w:t xml:space="preserve">: Centang jika ingin membuat file README.md langsung.</w:t>
+      </w:r>
+    </w:p>
+    <w:p>
+      <w:pPr>
+        <w:pStyle w:val="Compact"/>
+        <w:numPr>
+          <w:ilvl w:val="1"/>
+          <w:numId w:val="1011"/>
+        </w:numPr>
+      </w:pPr>
+      <w:r>
+        <w:rPr>
+          <w:b/>
+          <w:bCs/>
+        </w:rPr>
+        <w:t xml:space="preserve">Add .gitignore</w:t>
+      </w:r>
+      <w:r>
+        <w:t xml:space="preserve">: Pilih template sesuai bahasa pemrograman (opsional).</w:t>
+      </w:r>
+    </w:p>
+    <w:p>
+      <w:pPr>
+        <w:pStyle w:val="Compact"/>
+        <w:numPr>
+          <w:ilvl w:val="1"/>
+          <w:numId w:val="1011"/>
+        </w:numPr>
+      </w:pPr>
+      <w:r>
+        <w:rPr>
+          <w:b/>
+          <w:bCs/>
+        </w:rPr>
+        <w:t xml:space="preserve">Choose a license</w:t>
+      </w:r>
+      <w:r>
+        <w:t xml:space="preserve">: Pilih lisensi open source jika diperlukan (opsional).</w:t>
+      </w:r>
+    </w:p>
+    <w:bookmarkEnd w:id="36"/>
+    <w:bookmarkStart w:id="37" w:name="buat-repositori"/>
+    <w:p>
+      <w:pPr>
+        <w:pStyle w:val="Heading3"/>
+      </w:pPr>
+      <w:r>
+        <w:t xml:space="preserve">1.2.4 Buat Repositori</w:t>
+      </w:r>
+    </w:p>
+    <w:p>
+      <w:pPr>
+        <w:pStyle w:val="FirstParagraph"/>
+      </w:pPr>
+      <w:r>
+        <w:t xml:space="preserve">Setelah semua informasi diisi, gulir ke bawah dan klik tombol hijau</w:t>
+      </w:r>
+      <w:r>
+        <w:t xml:space="preserve"> </w:t>
+      </w:r>
+      <w:r>
+        <w:rPr>
+          <w:rStyle w:val="VerbatimChar"/>
+          <w:b/>
+          <w:bCs/>
+        </w:rPr>
+        <w:t xml:space="preserve">Create repository</w:t>
+      </w:r>
+      <w:r>
+        <w:t xml:space="preserve">.</w:t>
+      </w:r>
+    </w:p>
+    <w:bookmarkEnd w:id="37"/>
+    <w:bookmarkStart w:id="38" w:name="mengunggah-kode-jika-ada"/>
+    <w:p>
+      <w:pPr>
+        <w:pStyle w:val="Heading3"/>
+      </w:pPr>
+      <w:r>
+        <w:t xml:space="preserve">1.2.5 Mengunggah Kode (Jika Ada)</w:t>
+      </w:r>
+    </w:p>
+    <w:p>
+      <w:pPr>
+        <w:pStyle w:val="FirstParagraph"/>
+      </w:pPr>
+      <w:r>
+        <w:t xml:space="preserve">Setelah repositori dibuat, Anda akan melihat halaman kosong atau isi README. Jika Anda sudah memiliki kode di komputer lokal, Anda bisa menghubungkannya menggunakan terminal/command prompt:</w:t>
+      </w:r>
+    </w:p>
+    <w:p>
+      <w:pPr>
+        <w:pStyle w:val="SourceCode"/>
+      </w:pPr>
+      <w:r>
+        <w:rPr>
+          <w:rStyle w:val="CommentTok"/>
+        </w:rPr>
+        <w:t xml:space="preserve"># Jika repositori kosong dan ingin push kode yang ada</w:t>
+      </w:r>
+      <w:r>
+        <w:br/>
+      </w:r>
+      <w:r>
+        <w:rPr>
+          <w:rStyle w:val="FunctionTok"/>
+        </w:rPr>
+        <w:t xml:space="preserve">git</w:t>
+      </w:r>
+      <w:r>
+        <w:rPr>
+          <w:rStyle w:val="NormalTok"/>
+        </w:rPr>
+        <w:t xml:space="preserve"> init</w:t>
+      </w:r>
+      <w:r>
+        <w:br/>
+      </w:r>
+      <w:r>
+        <w:rPr>
+          <w:rStyle w:val="FunctionTok"/>
+        </w:rPr>
+        <w:t xml:space="preserve">git</w:t>
+      </w:r>
+      <w:r>
+        <w:rPr>
+          <w:rStyle w:val="NormalTok"/>
+        </w:rPr>
+        <w:t xml:space="preserve"> add .</w:t>
+      </w:r>
+      <w:r>
+        <w:br/>
+      </w:r>
+      <w:r>
+        <w:rPr>
+          <w:rStyle w:val="FunctionTok"/>
+        </w:rPr>
+        <w:t xml:space="preserve">git</w:t>
+      </w:r>
+      <w:r>
+        <w:rPr>
+          <w:rStyle w:val="NormalTok"/>
+        </w:rPr>
+        <w:t xml:space="preserve"> commit </w:t>
+      </w:r>
+      <w:r>
+        <w:rPr>
+          <w:rStyle w:val="AttributeTok"/>
+        </w:rPr>
+        <w:t xml:space="preserve">-m</w:t>
+      </w:r>
+      <w:r>
+        <w:rPr>
+          <w:rStyle w:val="NormalTok"/>
+        </w:rPr>
+        <w:t xml:space="preserve"> </w:t>
+      </w:r>
+      <w:r>
+        <w:rPr>
+          <w:rStyle w:val="StringTok"/>
+        </w:rPr>
+        <w:t xml:space="preserve">"First commit"</w:t>
+      </w:r>
+      <w:r>
+        <w:br/>
+      </w:r>
+      <w:r>
+        <w:rPr>
+          <w:rStyle w:val="FunctionTok"/>
+        </w:rPr>
+        <w:t xml:space="preserve">git</w:t>
+      </w:r>
+      <w:r>
+        <w:rPr>
+          <w:rStyle w:val="NormalTok"/>
+        </w:rPr>
+        <w:t xml:space="preserve"> branch </w:t>
+      </w:r>
+      <w:r>
+        <w:rPr>
+          <w:rStyle w:val="AttributeTok"/>
+        </w:rPr>
+        <w:t xml:space="preserve">-M</w:t>
+      </w:r>
+      <w:r>
+        <w:rPr>
+          <w:rStyle w:val="NormalTok"/>
+        </w:rPr>
+        <w:t xml:space="preserve"> main</w:t>
+      </w:r>
+      <w:r>
+        <w:br/>
+      </w:r>
+      <w:r>
+        <w:rPr>
+          <w:rStyle w:val="FunctionTok"/>
+        </w:rPr>
+        <w:t xml:space="preserve">git</w:t>
+      </w:r>
+      <w:r>
+        <w:rPr>
+          <w:rStyle w:val="NormalTok"/>
+        </w:rPr>
+        <w:t xml:space="preserve"> remote add origin https://github.com/USERNAME/NAMA-REPO.git</w:t>
+      </w:r>
+      <w:r>
+        <w:br/>
+      </w:r>
+      <w:r>
+        <w:rPr>
+          <w:rStyle w:val="FunctionTok"/>
+        </w:rPr>
+        <w:t xml:space="preserve">git</w:t>
+      </w:r>
+      <w:r>
+        <w:rPr>
+          <w:rStyle w:val="NormalTok"/>
+        </w:rPr>
+        <w:t xml:space="preserve"> push </w:t>
+      </w:r>
+      <w:r>
+        <w:rPr>
+          <w:rStyle w:val="AttributeTok"/>
+        </w:rPr>
+        <w:t xml:space="preserve">-u</w:t>
+      </w:r>
+      <w:r>
+        <w:rPr>
+          <w:rStyle w:val="NormalTok"/>
+        </w:rPr>
+        <w:t xml:space="preserve"> origin main</w:t>
+      </w:r>
+    </w:p>
+    <w:p>
+      <w:pPr>
+        <w:pStyle w:val="FirstParagraph"/>
+      </w:pPr>
+      <w:r>
+        <w:t xml:space="preserve">Atau jika Anda memilih opsi</w:t>
+      </w:r>
+      <w:r>
+        <w:t xml:space="preserve"> </w:t>
+      </w:r>
+      <w:r>
+        <w:rPr>
+          <w:b/>
+          <w:bCs/>
+        </w:rPr>
+        <w:t xml:space="preserve">Add a README file</w:t>
+      </w:r>
+      <w:r>
+        <w:t xml:space="preserve"> </w:t>
+      </w:r>
+      <w:r>
+        <w:t xml:space="preserve">saat pembuatan, Anda bisa langsung meng-clone repositori tersebut:</w:t>
+      </w:r>
+    </w:p>
+    <w:p>
+      <w:pPr>
+        <w:pStyle w:val="SourceCode"/>
+      </w:pPr>
+      <w:r>
+        <w:rPr>
+          <w:rStyle w:val="FunctionTok"/>
+        </w:rPr>
+        <w:t xml:space="preserve">git</w:t>
+      </w:r>
+      <w:r>
+        <w:rPr>
+          <w:rStyle w:val="NormalTok"/>
+        </w:rPr>
+        <w:t xml:space="preserve"> clone https://github.com/USERNAME/NAMA-REPO.git</w:t>
+      </w:r>
+    </w:p>
+    <w:p>
+      <w:pPr>
+        <w:pStyle w:val="FirstParagraph"/>
+      </w:pPr>
+      <w:r>
+        <w:t xml:space="preserve">Sekarang repositori GitHub Anda sudah siap digunakan!</w:t>
+      </w:r>
+    </w:p>
+    <w:bookmarkEnd w:id="38"/>
+    <w:bookmarkEnd w:id="39"/>
+    <w:bookmarkStart w:id="40" w:name="clone-ke-komputer-lokal"/>
+    <w:p>
+      <w:pPr>
+        <w:pStyle w:val="Heading2"/>
+      </w:pPr>
+      <w:r>
+        <w:t xml:space="preserve">1.3 Clone ke Komputer Lokal</w:t>
+      </w:r>
+    </w:p>
+    <w:p>
+      <w:pPr>
+        <w:pStyle w:val="FirstParagraph"/>
+      </w:pPr>
+      <w:r>
+        <w:t xml:space="preserve">Setelah repo dibuat, copy URL-nya lalu jalankan di terminal:</w:t>
+      </w:r>
+    </w:p>
+    <w:p>
+      <w:pPr>
+        <w:pStyle w:val="SourceCode"/>
+      </w:pPr>
+      <w:r>
+        <w:rPr>
+          <w:rStyle w:val="VerbatimChar"/>
+        </w:rPr>
+        <w:t xml:space="preserve">git clone https://github.com/username/nama-repo.git cd nama-repo </w:t>
+      </w:r>
+    </w:p>
+    <w:bookmarkEnd w:id="40"/>
+    <w:bookmarkStart w:id="41" w:name="push-project-yang-sudah-ada"/>
+    <w:p>
+      <w:pPr>
+        <w:pStyle w:val="Heading2"/>
+      </w:pPr>
+      <w:r>
+        <w:t xml:space="preserve">1.4 Push Project yang Sudah Ada</w:t>
+      </w:r>
+    </w:p>
+    <w:p>
+      <w:pPr>
+        <w:pStyle w:val="FirstParagraph"/>
+      </w:pPr>
+      <w:r>
+        <w:t xml:space="preserve">Jika kamu sudah punya folder project lokal:</w:t>
+      </w:r>
+    </w:p>
+    <w:p>
+      <w:pPr>
+        <w:pStyle w:val="SourceCode"/>
+      </w:pPr>
+      <w:r>
+        <w:rPr>
+          <w:rStyle w:val="VerbatimChar"/>
+        </w:rPr>
+        <w:t xml:space="preserve">cd folder-project-kamu  </w:t>
+      </w:r>
+      <w:r>
+        <w:br/>
+      </w:r>
+      <w:r>
+        <w:rPr>
+          <w:rStyle w:val="VerbatimChar"/>
+        </w:rPr>
+        <w:t xml:space="preserve">git init git add . </w:t>
+      </w:r>
+      <w:r>
+        <w:br/>
+      </w:r>
+      <w:r>
+        <w:rPr>
+          <w:rStyle w:val="VerbatimChar"/>
+        </w:rPr>
+        <w:t xml:space="preserve">git commit -m "first commit" </w:t>
+      </w:r>
+      <w:r>
+        <w:br/>
+      </w:r>
+      <w:r>
+        <w:rPr>
+          <w:rStyle w:val="VerbatimChar"/>
+        </w:rPr>
+        <w:t xml:space="preserve">git branch -M main </w:t>
+      </w:r>
+      <w:r>
+        <w:br/>
+      </w:r>
+      <w:r>
+        <w:rPr>
+          <w:rStyle w:val="VerbatimChar"/>
+        </w:rPr>
+        <w:t xml:space="preserve">git remote add origin https://github.com/username/nama-repo.git </w:t>
+      </w:r>
+      <w:r>
+        <w:br/>
+      </w:r>
+      <w:r>
+        <w:rPr>
+          <w:rStyle w:val="VerbatimChar"/>
+        </w:rPr>
+        <w:t xml:space="preserve">git push -u origin main </w:t>
+      </w:r>
+    </w:p>
+    <w:bookmarkEnd w:id="41"/>
+    <w:bookmarkStart w:id="42" w:name="perintah-git-dasar-sehari-hari"/>
+    <w:p>
+      <w:pPr>
+        <w:pStyle w:val="Heading2"/>
+      </w:pPr>
+      <w:r>
+        <w:t xml:space="preserve">1.5 Perintah Git Dasar Sehari-hari</w:t>
+      </w:r>
+    </w:p>
+    <w:tbl>
+      <w:tblPr>
+        <w:tblStyle w:val="Table"/>
+        <w:tblW w:type="pct" w:w="5000"/>
+        <w:tblLayout w:type="fixed"/>
+        <w:tblLook w:firstRow="0" w:lastRow="0" w:firstColumn="0" w:lastColumn="0" w:noHBand="0" w:noVBand="0" w:val="0000"/>
+      </w:tblPr>
+      <w:tblGrid>
+        <w:gridCol w:w="591"/>
+        <w:gridCol w:w="2955"/>
+        <w:gridCol w:w="591"/>
+        <w:gridCol w:w="3191"/>
+        <w:gridCol w:w="591"/>
+      </w:tblGrid>
+      <w:tr>
+        <w:tc>
+          <w:tcPr/>
+          <w:p>
+            <w:pPr>
+              <w:pStyle w:val="Compact"/>
+            </w:pPr>
+          </w:p>
+        </w:tc>
+        <w:tc>
+          <w:tcPr/>
+          <w:p>
+            <w:pPr>
+              <w:pStyle w:val="Compact"/>
+            </w:pPr>
+          </w:p>
+        </w:tc>
+        <w:tc>
+          <w:tcPr/>
+          <w:p>
+            <w:pPr>
+              <w:pStyle w:val="Compact"/>
+            </w:pPr>
+          </w:p>
+        </w:tc>
+        <w:tc>
+          <w:tcPr/>
+          <w:p>
+            <w:pPr>
+              <w:pStyle w:val="Compact"/>
+            </w:pPr>
+          </w:p>
+        </w:tc>
+        <w:tc>
+          <w:tcPr/>
+          <w:p>
+            <w:pPr>
+              <w:pStyle w:val="Compact"/>
+            </w:pPr>
+          </w:p>
+        </w:tc>
+      </w:tr>
+      <w:tr>
+        <w:tc>
+          <w:tcPr/>
+          <w:p>
+            <w:pPr>
+              <w:pStyle w:val="Compact"/>
+            </w:pPr>
+          </w:p>
+        </w:tc>
+        <w:tc>
+          <w:tcPr/>
+          <w:p>
+            <w:pPr>
+              <w:pStyle w:val="Compact"/>
+            </w:pPr>
+            <w:r>
+              <w:t xml:space="preserve">Perintah</w:t>
+            </w:r>
+          </w:p>
+        </w:tc>
+        <w:tc>
+          <w:tcPr/>
+          <w:p>
+            <w:pPr>
+              <w:pStyle w:val="Compact"/>
+            </w:pPr>
+          </w:p>
+        </w:tc>
+        <w:tc>
+          <w:tcPr/>
+          <w:p>
+            <w:pPr>
+              <w:pStyle w:val="Compact"/>
+            </w:pPr>
+            <w:r>
+              <w:t xml:space="preserve">Fungsi</w:t>
+            </w:r>
+          </w:p>
+        </w:tc>
+        <w:tc>
+          <w:tcPr/>
+          <w:p>
+            <w:pPr>
+              <w:pStyle w:val="Compact"/>
+            </w:pPr>
+          </w:p>
+        </w:tc>
+      </w:tr>
+      <w:tr>
+        <w:tc>
+          <w:tcPr/>
+          <w:p>
+            <w:pPr>
+              <w:pStyle w:val="Compact"/>
+            </w:pPr>
+          </w:p>
+        </w:tc>
+        <w:tc>
+          <w:tcPr/>
+          <w:p>
+            <w:pPr>
+              <w:pStyle w:val="Compact"/>
+            </w:pPr>
+          </w:p>
+        </w:tc>
+        <w:tc>
+          <w:tcPr/>
+          <w:p>
+            <w:pPr>
+              <w:pStyle w:val="Compact"/>
+            </w:pPr>
+          </w:p>
+        </w:tc>
+        <w:tc>
+          <w:tcPr/>
+          <w:p>
+            <w:pPr>
+              <w:pStyle w:val="Compact"/>
+            </w:pPr>
+          </w:p>
+        </w:tc>
+        <w:tc>
+          <w:tcPr/>
+          <w:p>
+            <w:pPr>
+              <w:pStyle w:val="Compact"/>
+            </w:pPr>
+          </w:p>
+        </w:tc>
+      </w:tr>
+      <w:tr>
+        <w:tc>
+          <w:tcPr/>
+          <w:p>
+            <w:pPr>
+              <w:pStyle w:val="Compact"/>
+            </w:pPr>
+          </w:p>
+        </w:tc>
+        <w:tc>
+          <w:tcPr/>
+          <w:p>
+            <w:pPr>
+              <w:pStyle w:val="Compact"/>
+            </w:pPr>
+            <w:r>
+              <w:rPr>
+                <w:rStyle w:val="VerbatimChar"/>
+              </w:rPr>
+              <w:t xml:space="preserve">git status</w:t>
+            </w:r>
+          </w:p>
+        </w:tc>
+        <w:tc>
+          <w:tcPr/>
+          <w:p>
+            <w:pPr>
+              <w:pStyle w:val="Compact"/>
+            </w:pPr>
+          </w:p>
+        </w:tc>
+        <w:tc>
+          <w:tcPr/>
+          <w:p>
+            <w:pPr>
+              <w:pStyle w:val="Compact"/>
+            </w:pPr>
+            <w:r>
+              <w:t xml:space="preserve">Cek status perubahan</w:t>
+            </w:r>
+          </w:p>
+        </w:tc>
+        <w:tc>
+          <w:tcPr/>
+          <w:p>
+            <w:pPr>
+              <w:pStyle w:val="Compact"/>
+            </w:pPr>
+          </w:p>
+        </w:tc>
+      </w:tr>
+      <w:tr>
+        <w:tc>
+          <w:tcPr/>
+          <w:p>
+            <w:pPr>
+              <w:pStyle w:val="Compact"/>
+            </w:pPr>
+          </w:p>
+        </w:tc>
+        <w:tc>
+          <w:tcPr/>
+          <w:p>
+            <w:pPr>
+              <w:pStyle w:val="Compact"/>
+            </w:pPr>
+          </w:p>
+        </w:tc>
+        <w:tc>
+          <w:tcPr/>
+          <w:p>
+            <w:pPr>
+              <w:pStyle w:val="Compact"/>
+            </w:pPr>
+          </w:p>
+        </w:tc>
+        <w:tc>
+          <w:tcPr/>
+          <w:p>
+            <w:pPr>
+              <w:pStyle w:val="Compact"/>
+            </w:pPr>
+          </w:p>
+        </w:tc>
+        <w:tc>
+          <w:tcPr/>
+          <w:p>
+            <w:pPr>
+              <w:pStyle w:val="Compact"/>
+            </w:pPr>
+          </w:p>
+        </w:tc>
+      </w:tr>
+      <w:tr>
+        <w:tc>
+          <w:tcPr/>
+          <w:p>
+            <w:pPr>
+              <w:pStyle w:val="Compact"/>
+            </w:pPr>
+          </w:p>
+        </w:tc>
+        <w:tc>
+          <w:tcPr/>
+          <w:p>
+            <w:pPr>
+              <w:pStyle w:val="Compact"/>
+            </w:pPr>
+            <w:r>
+              <w:rPr>
+                <w:rStyle w:val="VerbatimChar"/>
+              </w:rPr>
+              <w:t xml:space="preserve">git add .</w:t>
+            </w:r>
+          </w:p>
+        </w:tc>
+        <w:tc>
+          <w:tcPr/>
+          <w:p>
+            <w:pPr>
+              <w:pStyle w:val="Compact"/>
+            </w:pPr>
+          </w:p>
+        </w:tc>
+        <w:tc>
+          <w:tcPr/>
+          <w:p>
+            <w:pPr>
+              <w:pStyle w:val="Compact"/>
+            </w:pPr>
+            <w:r>
+              <w:t xml:space="preserve">Tambahkan semua perubahan</w:t>
+            </w:r>
+          </w:p>
+        </w:tc>
+        <w:tc>
+          <w:tcPr/>
+          <w:p>
+            <w:pPr>
+              <w:pStyle w:val="Compact"/>
+            </w:pPr>
+          </w:p>
+        </w:tc>
+      </w:tr>
+      <w:tr>
+        <w:tc>
+          <w:tcPr/>
+          <w:p>
+            <w:pPr>
+              <w:pStyle w:val="Compact"/>
+            </w:pPr>
+          </w:p>
+        </w:tc>
+        <w:tc>
+          <w:tcPr/>
+          <w:p>
+            <w:pPr>
+              <w:pStyle w:val="Compact"/>
+            </w:pPr>
+          </w:p>
+        </w:tc>
+        <w:tc>
+          <w:tcPr/>
+          <w:p>
+            <w:pPr>
+              <w:pStyle w:val="Compact"/>
+            </w:pPr>
+          </w:p>
+        </w:tc>
+        <w:tc>
+          <w:tcPr/>
+          <w:p>
+            <w:pPr>
+              <w:pStyle w:val="Compact"/>
+            </w:pPr>
+          </w:p>
+        </w:tc>
+        <w:tc>
+          <w:tcPr/>
+          <w:p>
+            <w:pPr>
+              <w:pStyle w:val="Compact"/>
+            </w:pPr>
+          </w:p>
+        </w:tc>
+      </w:tr>
+      <w:tr>
+        <w:tc>
+          <w:tcPr/>
+          <w:p>
+            <w:pPr>
+              <w:pStyle w:val="Compact"/>
+            </w:pPr>
+          </w:p>
+        </w:tc>
+        <w:tc>
+          <w:tcPr/>
+          <w:p>
+            <w:pPr>
+              <w:pStyle w:val="Compact"/>
+            </w:pPr>
+            <w:r>
+              <w:rPr>
+                <w:rStyle w:val="VerbatimChar"/>
+              </w:rPr>
+              <w:t xml:space="preserve">git commit -m "pesan"</w:t>
+            </w:r>
+          </w:p>
+        </w:tc>
+        <w:tc>
+          <w:tcPr/>
+          <w:p>
+            <w:pPr>
+              <w:pStyle w:val="Compact"/>
+            </w:pPr>
+          </w:p>
+        </w:tc>
+        <w:tc>
+          <w:tcPr/>
+          <w:p>
+            <w:pPr>
+              <w:pStyle w:val="Compact"/>
+            </w:pPr>
+            <w:r>
+              <w:t xml:space="preserve">Simpan perubahan</w:t>
+            </w:r>
+          </w:p>
+        </w:tc>
+        <w:tc>
+          <w:tcPr/>
+          <w:p>
+            <w:pPr>
+              <w:pStyle w:val="Compact"/>
+            </w:pPr>
+          </w:p>
+        </w:tc>
+      </w:tr>
+      <w:tr>
+        <w:tc>
+          <w:tcPr/>
+          <w:p>
+            <w:pPr>
+              <w:pStyle w:val="Compact"/>
+            </w:pPr>
+          </w:p>
+        </w:tc>
+        <w:tc>
+          <w:tcPr/>
+          <w:p>
+            <w:pPr>
+              <w:pStyle w:val="Compact"/>
+            </w:pPr>
+          </w:p>
+        </w:tc>
+        <w:tc>
+          <w:tcPr/>
+          <w:p>
+            <w:pPr>
+              <w:pStyle w:val="Compact"/>
+            </w:pPr>
+          </w:p>
+        </w:tc>
+        <w:tc>
+          <w:tcPr/>
+          <w:p>
+            <w:pPr>
+              <w:pStyle w:val="Compact"/>
+            </w:pPr>
+          </w:p>
+        </w:tc>
+        <w:tc>
+          <w:tcPr/>
+          <w:p>
+            <w:pPr>
+              <w:pStyle w:val="Compact"/>
+            </w:pPr>
+          </w:p>
+        </w:tc>
+      </w:tr>
+      <w:tr>
+        <w:tc>
+          <w:tcPr/>
+          <w:p>
+            <w:pPr>
+              <w:pStyle w:val="Compact"/>
+            </w:pPr>
+          </w:p>
+        </w:tc>
+        <w:tc>
+          <w:tcPr/>
+          <w:p>
+            <w:pPr>
+              <w:pStyle w:val="Compact"/>
+            </w:pPr>
+            <w:r>
+              <w:rPr>
+                <w:rStyle w:val="VerbatimChar"/>
+              </w:rPr>
+              <w:t xml:space="preserve">git push</w:t>
+            </w:r>
+          </w:p>
+        </w:tc>
+        <w:tc>
+          <w:tcPr/>
+          <w:p>
+            <w:pPr>
+              <w:pStyle w:val="Compact"/>
+            </w:pPr>
+          </w:p>
+        </w:tc>
+        <w:tc>
+          <w:tcPr/>
+          <w:p>
+            <w:pPr>
+              <w:pStyle w:val="Compact"/>
+            </w:pPr>
+            <w:r>
+              <w:t xml:space="preserve">Upload ke GitHub</w:t>
+            </w:r>
+          </w:p>
+        </w:tc>
+        <w:tc>
+          <w:tcPr/>
+          <w:p>
+            <w:pPr>
+              <w:pStyle w:val="Compact"/>
+            </w:pPr>
+          </w:p>
+        </w:tc>
+      </w:tr>
+      <w:tr>
+        <w:tc>
+          <w:tcPr/>
+          <w:p>
+            <w:pPr>
+              <w:pStyle w:val="Compact"/>
+            </w:pPr>
+          </w:p>
+        </w:tc>
+        <w:tc>
+          <w:tcPr/>
+          <w:p>
+            <w:pPr>
+              <w:pStyle w:val="Compact"/>
+            </w:pPr>
+          </w:p>
+        </w:tc>
+        <w:tc>
+          <w:tcPr/>
+          <w:p>
+            <w:pPr>
+              <w:pStyle w:val="Compact"/>
+            </w:pPr>
+          </w:p>
+        </w:tc>
+        <w:tc>
+          <w:tcPr/>
+          <w:p>
+            <w:pPr>
+              <w:pStyle w:val="Compact"/>
+            </w:pPr>
+          </w:p>
+        </w:tc>
+        <w:tc>
+          <w:tcPr/>
+          <w:p>
+            <w:pPr>
+              <w:pStyle w:val="Compact"/>
+            </w:pPr>
+          </w:p>
+        </w:tc>
+      </w:tr>
+      <w:tr>
+        <w:tc>
+          <w:tcPr/>
+          <w:p>
+            <w:pPr>
+              <w:pStyle w:val="Compact"/>
+            </w:pPr>
+          </w:p>
+        </w:tc>
+        <w:tc>
+          <w:tcPr/>
+          <w:p>
+            <w:pPr>
+              <w:pStyle w:val="Compact"/>
+            </w:pPr>
+            <w:r>
+              <w:rPr>
+                <w:rStyle w:val="VerbatimChar"/>
+              </w:rPr>
+              <w:t xml:space="preserve">git pull</w:t>
+            </w:r>
+          </w:p>
+        </w:tc>
+        <w:tc>
+          <w:tcPr/>
+          <w:p>
+            <w:pPr>
+              <w:pStyle w:val="Compact"/>
+            </w:pPr>
+          </w:p>
+        </w:tc>
+        <w:tc>
+          <w:tcPr/>
+          <w:p>
+            <w:pPr>
+              <w:pStyle w:val="Compact"/>
+            </w:pPr>
+            <w:r>
+              <w:t xml:space="preserve">Download update terbaru</w:t>
+            </w:r>
+          </w:p>
+        </w:tc>
+        <w:tc>
+          <w:tcPr/>
+          <w:p>
+            <w:pPr>
+              <w:pStyle w:val="Compact"/>
+            </w:pPr>
+          </w:p>
+        </w:tc>
+      </w:tr>
+      <w:tr>
+        <w:tc>
+          <w:tcPr/>
+          <w:p>
+            <w:pPr>
+              <w:pStyle w:val="Compact"/>
+            </w:pPr>
+          </w:p>
+        </w:tc>
+        <w:tc>
+          <w:tcPr/>
+          <w:p>
+            <w:pPr>
+              <w:pStyle w:val="Compact"/>
+            </w:pPr>
+          </w:p>
+        </w:tc>
+        <w:tc>
+          <w:tcPr/>
+          <w:p>
+            <w:pPr>
+              <w:pStyle w:val="Compact"/>
+            </w:pPr>
+          </w:p>
+        </w:tc>
+        <w:tc>
+          <w:tcPr/>
+          <w:p>
+            <w:pPr>
+              <w:pStyle w:val="Compact"/>
+            </w:pPr>
+          </w:p>
+        </w:tc>
+        <w:tc>
+          <w:tcPr/>
+          <w:p>
+            <w:pPr>
+              <w:pStyle w:val="Compact"/>
+            </w:pPr>
+          </w:p>
+        </w:tc>
+      </w:tr>
+    </w:tbl>
+    <w:bookmarkEnd w:id="42"/>
+    <w:bookmarkEnd w:id="43"/>
+    <w:bookmarkStart w:id="62" w:name="proses-data-mining"/>
+    <w:p>
+      <w:pPr>
+        <w:pStyle w:val="Heading1"/>
+      </w:pPr>
+      <w:r>
+        <w:t xml:space="preserve">2. PROSES DATA MINING</w:t>
+      </w:r>
+    </w:p>
+    <w:p>
+      <w:pPr>
+        <w:pStyle w:val="FirstParagraph"/>
+      </w:pPr>
+      <w:r>
+        <w:t xml:space="preserve">Prosedur yang digunakan untuk melakukan pemodelan dan analisis data mining telah mengalami transformasi panjang dari domain penelitian akademis menjadi proses industri yang sistematis yang dilakukan oleh analis bisnis dan kuantitatif. Beberapa metodologi telah diusulkan untuk menuangkan langkah-langkah pengembangan dan penerapan model data mining ke dalam proses yang terstandarisasi. Berbagai metodologi data mining membentuk aktivitas yang dilakukan dalam analisa data yang khas menjadi serangkaian langkah atau tugas yang logis. Dua dua metodologi utama mendominasi praktik data mining yaitu CRISP dan SEMMA.</w:t>
+      </w:r>
+    </w:p>
+    <w:p>
+      <w:pPr>
+        <w:pStyle w:val="BodyText"/>
+      </w:pPr>
+      <w:r>
+        <w:t xml:space="preserve">CRISP, yang merupakan singkatan dari Cross Industry Standard Process untuk data mining, adalah inisiatif dari konsorsium vendor perangkat lunak dan pengguna industri teknologi data mining untuk menstandarisasi proses data mining. Dokumen CRISP asli dapat ditemukan di http://www.crisp-dm.org/. Di sisi lain, SEMMA, yang merupakan singkatan dari Sample, Explore, Modify, Model, Assess, telah dikampanyekan oleh SAS Institute. SAS telah meluncurkan platform perangkat lunak data mining (SAS Enterprise Miner) yang mengimplementasikan SEMMA. Untuk deskripsi lengkap tentang SEMMA dan SAS Enterprise Miner, kunjungi situs web SAS: http://www.sas.com/.</w:t>
+      </w:r>
+    </w:p>
+    <w:p>
+      <w:pPr>
+        <w:pStyle w:val="BodyText"/>
+      </w:pPr>
+      <w:r>
+        <w:t xml:space="preserve">Selain SEMMA dan CRISP, banyak metodologi lain mencoba melakukan hal yang sama, yaitu memecah proses data mining menjadi urutan langkah-langkah yang harus diikuti oleh analis untuk tujuan untuk menstandarisasi langkah-langkah analisa data.</w:t>
+      </w:r>
+    </w:p>
+    <w:p>
+      <w:pPr>
+        <w:pStyle w:val="BodyText"/>
+      </w:pPr>
+      <w:r>
+        <w:t xml:space="preserve">Semua metodologi mengandung serangkaian tugas utama yaitu</w:t>
+      </w:r>
+    </w:p>
+    <w:p>
+      <w:pPr>
+        <w:numPr>
+          <w:ilvl w:val="0"/>
+          <w:numId w:val="1012"/>
+        </w:numPr>
+      </w:pPr>
+      <w:r>
+        <w:t xml:space="preserve">Mengumpulkan data yang relevan yang diekstraksi dari database atau data warehouse ke dalam satu tabel yang berisi</w:t>
+      </w:r>
+      <w:r>
+        <w:t xml:space="preserve"> </w:t>
+      </w:r>
+      <w:r>
+        <w:rPr>
+          <w:i/>
+          <w:iCs/>
+        </w:rPr>
+        <w:t xml:space="preserve">semua</w:t>
+      </w:r>
+      <w:r>
+        <w:t xml:space="preserve"> </w:t>
+      </w:r>
+      <w:r>
+        <w:t xml:space="preserve">variabel yang dibutuhkan untuk pemodelan. Tabel ini umumnya dikenal sebagai</w:t>
+      </w:r>
+      <w:r>
+        <w:t xml:space="preserve"> </w:t>
+      </w:r>
+      <w:r>
+        <w:rPr>
+          <w:i/>
+          <w:iCs/>
+        </w:rPr>
+        <w:t xml:space="preserve">mining view</w:t>
+      </w:r>
+      <w:r>
+        <w:t xml:space="preserve"> </w:t>
+      </w:r>
+      <w:r>
+        <w:t xml:space="preserve">atau</w:t>
+      </w:r>
+      <w:r>
+        <w:t xml:space="preserve"> </w:t>
+      </w:r>
+      <w:r>
+        <w:rPr>
+          <w:i/>
+          <w:iCs/>
+        </w:rPr>
+        <w:t xml:space="preserve">rollup file</w:t>
+      </w:r>
+      <w:r>
+        <w:t xml:space="preserve">. Ketika ukuran data tidak dapat ditangani secara efisien oleh alat pemodelan data yang tersedia, maka teknik sampling digunakan dalam beberapa kasus untuk analisa data</w:t>
+      </w:r>
+    </w:p>
+    <w:p>
+      <w:pPr>
+        <w:numPr>
+          <w:ilvl w:val="0"/>
+          <w:numId w:val="1012"/>
+        </w:numPr>
+      </w:pPr>
+      <w:r>
+        <w:t xml:space="preserve">Melakukan eksplorasi data untuk mendapatkan beberapa wawasan tentang hubungan di antara data dan untuk membuat ringkasan sifat-sifatnya. Ini dikenal sebagai EDA (</w:t>
+      </w:r>
+      <w:r>
+        <w:rPr>
+          <w:i/>
+          <w:iCs/>
+        </w:rPr>
+        <w:t xml:space="preserve">Exploratory Data Analysis</w:t>
+      </w:r>
+      <w:r>
+        <w:t xml:space="preserve">).</w:t>
+      </w:r>
+    </w:p>
+    <w:p>
+      <w:pPr>
+        <w:numPr>
+          <w:ilvl w:val="0"/>
+          <w:numId w:val="1012"/>
+        </w:numPr>
+      </w:pPr>
+      <w:r>
+        <w:t xml:space="preserve">Melakukan transformasi data atau secara umum melakukan rekayasa fitur untuk mempersiapkan variabel-variabel ataru fitur yang disesuaikan dengan model yang direncanakan.</w:t>
+      </w:r>
+    </w:p>
+    <w:p>
+      <w:pPr>
+        <w:numPr>
+          <w:ilvl w:val="0"/>
+          <w:numId w:val="1012"/>
+        </w:numPr>
+      </w:pPr>
+      <w:r>
+        <w:t xml:space="preserve">Merencanakan dan mengembangkan model data mining sesuai dengan tujuan analisa dan proses pelatihan dengan memperhatikan jenis variabel atau fitur yang terlibat. Tidak semua variabel yang tersedia digunakan dalam fase pemodelan. Oleh karena itu, prosedur reduksi data sering dipanggil untuk memilih set variabel yang paling berguna.</w:t>
+      </w:r>
+    </w:p>
+    <w:p>
+      <w:pPr>
+        <w:numPr>
+          <w:ilvl w:val="0"/>
+          <w:numId w:val="1012"/>
+        </w:numPr>
+      </w:pPr>
+      <w:r>
+        <w:t xml:space="preserve">Model data mining dievaluasi dan model dengan kinerja terbaik dipilih menurut beberapa kriteria kinerja. Biasanya, langkah-langkah ini dilakukan secara iteratif, dan tidak harus dalam urutan linier yang disajikan. Sebagai contoh, seseorang mungkin mengekstrak</w:t>
+      </w:r>
+      <w:r>
+        <w:t xml:space="preserve"> </w:t>
+      </w:r>
+      <w:r>
+        <w:rPr>
+          <w:i/>
+          <w:iCs/>
+        </w:rPr>
+        <w:t xml:space="preserve">mining view</w:t>
+      </w:r>
+      <w:r>
+        <w:t xml:space="preserve">, melakukan EDA, membangun seperangkat model, dan kemudian, berdasarkan hasil evaluasi model-model ini, memutuskan untuk memperkenalkan serangkaian transformasi dan langkah-langkah reduksi data dalam upaya untuk meningkatkan kinerja model.</w:t>
+      </w:r>
+    </w:p>
+    <w:p>
+      <w:pPr>
+        <w:pStyle w:val="FirstParagraph"/>
+      </w:pPr>
+      <w:r>
+        <w:t xml:space="preserve">Dari lima langkah dalam proses data mining, langkah-langkah ekstraksi dan persiapan data dapat memakan waktu hingga 80% dari waktu proyek. Selain itu, untuk menghindari situasi</w:t>
+      </w:r>
+      <w:r>
+        <w:t xml:space="preserve"> </w:t>
+      </w:r>
+      <w:r>
+        <w:t xml:space="preserve">“garbage in, garbage out”</w:t>
+      </w:r>
+      <w:r>
+        <w:t xml:space="preserve">, kita harus memastikan bahwa kita telah mengekstraksi data yang tepat dan paling berguna. Oleh karena itu, ekstraksi dan persiapan data harus menjadi prioritas dalam perencanaan dan pelaksanaan proyek data mining.</w:t>
+      </w:r>
+    </w:p>
+    <w:bookmarkStart w:id="61" w:name="cross-industry-standard-process-crisp"/>
+    <w:p>
+      <w:pPr>
+        <w:pStyle w:val="Heading2"/>
+      </w:pPr>
+      <w:r>
+        <w:t xml:space="preserve">2.1 Cross Industry Standard Process (CRISP)</w:t>
+      </w:r>
+    </w:p>
+    <w:p>
+      <w:pPr>
+        <w:pStyle w:val="FirstParagraph"/>
+      </w:pPr>
+      <w:r>
+        <w:t xml:space="preserve">Cross Industry Standard Process adalah standar proses data mining yang digunakan untuk melakukan penambangan data berdasarkan hasil konsorsium vendor perangkat lunak dan pengguna industri teknologi data mining , yang dikenal sebagai CRISP-DM,. Model ini adalah model proses standar terbuka yang menggambarkan pendekatan umum yang digunakan oleh para ahli penambangan data. Model proses penambangan data ini memberikan gambaran umum siklus hidup proyek penambangan data yang berisi fase proyek unuk tugas masing-masing fase dan menjelaskan hubungan antara aktifitas aktifitas yang dilakukan seperti gambar berikut:</w:t>
+      </w:r>
+    </w:p>
+    <w:p>
+      <w:pPr>
+        <w:pStyle w:val="BodyText"/>
+      </w:pPr>
+      <w:r>
+        <w:drawing>
+          <wp:inline>
+            <wp:extent cx="3771900" cy="3396275"/>
+            <wp:effectExtent b="0" l="0" r="0" t="0"/>
+            <wp:docPr descr="" title="" id="45" name="Picture"/>
+            <a:graphic>
+              <a:graphicData uri="http://schemas.openxmlformats.org/drawingml/2006/picture">
+                <pic:pic>
+                  <pic:nvPicPr>
+                    <pic:cNvPr descr="images/clipboard-2551226778.png" id="46" name="Picture"/>
+                    <pic:cNvPicPr>
+                      <a:picLocks noChangeArrowheads="1" noChangeAspect="1"/>
+                    </pic:cNvPicPr>
+                  </pic:nvPicPr>
+                  <pic:blipFill>
+                    <a:blip r:embed="rId44"/>
+                    <a:stretch>
+                      <a:fillRect/>
+                    </a:stretch>
+                  </pic:blipFill>
+                  <pic:spPr bwMode="auto">
+                    <a:xfrm>
+                      <a:off x="0" y="0"/>
+                      <a:ext cx="3771900" cy="3396275"/>
+                    </a:xfrm>
+                    <a:prstGeom prst="rect">
+                      <a:avLst/>
+                    </a:prstGeom>
+                    <a:noFill/>
+                    <a:ln w="9525">
+                      <a:noFill/>
+                      <a:headEnd/>
+                      <a:tailEnd/>
+                    </a:ln>
+                  </pic:spPr>
+                </pic:pic>
+              </a:graphicData>
+            </a:graphic>
+          </wp:inline>
+        </w:drawing>
+      </w:r>
+    </w:p>
+    <w:bookmarkStart w:id="50" w:name="memahami-bisnis-business-understanding"/>
+    <w:p>
+      <w:pPr>
+        <w:pStyle w:val="Heading3"/>
+      </w:pPr>
+      <w:r>
+        <w:t xml:space="preserve">2.1.1 Memahami Bisnis (Business Understanding )</w:t>
+      </w:r>
+    </w:p>
+    <w:bookmarkStart w:id="47" w:name="menentukan-tujuan-bisnis"/>
+    <w:p>
+      <w:pPr>
+        <w:pStyle w:val="Heading4"/>
+      </w:pPr>
+      <w:r>
+        <w:t xml:space="preserve">2.1.1.1</w:t>
+      </w:r>
+      <w:r>
+        <w:t xml:space="preserve"> </w:t>
+      </w:r>
+      <w:r>
+        <w:rPr>
+          <w:b/>
+          <w:bCs/>
+        </w:rPr>
+        <w:t xml:space="preserve">Menentukan Tujuan Bisnis</w:t>
+      </w:r>
+    </w:p>
+    <w:p>
+      <w:pPr>
+        <w:pStyle w:val="FirstParagraph"/>
+      </w:pPr>
+      <w:r>
+        <w:t xml:space="preserve">Tahapan ini menfokuskan pada pemahaman tujuan projek dan kebutuhan-kebutuhan yang diinginkan bisnis, kemudian merubahnya pengetahuan ini untuk mendefinisikan data mining dan rencana yang ingin dilakukan untuk mencapai tujuan bisnis. Tahaapan ini dilakukan untuk memahami secara menyeluruh, dari perspektif bisnis, apa yang benar-benar ingin dicapai oleh pelanggan. Selain itu pada tahapan ini analisa perlu dilakukan untuk mengungkap faktor-faktor penting, yang dapat mempengaruhi hasil proyek data mining.</w:t>
+      </w:r>
+    </w:p>
+    <w:bookmarkEnd w:id="47"/>
+    <w:bookmarkStart w:id="48" w:name="membuat-rencana-proyek"/>
+    <w:p>
+      <w:pPr>
+        <w:pStyle w:val="Heading4"/>
+      </w:pPr>
+      <w:r>
+        <w:t xml:space="preserve">2.1.1.2</w:t>
+      </w:r>
+      <w:r>
+        <w:t xml:space="preserve"> </w:t>
+      </w:r>
+      <w:r>
+        <w:rPr>
+          <w:b/>
+          <w:bCs/>
+        </w:rPr>
+        <w:t xml:space="preserve">Membuat Rencana Proyek</w:t>
+      </w:r>
+    </w:p>
+    <w:p>
+      <w:pPr>
+        <w:pStyle w:val="FirstParagraph"/>
+      </w:pPr>
+      <w:r>
+        <w:t xml:space="preserve">Menjelaskan rencana projek dilakuan untuk mencapai tujuan penambangan data sehingga dapat mencapai tujuan bisnis yang diinginkan. Rencana tersebut harus menentukan langkah-langkah yang harus dilakukan selama proyek , termasuk pemilihan tool dan teknik yang akan digunakan</w:t>
+      </w:r>
+    </w:p>
+    <w:bookmarkEnd w:id="48"/>
+    <w:bookmarkStart w:id="49" w:name="menilai-situasi-dan-kondisi"/>
+    <w:p>
+      <w:pPr>
+        <w:pStyle w:val="Heading4"/>
+      </w:pPr>
+      <w:r>
+        <w:t xml:space="preserve">2.1.1.3</w:t>
+      </w:r>
+      <w:r>
+        <w:t xml:space="preserve"> </w:t>
+      </w:r>
+      <w:r>
+        <w:rPr>
+          <w:b/>
+          <w:bCs/>
+        </w:rPr>
+        <w:t xml:space="preserve">Menilai situasi dan kondisi</w:t>
+      </w:r>
+    </w:p>
+    <w:p>
+      <w:pPr>
+        <w:pStyle w:val="FirstParagraph"/>
+      </w:pPr>
+      <w:r>
+        <w:t xml:space="preserve">Dalam hal pencarian fakta yang lebih rinci tentang semua sumber daya, kendala, asumsi, dan faktor-faktor lain yang harus dipertimbangkan dalam menentukan tujuan analisis data dan rencana proyek. Menilai sefara rinci kondisi lingkungan bisnis dan tujuan bisnis akan menentukan keberhasilan projek data mining</w:t>
+      </w:r>
+    </w:p>
+    <w:p>
+      <w:pPr>
+        <w:pStyle w:val="BodyText"/>
+      </w:pPr>
+      <w:r>
+        <w:t xml:space="preserve">Output dari ini adalah</w:t>
+      </w:r>
+    </w:p>
+    <w:p>
+      <w:pPr>
+        <w:numPr>
+          <w:ilvl w:val="0"/>
+          <w:numId w:val="1013"/>
+        </w:numPr>
+      </w:pPr>
+      <w:r>
+        <w:rPr>
+          <w:b/>
+          <w:bCs/>
+          <w:i/>
+          <w:iCs/>
+        </w:rPr>
+        <w:t xml:space="preserve">Inventaris sumber daya</w:t>
+      </w:r>
+      <w:r>
+        <w:t xml:space="preserve"> </w:t>
+      </w:r>
+      <w:r>
+        <w:t xml:space="preserve">Daftar sumber daya yang tersedia untuk proyek, termasuk personil (pakar bisnis, pakar data, dukungan teknis, pakar penambangan data), data ( akses ke data langsung, gudang, atau operasional), sumber daya komputasi (platform perangkat keras), dan perangkat lunak (alat penambangan data, perangkat lunak lain yang relevan)</w:t>
+      </w:r>
+    </w:p>
+    <w:p>
+      <w:pPr>
+        <w:numPr>
+          <w:ilvl w:val="0"/>
+          <w:numId w:val="1013"/>
+        </w:numPr>
+      </w:pPr>
+      <w:r>
+        <w:rPr>
+          <w:b/>
+          <w:bCs/>
+          <w:i/>
+          <w:iCs/>
+        </w:rPr>
+        <w:t xml:space="preserve">Persyaratan, asumsi dan kendala</w:t>
+      </w:r>
+    </w:p>
+    <w:p>
+      <w:pPr>
+        <w:pStyle w:val="FirstParagraph"/>
+      </w:pPr>
+      <w:r>
+        <w:t xml:space="preserve">Mendaftar semua persyaratan proyek, termasuk jadwal penyelesaian, kelengkapan dan kualitas hasil, dan keamanan, serta masalah hukum. Salah satu bagian dari tahapan ini akan memastikan apakah secara legal diizinkan menggunakannya data. Buat daftar asumsi-asumsi terkait dengan projek. Misalakan apakah apakah diasumsikan untuk memungkinkan memverifikasi selama penambangan data. Buat daftar kendala pada proyek. Ini mungkin merupakan kendala pada ketersediaan sumber daya, tetapi juga dapat mencakup kendala teknologi seperti ukuran data yang digunakan untuk pemodelan</w:t>
+      </w:r>
+    </w:p>
+    <w:p>
+      <w:pPr>
+        <w:pStyle w:val="Compact"/>
+        <w:numPr>
+          <w:ilvl w:val="0"/>
+          <w:numId w:val="1014"/>
+        </w:numPr>
+      </w:pPr>
+      <w:r>
+        <w:rPr>
+          <w:b/>
+          <w:bCs/>
+          <w:i/>
+          <w:iCs/>
+        </w:rPr>
+        <w:t xml:space="preserve">Mendaftar resiko yang akan dihadapi selama projek berlangsung (jika kemungkinan projek gagal)</w:t>
+      </w:r>
+    </w:p>
+    <w:bookmarkEnd w:id="49"/>
+    <w:bookmarkEnd w:id="50"/>
+    <w:bookmarkStart w:id="55" w:name="memahami-data-data-understanding"/>
+    <w:p>
+      <w:pPr>
+        <w:pStyle w:val="Heading3"/>
+      </w:pPr>
+      <w:r>
+        <w:t xml:space="preserve">2.1.2 Memahami data ( data understanding )</w:t>
+      </w:r>
+    </w:p>
+    <w:p>
+      <w:pPr>
+        <w:pStyle w:val="FirstParagraph"/>
+      </w:pPr>
+      <w:r>
+        <w:t xml:space="preserve">Tahapan memahami data dimulai dengan mengumpulkan data awal dan dilanjutkan dengan dengan kegiatan-kegiatan untuk mendapatkan data yang lazim serta identifikasi data yang berkualitas, pemahaman data sangat diperlukan untuk mendeteksi bagian yang menarik dari data sehingga dapat membangun hipotesa terhadap informasi yang tersembunyi</w:t>
+      </w:r>
+    </w:p>
+    <w:bookmarkStart w:id="51" w:name="mengumpulkan-data-awal"/>
+    <w:p>
+      <w:pPr>
+        <w:pStyle w:val="Heading4"/>
+      </w:pPr>
+      <w:r>
+        <w:t xml:space="preserve">2.1.2.1</w:t>
+      </w:r>
+      <w:r>
+        <w:t xml:space="preserve"> </w:t>
+      </w:r>
+      <w:r>
+        <w:rPr>
+          <w:b/>
+          <w:bCs/>
+        </w:rPr>
+        <w:t xml:space="preserve">Mengumpulkan data awal</w:t>
+      </w:r>
+    </w:p>
+    <w:p>
+      <w:pPr>
+        <w:pStyle w:val="Compact"/>
+        <w:numPr>
+          <w:ilvl w:val="0"/>
+          <w:numId w:val="1015"/>
+        </w:numPr>
+      </w:pPr>
+      <w:r>
+        <w:rPr>
+          <w:b/>
+          <w:bCs/>
+        </w:rPr>
+        <w:t xml:space="preserve">Tugas</w:t>
+      </w:r>
+    </w:p>
+    <w:p>
+      <w:pPr>
+        <w:pStyle w:val="BlockText"/>
+      </w:pPr>
+      <w:r>
+        <w:t xml:space="preserve">Mendaftar data yang ada. Pengumpulan data diperlukan untuk memahami data. Misalkan, jika anda menggunakan tool khusus untuk memahami data, untuk menjadikan benar-benar memahami data maka data tersebut perlu diproses kedalam tool ini. Langkah ini terkait dengan langkah persiapan data. Jika anda membutuhkan berbagai sumber data, integrasi atau penyatuan data diperlukan</w:t>
+      </w:r>
+    </w:p>
+    <w:p>
+      <w:pPr>
+        <w:pStyle w:val="Compact"/>
+        <w:numPr>
+          <w:ilvl w:val="0"/>
+          <w:numId w:val="1016"/>
+        </w:numPr>
+      </w:pPr>
+      <w:r>
+        <w:rPr>
+          <w:b/>
+          <w:bCs/>
+        </w:rPr>
+        <w:t xml:space="preserve">Keluaran</w:t>
+      </w:r>
+    </w:p>
+    <w:p>
+      <w:pPr>
+        <w:pStyle w:val="BlockText"/>
+      </w:pPr>
+      <w:r>
+        <w:t xml:space="preserve">Daftar data yang di hasilkan dan dimana data tersebut berada, serta metode yang digunakan untuk mendapatkan data tersebut dan masalah-masalah dari data tersebut. Pada masa yang akan datang hasil dari tahapan ini sangat membantu jika kita melakukan data mining pada projek yang sama</w:t>
+      </w:r>
+    </w:p>
+    <w:bookmarkEnd w:id="51"/>
+    <w:bookmarkStart w:id="52" w:name="mendiskripsikan-data"/>
+    <w:p>
+      <w:pPr>
+        <w:pStyle w:val="Heading4"/>
+      </w:pPr>
+      <w:r>
+        <w:t xml:space="preserve">2.1.2.2</w:t>
+      </w:r>
+      <w:r>
+        <w:t xml:space="preserve"> </w:t>
+      </w:r>
+      <w:r>
+        <w:rPr>
+          <w:b/>
+          <w:bCs/>
+        </w:rPr>
+        <w:t xml:space="preserve">Mendiskripsikan data</w:t>
+      </w:r>
+    </w:p>
+    <w:p>
+      <w:pPr>
+        <w:pStyle w:val="Compact"/>
+        <w:numPr>
+          <w:ilvl w:val="0"/>
+          <w:numId w:val="1017"/>
+        </w:numPr>
+      </w:pPr>
+      <w:r>
+        <w:rPr>
+          <w:b/>
+          <w:bCs/>
+        </w:rPr>
+        <w:t xml:space="preserve">Tugas</w:t>
+      </w:r>
+    </w:p>
+    <w:p>
+      <w:pPr>
+        <w:pStyle w:val="BlockText"/>
+      </w:pPr>
+      <w:r>
+        <w:t xml:space="preserve">Mendeskripsikan data. Mengamati secara kasar dan yang tampak dari data yang diperoleh dan mendokumentasikan deskripsi data tersebut</w:t>
+      </w:r>
+    </w:p>
+    <w:p>
+      <w:pPr>
+        <w:pStyle w:val="Compact"/>
+        <w:numPr>
+          <w:ilvl w:val="0"/>
+          <w:numId w:val="1018"/>
+        </w:numPr>
+      </w:pPr>
+      <w:r>
+        <w:rPr>
+          <w:b/>
+          <w:bCs/>
+        </w:rPr>
+        <w:t xml:space="preserve">Keluaran</w:t>
+      </w:r>
+    </w:p>
+    <w:p>
+      <w:pPr>
+        <w:pStyle w:val="BlockText"/>
+      </w:pPr>
+      <w:r>
+        <w:t xml:space="preserve">Report dari diskripsi data. Mendeskripsikan data yang didapat, diantaranya; format dari data, jumlah data, misalkan jumlah record dan field dari masing-masing tabel, identitas dari field-field (atribut-atribut) dan karakteristik yang tampak dari data yang sudah dikumpulkan. Apakah data memenuhi kebutuhan yang terkait</w:t>
+      </w:r>
+    </w:p>
+    <w:bookmarkEnd w:id="52"/>
+    <w:bookmarkStart w:id="53" w:name="ekplorasi-data-menyelidiki-data"/>
+    <w:p>
+      <w:pPr>
+        <w:pStyle w:val="Heading4"/>
+      </w:pPr>
+      <w:r>
+        <w:t xml:space="preserve">2.1.2.3</w:t>
+      </w:r>
+      <w:r>
+        <w:t xml:space="preserve"> </w:t>
+      </w:r>
+      <w:r>
+        <w:rPr>
+          <w:b/>
+          <w:bCs/>
+        </w:rPr>
+        <w:t xml:space="preserve">Ekplorasi data /Menyelidiki data</w:t>
+      </w:r>
+    </w:p>
+    <w:p>
+      <w:pPr>
+        <w:pStyle w:val="Compact"/>
+        <w:numPr>
+          <w:ilvl w:val="0"/>
+          <w:numId w:val="1019"/>
+        </w:numPr>
+      </w:pPr>
+      <w:r>
+        <w:rPr>
+          <w:b/>
+          <w:bCs/>
+        </w:rPr>
+        <w:t xml:space="preserve">Tugas</w:t>
+      </w:r>
+    </w:p>
+    <w:p>
+      <w:pPr>
+        <w:pStyle w:val="BlockText"/>
+      </w:pPr>
+      <w:r>
+        <w:t xml:space="preserve">Melakukan pertanyaan data mining yang dapat dilakukan dengan menggunakan queri, visualisasi dan reporting. tugas prediksi, analisa statistic sederhana, hubungan antara atribut, tugas ini terkait dengan tujuan data mining, dan persiapan data lebih lanjut</w:t>
+      </w:r>
+    </w:p>
+    <w:p>
+      <w:pPr>
+        <w:pStyle w:val="Compact"/>
+        <w:numPr>
+          <w:ilvl w:val="0"/>
+          <w:numId w:val="1020"/>
+        </w:numPr>
+      </w:pPr>
+      <w:r>
+        <w:rPr>
+          <w:b/>
+          <w:bCs/>
+        </w:rPr>
+        <w:t xml:space="preserve">Keluaran</w:t>
+      </w:r>
+    </w:p>
+    <w:p>
+      <w:pPr>
+        <w:pStyle w:val="BlockText"/>
+      </w:pPr>
+      <w:r>
+        <w:t xml:space="preserve">Laporan data explorasi. Pada kegitatan ini adalah menemukan hipotesa awal dan pengaruhnya pada akhir projek. Keluaran dari kegiatan ini diantaranya adalah grafik, dan plot yang menentukan karakteristik data atau yang terkait dengan sebagian data untuk penyelidikan lebih lanjut</w:t>
+      </w:r>
+    </w:p>
+    <w:bookmarkEnd w:id="53"/>
+    <w:bookmarkStart w:id="54" w:name="verifikasi-qualitas-data"/>
+    <w:p>
+      <w:pPr>
+        <w:pStyle w:val="Heading4"/>
+      </w:pPr>
+      <w:r>
+        <w:t xml:space="preserve">2.1.2.4</w:t>
+      </w:r>
+      <w:r>
+        <w:t xml:space="preserve"> </w:t>
+      </w:r>
+      <w:r>
+        <w:rPr>
+          <w:b/>
+          <w:bCs/>
+        </w:rPr>
+        <w:t xml:space="preserve">Verifikasi qualitas data</w:t>
+      </w:r>
+    </w:p>
+    <w:p>
+      <w:pPr>
+        <w:pStyle w:val="Compact"/>
+        <w:numPr>
+          <w:ilvl w:val="0"/>
+          <w:numId w:val="1021"/>
+        </w:numPr>
+      </w:pPr>
+      <w:r>
+        <w:rPr>
+          <w:b/>
+          <w:bCs/>
+        </w:rPr>
+        <w:t xml:space="preserve">Tugas</w:t>
+      </w:r>
+    </w:p>
+    <w:p>
+      <w:pPr>
+        <w:pStyle w:val="BlockText"/>
+      </w:pPr>
+      <w:r>
+        <w:t xml:space="preserve">Menyelidiki qualitas data dilakukan dengan untuk mengetahui apakah data lengkap ( apakah mencakup semua kebutuhan data yang diperlukan?). Apakah data tersebut mengandung error dan jika ada error-error bagaimana data yang seharusnya ?Apakah ada missing value dalam data? Apakah ada data pencilan (outlier) Jika ada maka bagaimanamenyelesaikannya?. Pada tahapan ini juga perlu mengidentifikas konsistensi data. Selain itu tugas yang dilakukan juga adalah mengidentifikasi terkait duplikasi data.</w:t>
+      </w:r>
+    </w:p>
+    <w:p>
+      <w:pPr>
+        <w:pStyle w:val="Compact"/>
+        <w:numPr>
+          <w:ilvl w:val="0"/>
+          <w:numId w:val="1022"/>
+        </w:numPr>
+      </w:pPr>
+      <w:r>
+        <w:rPr>
+          <w:b/>
+          <w:bCs/>
+        </w:rPr>
+        <w:t xml:space="preserve">Keluaran</w:t>
+      </w:r>
+    </w:p>
+    <w:p>
+      <w:pPr>
+        <w:pStyle w:val="BlockText"/>
+      </w:pPr>
+      <w:r>
+        <w:t xml:space="preserve">Laporan data yang berkualitas. Daftar dari verifikasi data yang berkualitas, jika ada masalah dengan kualitas ada, maka daftar penyelesaian yang memungkinkan untuk memperbaiki kualitas data. Penyelesaian dari qualitas data secara umum sangat bergantung pada data.</w:t>
+      </w:r>
+    </w:p>
+    <w:bookmarkEnd w:id="54"/>
+    <w:bookmarkEnd w:id="55"/>
+    <w:bookmarkStart w:id="59" w:name="persiapan-data"/>
+    <w:p>
+      <w:pPr>
+        <w:pStyle w:val="Heading3"/>
+      </w:pPr>
+      <w:r>
+        <w:t xml:space="preserve">2.1.3</w:t>
+      </w:r>
+      <w:r>
+        <w:t xml:space="preserve"> </w:t>
+      </w:r>
+      <w:r>
+        <w:rPr>
+          <w:b/>
+          <w:bCs/>
+        </w:rPr>
+        <w:t xml:space="preserve">Persiapan data</w:t>
+      </w:r>
+    </w:p>
+    <w:p>
+      <w:pPr>
+        <w:pStyle w:val="FirstParagraph"/>
+      </w:pPr>
+      <w:r>
+        <w:t xml:space="preserve">Tahap mempersiapkan data mencakup semua aktifitas untuk membangun dataset akhir (data yang digunakan untuk tool pemodelan) dari data mentah awal. Tugas persiapan data lebih memungkinkan untuk dilakukan beberapa kali dan tidak ada ketentuan. Tugas-tugasnya diantaranya adalah memilih table, record dan atribut juga tranformasi dan membersihkan data.</w:t>
+      </w:r>
+    </w:p>
+    <w:p>
+      <w:pPr>
+        <w:pStyle w:val="BodyText"/>
+      </w:pPr>
+      <w:r>
+        <w:t xml:space="preserve">Output dari persiapan data adalah data set. Data data ini akan digunakan untuk pemodelan atau tugas analisa utama dari projek. Selain itu deskripsi dari data yang akan digunakan untuk pemodelan atau pekerjaan analisa utama dari projek. Tugas-tugas dari persiapan data diantaranya adalah:</w:t>
+      </w:r>
+    </w:p>
+    <w:bookmarkStart w:id="56" w:name="memilih-data-select-data"/>
+    <w:p>
+      <w:pPr>
+        <w:pStyle w:val="Heading4"/>
+      </w:pPr>
+      <w:r>
+        <w:t xml:space="preserve">2.1.3.1</w:t>
+      </w:r>
+      <w:r>
+        <w:t xml:space="preserve"> </w:t>
+      </w:r>
+      <w:r>
+        <w:rPr>
+          <w:b/>
+          <w:bCs/>
+        </w:rPr>
+        <w:t xml:space="preserve">Memilih data ( Select data)</w:t>
+      </w:r>
+    </w:p>
+    <w:p>
+      <w:pPr>
+        <w:pStyle w:val="Compact"/>
+        <w:numPr>
+          <w:ilvl w:val="0"/>
+          <w:numId w:val="1023"/>
+        </w:numPr>
+      </w:pPr>
+      <w:r>
+        <w:rPr>
+          <w:b/>
+          <w:bCs/>
+        </w:rPr>
+        <w:t xml:space="preserve">Tugas</w:t>
+      </w:r>
+    </w:p>
+    <w:p>
+      <w:pPr>
+        <w:pStyle w:val="BlockText"/>
+      </w:pPr>
+      <w:r>
+        <w:t xml:space="preserve">Menentukan data yang digunakan untuk analisa. Kriteria yang digunakan harus ada keterkaitan dengan tujuan data mining, kualitas data batasan-batasan teknis seperti batasan volume data tipe data. Perhatikan bahwa pemilihan data mencakup pemilihan atribut ( kolom-kolom ) dan juga pemilihan records (baris-baris) dalam tabel</w:t>
+      </w:r>
+    </w:p>
+    <w:p>
+      <w:pPr>
+        <w:pStyle w:val="Compact"/>
+        <w:numPr>
+          <w:ilvl w:val="0"/>
+          <w:numId w:val="1024"/>
+        </w:numPr>
+      </w:pPr>
+      <w:r>
+        <w:rPr>
+          <w:b/>
+          <w:bCs/>
+        </w:rPr>
+        <w:t xml:space="preserve">Keluaran</w:t>
+      </w:r>
+    </w:p>
+    <w:p>
+      <w:pPr>
+        <w:pStyle w:val="BlockText"/>
+      </w:pPr>
+      <w:r>
+        <w:t xml:space="preserve">Daftar data yang akan digunakan dan dikeluarkan serta alasan-alasan mengapa data digunakan atau dikeluarkan.</w:t>
+      </w:r>
+    </w:p>
+    <w:bookmarkEnd w:id="56"/>
+    <w:bookmarkStart w:id="57" w:name="membersihkan-data-clean-data"/>
+    <w:p>
+      <w:pPr>
+        <w:pStyle w:val="Heading4"/>
+      </w:pPr>
+      <w:r>
+        <w:t xml:space="preserve">2.1.3.2</w:t>
+      </w:r>
+      <w:r>
+        <w:t xml:space="preserve"> </w:t>
+      </w:r>
+      <w:r>
+        <w:rPr>
+          <w:b/>
+          <w:bCs/>
+        </w:rPr>
+        <w:t xml:space="preserve">Membersihkan data ( Clean data)</w:t>
+      </w:r>
+    </w:p>
+    <w:p>
+      <w:pPr>
+        <w:numPr>
+          <w:ilvl w:val="0"/>
+          <w:numId w:val="1025"/>
+        </w:numPr>
+      </w:pPr>
+      <w:r>
+        <w:rPr>
+          <w:b/>
+          <w:bCs/>
+        </w:rPr>
+        <w:t xml:space="preserve">Tugas</w:t>
+      </w:r>
+      <w:r>
+        <w:t xml:space="preserve"> </w:t>
+      </w:r>
+      <w:r>
+        <w:t xml:space="preserve">&gt; Pada tahapan ini adalah bagaimana meningkatkan kualitas data sesuai dengan teknik yang dipilih. Beberapa diantaranya adalah memilih sebagian data yang bersih dan menyisipkan data yang hilang dengan teknik menyisipkan data hilang menggunakan model yang baik.</w:t>
+      </w:r>
+    </w:p>
+    <w:p>
+      <w:pPr>
+        <w:numPr>
+          <w:ilvl w:val="0"/>
+          <w:numId w:val="1025"/>
+        </w:numPr>
+      </w:pPr>
+      <w:r>
+        <w:rPr>
+          <w:b/>
+          <w:bCs/>
+        </w:rPr>
+        <w:t xml:space="preserve">Keluaran</w:t>
+      </w:r>
+      <w:r>
+        <w:t xml:space="preserve"> </w:t>
+      </w:r>
+      <w:r>
+        <w:t xml:space="preserve">&gt; Penjelasan atas keputusan dan tindakan apa yang diambil untuk menangani kualitas data serta serta dampak kemungkinan hasil analisis</w:t>
+      </w:r>
+    </w:p>
+    <w:bookmarkEnd w:id="57"/>
+    <w:bookmarkStart w:id="58" w:name="integrasi-data-integrate-data"/>
+    <w:p>
+      <w:pPr>
+        <w:pStyle w:val="Heading4"/>
+      </w:pPr>
+      <w:r>
+        <w:t xml:space="preserve">2.1.3.3</w:t>
+      </w:r>
+      <w:r>
+        <w:t xml:space="preserve"> </w:t>
+      </w:r>
+      <w:r>
+        <w:rPr>
+          <w:b/>
+          <w:bCs/>
+        </w:rPr>
+        <w:t xml:space="preserve">Integrasi data ( integrate data)</w:t>
+      </w:r>
+    </w:p>
+    <w:p>
+      <w:pPr>
+        <w:numPr>
+          <w:ilvl w:val="0"/>
+          <w:numId w:val="1026"/>
+        </w:numPr>
+      </w:pPr>
+      <w:r>
+        <w:rPr>
+          <w:b/>
+          <w:bCs/>
+        </w:rPr>
+        <w:t xml:space="preserve">Tugas</w:t>
+      </w:r>
+      <w:r>
+        <w:t xml:space="preserve"> </w:t>
+      </w:r>
+      <w:r>
+        <w:t xml:space="preserve">&gt; Pada tahapan ini dilakukan proses penggabungan dari beberapa informasi misalkan dalam bentuk beberapa tabel untuk membentuk inforasi baru yang merupakan gabungan dari beberapa tabel</w:t>
+      </w:r>
+    </w:p>
+    <w:p>
+      <w:pPr>
+        <w:numPr>
+          <w:ilvl w:val="0"/>
+          <w:numId w:val="1026"/>
+        </w:numPr>
+      </w:pPr>
+      <w:r>
+        <w:rPr>
+          <w:b/>
+          <w:bCs/>
+        </w:rPr>
+        <w:t xml:space="preserve">Keluaran</w:t>
+      </w:r>
+    </w:p>
+    <w:p>
+      <w:pPr>
+        <w:pStyle w:val="BlockText"/>
+      </w:pPr>
+      <w:r>
+        <w:t xml:space="preserve">Data gabungan yang terbentuk dari beberapa tabel</w:t>
+      </w:r>
+    </w:p>
+    <w:bookmarkEnd w:id="58"/>
+    <w:bookmarkEnd w:id="59"/>
+    <w:bookmarkStart w:id="60" w:name="pemodelan"/>
+    <w:p>
+      <w:pPr>
+        <w:pStyle w:val="Heading3"/>
+      </w:pPr>
+      <w:r>
+        <w:t xml:space="preserve">2.1.4 Pemodelan</w:t>
+      </w:r>
+    </w:p>
+    <w:p>
+      <w:pPr>
+        <w:pStyle w:val="FirstParagraph"/>
+      </w:pPr>
+      <w:r>
+        <w:t xml:space="preserve">Pada tahapan ini membangun suatu model dari data yang diperoleh dari langkah sebelumnya untuk menjawab pertanyaan kebutuhan bisnis dengan berbagai macam metode. Beberapa metode yang dapat digunakan adalah metode statistik, pembelajaran mesin, riset operasi dan sebagainya. Dalam melakukan pemodelan data beberapa hal yang dilakukan adalah memilih variabel model, menjalankan model, dan mendiagnosa.</w:t>
+      </w:r>
+    </w:p>
+    <w:bookmarkEnd w:id="60"/>
+    <w:bookmarkEnd w:id="61"/>
+    <w:bookmarkEnd w:id="62"/>
+    <w:bookmarkStart w:id="136" w:name="charting-in-colaboratory"/>
+    <w:p>
+      <w:pPr>
+        <w:pStyle w:val="Heading1"/>
+      </w:pPr>
+      <w:r>
+        <w:t xml:space="preserve">3. Charting in Colaboratory</w:t>
+      </w:r>
+    </w:p>
+    <w:p>
+      <w:pPr>
+        <w:pStyle w:val="FirstParagraph"/>
+      </w:pPr>
+      <w:r>
         <w:t xml:space="preserve">A common use for notebooks is data visualization using charts. Colaboratory makes this easy with several charting tools available as Python imports.</w:t>
       </w:r>
     </w:p>
-    <w:bookmarkStart w:id="62" w:name="matplotlib"/>
+    <w:bookmarkStart w:id="104" w:name="matplotlib"/>
     <w:p>
       <w:pPr>
         <w:pStyle w:val="Heading2"/>
       </w:pPr>
       <w:r>
-        <w:t xml:space="preserve">1.1 Matplotlib</w:t>
+        <w:t xml:space="preserve">3.1 Matplotlib</w:t>
       </w:r>
     </w:p>
     <w:p>
       <w:pPr>
         <w:pStyle w:val="FirstParagraph"/>
       </w:pPr>
-      <w:hyperlink r:id="rId21">
+      <w:hyperlink r:id="rId63">
         <w:r>
           <w:rPr>
             <w:rStyle w:val="Hyperlink"/>
@@ -124,7 +3675,7 @@
       <w:r>
         <w:t xml:space="preserve"> </w:t>
       </w:r>
-      <w:hyperlink r:id="rId22">
+      <w:hyperlink r:id="rId64">
         <w:r>
           <w:rPr>
             <w:rStyle w:val="Hyperlink"/>
@@ -141,7 +3692,7 @@
       <w:r>
         <w:t xml:space="preserve"> </w:t>
       </w:r>
-      <w:hyperlink r:id="rId23">
+      <w:hyperlink r:id="rId65">
         <w:r>
           <w:rPr>
             <w:rStyle w:val="Hyperlink"/>
@@ -156,13 +3707,13 @@
         <w:t xml:space="preserve">for inspiration.</w:t>
       </w:r>
     </w:p>
-    <w:bookmarkStart w:id="27" w:name="line-plots"/>
+    <w:bookmarkStart w:id="69" w:name="line-plots"/>
     <w:p>
       <w:pPr>
         <w:pStyle w:val="Heading3"/>
       </w:pPr>
       <w:r>
-        <w:t xml:space="preserve">1.1.1 Line Plots</w:t>
+        <w:t xml:space="preserve">3.1.1 Line Plots</w:t>
       </w:r>
     </w:p>
     <w:p>
@@ -791,18 +4342,18 @@
           <wp:inline>
             <wp:extent cx="3398981" cy="2207490"/>
             <wp:effectExtent b="0" l="0" r="0" t="0"/>
-            <wp:docPr descr="" title="" id="25" name="Picture"/>
+            <wp:docPr descr="" title="" id="67" name="Picture"/>
             <a:graphic>
               <a:graphicData uri="http://schemas.openxmlformats.org/drawingml/2006/picture">
                 <pic:pic>
                   <pic:nvPicPr>
-                    <pic:cNvPr descr="grafik/grafik_files/figure-docx/cell-2-output-1.png" id="26" name="Picture"/>
+                    <pic:cNvPr descr="grafik/grafik_files/figure-docx/cell-2-output-1.png" id="68" name="Picture"/>
                     <pic:cNvPicPr>
                       <a:picLocks noChangeArrowheads="1" noChangeAspect="1"/>
                     </pic:cNvPicPr>
                   </pic:nvPicPr>
                   <pic:blipFill>
-                    <a:blip r:embed="rId24"/>
+                    <a:blip r:embed="rId66"/>
                     <a:stretch>
                       <a:fillRect/>
                     </a:stretch>
@@ -829,14 +4380,14 @@
         </w:drawing>
       </w:r>
     </w:p>
-    <w:bookmarkEnd w:id="27"/>
-    <w:bookmarkStart w:id="31" w:name="bar-plots"/>
+    <w:bookmarkEnd w:id="69"/>
+    <w:bookmarkStart w:id="73" w:name="bar-plots"/>
     <w:p>
       <w:pPr>
         <w:pStyle w:val="Heading3"/>
       </w:pPr>
       <w:r>
-        <w:t xml:space="preserve">1.1.2 Bar Plots</w:t>
+        <w:t xml:space="preserve">3.1.2 Bar Plots</w:t>
       </w:r>
     </w:p>
     <w:p>
@@ -1507,18 +5058,18 @@
           <wp:inline>
             <wp:extent cx="3398981" cy="2207490"/>
             <wp:effectExtent b="0" l="0" r="0" t="0"/>
-            <wp:docPr descr="" title="" id="29" name="Picture"/>
+            <wp:docPr descr="" title="" id="71" name="Picture"/>
             <a:graphic>
               <a:graphicData uri="http://schemas.openxmlformats.org/drawingml/2006/picture">
                 <pic:pic>
                   <pic:nvPicPr>
-                    <pic:cNvPr descr="grafik/grafik_files/figure-docx/cell-3-output-1.png" id="30" name="Picture"/>
+                    <pic:cNvPr descr="grafik/grafik_files/figure-docx/cell-3-output-1.png" id="72" name="Picture"/>
                     <pic:cNvPicPr>
                       <a:picLocks noChangeArrowheads="1" noChangeAspect="1"/>
                     </pic:cNvPicPr>
                   </pic:nvPicPr>
                   <pic:blipFill>
-                    <a:blip r:embed="rId28"/>
+                    <a:blip r:embed="rId70"/>
                     <a:stretch>
                       <a:fillRect/>
                     </a:stretch>
@@ -1545,14 +5096,14 @@
         </w:drawing>
       </w:r>
     </w:p>
-    <w:bookmarkEnd w:id="31"/>
-    <w:bookmarkStart w:id="41" w:name="histograms"/>
+    <w:bookmarkEnd w:id="73"/>
+    <w:bookmarkStart w:id="83" w:name="histograms"/>
     <w:p>
       <w:pPr>
         <w:pStyle w:val="Heading3"/>
       </w:pPr>
       <w:r>
-        <w:t xml:space="preserve">1.1.3 Histograms</w:t>
+        <w:t xml:space="preserve">3.1.3 Histograms</w:t>
       </w:r>
     </w:p>
     <w:p>
@@ -1980,18 +5531,18 @@
           <wp:inline>
             <wp:extent cx="3771900" cy="3072615"/>
             <wp:effectExtent b="0" l="0" r="0" t="0"/>
-            <wp:docPr descr="" title="" id="33" name="Picture"/>
+            <wp:docPr descr="" title="" id="75" name="Picture"/>
             <a:graphic>
               <a:graphicData uri="http://schemas.openxmlformats.org/drawingml/2006/picture">
                 <pic:pic>
                   <pic:nvPicPr>
-                    <pic:cNvPr descr="grafik/grafik_files/figure-docx/cell-4-output-1.png" id="34" name="Picture"/>
+                    <pic:cNvPr descr="grafik/grafik_files/figure-docx/cell-4-output-1.png" id="76" name="Picture"/>
                     <pic:cNvPicPr>
                       <a:picLocks noChangeArrowheads="1" noChangeAspect="1"/>
                     </pic:cNvPicPr>
                   </pic:nvPicPr>
                   <pic:blipFill>
-                    <a:blip r:embed="rId32"/>
+                    <a:blip r:embed="rId74"/>
                     <a:stretch>
                       <a:fillRect/>
                     </a:stretch>
@@ -2027,18 +5578,18 @@
           <wp:inline>
             <wp:extent cx="3771900" cy="2972421"/>
             <wp:effectExtent b="0" l="0" r="0" t="0"/>
-            <wp:docPr descr="" title="" id="36" name="Picture"/>
+            <wp:docPr descr="" title="" id="78" name="Picture"/>
             <a:graphic>
               <a:graphicData uri="http://schemas.openxmlformats.org/drawingml/2006/picture">
                 <pic:pic>
                   <pic:nvPicPr>
-                    <pic:cNvPr descr="grafik/grafik_files/figure-docx/cell-4-output-2.png" id="37" name="Picture"/>
+                    <pic:cNvPr descr="grafik/grafik_files/figure-docx/cell-4-output-2.png" id="79" name="Picture"/>
                     <pic:cNvPicPr>
                       <a:picLocks noChangeArrowheads="1" noChangeAspect="1"/>
                     </pic:cNvPicPr>
                   </pic:nvPicPr>
                   <pic:blipFill>
-                    <a:blip r:embed="rId35"/>
+                    <a:blip r:embed="rId77"/>
                     <a:stretch>
                       <a:fillRect/>
                     </a:stretch>
@@ -2074,18 +5625,18 @@
           <wp:inline>
             <wp:extent cx="3771900" cy="2929958"/>
             <wp:effectExtent b="0" l="0" r="0" t="0"/>
-            <wp:docPr descr="" title="" id="39" name="Picture"/>
+            <wp:docPr descr="" title="" id="81" name="Picture"/>
             <a:graphic>
               <a:graphicData uri="http://schemas.openxmlformats.org/drawingml/2006/picture">
                 <pic:pic>
                   <pic:nvPicPr>
-                    <pic:cNvPr descr="grafik/grafik_files/figure-docx/cell-4-output-3.png" id="40" name="Picture"/>
+                    <pic:cNvPr descr="grafik/grafik_files/figure-docx/cell-4-output-3.png" id="82" name="Picture"/>
                     <pic:cNvPicPr>
                       <a:picLocks noChangeArrowheads="1" noChangeAspect="1"/>
                     </pic:cNvPicPr>
                   </pic:nvPicPr>
                   <pic:blipFill>
-                    <a:blip r:embed="rId38"/>
+                    <a:blip r:embed="rId80"/>
                     <a:stretch>
                       <a:fillRect/>
                     </a:stretch>
@@ -2112,14 +5663,14 @@
         </w:drawing>
       </w:r>
     </w:p>
-    <w:bookmarkEnd w:id="41"/>
-    <w:bookmarkStart w:id="45" w:name="scatter-plots"/>
+    <w:bookmarkEnd w:id="83"/>
+    <w:bookmarkStart w:id="87" w:name="scatter-plots"/>
     <w:p>
       <w:pPr>
         <w:pStyle w:val="Heading3"/>
       </w:pPr>
       <w:r>
-        <w:t xml:space="preserve">1.1.4 Scatter Plots</w:t>
+        <w:t xml:space="preserve">3.1.4 Scatter Plots</w:t>
       </w:r>
     </w:p>
     <w:p>
@@ -2667,18 +6218,18 @@
           <wp:inline>
             <wp:extent cx="3771900" cy="3072615"/>
             <wp:effectExtent b="0" l="0" r="0" t="0"/>
-            <wp:docPr descr="" title="" id="43" name="Picture"/>
+            <wp:docPr descr="" title="" id="85" name="Picture"/>
             <a:graphic>
               <a:graphicData uri="http://schemas.openxmlformats.org/drawingml/2006/picture">
                 <pic:pic>
                   <pic:nvPicPr>
-                    <pic:cNvPr descr="grafik/grafik_files/figure-docx/cell-5-output-1.png" id="44" name="Picture"/>
+                    <pic:cNvPr descr="grafik/grafik_files/figure-docx/cell-5-output-1.png" id="86" name="Picture"/>
                     <pic:cNvPicPr>
                       <a:picLocks noChangeArrowheads="1" noChangeAspect="1"/>
                     </pic:cNvPicPr>
                   </pic:nvPicPr>
                   <pic:blipFill>
-                    <a:blip r:embed="rId42"/>
+                    <a:blip r:embed="rId84"/>
                     <a:stretch>
                       <a:fillRect/>
                     </a:stretch>
@@ -2705,14 +6256,14 @@
         </w:drawing>
       </w:r>
     </w:p>
-    <w:bookmarkEnd w:id="45"/>
-    <w:bookmarkStart w:id="49" w:name="stack-plots"/>
+    <w:bookmarkEnd w:id="87"/>
+    <w:bookmarkStart w:id="91" w:name="stack-plots"/>
     <w:p>
       <w:pPr>
         <w:pStyle w:val="Heading3"/>
       </w:pPr>
       <w:r>
-        <w:t xml:space="preserve">1.1.5 Stack Plots</w:t>
+        <w:t xml:space="preserve">3.1.5 Stack Plots</w:t>
       </w:r>
     </w:p>
     <w:p>
@@ -3536,18 +7087,18 @@
           <wp:inline>
             <wp:extent cx="3771900" cy="2972421"/>
             <wp:effectExtent b="0" l="0" r="0" t="0"/>
-            <wp:docPr descr="" title="" id="47" name="Picture"/>
+            <wp:docPr descr="" title="" id="89" name="Picture"/>
             <a:graphic>
               <a:graphicData uri="http://schemas.openxmlformats.org/drawingml/2006/picture">
                 <pic:pic>
                   <pic:nvPicPr>
-                    <pic:cNvPr descr="grafik/grafik_files/figure-docx/cell-6-output-1.png" id="48" name="Picture"/>
+                    <pic:cNvPr descr="grafik/grafik_files/figure-docx/cell-6-output-1.png" id="90" name="Picture"/>
                     <pic:cNvPicPr>
                       <a:picLocks noChangeArrowheads="1" noChangeAspect="1"/>
                     </pic:cNvPicPr>
                   </pic:nvPicPr>
                   <pic:blipFill>
-                    <a:blip r:embed="rId46"/>
+                    <a:blip r:embed="rId88"/>
                     <a:stretch>
                       <a:fillRect/>
                     </a:stretch>
@@ -3574,14 +7125,14 @@
         </w:drawing>
       </w:r>
     </w:p>
-    <w:bookmarkEnd w:id="49"/>
-    <w:bookmarkStart w:id="53" w:name="pie-charts"/>
+    <w:bookmarkEnd w:id="91"/>
+    <w:bookmarkStart w:id="95" w:name="pie-charts"/>
     <w:p>
       <w:pPr>
         <w:pStyle w:val="Heading3"/>
       </w:pPr>
       <w:r>
-        <w:t xml:space="preserve">1.1.6 Pie Charts</w:t>
+        <w:t xml:space="preserve">3.1.6 Pie Charts</w:t>
       </w:r>
     </w:p>
     <w:p>
@@ -4015,18 +7566,18 @@
           <wp:inline>
             <wp:extent cx="3771900" cy="3010195"/>
             <wp:effectExtent b="0" l="0" r="0" t="0"/>
-            <wp:docPr descr="" title="" id="51" name="Picture"/>
+            <wp:docPr descr="" title="" id="93" name="Picture"/>
             <a:graphic>
               <a:graphicData uri="http://schemas.openxmlformats.org/drawingml/2006/picture">
                 <pic:pic>
                   <pic:nvPicPr>
-                    <pic:cNvPr descr="grafik/grafik_files/figure-docx/cell-7-output-1.png" id="52" name="Picture"/>
+                    <pic:cNvPr descr="grafik/grafik_files/figure-docx/cell-7-output-1.png" id="94" name="Picture"/>
                     <pic:cNvPicPr>
                       <a:picLocks noChangeArrowheads="1" noChangeAspect="1"/>
                     </pic:cNvPicPr>
                   </pic:nvPicPr>
                   <pic:blipFill>
-                    <a:blip r:embed="rId50"/>
+                    <a:blip r:embed="rId92"/>
                     <a:stretch>
                       <a:fillRect/>
                     </a:stretch>
@@ -4053,14 +7604,14 @@
         </w:drawing>
       </w:r>
     </w:p>
-    <w:bookmarkEnd w:id="53"/>
-    <w:bookmarkStart w:id="57" w:name="fill_between-and-alpha"/>
+    <w:bookmarkEnd w:id="95"/>
+    <w:bookmarkStart w:id="99" w:name="fill_between-and-alpha"/>
     <w:p>
       <w:pPr>
         <w:pStyle w:val="Heading3"/>
       </w:pPr>
       <w:r>
-        <w:t xml:space="preserve">1.1.7 fill_between and alpha</w:t>
+        <w:t xml:space="preserve">3.1.7 fill_between and alpha</w:t>
       </w:r>
     </w:p>
     <w:p>
@@ -4407,18 +7958,18 @@
           <wp:inline>
             <wp:extent cx="3771900" cy="2972421"/>
             <wp:effectExtent b="0" l="0" r="0" t="0"/>
-            <wp:docPr descr="" title="" id="55" name="Picture"/>
+            <wp:docPr descr="" title="" id="97" name="Picture"/>
             <a:graphic>
               <a:graphicData uri="http://schemas.openxmlformats.org/drawingml/2006/picture">
                 <pic:pic>
                   <pic:nvPicPr>
-                    <pic:cNvPr descr="grafik/grafik_files/figure-docx/cell-8-output-1.png" id="56" name="Picture"/>
+                    <pic:cNvPr descr="grafik/grafik_files/figure-docx/cell-8-output-1.png" id="98" name="Picture"/>
                     <pic:cNvPicPr>
                       <a:picLocks noChangeArrowheads="1" noChangeAspect="1"/>
                     </pic:cNvPicPr>
                   </pic:nvPicPr>
                   <pic:blipFill>
-                    <a:blip r:embed="rId54"/>
+                    <a:blip r:embed="rId96"/>
                     <a:stretch>
                       <a:fillRect/>
                     </a:stretch>
@@ -4445,14 +7996,14 @@
         </w:drawing>
       </w:r>
     </w:p>
-    <w:bookmarkEnd w:id="57"/>
-    <w:bookmarkStart w:id="61" w:name="subplotting-using-subplot2grid"/>
+    <w:bookmarkEnd w:id="99"/>
+    <w:bookmarkStart w:id="103" w:name="subplotting-using-subplot2grid"/>
     <w:p>
       <w:pPr>
         <w:pStyle w:val="Heading3"/>
       </w:pPr>
       <w:r>
-        <w:t xml:space="preserve">1.1.8 Subplotting using Subplot2grid</w:t>
+        <w:t xml:space="preserve">3.1.8 Subplotting using Subplot2grid</w:t>
       </w:r>
     </w:p>
     <w:p>
@@ -5336,18 +8887,18 @@
           <wp:inline>
             <wp:extent cx="3771900" cy="2818430"/>
             <wp:effectExtent b="0" l="0" r="0" t="0"/>
-            <wp:docPr descr="" title="" id="59" name="Picture"/>
+            <wp:docPr descr="" title="" id="101" name="Picture"/>
             <a:graphic>
               <a:graphicData uri="http://schemas.openxmlformats.org/drawingml/2006/picture">
                 <pic:pic>
                   <pic:nvPicPr>
-                    <pic:cNvPr descr="grafik/grafik_files/figure-docx/cell-9-output-1.png" id="60" name="Picture"/>
+                    <pic:cNvPr descr="grafik/grafik_files/figure-docx/cell-9-output-1.png" id="102" name="Picture"/>
                     <pic:cNvPicPr>
                       <a:picLocks noChangeArrowheads="1" noChangeAspect="1"/>
                     </pic:cNvPicPr>
                   </pic:nvPicPr>
                   <pic:blipFill>
-                    <a:blip r:embed="rId58"/>
+                    <a:blip r:embed="rId100"/>
                     <a:stretch>
                       <a:fillRect/>
                     </a:stretch>
@@ -5374,15 +8925,15 @@
         </w:drawing>
       </w:r>
     </w:p>
-    <w:bookmarkEnd w:id="61"/>
-    <w:bookmarkEnd w:id="62"/>
-    <w:bookmarkStart w:id="65" w:name="plot-styles"/>
+    <w:bookmarkEnd w:id="103"/>
+    <w:bookmarkEnd w:id="104"/>
+    <w:bookmarkStart w:id="107" w:name="plot-styles"/>
     <w:p>
       <w:pPr>
         <w:pStyle w:val="Heading2"/>
       </w:pPr>
       <w:r>
-        <w:t xml:space="preserve">1.2 Plot styles</w:t>
+        <w:t xml:space="preserve">3.2 Plot styles</w:t>
       </w:r>
     </w:p>
     <w:p>
@@ -5395,7 +8946,7 @@
       <w:r>
         <w:t xml:space="preserve"> </w:t>
       </w:r>
-      <w:hyperlink r:id="rId63">
+      <w:hyperlink r:id="rId105">
         <w:r>
           <w:rPr>
             <w:rStyle w:val="Hyperlink"/>
@@ -5412,7 +8963,7 @@
       <w:r>
         <w:t xml:space="preserve"> </w:t>
       </w:r>
-      <w:hyperlink r:id="rId64">
+      <w:hyperlink r:id="rId106">
         <w:r>
           <w:rPr>
             <w:rStyle w:val="Hyperlink"/>
@@ -5424,23 +8975,23 @@
         <w:t xml:space="preserve">.</w:t>
       </w:r>
     </w:p>
-    <w:bookmarkEnd w:id="65"/>
-    <w:bookmarkStart w:id="78" w:name="d-graphs"/>
+    <w:bookmarkEnd w:id="107"/>
+    <w:bookmarkStart w:id="120" w:name="d-graphs"/>
     <w:p>
       <w:pPr>
         <w:pStyle w:val="Heading2"/>
       </w:pPr>
       <w:r>
-        <w:t xml:space="preserve">1.3 3D Graphs</w:t>
-      </w:r>
-    </w:p>
-    <w:bookmarkStart w:id="69" w:name="d-scatter-plots"/>
+        <w:t xml:space="preserve">3.3 3D Graphs</w:t>
+      </w:r>
+    </w:p>
+    <w:bookmarkStart w:id="111" w:name="d-scatter-plots"/>
     <w:p>
       <w:pPr>
         <w:pStyle w:val="Heading3"/>
       </w:pPr>
       <w:r>
-        <w:t xml:space="preserve">1.3.1 3D Scatter Plots</w:t>
+        <w:t xml:space="preserve">3.3.1 3D Scatter Plots</w:t>
       </w:r>
     </w:p>
     <w:p>
@@ -6429,18 +9980,18 @@
           <wp:inline>
             <wp:extent cx="3771900" cy="3912211"/>
             <wp:effectExtent b="0" l="0" r="0" t="0"/>
-            <wp:docPr descr="" title="" id="67" name="Picture"/>
+            <wp:docPr descr="" title="" id="109" name="Picture"/>
             <a:graphic>
               <a:graphicData uri="http://schemas.openxmlformats.org/drawingml/2006/picture">
                 <pic:pic>
                   <pic:nvPicPr>
-                    <pic:cNvPr descr="grafik/grafik_files/figure-docx/cell-10-output-1.png" id="68" name="Picture"/>
+                    <pic:cNvPr descr="grafik/grafik_files/figure-docx/cell-10-output-1.png" id="110" name="Picture"/>
                     <pic:cNvPicPr>
                       <a:picLocks noChangeArrowheads="1" noChangeAspect="1"/>
                     </pic:cNvPicPr>
                   </pic:nvPicPr>
                   <pic:blipFill>
-                    <a:blip r:embed="rId66"/>
+                    <a:blip r:embed="rId108"/>
                     <a:stretch>
                       <a:fillRect/>
                     </a:stretch>
@@ -6467,14 +10018,14 @@
         </w:drawing>
       </w:r>
     </w:p>
-    <w:bookmarkEnd w:id="69"/>
-    <w:bookmarkStart w:id="73" w:name="d-bar-plots"/>
+    <w:bookmarkEnd w:id="111"/>
+    <w:bookmarkStart w:id="115" w:name="d-bar-plots"/>
     <w:p>
       <w:pPr>
         <w:pStyle w:val="Heading3"/>
       </w:pPr>
       <w:r>
-        <w:t xml:space="preserve">1.3.2 3D Bar Plots</w:t>
+        <w:t xml:space="preserve">3.3.2 3D Bar Plots</w:t>
       </w:r>
     </w:p>
     <w:p>
@@ -7196,18 +10747,18 @@
           <wp:inline>
             <wp:extent cx="3771900" cy="3828926"/>
             <wp:effectExtent b="0" l="0" r="0" t="0"/>
-            <wp:docPr descr="" title="" id="71" name="Picture"/>
+            <wp:docPr descr="" title="" id="113" name="Picture"/>
             <a:graphic>
               <a:graphicData uri="http://schemas.openxmlformats.org/drawingml/2006/picture">
                 <pic:pic>
                   <pic:nvPicPr>
-                    <pic:cNvPr descr="grafik/grafik_files/figure-docx/cell-11-output-1.png" id="72" name="Picture"/>
+                    <pic:cNvPr descr="grafik/grafik_files/figure-docx/cell-11-output-1.png" id="114" name="Picture"/>
                     <pic:cNvPicPr>
                       <a:picLocks noChangeArrowheads="1" noChangeAspect="1"/>
                     </pic:cNvPicPr>
                   </pic:nvPicPr>
                   <pic:blipFill>
-                    <a:blip r:embed="rId70"/>
+                    <a:blip r:embed="rId112"/>
                     <a:stretch>
                       <a:fillRect/>
                     </a:stretch>
@@ -7234,14 +10785,14 @@
         </w:drawing>
       </w:r>
     </w:p>
-    <w:bookmarkEnd w:id="73"/>
-    <w:bookmarkStart w:id="77" w:name="wireframe-plots"/>
+    <w:bookmarkEnd w:id="115"/>
+    <w:bookmarkStart w:id="119" w:name="wireframe-plots"/>
     <w:p>
       <w:pPr>
         <w:pStyle w:val="Heading3"/>
       </w:pPr>
       <w:r>
-        <w:t xml:space="preserve">1.3.3 Wireframe Plots</w:t>
+        <w:t xml:space="preserve">3.3.3 Wireframe Plots</w:t>
       </w:r>
     </w:p>
     <w:p>
@@ -7489,18 +11040,18 @@
           <wp:inline>
             <wp:extent cx="3771900" cy="3869659"/>
             <wp:effectExtent b="0" l="0" r="0" t="0"/>
-            <wp:docPr descr="" title="" id="75" name="Picture"/>
+            <wp:docPr descr="" title="" id="117" name="Picture"/>
             <a:graphic>
               <a:graphicData uri="http://schemas.openxmlformats.org/drawingml/2006/picture">
                 <pic:pic>
                   <pic:nvPicPr>
-                    <pic:cNvPr descr="grafik/grafik_files/figure-docx/cell-12-output-1.png" id="76" name="Picture"/>
+                    <pic:cNvPr descr="grafik/grafik_files/figure-docx/cell-12-output-1.png" id="118" name="Picture"/>
                     <pic:cNvPicPr>
                       <a:picLocks noChangeArrowheads="1" noChangeAspect="1"/>
                     </pic:cNvPicPr>
                   </pic:nvPicPr>
                   <pic:blipFill>
-                    <a:blip r:embed="rId74"/>
+                    <a:blip r:embed="rId116"/>
                     <a:stretch>
                       <a:fillRect/>
                     </a:stretch>
@@ -7527,15 +11078,15 @@
         </w:drawing>
       </w:r>
     </w:p>
-    <w:bookmarkEnd w:id="77"/>
-    <w:bookmarkEnd w:id="78"/>
-    <w:bookmarkStart w:id="85" w:name="seaborn"/>
+    <w:bookmarkEnd w:id="119"/>
+    <w:bookmarkEnd w:id="120"/>
+    <w:bookmarkStart w:id="127" w:name="seaborn"/>
     <w:p>
       <w:pPr>
         <w:pStyle w:val="Heading2"/>
       </w:pPr>
       <w:r>
-        <w:t xml:space="preserve">1.4 Seaborn</w:t>
+        <w:t xml:space="preserve">3.4 Seaborn</w:t>
       </w:r>
     </w:p>
     <w:p>
@@ -7548,7 +11099,7 @@
       <w:r>
         <w:t xml:space="preserve"> </w:t>
       </w:r>
-      <w:hyperlink r:id="rId79">
+      <w:hyperlink r:id="rId121">
         <w:r>
           <w:rPr>
             <w:rStyle w:val="Hyperlink"/>
@@ -7570,7 +11121,7 @@
       <w:r>
         <w:t xml:space="preserve"> </w:t>
       </w:r>
-      <w:hyperlink r:id="rId80">
+      <w:hyperlink r:id="rId122">
         <w:r>
           <w:rPr>
             <w:rStyle w:val="Hyperlink"/>
@@ -7592,7 +11143,7 @@
       <w:r>
         <w:t xml:space="preserve"> </w:t>
       </w:r>
-      <w:hyperlink r:id="rId81">
+      <w:hyperlink r:id="rId123">
         <w:r>
           <w:rPr>
             <w:rStyle w:val="Hyperlink"/>
@@ -7852,18 +11403,18 @@
           <wp:inline>
             <wp:extent cx="3771900" cy="2972890"/>
             <wp:effectExtent b="0" l="0" r="0" t="0"/>
-            <wp:docPr descr="" title="" id="83" name="Picture"/>
+            <wp:docPr descr="" title="" id="125" name="Picture"/>
             <a:graphic>
               <a:graphicData uri="http://schemas.openxmlformats.org/drawingml/2006/picture">
                 <pic:pic>
                   <pic:nvPicPr>
-                    <pic:cNvPr descr="grafik/grafik_files/figure-docx/cell-13-output-1.png" id="84" name="Picture"/>
+                    <pic:cNvPr descr="grafik/grafik_files/figure-docx/cell-13-output-1.png" id="126" name="Picture"/>
                     <pic:cNvPicPr>
                       <a:picLocks noChangeArrowheads="1" noChangeAspect="1"/>
                     </pic:cNvPicPr>
                   </pic:nvPicPr>
                   <pic:blipFill>
-                    <a:blip r:embed="rId82"/>
+                    <a:blip r:embed="rId124"/>
                     <a:stretch>
                       <a:fillRect/>
                     </a:stretch>
@@ -7890,21 +11441,21 @@
         </w:drawing>
       </w:r>
     </w:p>
-    <w:bookmarkEnd w:id="85"/>
-    <w:bookmarkStart w:id="89" w:name="altair"/>
+    <w:bookmarkEnd w:id="127"/>
+    <w:bookmarkStart w:id="131" w:name="altair"/>
     <w:p>
       <w:pPr>
         <w:pStyle w:val="Heading2"/>
       </w:pPr>
       <w:r>
-        <w:t xml:space="preserve">1.5 Altair</w:t>
+        <w:t xml:space="preserve">3.5 Altair</w:t>
       </w:r>
     </w:p>
     <w:p>
       <w:pPr>
         <w:pStyle w:val="FirstParagraph"/>
       </w:pPr>
-      <w:hyperlink r:id="rId86">
+      <w:hyperlink r:id="rId128">
         <w:r>
           <w:rPr>
             <w:rStyle w:val="Hyperlink"/>
@@ -8245,7 +11796,7 @@
       <w:r>
         <w:t xml:space="preserve"> </w:t>
       </w:r>
-      <w:hyperlink r:id="rId87">
+      <w:hyperlink r:id="rId129">
         <w:r>
           <w:rPr>
             <w:rStyle w:val="Hyperlink"/>
@@ -8262,7 +11813,7 @@
       <w:r>
         <w:t xml:space="preserve"> </w:t>
       </w:r>
-      <w:hyperlink r:id="rId88">
+      <w:hyperlink r:id="rId130">
         <w:r>
           <w:rPr>
             <w:rStyle w:val="Hyperlink"/>
@@ -8274,43 +11825,43 @@
         <w:t xml:space="preserve">.</w:t>
       </w:r>
     </w:p>
-    <w:bookmarkEnd w:id="89"/>
-    <w:bookmarkStart w:id="91" w:name="plotly"/>
+    <w:bookmarkEnd w:id="131"/>
+    <w:bookmarkStart w:id="133" w:name="plotly"/>
     <w:p>
       <w:pPr>
         <w:pStyle w:val="Heading2"/>
       </w:pPr>
       <w:r>
-        <w:t xml:space="preserve">1.6 Plotly</w:t>
-      </w:r>
-    </w:p>
-    <w:bookmarkStart w:id="90" w:name="sample"/>
+        <w:t xml:space="preserve">3.6 Plotly</w:t>
+      </w:r>
+    </w:p>
+    <w:bookmarkStart w:id="132" w:name="sample"/>
     <w:p>
       <w:pPr>
         <w:pStyle w:val="Heading3"/>
       </w:pPr>
       <w:r>
-        <w:t xml:space="preserve">1.6.1 Sample</w:t>
-      </w:r>
-    </w:p>
-    <w:bookmarkEnd w:id="90"/>
-    <w:bookmarkEnd w:id="91"/>
-    <w:bookmarkStart w:id="93" w:name="bokeh"/>
+        <w:t xml:space="preserve">3.6.1 Sample</w:t>
+      </w:r>
+    </w:p>
+    <w:bookmarkEnd w:id="132"/>
+    <w:bookmarkEnd w:id="133"/>
+    <w:bookmarkStart w:id="135" w:name="bokeh"/>
     <w:p>
       <w:pPr>
         <w:pStyle w:val="Heading2"/>
       </w:pPr>
       <w:r>
-        <w:t xml:space="preserve">1.7 Bokeh</w:t>
-      </w:r>
-    </w:p>
-    <w:bookmarkStart w:id="92" w:name="sample-1"/>
+        <w:t xml:space="preserve">3.7 Bokeh</w:t>
+      </w:r>
+    </w:p>
+    <w:bookmarkStart w:id="134" w:name="sample-1"/>
     <w:p>
       <w:pPr>
         <w:pStyle w:val="Heading3"/>
       </w:pPr>
       <w:r>
-        <w:t xml:space="preserve">1.7.1 Sample</w:t>
+        <w:t xml:space="preserve">3.7.1 Sample</w:t>
       </w:r>
     </w:p>
     <w:p>
@@ -8934,10 +12485,10 @@
         <w:t xml:space="preserve">Unable to display output for mime type(s): application/javascript, application/vnd.bokehjs_exec.v0+json</w:t>
       </w:r>
     </w:p>
-    <w:bookmarkEnd w:id="92"/>
-    <w:bookmarkEnd w:id="93"/>
-    <w:bookmarkEnd w:id="94"/>
-    <w:bookmarkEnd w:id="95"/>
+    <w:bookmarkEnd w:id="134"/>
+    <w:bookmarkEnd w:id="135"/>
+    <w:bookmarkEnd w:id="136"/>
+    <w:bookmarkEnd w:id="137"/>
     <w:sectPr>
       <w:footerReference r:id="rId9" w:type="default"/>
       <w:pgSz w:code="1" w:h="13041" w:w="8505"/>
@@ -9727,6 +13278,194 @@
     <w:lvl w:ilvl="8">
       <w:numFmt w:val="bullet"/>
       <w:lvlText w:val=" "/>
+      <w:lvlJc w:val="left"/>
+      <w:pPr>
+        <w:ind w:left="6480" w:hanging="360"/>
+      </w:pPr>
+    </w:lvl>
+  </w:abstractNum>
+  <w:abstractNum w:abstractNumId="991">
+    <w:nsid w:val="0000A991"/>
+    <w:multiLevelType w:val="multilevel"/>
+    <w:lvl w:ilvl="0">
+      <w:numFmt w:val="bullet"/>
+      <w:lvlText w:val=""/>
+      <w:lvlJc w:val="left"/>
+      <w:pPr>
+        <w:ind w:left="720" w:hanging="360"/>
+      </w:pPr>
+      <w:rPr>
+        <w:rFonts w:ascii="Symbol" w:hAnsi="Symbol" w:cs="Symbol" w:hint="default"/>
+      </w:rPr>
+    </w:lvl>
+    <w:lvl w:ilvl="1">
+      <w:numFmt w:val="bullet"/>
+      <w:lvlText w:val="o"/>
+      <w:lvlJc w:val="left"/>
+      <w:pPr>
+        <w:ind w:left="1440" w:hanging="360"/>
+      </w:pPr>
+      <w:rPr>
+        <w:rFonts w:ascii="Courier New" w:hAnsi="Courier New" w:cs="Courier New" w:hint="default"/>
+      </w:rPr>
+    </w:lvl>
+    <w:lvl w:ilvl="2">
+      <w:numFmt w:val="bullet"/>
+      <w:lvlText w:val=""/>
+      <w:lvlJc w:val="left"/>
+      <w:pPr>
+        <w:ind w:left="2160" w:hanging="360"/>
+      </w:pPr>
+      <w:rPr>
+        <w:rFonts w:ascii="Wingdings" w:hAnsi="Wingdings" w:cs="Wingdings" w:hint="default"/>
+      </w:rPr>
+    </w:lvl>
+    <w:lvl w:ilvl="3">
+      <w:numFmt w:val="bullet"/>
+      <w:lvlText w:val=""/>
+      <w:lvlJc w:val="left"/>
+      <w:pPr>
+        <w:ind w:left="2880" w:hanging="360"/>
+      </w:pPr>
+      <w:rPr>
+        <w:rFonts w:ascii="Symbol" w:hAnsi="Symbol" w:cs="Symbol" w:hint="default"/>
+      </w:rPr>
+    </w:lvl>
+    <w:lvl w:ilvl="4">
+      <w:numFmt w:val="bullet"/>
+      <w:lvlText w:val="o"/>
+      <w:lvlJc w:val="left"/>
+      <w:pPr>
+        <w:ind w:left="3600" w:hanging="360"/>
+      </w:pPr>
+      <w:rPr>
+        <w:rFonts w:ascii="Courier New" w:hAnsi="Courier New" w:cs="Courier New" w:hint="default"/>
+      </w:rPr>
+    </w:lvl>
+    <w:lvl w:ilvl="5">
+      <w:numFmt w:val="bullet"/>
+      <w:lvlText w:val=""/>
+      <w:lvlJc w:val="left"/>
+      <w:pPr>
+        <w:ind w:left="4320" w:hanging="360"/>
+      </w:pPr>
+      <w:rPr>
+        <w:rFonts w:ascii="Wingdings" w:hAnsi="Wingdings" w:cs="Wingdings" w:hint="default"/>
+      </w:rPr>
+    </w:lvl>
+    <w:lvl w:ilvl="6">
+      <w:numFmt w:val="bullet"/>
+      <w:lvlText w:val=""/>
+      <w:lvlJc w:val="left"/>
+      <w:pPr>
+        <w:ind w:left="5040" w:hanging="360"/>
+      </w:pPr>
+      <w:rPr>
+        <w:rFonts w:ascii="Symbol" w:hAnsi="Symbol" w:cs="Symbol" w:hint="default"/>
+      </w:rPr>
+    </w:lvl>
+    <w:lvl w:ilvl="7">
+      <w:numFmt w:val="bullet"/>
+      <w:lvlText w:val="o"/>
+      <w:lvlJc w:val="left"/>
+      <w:pPr>
+        <w:ind w:left="5760" w:hanging="360"/>
+      </w:pPr>
+      <w:rPr>
+        <w:rFonts w:ascii="Courier New" w:hAnsi="Courier New" w:cs="Courier New" w:hint="default"/>
+      </w:rPr>
+    </w:lvl>
+    <w:lvl w:ilvl="8">
+      <w:numFmt w:val="bullet"/>
+      <w:lvlText w:val=""/>
+      <w:lvlJc w:val="left"/>
+      <w:pPr>
+        <w:ind w:left="6480" w:hanging="360"/>
+      </w:pPr>
+      <w:rPr>
+        <w:rFonts w:ascii="Wingdings" w:hAnsi="Wingdings" w:cs="Wingdings" w:hint="default"/>
+      </w:rPr>
+    </w:lvl>
+  </w:abstractNum>
+  <w:abstractNum w:abstractNumId="99411">
+    <w:nsid w:val="00A99411"/>
+    <w:multiLevelType w:val="multilevel"/>
+    <w:lvl w:ilvl="0">
+      <w:start w:val="1"/>
+      <w:numFmt w:val="decimal"/>
+      <w:lvlText w:val="%1."/>
+      <w:lvlJc w:val="left"/>
+      <w:pPr>
+        <w:ind w:left="720" w:hanging="360"/>
+      </w:pPr>
+    </w:lvl>
+    <w:lvl w:ilvl="1">
+      <w:start w:val="1"/>
+      <w:numFmt w:val="decimal"/>
+      <w:lvlText w:val="%2."/>
+      <w:lvlJc w:val="left"/>
+      <w:pPr>
+        <w:ind w:left="1440" w:hanging="360"/>
+      </w:pPr>
+    </w:lvl>
+    <w:lvl w:ilvl="2">
+      <w:start w:val="1"/>
+      <w:numFmt w:val="decimal"/>
+      <w:lvlText w:val="%3."/>
+      <w:lvlJc w:val="left"/>
+      <w:pPr>
+        <w:ind w:left="2160" w:hanging="360"/>
+      </w:pPr>
+    </w:lvl>
+    <w:lvl w:ilvl="3">
+      <w:start w:val="1"/>
+      <w:numFmt w:val="decimal"/>
+      <w:lvlText w:val="%4."/>
+      <w:lvlJc w:val="left"/>
+      <w:pPr>
+        <w:ind w:left="2880" w:hanging="360"/>
+      </w:pPr>
+    </w:lvl>
+    <w:lvl w:ilvl="4">
+      <w:start w:val="1"/>
+      <w:numFmt w:val="decimal"/>
+      <w:lvlText w:val="%5."/>
+      <w:lvlJc w:val="left"/>
+      <w:pPr>
+        <w:ind w:left="3600" w:hanging="360"/>
+      </w:pPr>
+    </w:lvl>
+    <w:lvl w:ilvl="5">
+      <w:start w:val="1"/>
+      <w:numFmt w:val="decimal"/>
+      <w:lvlText w:val="%6."/>
+      <w:lvlJc w:val="left"/>
+      <w:pPr>
+        <w:ind w:left="4320" w:hanging="360"/>
+      </w:pPr>
+    </w:lvl>
+    <w:lvl w:ilvl="6">
+      <w:start w:val="1"/>
+      <w:numFmt w:val="decimal"/>
+      <w:lvlText w:val="%7."/>
+      <w:lvlJc w:val="left"/>
+      <w:pPr>
+        <w:ind w:left="5040" w:hanging="360"/>
+      </w:pPr>
+    </w:lvl>
+    <w:lvl w:ilvl="7">
+      <w:start w:val="1"/>
+      <w:numFmt w:val="decimal"/>
+      <w:lvlText w:val="%8."/>
+      <w:lvlJc w:val="left"/>
+      <w:pPr>
+        <w:ind w:left="5760" w:hanging="360"/>
+      </w:pPr>
+    </w:lvl>
+    <w:lvl w:ilvl="8">
+      <w:start w:val="1"/>
+      <w:numFmt w:val="decimal"/>
+      <w:lvlText w:val="%9."/>
       <w:lvlJc w:val="left"/>
       <w:pPr>
         <w:ind w:left="6480" w:hanging="360"/>
@@ -9885,6 +13624,219 @@
   </w:num>
   <w:num w:numId="1000">
     <w:abstractNumId w:val="990"/>
+  </w:num>
+  <w:num w:numId="1001">
+    <w:abstractNumId w:val="991"/>
+  </w:num>
+  <w:num w:numId="1002">
+    <w:abstractNumId w:val="991"/>
+  </w:num>
+  <w:num w:numId="1003">
+    <w:abstractNumId w:val="991"/>
+  </w:num>
+  <w:num w:numId="1004">
+    <w:abstractNumId w:val="991"/>
+  </w:num>
+  <w:num w:numId="1005">
+    <w:abstractNumId w:val="991"/>
+  </w:num>
+  <w:num w:numId="1006">
+    <w:abstractNumId w:val="991"/>
+  </w:num>
+  <w:num w:numId="1007">
+    <w:abstractNumId w:val="99411"/>
+    <w:lvlOverride w:ilvl="0">
+      <w:startOverride w:val="1"/>
+    </w:lvlOverride>
+    <w:lvlOverride w:ilvl="1">
+      <w:startOverride w:val="1"/>
+    </w:lvlOverride>
+    <w:lvlOverride w:ilvl="2">
+      <w:startOverride w:val="1"/>
+    </w:lvlOverride>
+    <w:lvlOverride w:ilvl="3">
+      <w:startOverride w:val="1"/>
+    </w:lvlOverride>
+    <w:lvlOverride w:ilvl="4">
+      <w:startOverride w:val="1"/>
+    </w:lvlOverride>
+    <w:lvlOverride w:ilvl="5">
+      <w:startOverride w:val="1"/>
+    </w:lvlOverride>
+    <w:lvlOverride w:ilvl="6">
+      <w:startOverride w:val="1"/>
+    </w:lvlOverride>
+    <w:lvlOverride w:ilvl="7">
+      <w:startOverride w:val="1"/>
+    </w:lvlOverride>
+    <w:lvlOverride w:ilvl="8">
+      <w:startOverride w:val="1"/>
+    </w:lvlOverride>
+  </w:num>
+  <w:num w:numId="1008">
+    <w:abstractNumId w:val="99411"/>
+    <w:lvlOverride w:ilvl="0">
+      <w:startOverride w:val="1"/>
+    </w:lvlOverride>
+    <w:lvlOverride w:ilvl="1">
+      <w:startOverride w:val="1"/>
+    </w:lvlOverride>
+    <w:lvlOverride w:ilvl="2">
+      <w:startOverride w:val="1"/>
+    </w:lvlOverride>
+    <w:lvlOverride w:ilvl="3">
+      <w:startOverride w:val="1"/>
+    </w:lvlOverride>
+    <w:lvlOverride w:ilvl="4">
+      <w:startOverride w:val="1"/>
+    </w:lvlOverride>
+    <w:lvlOverride w:ilvl="5">
+      <w:startOverride w:val="1"/>
+    </w:lvlOverride>
+    <w:lvlOverride w:ilvl="6">
+      <w:startOverride w:val="1"/>
+    </w:lvlOverride>
+    <w:lvlOverride w:ilvl="7">
+      <w:startOverride w:val="1"/>
+    </w:lvlOverride>
+    <w:lvlOverride w:ilvl="8">
+      <w:startOverride w:val="1"/>
+    </w:lvlOverride>
+  </w:num>
+  <w:num w:numId="1009">
+    <w:abstractNumId w:val="991"/>
+  </w:num>
+  <w:num w:numId="1010">
+    <w:abstractNumId w:val="991"/>
+  </w:num>
+  <w:num w:numId="1011">
+    <w:abstractNumId w:val="991"/>
+  </w:num>
+  <w:num w:numId="1012">
+    <w:abstractNumId w:val="99411"/>
+    <w:lvlOverride w:ilvl="0">
+      <w:startOverride w:val="1"/>
+    </w:lvlOverride>
+    <w:lvlOverride w:ilvl="1">
+      <w:startOverride w:val="1"/>
+    </w:lvlOverride>
+    <w:lvlOverride w:ilvl="2">
+      <w:startOverride w:val="1"/>
+    </w:lvlOverride>
+    <w:lvlOverride w:ilvl="3">
+      <w:startOverride w:val="1"/>
+    </w:lvlOverride>
+    <w:lvlOverride w:ilvl="4">
+      <w:startOverride w:val="1"/>
+    </w:lvlOverride>
+    <w:lvlOverride w:ilvl="5">
+      <w:startOverride w:val="1"/>
+    </w:lvlOverride>
+    <w:lvlOverride w:ilvl="6">
+      <w:startOverride w:val="1"/>
+    </w:lvlOverride>
+    <w:lvlOverride w:ilvl="7">
+      <w:startOverride w:val="1"/>
+    </w:lvlOverride>
+    <w:lvlOverride w:ilvl="8">
+      <w:startOverride w:val="1"/>
+    </w:lvlOverride>
+  </w:num>
+  <w:num w:numId="1013">
+    <w:abstractNumId w:val="99411"/>
+    <w:lvlOverride w:ilvl="0">
+      <w:startOverride w:val="1"/>
+    </w:lvlOverride>
+    <w:lvlOverride w:ilvl="1">
+      <w:startOverride w:val="1"/>
+    </w:lvlOverride>
+    <w:lvlOverride w:ilvl="2">
+      <w:startOverride w:val="1"/>
+    </w:lvlOverride>
+    <w:lvlOverride w:ilvl="3">
+      <w:startOverride w:val="1"/>
+    </w:lvlOverride>
+    <w:lvlOverride w:ilvl="4">
+      <w:startOverride w:val="1"/>
+    </w:lvlOverride>
+    <w:lvlOverride w:ilvl="5">
+      <w:startOverride w:val="1"/>
+    </w:lvlOverride>
+    <w:lvlOverride w:ilvl="6">
+      <w:startOverride w:val="1"/>
+    </w:lvlOverride>
+    <w:lvlOverride w:ilvl="7">
+      <w:startOverride w:val="1"/>
+    </w:lvlOverride>
+    <w:lvlOverride w:ilvl="8">
+      <w:startOverride w:val="1"/>
+    </w:lvlOverride>
+  </w:num>
+  <w:num w:numId="1014">
+    <w:abstractNumId w:val="99411"/>
+    <w:lvlOverride w:ilvl="0">
+      <w:startOverride w:val="1"/>
+    </w:lvlOverride>
+    <w:lvlOverride w:ilvl="1">
+      <w:startOverride w:val="1"/>
+    </w:lvlOverride>
+    <w:lvlOverride w:ilvl="2">
+      <w:startOverride w:val="1"/>
+    </w:lvlOverride>
+    <w:lvlOverride w:ilvl="3">
+      <w:startOverride w:val="1"/>
+    </w:lvlOverride>
+    <w:lvlOverride w:ilvl="4">
+      <w:startOverride w:val="1"/>
+    </w:lvlOverride>
+    <w:lvlOverride w:ilvl="5">
+      <w:startOverride w:val="1"/>
+    </w:lvlOverride>
+    <w:lvlOverride w:ilvl="6">
+      <w:startOverride w:val="1"/>
+    </w:lvlOverride>
+    <w:lvlOverride w:ilvl="7">
+      <w:startOverride w:val="1"/>
+    </w:lvlOverride>
+    <w:lvlOverride w:ilvl="8">
+      <w:startOverride w:val="1"/>
+    </w:lvlOverride>
+  </w:num>
+  <w:num w:numId="1015">
+    <w:abstractNumId w:val="991"/>
+  </w:num>
+  <w:num w:numId="1016">
+    <w:abstractNumId w:val="991"/>
+  </w:num>
+  <w:num w:numId="1017">
+    <w:abstractNumId w:val="991"/>
+  </w:num>
+  <w:num w:numId="1018">
+    <w:abstractNumId w:val="991"/>
+  </w:num>
+  <w:num w:numId="1019">
+    <w:abstractNumId w:val="991"/>
+  </w:num>
+  <w:num w:numId="1020">
+    <w:abstractNumId w:val="991"/>
+  </w:num>
+  <w:num w:numId="1021">
+    <w:abstractNumId w:val="991"/>
+  </w:num>
+  <w:num w:numId="1022">
+    <w:abstractNumId w:val="991"/>
+  </w:num>
+  <w:num w:numId="1023">
+    <w:abstractNumId w:val="991"/>
+  </w:num>
+  <w:num w:numId="1024">
+    <w:abstractNumId w:val="991"/>
+  </w:num>
+  <w:num w:numId="1025">
+    <w:abstractNumId w:val="991"/>
+  </w:num>
+  <w:num w:numId="1026">
+    <w:abstractNumId w:val="991"/>
   </w:num>
 </w:numbering>
 </file>

--- a/bookpendata.docx
+++ b/bookpendata.docx
@@ -28,7 +28,7 @@
         </w:p>
       </w:sdtContent>
     </w:sdt>
-    <w:bookmarkStart w:id="125" w:name="penambangan-data"/>
+    <w:bookmarkStart w:id="124" w:name="penambangan-data"/>
     <w:p>
       <w:pPr>
         <w:pStyle w:val="Heading1"/>
@@ -13486,7 +13486,7 @@
     </w:p>
     <w:bookmarkEnd w:id="117"/>
     <w:bookmarkEnd w:id="118"/>
-    <w:bookmarkStart w:id="124" w:name="data-hilang-pada-data-klasifikasi"/>
+    <w:bookmarkStart w:id="123" w:name="data-hilang-pada-data-klasifikasi"/>
     <w:p>
       <w:pPr>
         <w:pStyle w:val="Heading1"/>
@@ -15184,7 +15184,23 @@
           <w:b/>
           <w:bCs/>
         </w:rPr>
-        <w:t xml:space="preserve">A. Pembilang (</w:t>
+        <w:t xml:space="preserve">A.</w:t>
+      </w:r>
+      <w:r>
+        <w:t xml:space="preserve"> </w:t>
+      </w:r>
+      <w:r>
+        <w:rPr>
+          <w:b/>
+          <w:bCs/>
+        </w:rPr>
+        <w:t xml:space="preserve">Pembilang</w:t>
+      </w:r>
+      <w:r>
+        <w:t xml:space="preserve"> </w:t>
+      </w:r>
+      <w:r>
+        <w:t xml:space="preserve">(</w:t>
       </w:r>
       <m:oMath>
         <m:r>
@@ -15231,9 +15247,15 @@
       <w:r>
         <w:t xml:space="preserve">):</w:t>
       </w:r>
-      <w:r>
-        <w:t xml:space="preserve"> </w:t>
-      </w:r>
+    </w:p>
+    <w:p>
+      <w:pPr>
+        <w:pStyle w:val="Compact"/>
+        <w:numPr>
+          <w:ilvl w:val="0"/>
+          <w:numId w:val="1020"/>
+        </w:numPr>
+      </w:pPr>
       <m:oMath>
         <m:sSub>
           <m:e>
@@ -15275,9 +15297,15 @@
           <m:t>340</m:t>
         </m:r>
       </m:oMath>
-      <w:r>
-        <w:t xml:space="preserve"> </w:t>
-      </w:r>
+    </w:p>
+    <w:p>
+      <w:pPr>
+        <w:pStyle w:val="Compact"/>
+        <w:numPr>
+          <w:ilvl w:val="0"/>
+          <w:numId w:val="1020"/>
+        </w:numPr>
+      </w:pPr>
       <m:oMath>
         <m:sSub>
           <m:e>
@@ -15319,9 +15347,15 @@
           <m:t>352</m:t>
         </m:r>
       </m:oMath>
-      <w:r>
-        <w:t xml:space="preserve"> </w:t>
-      </w:r>
+    </w:p>
+    <w:p>
+      <w:pPr>
+        <w:pStyle w:val="Compact"/>
+        <w:numPr>
+          <w:ilvl w:val="0"/>
+          <w:numId w:val="1020"/>
+        </w:numPr>
+      </w:pPr>
       <m:oMath>
         <m:sSub>
           <m:e>
@@ -15363,36 +15397,64 @@
           <m:t>40.848</m:t>
         </m:r>
       </m:oMath>
-      <w:r>
-        <w:t xml:space="preserve"> </w:t>
-      </w:r>
+    </w:p>
+    <w:p>
+      <w:pPr>
+        <w:pStyle w:val="FirstParagraph"/>
+      </w:pPr>
       <w:r>
         <w:rPr>
           <w:b/>
           <w:bCs/>
         </w:rPr>
-        <w:t xml:space="preserve">Total Pembilang</w:t>
-      </w:r>
-      <w:r>
-        <w:t xml:space="preserve"> </w:t>
-      </w:r>
-      <w:r>
-        <w:t xml:space="preserve">=</w:t>
-      </w:r>
-      <w:r>
-        <w:t xml:space="preserve"> </w:t>
-      </w:r>
-      <w:r>
-        <w:rPr>
-          <w:b/>
-          <w:bCs/>
-        </w:rPr>
-        <w:t xml:space="preserve">732.848</w:t>
+        <w:t xml:space="preserve">Total Pembilang:</w:t>
       </w:r>
     </w:p>
     <w:p>
       <w:pPr>
         <w:pStyle w:val="BodyText"/>
+      </w:pPr>
+      <m:oMathPara>
+        <m:oMathParaPr>
+          <m:jc m:val="center"/>
+        </m:oMathParaPr>
+        <m:oMath>
+          <m:r>
+            <m:t>340</m:t>
+          </m:r>
+          <m:r>
+            <m:rPr>
+              <m:sty m:val="p"/>
+            </m:rPr>
+            <m:t>+</m:t>
+          </m:r>
+          <m:r>
+            <m:t>352</m:t>
+          </m:r>
+          <m:r>
+            <m:rPr>
+              <m:sty m:val="p"/>
+            </m:rPr>
+            <m:t>+</m:t>
+          </m:r>
+          <m:r>
+            <m:t>40.848</m:t>
+          </m:r>
+          <m:r>
+            <m:rPr>
+              <m:sty m:val="p"/>
+            </m:rPr>
+            <m:t>=</m:t>
+          </m:r>
+          <m:r>
+            <m:t>732.848</m:t>
+          </m:r>
+        </m:oMath>
+      </m:oMathPara>
+    </w:p>
+    <w:p>
+      <w:pPr>
+        <w:pStyle w:val="FirstParagraph"/>
       </w:pPr>
       <w:r>
         <w:rPr>
@@ -15537,16 +15599,6 @@
         </w:pict>
       </w:r>
     </w:p>
-    <w:bookmarkEnd w:id="122"/>
-    <w:bookmarkStart w:id="123" w:name="kesimpulan"/>
-    <w:p>
-      <w:pPr>
-        <w:pStyle w:val="Heading3"/>
-      </w:pPr>
-      <w:r>
-        <w:t xml:space="preserve">4.0.5 Kesimpulan</w:t>
-      </w:r>
-    </w:p>
     <w:p>
       <w:pPr>
         <w:pStyle w:val="FirstParagraph"/>
@@ -15589,7 +15641,7 @@
         <w:pStyle w:val="BodyText"/>
       </w:pPr>
       <w:r>
-        <w:t xml:space="preserve">Hasil ini sangat masuk akal karena: Data target berada di Kelas 1 (Lulus). Pengalamannya (5.5) berada di antara</w:t>
+        <w:t xml:space="preserve">Data target berada di Kelas 1 (Lulus). Pengalamannya (5.5) berada di antara</w:t>
       </w:r>
       <w:r>
         <w:t xml:space="preserve"> </w:t>
@@ -15709,9 +15761,9 @@
         <w:t xml:space="preserve">) akan dikalikan dengan sebuah konstanta penalti (misal 0.5) agar pengaruhnya tidak sebesar tetangga yang sekelas.</w:t>
       </w:r>
     </w:p>
+    <w:bookmarkEnd w:id="122"/>
     <w:bookmarkEnd w:id="123"/>
     <w:bookmarkEnd w:id="124"/>
-    <w:bookmarkEnd w:id="125"/>
     <w:sectPr>
       <w:footerReference r:id="rId9" w:type="default"/>
       <w:pgSz w:code="1" w:h="13041" w:w="8505"/>
@@ -17012,6 +17064,9 @@
     <w:lvlOverride w:ilvl="8">
       <w:startOverride w:val="1"/>
     </w:lvlOverride>
+  </w:num>
+  <w:num w:numId="1020">
+    <w:abstractNumId w:val="991"/>
   </w:num>
 </w:numbering>
 </file>

--- a/bookpendata.docx
+++ b/bookpendata.docx
@@ -28,7 +28,7 @@
         </w:p>
       </w:sdtContent>
     </w:sdt>
-    <w:bookmarkStart w:id="124" w:name="penambangan-data"/>
+    <w:bookmarkStart w:id="130" w:name="penambangan-data"/>
     <w:p>
       <w:pPr>
         <w:pStyle w:val="Heading1"/>
@@ -83,7 +83,7 @@
         <w:pStyle w:val="Heading1"/>
       </w:pPr>
       <w:r>
-        <w:t xml:space="preserve">1. PROSES DATA MINING</w:t>
+        <w:t xml:space="preserve">1. Proses Data Mining</w:t>
       </w:r>
     </w:p>
     <w:p>
@@ -13486,7 +13486,7 @@
     </w:p>
     <w:bookmarkEnd w:id="117"/>
     <w:bookmarkEnd w:id="118"/>
-    <w:bookmarkStart w:id="123" w:name="data-hilang-pada-data-klasifikasi"/>
+    <w:bookmarkStart w:id="129" w:name="data-hilang-pada-data-klasifikasi"/>
     <w:p>
       <w:pPr>
         <w:pStyle w:val="Heading1"/>
@@ -15762,8 +15762,93 @@
       </w:r>
     </w:p>
     <w:bookmarkEnd w:id="122"/>
-    <w:bookmarkEnd w:id="123"/>
-    <w:bookmarkEnd w:id="124"/>
+    <w:bookmarkStart w:id="128" w:name="memilih-k"/>
+    <w:p>
+      <w:pPr>
+        <w:pStyle w:val="Heading2"/>
+      </w:pPr>
+      <w:r>
+        <w:t xml:space="preserve">4.1</w:t>
+      </w:r>
+      <w:r>
+        <w:t xml:space="preserve"> </w:t>
+      </w:r>
+      <w:r>
+        <w:rPr>
+          <w:b/>
+          <w:bCs/>
+        </w:rPr>
+        <w:t xml:space="preserve">Memilih K</w:t>
+      </w:r>
+    </w:p>
+    <w:p>
+      <w:pPr>
+        <w:pStyle w:val="FirstParagraph"/>
+      </w:pPr>
+      <w:hyperlink r:id="rId123">
+        <w:r>
+          <w:rPr>
+            <w:rStyle w:val="Hyperlink"/>
+          </w:rPr>
+          <w:t xml:space="preserve">https://ieeexplore.ieee.org/document/10748027</w:t>
+        </w:r>
+      </w:hyperlink>
+    </w:p>
+    <w:p>
+      <w:pPr>
+        <w:pStyle w:val="BodyText"/>
+      </w:pPr>
+      <w:hyperlink r:id="rId124">
+        <w:r>
+          <w:rPr>
+            <w:rStyle w:val="Hyperlink"/>
+          </w:rPr>
+          <w:t xml:space="preserve">https://www.nature.com/articles/s41598-022-10358-x</w:t>
+        </w:r>
+      </w:hyperlink>
+    </w:p>
+    <w:p>
+      <w:pPr>
+        <w:pStyle w:val="BodyText"/>
+      </w:pPr>
+      <w:hyperlink r:id="rId125">
+        <w:r>
+          <w:rPr>
+            <w:rStyle w:val="Hyperlink"/>
+          </w:rPr>
+          <w:t xml:space="preserve">https://ijsret.com/wp-content/uploads/2024/11/IJSRET_V10_issue6_525.pdf</w:t>
+        </w:r>
+      </w:hyperlink>
+    </w:p>
+    <w:p>
+      <w:pPr>
+        <w:pStyle w:val="BodyText"/>
+      </w:pPr>
+      <w:hyperlink r:id="rId126">
+        <w:r>
+          <w:rPr>
+            <w:rStyle w:val="Hyperlink"/>
+          </w:rPr>
+          <w:t xml:space="preserve">https://openai.com/index/openai-to-acquire-neptune/?utm_source=neptune-website-redirect</w:t>
+        </w:r>
+      </w:hyperlink>
+    </w:p>
+    <w:p>
+      <w:pPr>
+        <w:pStyle w:val="BodyText"/>
+      </w:pPr>
+      <w:hyperlink r:id="rId127">
+        <w:r>
+          <w:rPr>
+            <w:rStyle w:val="Hyperlink"/>
+          </w:rPr>
+          <w:t xml:space="preserve">https://www.linkedin.com/pulse/choosing-right-k-knn-practical-guide-debasish-deb-1ydwf/</w:t>
+        </w:r>
+      </w:hyperlink>
+    </w:p>
+    <w:bookmarkEnd w:id="128"/>
+    <w:bookmarkEnd w:id="129"/>
+    <w:bookmarkEnd w:id="130"/>
     <w:sectPr>
       <w:footerReference r:id="rId9" w:type="default"/>
       <w:pgSz w:code="1" w:h="13041" w:w="8505"/>

--- a/bookpendata.docx
+++ b/bookpendata.docx
@@ -28,7 +28,7 @@
         </w:p>
       </w:sdtContent>
     </w:sdt>
-    <w:bookmarkStart w:id="130" w:name="penambangan-data"/>
+    <w:bookmarkStart w:id="153" w:name="penambangan-data"/>
     <w:p>
       <w:pPr>
         <w:pStyle w:val="Heading1"/>
@@ -9890,13 +9890,4879 @@
     <w:bookmarkEnd w:id="111"/>
     <w:bookmarkEnd w:id="112"/>
     <w:bookmarkEnd w:id="113"/>
-    <w:bookmarkStart w:id="118" w:name="X0f36eeef09573aa9f1cd2710ddd4b9a54702bb0"/>
+    <w:bookmarkStart w:id="114" w:name="menggunakan-media-sosial"/>
     <w:p>
       <w:pPr>
         <w:pStyle w:val="Heading1"/>
       </w:pPr>
       <w:r>
-        <w:t xml:space="preserve">3. Imputasi Berbobot dengan K-Tetangga Terdekat (WKNNI)</w:t>
+        <w:t xml:space="preserve">3. Menggunakan Media Sosial</w:t>
+      </w:r>
+    </w:p>
+    <w:p>
+      <w:pPr>
+        <w:pStyle w:val="FirstParagraph"/>
+      </w:pPr>
+      <w:r>
+        <w:t xml:space="preserve">To insert a logo into your Quarto website’s navigation menu, you need to modify the</w:t>
+      </w:r>
+      <w:r>
+        <w:t xml:space="preserve"> </w:t>
+      </w:r>
+      <w:r>
+        <w:rPr>
+          <w:rStyle w:val="VerbatimChar"/>
+        </w:rPr>
+        <w:t xml:space="preserve">_quarto.yml</w:t>
+      </w:r>
+      <w:r>
+        <w:t xml:space="preserve"> </w:t>
+      </w:r>
+      <w:r>
+        <w:t xml:space="preserve">configuration file. The logo typically appears to the left of the website title in the top navigation bar (navbar) or at the top of a sidebar. [1, 2]</w:t>
+      </w:r>
+    </w:p>
+    <w:bookmarkEnd w:id="114"/>
+    <w:bookmarkStart w:id="116" w:name="penjelasan-matriks"/>
+    <w:p>
+      <w:pPr>
+        <w:pStyle w:val="Heading1"/>
+      </w:pPr>
+      <w:r>
+        <w:t xml:space="preserve">4. Penjelasan Matriks</w:t>
+      </w:r>
+    </w:p>
+    <w:bookmarkStart w:id="115" w:name="definisi-matriks"/>
+    <w:p>
+      <w:pPr>
+        <w:pStyle w:val="Heading2"/>
+      </w:pPr>
+      <w:r>
+        <w:t xml:space="preserve">4.1 1. Definisi Matriks</w:t>
+      </w:r>
+    </w:p>
+    <w:p>
+      <w:pPr>
+        <w:pStyle w:val="SourceCode"/>
+      </w:pPr>
+      <w:r>
+        <w:rPr>
+          <w:rStyle w:val="ImportTok"/>
+        </w:rPr>
+        <w:t xml:space="preserve">import</w:t>
+      </w:r>
+      <w:r>
+        <w:rPr>
+          <w:rStyle w:val="NormalTok"/>
+        </w:rPr>
+        <w:t xml:space="preserve"> numpy </w:t>
+      </w:r>
+      <w:r>
+        <w:rPr>
+          <w:rStyle w:val="ImportTok"/>
+        </w:rPr>
+        <w:t xml:space="preserve">as</w:t>
+      </w:r>
+      <w:r>
+        <w:rPr>
+          <w:rStyle w:val="NormalTok"/>
+        </w:rPr>
+        <w:t xml:space="preserve"> np</w:t>
+      </w:r>
+      <w:r>
+        <w:br/>
+      </w:r>
+      <w:r>
+        <w:rPr>
+          <w:rStyle w:val="ImportTok"/>
+        </w:rPr>
+        <w:t xml:space="preserve">import</w:t>
+      </w:r>
+      <w:r>
+        <w:rPr>
+          <w:rStyle w:val="NormalTok"/>
+        </w:rPr>
+        <w:t xml:space="preserve"> matplotlib.pyplot </w:t>
+      </w:r>
+      <w:r>
+        <w:rPr>
+          <w:rStyle w:val="ImportTok"/>
+        </w:rPr>
+        <w:t xml:space="preserve">as</w:t>
+      </w:r>
+      <w:r>
+        <w:rPr>
+          <w:rStyle w:val="NormalTok"/>
+        </w:rPr>
+        <w:t xml:space="preserve"> plt</w:t>
+      </w:r>
+      <w:r>
+        <w:br/>
+      </w:r>
+      <w:r>
+        <w:rPr>
+          <w:rStyle w:val="ImportTok"/>
+        </w:rPr>
+        <w:t xml:space="preserve">import</w:t>
+      </w:r>
+      <w:r>
+        <w:rPr>
+          <w:rStyle w:val="NormalTok"/>
+        </w:rPr>
+        <w:t xml:space="preserve"> seaborn </w:t>
+      </w:r>
+      <w:r>
+        <w:rPr>
+          <w:rStyle w:val="ImportTok"/>
+        </w:rPr>
+        <w:t xml:space="preserve">as</w:t>
+      </w:r>
+      <w:r>
+        <w:rPr>
+          <w:rStyle w:val="NormalTok"/>
+        </w:rPr>
+        <w:t xml:space="preserve"> sns</w:t>
+      </w:r>
+      <w:r>
+        <w:br/>
+      </w:r>
+      <w:r>
+        <w:rPr>
+          <w:rStyle w:val="ImportTok"/>
+        </w:rPr>
+        <w:t xml:space="preserve">from</w:t>
+      </w:r>
+      <w:r>
+        <w:rPr>
+          <w:rStyle w:val="NormalTok"/>
+        </w:rPr>
+        <w:t xml:space="preserve"> sklearn </w:t>
+      </w:r>
+      <w:r>
+        <w:rPr>
+          <w:rStyle w:val="ImportTok"/>
+        </w:rPr>
+        <w:t xml:space="preserve">import</w:t>
+      </w:r>
+      <w:r>
+        <w:rPr>
+          <w:rStyle w:val="NormalTok"/>
+        </w:rPr>
+        <w:t xml:space="preserve"> datasets</w:t>
+      </w:r>
+      <w:r>
+        <w:br/>
+      </w:r>
+      <w:r>
+        <w:rPr>
+          <w:rStyle w:val="ImportTok"/>
+        </w:rPr>
+        <w:t xml:space="preserve">from</w:t>
+      </w:r>
+      <w:r>
+        <w:rPr>
+          <w:rStyle w:val="NormalTok"/>
+        </w:rPr>
+        <w:t xml:space="preserve"> sklearn.model_selection </w:t>
+      </w:r>
+      <w:r>
+        <w:rPr>
+          <w:rStyle w:val="ImportTok"/>
+        </w:rPr>
+        <w:t xml:space="preserve">import</w:t>
+      </w:r>
+      <w:r>
+        <w:rPr>
+          <w:rStyle w:val="NormalTok"/>
+        </w:rPr>
+        <w:t xml:space="preserve"> train_test_split</w:t>
+      </w:r>
+      <w:r>
+        <w:br/>
+      </w:r>
+      <w:r>
+        <w:rPr>
+          <w:rStyle w:val="ImportTok"/>
+        </w:rPr>
+        <w:t xml:space="preserve">from</w:t>
+      </w:r>
+      <w:r>
+        <w:rPr>
+          <w:rStyle w:val="NormalTok"/>
+        </w:rPr>
+        <w:t xml:space="preserve"> sklearn.linear_model </w:t>
+      </w:r>
+      <w:r>
+        <w:rPr>
+          <w:rStyle w:val="ImportTok"/>
+        </w:rPr>
+        <w:t xml:space="preserve">import</w:t>
+      </w:r>
+      <w:r>
+        <w:rPr>
+          <w:rStyle w:val="NormalTok"/>
+        </w:rPr>
+        <w:t xml:space="preserve"> LogisticRegression</w:t>
+      </w:r>
+      <w:r>
+        <w:br/>
+      </w:r>
+      <w:r>
+        <w:rPr>
+          <w:rStyle w:val="ImportTok"/>
+        </w:rPr>
+        <w:t xml:space="preserve">from</w:t>
+      </w:r>
+      <w:r>
+        <w:rPr>
+          <w:rStyle w:val="NormalTok"/>
+        </w:rPr>
+        <w:t xml:space="preserve"> sklearn.metrics </w:t>
+      </w:r>
+      <w:r>
+        <w:rPr>
+          <w:rStyle w:val="ImportTok"/>
+        </w:rPr>
+        <w:t xml:space="preserve">import</w:t>
+      </w:r>
+      <w:r>
+        <w:rPr>
+          <w:rStyle w:val="NormalTok"/>
+        </w:rPr>
+        <w:t xml:space="preserve"> accuracy_score, confusion_matrix, ConfusionMatrixDisplay</w:t>
+      </w:r>
+      <w:r>
+        <w:br/>
+      </w:r>
+      <w:r>
+        <w:rPr>
+          <w:rStyle w:val="ImportTok"/>
+        </w:rPr>
+        <w:t xml:space="preserve">from</w:t>
+      </w:r>
+      <w:r>
+        <w:rPr>
+          <w:rStyle w:val="NormalTok"/>
+        </w:rPr>
+        <w:t xml:space="preserve"> sklearn.decomposition </w:t>
+      </w:r>
+      <w:r>
+        <w:rPr>
+          <w:rStyle w:val="ImportTok"/>
+        </w:rPr>
+        <w:t xml:space="preserve">import</w:t>
+      </w:r>
+      <w:r>
+        <w:rPr>
+          <w:rStyle w:val="NormalTok"/>
+        </w:rPr>
+        <w:t xml:space="preserve"> PCA</w:t>
+      </w:r>
+      <w:r>
+        <w:br/>
+      </w:r>
+      <w:r>
+        <w:br/>
+      </w:r>
+      <w:r>
+        <w:rPr>
+          <w:rStyle w:val="CommentTok"/>
+        </w:rPr>
+        <w:t xml:space="preserve"># Set style visualisasi</w:t>
+      </w:r>
+      <w:r>
+        <w:br/>
+      </w:r>
+      <w:r>
+        <w:rPr>
+          <w:rStyle w:val="NormalTok"/>
+        </w:rPr>
+        <w:t xml:space="preserve">plt.style.use(</w:t>
+      </w:r>
+      <w:r>
+        <w:rPr>
+          <w:rStyle w:val="StringTok"/>
+        </w:rPr>
+        <w:t xml:space="preserve">'seaborn-v0_8-whitegrid'</w:t>
+      </w:r>
+      <w:r>
+        <w:rPr>
+          <w:rStyle w:val="NormalTok"/>
+        </w:rPr>
+        <w:t xml:space="preserve">)</w:t>
+      </w:r>
+      <w:r>
+        <w:br/>
+      </w:r>
+      <w:r>
+        <w:rPr>
+          <w:rStyle w:val="NormalTok"/>
+        </w:rPr>
+        <w:t xml:space="preserve">sns.set_palette(</w:t>
+      </w:r>
+      <w:r>
+        <w:rPr>
+          <w:rStyle w:val="StringTok"/>
+        </w:rPr>
+        <w:t xml:space="preserve">"Set2"</w:t>
+      </w:r>
+      <w:r>
+        <w:rPr>
+          <w:rStyle w:val="NormalTok"/>
+        </w:rPr>
+        <w:t xml:space="preserve">)</w:t>
+      </w:r>
+      <w:r>
+        <w:br/>
+      </w:r>
+      <w:r>
+        <w:br/>
+      </w:r>
+      <w:r>
+        <w:rPr>
+          <w:rStyle w:val="CommentTok"/>
+        </w:rPr>
+        <w:t xml:space="preserve"># 1. Memuat Dataset Iris</w:t>
+      </w:r>
+      <w:r>
+        <w:br/>
+      </w:r>
+      <w:r>
+        <w:rPr>
+          <w:rStyle w:val="NormalTok"/>
+        </w:rPr>
+        <w:t xml:space="preserve">iris </w:t>
+      </w:r>
+      <w:r>
+        <w:rPr>
+          <w:rStyle w:val="OperatorTok"/>
+        </w:rPr>
+        <w:t xml:space="preserve">=</w:t>
+      </w:r>
+      <w:r>
+        <w:rPr>
+          <w:rStyle w:val="NormalTok"/>
+        </w:rPr>
+        <w:t xml:space="preserve"> datasets.load_iris()</w:t>
+      </w:r>
+      <w:r>
+        <w:br/>
+      </w:r>
+      <w:r>
+        <w:rPr>
+          <w:rStyle w:val="NormalTok"/>
+        </w:rPr>
+        <w:t xml:space="preserve">X </w:t>
+      </w:r>
+      <w:r>
+        <w:rPr>
+          <w:rStyle w:val="OperatorTok"/>
+        </w:rPr>
+        <w:t xml:space="preserve">=</w:t>
+      </w:r>
+      <w:r>
+        <w:rPr>
+          <w:rStyle w:val="NormalTok"/>
+        </w:rPr>
+        <w:t xml:space="preserve"> iris.data</w:t>
+      </w:r>
+      <w:r>
+        <w:br/>
+      </w:r>
+      <w:r>
+        <w:rPr>
+          <w:rStyle w:val="NormalTok"/>
+        </w:rPr>
+        <w:t xml:space="preserve">y </w:t>
+      </w:r>
+      <w:r>
+        <w:rPr>
+          <w:rStyle w:val="OperatorTok"/>
+        </w:rPr>
+        <w:t xml:space="preserve">=</w:t>
+      </w:r>
+      <w:r>
+        <w:rPr>
+          <w:rStyle w:val="NormalTok"/>
+        </w:rPr>
+        <w:t xml:space="preserve"> iris.target</w:t>
+      </w:r>
+      <w:r>
+        <w:br/>
+      </w:r>
+      <w:r>
+        <w:rPr>
+          <w:rStyle w:val="NormalTok"/>
+        </w:rPr>
+        <w:t xml:space="preserve">feature_names </w:t>
+      </w:r>
+      <w:r>
+        <w:rPr>
+          <w:rStyle w:val="OperatorTok"/>
+        </w:rPr>
+        <w:t xml:space="preserve">=</w:t>
+      </w:r>
+      <w:r>
+        <w:rPr>
+          <w:rStyle w:val="NormalTok"/>
+        </w:rPr>
+        <w:t xml:space="preserve"> iris.feature_names</w:t>
+      </w:r>
+      <w:r>
+        <w:br/>
+      </w:r>
+      <w:r>
+        <w:rPr>
+          <w:rStyle w:val="NormalTok"/>
+        </w:rPr>
+        <w:t xml:space="preserve">target_names </w:t>
+      </w:r>
+      <w:r>
+        <w:rPr>
+          <w:rStyle w:val="OperatorTok"/>
+        </w:rPr>
+        <w:t xml:space="preserve">=</w:t>
+      </w:r>
+      <w:r>
+        <w:rPr>
+          <w:rStyle w:val="NormalTok"/>
+        </w:rPr>
+        <w:t xml:space="preserve"> iris.target_names</w:t>
+      </w:r>
+      <w:r>
+        <w:br/>
+      </w:r>
+      <w:r>
+        <w:br/>
+      </w:r>
+      <w:r>
+        <w:rPr>
+          <w:rStyle w:val="CommentTok"/>
+        </w:rPr>
+        <w:t xml:space="preserve"># 2. Train-Test Split (Menggunakan Integer untuk keamanan)</w:t>
+      </w:r>
+      <w:r>
+        <w:br/>
+      </w:r>
+      <w:r>
+        <w:rPr>
+          <w:rStyle w:val="CommentTok"/>
+        </w:rPr>
+        <w:t xml:space="preserve"># Dataset Iris memiliki 150 sampel, 20% = 30 sampel</w:t>
+      </w:r>
+      <w:r>
+        <w:br/>
+      </w:r>
+      <w:r>
+        <w:rPr>
+          <w:rStyle w:val="NormalTok"/>
+        </w:rPr>
+        <w:t xml:space="preserve">X_train, X_test, y_train, y_test </w:t>
+      </w:r>
+      <w:r>
+        <w:rPr>
+          <w:rStyle w:val="OperatorTok"/>
+        </w:rPr>
+        <w:t xml:space="preserve">=</w:t>
+      </w:r>
+      <w:r>
+        <w:rPr>
+          <w:rStyle w:val="NormalTok"/>
+        </w:rPr>
+        <w:t xml:space="preserve"> train_test_split(</w:t>
+      </w:r>
+      <w:r>
+        <w:br/>
+      </w:r>
+      <w:r>
+        <w:rPr>
+          <w:rStyle w:val="NormalTok"/>
+        </w:rPr>
+        <w:t xml:space="preserve">    X, y, test_size</w:t>
+      </w:r>
+      <w:r>
+        <w:rPr>
+          <w:rStyle w:val="OperatorTok"/>
+        </w:rPr>
+        <w:t xml:space="preserve">=</w:t>
+      </w:r>
+      <w:r>
+        <w:rPr>
+          <w:rStyle w:val="DecValTok"/>
+        </w:rPr>
+        <w:t xml:space="preserve">30</w:t>
+      </w:r>
+      <w:r>
+        <w:rPr>
+          <w:rStyle w:val="NormalTok"/>
+        </w:rPr>
+        <w:t xml:space="preserve">, random_state</w:t>
+      </w:r>
+      <w:r>
+        <w:rPr>
+          <w:rStyle w:val="OperatorTok"/>
+        </w:rPr>
+        <w:t xml:space="preserve">=</w:t>
+      </w:r>
+      <w:r>
+        <w:rPr>
+          <w:rStyle w:val="DecValTok"/>
+        </w:rPr>
+        <w:t xml:space="preserve">42</w:t>
+      </w:r>
+      <w:r>
+        <w:rPr>
+          <w:rStyle w:val="NormalTok"/>
+        </w:rPr>
+        <w:t xml:space="preserve">, stratify</w:t>
+      </w:r>
+      <w:r>
+        <w:rPr>
+          <w:rStyle w:val="OperatorTok"/>
+        </w:rPr>
+        <w:t xml:space="preserve">=</w:t>
+      </w:r>
+      <w:r>
+        <w:rPr>
+          <w:rStyle w:val="NormalTok"/>
+        </w:rPr>
+        <w:t xml:space="preserve">y</w:t>
+      </w:r>
+      <w:r>
+        <w:br/>
+      </w:r>
+      <w:r>
+        <w:rPr>
+          <w:rStyle w:val="NormalTok"/>
+        </w:rPr>
+        <w:t xml:space="preserve">)</w:t>
+      </w:r>
+      <w:r>
+        <w:br/>
+      </w:r>
+      <w:r>
+        <w:br/>
+      </w:r>
+      <w:r>
+        <w:rPr>
+          <w:rStyle w:val="CommentTok"/>
+        </w:rPr>
+        <w:t xml:space="preserve"># 3. Pelatihan Model</w:t>
+      </w:r>
+      <w:r>
+        <w:br/>
+      </w:r>
+      <w:r>
+        <w:rPr>
+          <w:rStyle w:val="NormalTok"/>
+        </w:rPr>
+        <w:t xml:space="preserve">model </w:t>
+      </w:r>
+      <w:r>
+        <w:rPr>
+          <w:rStyle w:val="OperatorTok"/>
+        </w:rPr>
+        <w:t xml:space="preserve">=</w:t>
+      </w:r>
+      <w:r>
+        <w:rPr>
+          <w:rStyle w:val="NormalTok"/>
+        </w:rPr>
+        <w:t xml:space="preserve"> LogisticRegression(max_iter</w:t>
+      </w:r>
+      <w:r>
+        <w:rPr>
+          <w:rStyle w:val="OperatorTok"/>
+        </w:rPr>
+        <w:t xml:space="preserve">=</w:t>
+      </w:r>
+      <w:r>
+        <w:rPr>
+          <w:rStyle w:val="DecValTok"/>
+        </w:rPr>
+        <w:t xml:space="preserve">200</w:t>
+      </w:r>
+      <w:r>
+        <w:rPr>
+          <w:rStyle w:val="NormalTok"/>
+        </w:rPr>
+        <w:t xml:space="preserve">)</w:t>
+      </w:r>
+      <w:r>
+        <w:br/>
+      </w:r>
+      <w:r>
+        <w:rPr>
+          <w:rStyle w:val="NormalTok"/>
+        </w:rPr>
+        <w:t xml:space="preserve">model.fit(X_train, y_train)</w:t>
+      </w:r>
+      <w:r>
+        <w:br/>
+      </w:r>
+      <w:r>
+        <w:rPr>
+          <w:rStyle w:val="NormalTok"/>
+        </w:rPr>
+        <w:t xml:space="preserve">y_pred </w:t>
+      </w:r>
+      <w:r>
+        <w:rPr>
+          <w:rStyle w:val="OperatorTok"/>
+        </w:rPr>
+        <w:t xml:space="preserve">=</w:t>
+      </w:r>
+      <w:r>
+        <w:rPr>
+          <w:rStyle w:val="NormalTok"/>
+        </w:rPr>
+        <w:t xml:space="preserve"> model.predict(X_test)</w:t>
+      </w:r>
+      <w:r>
+        <w:br/>
+      </w:r>
+      <w:r>
+        <w:br/>
+      </w:r>
+      <w:r>
+        <w:rPr>
+          <w:rStyle w:val="CommentTok"/>
+        </w:rPr>
+        <w:t xml:space="preserve"># 4. Visualisasi</w:t>
+      </w:r>
+      <w:r>
+        <w:br/>
+      </w:r>
+      <w:r>
+        <w:rPr>
+          <w:rStyle w:val="NormalTok"/>
+        </w:rPr>
+        <w:t xml:space="preserve">fig, axes </w:t>
+      </w:r>
+      <w:r>
+        <w:rPr>
+          <w:rStyle w:val="OperatorTok"/>
+        </w:rPr>
+        <w:t xml:space="preserve">=</w:t>
+      </w:r>
+      <w:r>
+        <w:rPr>
+          <w:rStyle w:val="NormalTok"/>
+        </w:rPr>
+        <w:t xml:space="preserve"> plt.subplots(</w:t>
+      </w:r>
+      <w:r>
+        <w:rPr>
+          <w:rStyle w:val="DecValTok"/>
+        </w:rPr>
+        <w:t xml:space="preserve">2</w:t>
+      </w:r>
+      <w:r>
+        <w:rPr>
+          <w:rStyle w:val="NormalTok"/>
+        </w:rPr>
+        <w:t xml:space="preserve">, </w:t>
+      </w:r>
+      <w:r>
+        <w:rPr>
+          <w:rStyle w:val="DecValTok"/>
+        </w:rPr>
+        <w:t xml:space="preserve">2</w:t>
+      </w:r>
+      <w:r>
+        <w:rPr>
+          <w:rStyle w:val="NormalTok"/>
+        </w:rPr>
+        <w:t xml:space="preserve">, figsize</w:t>
+      </w:r>
+      <w:r>
+        <w:rPr>
+          <w:rStyle w:val="OperatorTok"/>
+        </w:rPr>
+        <w:t xml:space="preserve">=</w:t>
+      </w:r>
+      <w:r>
+        <w:rPr>
+          <w:rStyle w:val="NormalTok"/>
+        </w:rPr>
+        <w:t xml:space="preserve">(</w:t>
+      </w:r>
+      <w:r>
+        <w:rPr>
+          <w:rStyle w:val="DecValTok"/>
+        </w:rPr>
+        <w:t xml:space="preserve">14</w:t>
+      </w:r>
+      <w:r>
+        <w:rPr>
+          <w:rStyle w:val="NormalTok"/>
+        </w:rPr>
+        <w:t xml:space="preserve">, </w:t>
+      </w:r>
+      <w:r>
+        <w:rPr>
+          <w:rStyle w:val="DecValTok"/>
+        </w:rPr>
+        <w:t xml:space="preserve">12</w:t>
+      </w:r>
+      <w:r>
+        <w:rPr>
+          <w:rStyle w:val="NormalTok"/>
+        </w:rPr>
+        <w:t xml:space="preserve">))</w:t>
+      </w:r>
+      <w:r>
+        <w:br/>
+      </w:r>
+      <w:r>
+        <w:br/>
+      </w:r>
+      <w:r>
+        <w:rPr>
+          <w:rStyle w:val="CommentTok"/>
+        </w:rPr>
+        <w:t xml:space="preserve"># Scatter plot: Sepal</w:t>
+      </w:r>
+      <w:r>
+        <w:br/>
+      </w:r>
+      <w:r>
+        <w:rPr>
+          <w:rStyle w:val="NormalTok"/>
+        </w:rPr>
+        <w:t xml:space="preserve">ax </w:t>
+      </w:r>
+      <w:r>
+        <w:rPr>
+          <w:rStyle w:val="OperatorTok"/>
+        </w:rPr>
+        <w:t xml:space="preserve">=</w:t>
+      </w:r>
+      <w:r>
+        <w:rPr>
+          <w:rStyle w:val="NormalTok"/>
+        </w:rPr>
+        <w:t xml:space="preserve"> axes[</w:t>
+      </w:r>
+      <w:r>
+        <w:rPr>
+          <w:rStyle w:val="DecValTok"/>
+        </w:rPr>
+        <w:t xml:space="preserve">0</w:t>
+      </w:r>
+      <w:r>
+        <w:rPr>
+          <w:rStyle w:val="NormalTok"/>
+        </w:rPr>
+        <w:t xml:space="preserve">, </w:t>
+      </w:r>
+      <w:r>
+        <w:rPr>
+          <w:rStyle w:val="DecValTok"/>
+        </w:rPr>
+        <w:t xml:space="preserve">0</w:t>
+      </w:r>
+      <w:r>
+        <w:rPr>
+          <w:rStyle w:val="NormalTok"/>
+        </w:rPr>
+        <w:t xml:space="preserve">]</w:t>
+      </w:r>
+      <w:r>
+        <w:br/>
+      </w:r>
+      <w:r>
+        <w:rPr>
+          <w:rStyle w:val="ControlFlowTok"/>
+        </w:rPr>
+        <w:t xml:space="preserve">for</w:t>
+      </w:r>
+      <w:r>
+        <w:rPr>
+          <w:rStyle w:val="NormalTok"/>
+        </w:rPr>
+        <w:t xml:space="preserve"> class_idx, name </w:t>
+      </w:r>
+      <w:r>
+        <w:rPr>
+          <w:rStyle w:val="KeywordTok"/>
+        </w:rPr>
+        <w:t xml:space="preserve">in</w:t>
+      </w:r>
+      <w:r>
+        <w:rPr>
+          <w:rStyle w:val="NormalTok"/>
+        </w:rPr>
+        <w:t xml:space="preserve"> </w:t>
+      </w:r>
+      <w:r>
+        <w:rPr>
+          <w:rStyle w:val="BuiltInTok"/>
+        </w:rPr>
+        <w:t xml:space="preserve">enumerate</w:t>
+      </w:r>
+      <w:r>
+        <w:rPr>
+          <w:rStyle w:val="NormalTok"/>
+        </w:rPr>
+        <w:t xml:space="preserve">(target_names):</w:t>
+      </w:r>
+      <w:r>
+        <w:br/>
+      </w:r>
+      <w:r>
+        <w:rPr>
+          <w:rStyle w:val="NormalTok"/>
+        </w:rPr>
+        <w:t xml:space="preserve">    ax.scatter(X[y </w:t>
+      </w:r>
+      <w:r>
+        <w:rPr>
+          <w:rStyle w:val="OperatorTok"/>
+        </w:rPr>
+        <w:t xml:space="preserve">==</w:t>
+      </w:r>
+      <w:r>
+        <w:rPr>
+          <w:rStyle w:val="NormalTok"/>
+        </w:rPr>
+        <w:t xml:space="preserve"> class_idx, </w:t>
+      </w:r>
+      <w:r>
+        <w:rPr>
+          <w:rStyle w:val="DecValTok"/>
+        </w:rPr>
+        <w:t xml:space="preserve">0</w:t>
+      </w:r>
+      <w:r>
+        <w:rPr>
+          <w:rStyle w:val="NormalTok"/>
+        </w:rPr>
+        <w:t xml:space="preserve">], X[y </w:t>
+      </w:r>
+      <w:r>
+        <w:rPr>
+          <w:rStyle w:val="OperatorTok"/>
+        </w:rPr>
+        <w:t xml:space="preserve">==</w:t>
+      </w:r>
+      <w:r>
+        <w:rPr>
+          <w:rStyle w:val="NormalTok"/>
+        </w:rPr>
+        <w:t xml:space="preserve"> class_idx, </w:t>
+      </w:r>
+      <w:r>
+        <w:rPr>
+          <w:rStyle w:val="DecValTok"/>
+        </w:rPr>
+        <w:t xml:space="preserve">1</w:t>
+      </w:r>
+      <w:r>
+        <w:rPr>
+          <w:rStyle w:val="NormalTok"/>
+        </w:rPr>
+        <w:t xml:space="preserve">], </w:t>
+      </w:r>
+      <w:r>
+        <w:br/>
+      </w:r>
+      <w:r>
+        <w:rPr>
+          <w:rStyle w:val="NormalTok"/>
+        </w:rPr>
+        <w:t xml:space="preserve">               label</w:t>
+      </w:r>
+      <w:r>
+        <w:rPr>
+          <w:rStyle w:val="OperatorTok"/>
+        </w:rPr>
+        <w:t xml:space="preserve">=</w:t>
+      </w:r>
+      <w:r>
+        <w:rPr>
+          <w:rStyle w:val="NormalTok"/>
+        </w:rPr>
+        <w:t xml:space="preserve">name, edgecolors</w:t>
+      </w:r>
+      <w:r>
+        <w:rPr>
+          <w:rStyle w:val="OperatorTok"/>
+        </w:rPr>
+        <w:t xml:space="preserve">=</w:t>
+      </w:r>
+      <w:r>
+        <w:rPr>
+          <w:rStyle w:val="StringTok"/>
+        </w:rPr>
+        <w:t xml:space="preserve">'k'</w:t>
+      </w:r>
+      <w:r>
+        <w:rPr>
+          <w:rStyle w:val="NormalTok"/>
+        </w:rPr>
+        <w:t xml:space="preserve">, s</w:t>
+      </w:r>
+      <w:r>
+        <w:rPr>
+          <w:rStyle w:val="OperatorTok"/>
+        </w:rPr>
+        <w:t xml:space="preserve">=</w:t>
+      </w:r>
+      <w:r>
+        <w:rPr>
+          <w:rStyle w:val="DecValTok"/>
+        </w:rPr>
+        <w:t xml:space="preserve">50</w:t>
+      </w:r>
+      <w:r>
+        <w:rPr>
+          <w:rStyle w:val="NormalTok"/>
+        </w:rPr>
+        <w:t xml:space="preserve">, alpha</w:t>
+      </w:r>
+      <w:r>
+        <w:rPr>
+          <w:rStyle w:val="OperatorTok"/>
+        </w:rPr>
+        <w:t xml:space="preserve">=</w:t>
+      </w:r>
+      <w:r>
+        <w:rPr>
+          <w:rStyle w:val="FloatTok"/>
+        </w:rPr>
+        <w:t xml:space="preserve">0.7</w:t>
+      </w:r>
+      <w:r>
+        <w:rPr>
+          <w:rStyle w:val="NormalTok"/>
+        </w:rPr>
+        <w:t xml:space="preserve">)</w:t>
+      </w:r>
+      <w:r>
+        <w:br/>
+      </w:r>
+      <w:r>
+        <w:rPr>
+          <w:rStyle w:val="NormalTok"/>
+        </w:rPr>
+        <w:t xml:space="preserve">ax.set_xlabel(feature_names[</w:t>
+      </w:r>
+      <w:r>
+        <w:rPr>
+          <w:rStyle w:val="DecValTok"/>
+        </w:rPr>
+        <w:t xml:space="preserve">0</w:t>
+      </w:r>
+      <w:r>
+        <w:rPr>
+          <w:rStyle w:val="NormalTok"/>
+        </w:rPr>
+        <w:t xml:space="preserve">])</w:t>
+      </w:r>
+      <w:r>
+        <w:br/>
+      </w:r>
+      <w:r>
+        <w:rPr>
+          <w:rStyle w:val="NormalTok"/>
+        </w:rPr>
+        <w:t xml:space="preserve">ax.set_ylabel(feature_names[</w:t>
+      </w:r>
+      <w:r>
+        <w:rPr>
+          <w:rStyle w:val="DecValTok"/>
+        </w:rPr>
+        <w:t xml:space="preserve">1</w:t>
+      </w:r>
+      <w:r>
+        <w:rPr>
+          <w:rStyle w:val="NormalTok"/>
+        </w:rPr>
+        <w:t xml:space="preserve">])</w:t>
+      </w:r>
+      <w:r>
+        <w:br/>
+      </w:r>
+      <w:r>
+        <w:rPr>
+          <w:rStyle w:val="NormalTok"/>
+        </w:rPr>
+        <w:t xml:space="preserve">ax.set_title(</w:t>
+      </w:r>
+      <w:r>
+        <w:rPr>
+          <w:rStyle w:val="StringTok"/>
+        </w:rPr>
+        <w:t xml:space="preserve">'Sepal Length vs Sepal Width'</w:t>
+      </w:r>
+      <w:r>
+        <w:rPr>
+          <w:rStyle w:val="NormalTok"/>
+        </w:rPr>
+        <w:t xml:space="preserve">)</w:t>
+      </w:r>
+      <w:r>
+        <w:br/>
+      </w:r>
+      <w:r>
+        <w:rPr>
+          <w:rStyle w:val="NormalTok"/>
+        </w:rPr>
+        <w:t xml:space="preserve">ax.legend()</w:t>
+      </w:r>
+      <w:r>
+        <w:br/>
+      </w:r>
+      <w:r>
+        <w:rPr>
+          <w:rStyle w:val="NormalTok"/>
+        </w:rPr>
+        <w:t xml:space="preserve">ax.grid(</w:t>
+      </w:r>
+      <w:r>
+        <w:rPr>
+          <w:rStyle w:val="VariableTok"/>
+        </w:rPr>
+        <w:t xml:space="preserve">True</w:t>
+      </w:r>
+      <w:r>
+        <w:rPr>
+          <w:rStyle w:val="NormalTok"/>
+        </w:rPr>
+        <w:t xml:space="preserve">, alpha</w:t>
+      </w:r>
+      <w:r>
+        <w:rPr>
+          <w:rStyle w:val="OperatorTok"/>
+        </w:rPr>
+        <w:t xml:space="preserve">=</w:t>
+      </w:r>
+      <w:r>
+        <w:rPr>
+          <w:rStyle w:val="FloatTok"/>
+        </w:rPr>
+        <w:t xml:space="preserve">0.3</w:t>
+      </w:r>
+      <w:r>
+        <w:rPr>
+          <w:rStyle w:val="NormalTok"/>
+        </w:rPr>
+        <w:t xml:space="preserve">)</w:t>
+      </w:r>
+      <w:r>
+        <w:br/>
+      </w:r>
+      <w:r>
+        <w:br/>
+      </w:r>
+      <w:r>
+        <w:rPr>
+          <w:rStyle w:val="CommentTok"/>
+        </w:rPr>
+        <w:t xml:space="preserve"># Scatter plot: Petal</w:t>
+      </w:r>
+      <w:r>
+        <w:br/>
+      </w:r>
+      <w:r>
+        <w:rPr>
+          <w:rStyle w:val="NormalTok"/>
+        </w:rPr>
+        <w:t xml:space="preserve">ax </w:t>
+      </w:r>
+      <w:r>
+        <w:rPr>
+          <w:rStyle w:val="OperatorTok"/>
+        </w:rPr>
+        <w:t xml:space="preserve">=</w:t>
+      </w:r>
+      <w:r>
+        <w:rPr>
+          <w:rStyle w:val="NormalTok"/>
+        </w:rPr>
+        <w:t xml:space="preserve"> axes[</w:t>
+      </w:r>
+      <w:r>
+        <w:rPr>
+          <w:rStyle w:val="DecValTok"/>
+        </w:rPr>
+        <w:t xml:space="preserve">0</w:t>
+      </w:r>
+      <w:r>
+        <w:rPr>
+          <w:rStyle w:val="NormalTok"/>
+        </w:rPr>
+        <w:t xml:space="preserve">, </w:t>
+      </w:r>
+      <w:r>
+        <w:rPr>
+          <w:rStyle w:val="DecValTok"/>
+        </w:rPr>
+        <w:t xml:space="preserve">1</w:t>
+      </w:r>
+      <w:r>
+        <w:rPr>
+          <w:rStyle w:val="NormalTok"/>
+        </w:rPr>
+        <w:t xml:space="preserve">]</w:t>
+      </w:r>
+      <w:r>
+        <w:br/>
+      </w:r>
+      <w:r>
+        <w:rPr>
+          <w:rStyle w:val="ControlFlowTok"/>
+        </w:rPr>
+        <w:t xml:space="preserve">for</w:t>
+      </w:r>
+      <w:r>
+        <w:rPr>
+          <w:rStyle w:val="NormalTok"/>
+        </w:rPr>
+        <w:t xml:space="preserve"> class_idx, name </w:t>
+      </w:r>
+      <w:r>
+        <w:rPr>
+          <w:rStyle w:val="KeywordTok"/>
+        </w:rPr>
+        <w:t xml:space="preserve">in</w:t>
+      </w:r>
+      <w:r>
+        <w:rPr>
+          <w:rStyle w:val="NormalTok"/>
+        </w:rPr>
+        <w:t xml:space="preserve"> </w:t>
+      </w:r>
+      <w:r>
+        <w:rPr>
+          <w:rStyle w:val="BuiltInTok"/>
+        </w:rPr>
+        <w:t xml:space="preserve">enumerate</w:t>
+      </w:r>
+      <w:r>
+        <w:rPr>
+          <w:rStyle w:val="NormalTok"/>
+        </w:rPr>
+        <w:t xml:space="preserve">(target_names):</w:t>
+      </w:r>
+      <w:r>
+        <w:br/>
+      </w:r>
+      <w:r>
+        <w:rPr>
+          <w:rStyle w:val="NormalTok"/>
+        </w:rPr>
+        <w:t xml:space="preserve">    ax.scatter(X[y </w:t>
+      </w:r>
+      <w:r>
+        <w:rPr>
+          <w:rStyle w:val="OperatorTok"/>
+        </w:rPr>
+        <w:t xml:space="preserve">==</w:t>
+      </w:r>
+      <w:r>
+        <w:rPr>
+          <w:rStyle w:val="NormalTok"/>
+        </w:rPr>
+        <w:t xml:space="preserve"> class_idx, </w:t>
+      </w:r>
+      <w:r>
+        <w:rPr>
+          <w:rStyle w:val="DecValTok"/>
+        </w:rPr>
+        <w:t xml:space="preserve">2</w:t>
+      </w:r>
+      <w:r>
+        <w:rPr>
+          <w:rStyle w:val="NormalTok"/>
+        </w:rPr>
+        <w:t xml:space="preserve">], X[y </w:t>
+      </w:r>
+      <w:r>
+        <w:rPr>
+          <w:rStyle w:val="OperatorTok"/>
+        </w:rPr>
+        <w:t xml:space="preserve">==</w:t>
+      </w:r>
+      <w:r>
+        <w:rPr>
+          <w:rStyle w:val="NormalTok"/>
+        </w:rPr>
+        <w:t xml:space="preserve"> class_idx, </w:t>
+      </w:r>
+      <w:r>
+        <w:rPr>
+          <w:rStyle w:val="DecValTok"/>
+        </w:rPr>
+        <w:t xml:space="preserve">3</w:t>
+      </w:r>
+      <w:r>
+        <w:rPr>
+          <w:rStyle w:val="NormalTok"/>
+        </w:rPr>
+        <w:t xml:space="preserve">], </w:t>
+      </w:r>
+      <w:r>
+        <w:br/>
+      </w:r>
+      <w:r>
+        <w:rPr>
+          <w:rStyle w:val="NormalTok"/>
+        </w:rPr>
+        <w:t xml:space="preserve">               label</w:t>
+      </w:r>
+      <w:r>
+        <w:rPr>
+          <w:rStyle w:val="OperatorTok"/>
+        </w:rPr>
+        <w:t xml:space="preserve">=</w:t>
+      </w:r>
+      <w:r>
+        <w:rPr>
+          <w:rStyle w:val="NormalTok"/>
+        </w:rPr>
+        <w:t xml:space="preserve">name, edgecolors</w:t>
+      </w:r>
+      <w:r>
+        <w:rPr>
+          <w:rStyle w:val="OperatorTok"/>
+        </w:rPr>
+        <w:t xml:space="preserve">=</w:t>
+      </w:r>
+      <w:r>
+        <w:rPr>
+          <w:rStyle w:val="StringTok"/>
+        </w:rPr>
+        <w:t xml:space="preserve">'k'</w:t>
+      </w:r>
+      <w:r>
+        <w:rPr>
+          <w:rStyle w:val="NormalTok"/>
+        </w:rPr>
+        <w:t xml:space="preserve">, s</w:t>
+      </w:r>
+      <w:r>
+        <w:rPr>
+          <w:rStyle w:val="OperatorTok"/>
+        </w:rPr>
+        <w:t xml:space="preserve">=</w:t>
+      </w:r>
+      <w:r>
+        <w:rPr>
+          <w:rStyle w:val="DecValTok"/>
+        </w:rPr>
+        <w:t xml:space="preserve">50</w:t>
+      </w:r>
+      <w:r>
+        <w:rPr>
+          <w:rStyle w:val="NormalTok"/>
+        </w:rPr>
+        <w:t xml:space="preserve">, alpha</w:t>
+      </w:r>
+      <w:r>
+        <w:rPr>
+          <w:rStyle w:val="OperatorTok"/>
+        </w:rPr>
+        <w:t xml:space="preserve">=</w:t>
+      </w:r>
+      <w:r>
+        <w:rPr>
+          <w:rStyle w:val="FloatTok"/>
+        </w:rPr>
+        <w:t xml:space="preserve">0.7</w:t>
+      </w:r>
+      <w:r>
+        <w:rPr>
+          <w:rStyle w:val="NormalTok"/>
+        </w:rPr>
+        <w:t xml:space="preserve">)</w:t>
+      </w:r>
+      <w:r>
+        <w:br/>
+      </w:r>
+      <w:r>
+        <w:rPr>
+          <w:rStyle w:val="NormalTok"/>
+        </w:rPr>
+        <w:t xml:space="preserve">ax.set_xlabel(feature_names[</w:t>
+      </w:r>
+      <w:r>
+        <w:rPr>
+          <w:rStyle w:val="DecValTok"/>
+        </w:rPr>
+        <w:t xml:space="preserve">2</w:t>
+      </w:r>
+      <w:r>
+        <w:rPr>
+          <w:rStyle w:val="NormalTok"/>
+        </w:rPr>
+        <w:t xml:space="preserve">])</w:t>
+      </w:r>
+      <w:r>
+        <w:br/>
+      </w:r>
+      <w:r>
+        <w:rPr>
+          <w:rStyle w:val="NormalTok"/>
+        </w:rPr>
+        <w:t xml:space="preserve">ax.set_ylabel(feature_names[</w:t>
+      </w:r>
+      <w:r>
+        <w:rPr>
+          <w:rStyle w:val="DecValTok"/>
+        </w:rPr>
+        <w:t xml:space="preserve">3</w:t>
+      </w:r>
+      <w:r>
+        <w:rPr>
+          <w:rStyle w:val="NormalTok"/>
+        </w:rPr>
+        <w:t xml:space="preserve">])</w:t>
+      </w:r>
+      <w:r>
+        <w:br/>
+      </w:r>
+      <w:r>
+        <w:rPr>
+          <w:rStyle w:val="NormalTok"/>
+        </w:rPr>
+        <w:t xml:space="preserve">ax.set_title(</w:t>
+      </w:r>
+      <w:r>
+        <w:rPr>
+          <w:rStyle w:val="StringTok"/>
+        </w:rPr>
+        <w:t xml:space="preserve">'Petal Length vs Petal Width'</w:t>
+      </w:r>
+      <w:r>
+        <w:rPr>
+          <w:rStyle w:val="NormalTok"/>
+        </w:rPr>
+        <w:t xml:space="preserve">)</w:t>
+      </w:r>
+      <w:r>
+        <w:br/>
+      </w:r>
+      <w:r>
+        <w:rPr>
+          <w:rStyle w:val="NormalTok"/>
+        </w:rPr>
+        <w:t xml:space="preserve">ax.legend()</w:t>
+      </w:r>
+      <w:r>
+        <w:br/>
+      </w:r>
+      <w:r>
+        <w:rPr>
+          <w:rStyle w:val="NormalTok"/>
+        </w:rPr>
+        <w:t xml:space="preserve">ax.grid(</w:t>
+      </w:r>
+      <w:r>
+        <w:rPr>
+          <w:rStyle w:val="VariableTok"/>
+        </w:rPr>
+        <w:t xml:space="preserve">True</w:t>
+      </w:r>
+      <w:r>
+        <w:rPr>
+          <w:rStyle w:val="NormalTok"/>
+        </w:rPr>
+        <w:t xml:space="preserve">, alpha</w:t>
+      </w:r>
+      <w:r>
+        <w:rPr>
+          <w:rStyle w:val="OperatorTok"/>
+        </w:rPr>
+        <w:t xml:space="preserve">=</w:t>
+      </w:r>
+      <w:r>
+        <w:rPr>
+          <w:rStyle w:val="FloatTok"/>
+        </w:rPr>
+        <w:t xml:space="preserve">0.3</w:t>
+      </w:r>
+      <w:r>
+        <w:rPr>
+          <w:rStyle w:val="NormalTok"/>
+        </w:rPr>
+        <w:t xml:space="preserve">)</w:t>
+      </w:r>
+      <w:r>
+        <w:br/>
+      </w:r>
+      <w:r>
+        <w:br/>
+      </w:r>
+      <w:r>
+        <w:rPr>
+          <w:rStyle w:val="CommentTok"/>
+        </w:rPr>
+        <w:t xml:space="preserve"># Decision Boundary</w:t>
+      </w:r>
+      <w:r>
+        <w:br/>
+      </w:r>
+      <w:r>
+        <w:rPr>
+          <w:rStyle w:val="NormalTok"/>
+        </w:rPr>
+        <w:t xml:space="preserve">ax </w:t>
+      </w:r>
+      <w:r>
+        <w:rPr>
+          <w:rStyle w:val="OperatorTok"/>
+        </w:rPr>
+        <w:t xml:space="preserve">=</w:t>
+      </w:r>
+      <w:r>
+        <w:rPr>
+          <w:rStyle w:val="NormalTok"/>
+        </w:rPr>
+        <w:t xml:space="preserve"> axes[</w:t>
+      </w:r>
+      <w:r>
+        <w:rPr>
+          <w:rStyle w:val="DecValTok"/>
+        </w:rPr>
+        <w:t xml:space="preserve">1</w:t>
+      </w:r>
+      <w:r>
+        <w:rPr>
+          <w:rStyle w:val="NormalTok"/>
+        </w:rPr>
+        <w:t xml:space="preserve">, </w:t>
+      </w:r>
+      <w:r>
+        <w:rPr>
+          <w:rStyle w:val="DecValTok"/>
+        </w:rPr>
+        <w:t xml:space="preserve">0</w:t>
+      </w:r>
+      <w:r>
+        <w:rPr>
+          <w:rStyle w:val="NormalTok"/>
+        </w:rPr>
+        <w:t xml:space="preserve">]</w:t>
+      </w:r>
+      <w:r>
+        <w:br/>
+      </w:r>
+      <w:r>
+        <w:rPr>
+          <w:rStyle w:val="NormalTok"/>
+        </w:rPr>
+        <w:t xml:space="preserve">X_2feat </w:t>
+      </w:r>
+      <w:r>
+        <w:rPr>
+          <w:rStyle w:val="OperatorTok"/>
+        </w:rPr>
+        <w:t xml:space="preserve">=</w:t>
+      </w:r>
+      <w:r>
+        <w:rPr>
+          <w:rStyle w:val="NormalTok"/>
+        </w:rPr>
+        <w:t xml:space="preserve"> X[:, :</w:t>
+      </w:r>
+      <w:r>
+        <w:rPr>
+          <w:rStyle w:val="DecValTok"/>
+        </w:rPr>
+        <w:t xml:space="preserve">2</w:t>
+      </w:r>
+      <w:r>
+        <w:rPr>
+          <w:rStyle w:val="NormalTok"/>
+        </w:rPr>
+        <w:t xml:space="preserve">]</w:t>
+      </w:r>
+      <w:r>
+        <w:br/>
+      </w:r>
+      <w:r>
+        <w:rPr>
+          <w:rStyle w:val="NormalTok"/>
+        </w:rPr>
+        <w:t xml:space="preserve">model_2 </w:t>
+      </w:r>
+      <w:r>
+        <w:rPr>
+          <w:rStyle w:val="OperatorTok"/>
+        </w:rPr>
+        <w:t xml:space="preserve">=</w:t>
+      </w:r>
+      <w:r>
+        <w:rPr>
+          <w:rStyle w:val="NormalTok"/>
+        </w:rPr>
+        <w:t xml:space="preserve"> LogisticRegression(max_iter</w:t>
+      </w:r>
+      <w:r>
+        <w:rPr>
+          <w:rStyle w:val="OperatorTok"/>
+        </w:rPr>
+        <w:t xml:space="preserve">=</w:t>
+      </w:r>
+      <w:r>
+        <w:rPr>
+          <w:rStyle w:val="DecValTok"/>
+        </w:rPr>
+        <w:t xml:space="preserve">200</w:t>
+      </w:r>
+      <w:r>
+        <w:rPr>
+          <w:rStyle w:val="NormalTok"/>
+        </w:rPr>
+        <w:t xml:space="preserve">)</w:t>
+      </w:r>
+      <w:r>
+        <w:br/>
+      </w:r>
+      <w:r>
+        <w:rPr>
+          <w:rStyle w:val="NormalTok"/>
+        </w:rPr>
+        <w:t xml:space="preserve">model_2.fit(X_2feat, y)</w:t>
+      </w:r>
+      <w:r>
+        <w:br/>
+      </w:r>
+      <w:r>
+        <w:br/>
+      </w:r>
+      <w:r>
+        <w:rPr>
+          <w:rStyle w:val="NormalTok"/>
+        </w:rPr>
+        <w:t xml:space="preserve">h </w:t>
+      </w:r>
+      <w:r>
+        <w:rPr>
+          <w:rStyle w:val="OperatorTok"/>
+        </w:rPr>
+        <w:t xml:space="preserve">=</w:t>
+      </w:r>
+      <w:r>
+        <w:rPr>
+          <w:rStyle w:val="NormalTok"/>
+        </w:rPr>
+        <w:t xml:space="preserve"> </w:t>
+      </w:r>
+      <w:r>
+        <w:rPr>
+          <w:rStyle w:val="FloatTok"/>
+        </w:rPr>
+        <w:t xml:space="preserve">0.02</w:t>
+      </w:r>
+      <w:r>
+        <w:br/>
+      </w:r>
+      <w:r>
+        <w:rPr>
+          <w:rStyle w:val="NormalTok"/>
+        </w:rPr>
+        <w:t xml:space="preserve">x_min, x_max </w:t>
+      </w:r>
+      <w:r>
+        <w:rPr>
+          <w:rStyle w:val="OperatorTok"/>
+        </w:rPr>
+        <w:t xml:space="preserve">=</w:t>
+      </w:r>
+      <w:r>
+        <w:rPr>
+          <w:rStyle w:val="NormalTok"/>
+        </w:rPr>
+        <w:t xml:space="preserve"> X_2feat[:, </w:t>
+      </w:r>
+      <w:r>
+        <w:rPr>
+          <w:rStyle w:val="DecValTok"/>
+        </w:rPr>
+        <w:t xml:space="preserve">0</w:t>
+      </w:r>
+      <w:r>
+        <w:rPr>
+          <w:rStyle w:val="NormalTok"/>
+        </w:rPr>
+        <w:t xml:space="preserve">].</w:t>
+      </w:r>
+      <w:r>
+        <w:rPr>
+          <w:rStyle w:val="BuiltInTok"/>
+        </w:rPr>
+        <w:t xml:space="preserve">min</w:t>
+      </w:r>
+      <w:r>
+        <w:rPr>
+          <w:rStyle w:val="NormalTok"/>
+        </w:rPr>
+        <w:t xml:space="preserve">() </w:t>
+      </w:r>
+      <w:r>
+        <w:rPr>
+          <w:rStyle w:val="OperatorTok"/>
+        </w:rPr>
+        <w:t xml:space="preserve">-</w:t>
+      </w:r>
+      <w:r>
+        <w:rPr>
+          <w:rStyle w:val="NormalTok"/>
+        </w:rPr>
+        <w:t xml:space="preserve"> </w:t>
+      </w:r>
+      <w:r>
+        <w:rPr>
+          <w:rStyle w:val="DecValTok"/>
+        </w:rPr>
+        <w:t xml:space="preserve">1</w:t>
+      </w:r>
+      <w:r>
+        <w:rPr>
+          <w:rStyle w:val="NormalTok"/>
+        </w:rPr>
+        <w:t xml:space="preserve">, X_2feat[:, </w:t>
+      </w:r>
+      <w:r>
+        <w:rPr>
+          <w:rStyle w:val="DecValTok"/>
+        </w:rPr>
+        <w:t xml:space="preserve">0</w:t>
+      </w:r>
+      <w:r>
+        <w:rPr>
+          <w:rStyle w:val="NormalTok"/>
+        </w:rPr>
+        <w:t xml:space="preserve">].</w:t>
+      </w:r>
+      <w:r>
+        <w:rPr>
+          <w:rStyle w:val="BuiltInTok"/>
+        </w:rPr>
+        <w:t xml:space="preserve">max</w:t>
+      </w:r>
+      <w:r>
+        <w:rPr>
+          <w:rStyle w:val="NormalTok"/>
+        </w:rPr>
+        <w:t xml:space="preserve">() </w:t>
+      </w:r>
+      <w:r>
+        <w:rPr>
+          <w:rStyle w:val="OperatorTok"/>
+        </w:rPr>
+        <w:t xml:space="preserve">+</w:t>
+      </w:r>
+      <w:r>
+        <w:rPr>
+          <w:rStyle w:val="NormalTok"/>
+        </w:rPr>
+        <w:t xml:space="preserve"> </w:t>
+      </w:r>
+      <w:r>
+        <w:rPr>
+          <w:rStyle w:val="DecValTok"/>
+        </w:rPr>
+        <w:t xml:space="preserve">1</w:t>
+      </w:r>
+      <w:r>
+        <w:br/>
+      </w:r>
+      <w:r>
+        <w:rPr>
+          <w:rStyle w:val="NormalTok"/>
+        </w:rPr>
+        <w:t xml:space="preserve">y_min, y_max </w:t>
+      </w:r>
+      <w:r>
+        <w:rPr>
+          <w:rStyle w:val="OperatorTok"/>
+        </w:rPr>
+        <w:t xml:space="preserve">=</w:t>
+      </w:r>
+      <w:r>
+        <w:rPr>
+          <w:rStyle w:val="NormalTok"/>
+        </w:rPr>
+        <w:t xml:space="preserve"> X_2feat[:, </w:t>
+      </w:r>
+      <w:r>
+        <w:rPr>
+          <w:rStyle w:val="DecValTok"/>
+        </w:rPr>
+        <w:t xml:space="preserve">1</w:t>
+      </w:r>
+      <w:r>
+        <w:rPr>
+          <w:rStyle w:val="NormalTok"/>
+        </w:rPr>
+        <w:t xml:space="preserve">].</w:t>
+      </w:r>
+      <w:r>
+        <w:rPr>
+          <w:rStyle w:val="BuiltInTok"/>
+        </w:rPr>
+        <w:t xml:space="preserve">min</w:t>
+      </w:r>
+      <w:r>
+        <w:rPr>
+          <w:rStyle w:val="NormalTok"/>
+        </w:rPr>
+        <w:t xml:space="preserve">() </w:t>
+      </w:r>
+      <w:r>
+        <w:rPr>
+          <w:rStyle w:val="OperatorTok"/>
+        </w:rPr>
+        <w:t xml:space="preserve">-</w:t>
+      </w:r>
+      <w:r>
+        <w:rPr>
+          <w:rStyle w:val="NormalTok"/>
+        </w:rPr>
+        <w:t xml:space="preserve"> </w:t>
+      </w:r>
+      <w:r>
+        <w:rPr>
+          <w:rStyle w:val="DecValTok"/>
+        </w:rPr>
+        <w:t xml:space="preserve">1</w:t>
+      </w:r>
+      <w:r>
+        <w:rPr>
+          <w:rStyle w:val="NormalTok"/>
+        </w:rPr>
+        <w:t xml:space="preserve">, X_2feat[:, </w:t>
+      </w:r>
+      <w:r>
+        <w:rPr>
+          <w:rStyle w:val="DecValTok"/>
+        </w:rPr>
+        <w:t xml:space="preserve">1</w:t>
+      </w:r>
+      <w:r>
+        <w:rPr>
+          <w:rStyle w:val="NormalTok"/>
+        </w:rPr>
+        <w:t xml:space="preserve">].</w:t>
+      </w:r>
+      <w:r>
+        <w:rPr>
+          <w:rStyle w:val="BuiltInTok"/>
+        </w:rPr>
+        <w:t xml:space="preserve">max</w:t>
+      </w:r>
+      <w:r>
+        <w:rPr>
+          <w:rStyle w:val="NormalTok"/>
+        </w:rPr>
+        <w:t xml:space="preserve">() </w:t>
+      </w:r>
+      <w:r>
+        <w:rPr>
+          <w:rStyle w:val="OperatorTok"/>
+        </w:rPr>
+        <w:t xml:space="preserve">+</w:t>
+      </w:r>
+      <w:r>
+        <w:rPr>
+          <w:rStyle w:val="NormalTok"/>
+        </w:rPr>
+        <w:t xml:space="preserve"> </w:t>
+      </w:r>
+      <w:r>
+        <w:rPr>
+          <w:rStyle w:val="DecValTok"/>
+        </w:rPr>
+        <w:t xml:space="preserve">1</w:t>
+      </w:r>
+      <w:r>
+        <w:br/>
+      </w:r>
+      <w:r>
+        <w:rPr>
+          <w:rStyle w:val="NormalTok"/>
+        </w:rPr>
+        <w:t xml:space="preserve">xx, yy </w:t>
+      </w:r>
+      <w:r>
+        <w:rPr>
+          <w:rStyle w:val="OperatorTok"/>
+        </w:rPr>
+        <w:t xml:space="preserve">=</w:t>
+      </w:r>
+      <w:r>
+        <w:rPr>
+          <w:rStyle w:val="NormalTok"/>
+        </w:rPr>
+        <w:t xml:space="preserve"> np.meshgrid(np.arange(x_min, x_max, h),</w:t>
+      </w:r>
+      <w:r>
+        <w:br/>
+      </w:r>
+      <w:r>
+        <w:rPr>
+          <w:rStyle w:val="NormalTok"/>
+        </w:rPr>
+        <w:t xml:space="preserve">                     np.arange(y_min, y_max, h))</w:t>
+      </w:r>
+      <w:r>
+        <w:br/>
+      </w:r>
+      <w:r>
+        <w:rPr>
+          <w:rStyle w:val="NormalTok"/>
+        </w:rPr>
+        <w:t xml:space="preserve">Z </w:t>
+      </w:r>
+      <w:r>
+        <w:rPr>
+          <w:rStyle w:val="OperatorTok"/>
+        </w:rPr>
+        <w:t xml:space="preserve">=</w:t>
+      </w:r>
+      <w:r>
+        <w:rPr>
+          <w:rStyle w:val="NormalTok"/>
+        </w:rPr>
+        <w:t xml:space="preserve"> model_2.predict(np.c_[xx.ravel(), yy.ravel()])</w:t>
+      </w:r>
+      <w:r>
+        <w:br/>
+      </w:r>
+      <w:r>
+        <w:rPr>
+          <w:rStyle w:val="NormalTok"/>
+        </w:rPr>
+        <w:t xml:space="preserve">Z </w:t>
+      </w:r>
+      <w:r>
+        <w:rPr>
+          <w:rStyle w:val="OperatorTok"/>
+        </w:rPr>
+        <w:t xml:space="preserve">=</w:t>
+      </w:r>
+      <w:r>
+        <w:rPr>
+          <w:rStyle w:val="NormalTok"/>
+        </w:rPr>
+        <w:t xml:space="preserve"> Z.reshape(xx.shape)</w:t>
+      </w:r>
+      <w:r>
+        <w:br/>
+      </w:r>
+      <w:r>
+        <w:br/>
+      </w:r>
+      <w:r>
+        <w:rPr>
+          <w:rStyle w:val="NormalTok"/>
+        </w:rPr>
+        <w:t xml:space="preserve">ax.contourf(xx, yy, Z, alpha</w:t>
+      </w:r>
+      <w:r>
+        <w:rPr>
+          <w:rStyle w:val="OperatorTok"/>
+        </w:rPr>
+        <w:t xml:space="preserve">=</w:t>
+      </w:r>
+      <w:r>
+        <w:rPr>
+          <w:rStyle w:val="FloatTok"/>
+        </w:rPr>
+        <w:t xml:space="preserve">0.3</w:t>
+      </w:r>
+      <w:r>
+        <w:rPr>
+          <w:rStyle w:val="NormalTok"/>
+        </w:rPr>
+        <w:t xml:space="preserve">, cmap</w:t>
+      </w:r>
+      <w:r>
+        <w:rPr>
+          <w:rStyle w:val="OperatorTok"/>
+        </w:rPr>
+        <w:t xml:space="preserve">=</w:t>
+      </w:r>
+      <w:r>
+        <w:rPr>
+          <w:rStyle w:val="StringTok"/>
+        </w:rPr>
+        <w:t xml:space="preserve">'Set2'</w:t>
+      </w:r>
+      <w:r>
+        <w:rPr>
+          <w:rStyle w:val="NormalTok"/>
+        </w:rPr>
+        <w:t xml:space="preserve">)</w:t>
+      </w:r>
+      <w:r>
+        <w:br/>
+      </w:r>
+      <w:r>
+        <w:rPr>
+          <w:rStyle w:val="ControlFlowTok"/>
+        </w:rPr>
+        <w:t xml:space="preserve">for</w:t>
+      </w:r>
+      <w:r>
+        <w:rPr>
+          <w:rStyle w:val="NormalTok"/>
+        </w:rPr>
+        <w:t xml:space="preserve"> class_idx, name </w:t>
+      </w:r>
+      <w:r>
+        <w:rPr>
+          <w:rStyle w:val="KeywordTok"/>
+        </w:rPr>
+        <w:t xml:space="preserve">in</w:t>
+      </w:r>
+      <w:r>
+        <w:rPr>
+          <w:rStyle w:val="NormalTok"/>
+        </w:rPr>
+        <w:t xml:space="preserve"> </w:t>
+      </w:r>
+      <w:r>
+        <w:rPr>
+          <w:rStyle w:val="BuiltInTok"/>
+        </w:rPr>
+        <w:t xml:space="preserve">enumerate</w:t>
+      </w:r>
+      <w:r>
+        <w:rPr>
+          <w:rStyle w:val="NormalTok"/>
+        </w:rPr>
+        <w:t xml:space="preserve">(target_names):</w:t>
+      </w:r>
+      <w:r>
+        <w:br/>
+      </w:r>
+      <w:r>
+        <w:rPr>
+          <w:rStyle w:val="NormalTok"/>
+        </w:rPr>
+        <w:t xml:space="preserve">    ax.scatter(X_2feat[y </w:t>
+      </w:r>
+      <w:r>
+        <w:rPr>
+          <w:rStyle w:val="OperatorTok"/>
+        </w:rPr>
+        <w:t xml:space="preserve">==</w:t>
+      </w:r>
+      <w:r>
+        <w:rPr>
+          <w:rStyle w:val="NormalTok"/>
+        </w:rPr>
+        <w:t xml:space="preserve"> class_idx, </w:t>
+      </w:r>
+      <w:r>
+        <w:rPr>
+          <w:rStyle w:val="DecValTok"/>
+        </w:rPr>
+        <w:t xml:space="preserve">0</w:t>
+      </w:r>
+      <w:r>
+        <w:rPr>
+          <w:rStyle w:val="NormalTok"/>
+        </w:rPr>
+        <w:t xml:space="preserve">], X_2feat[y </w:t>
+      </w:r>
+      <w:r>
+        <w:rPr>
+          <w:rStyle w:val="OperatorTok"/>
+        </w:rPr>
+        <w:t xml:space="preserve">==</w:t>
+      </w:r>
+      <w:r>
+        <w:rPr>
+          <w:rStyle w:val="NormalTok"/>
+        </w:rPr>
+        <w:t xml:space="preserve"> class_idx, </w:t>
+      </w:r>
+      <w:r>
+        <w:rPr>
+          <w:rStyle w:val="DecValTok"/>
+        </w:rPr>
+        <w:t xml:space="preserve">1</w:t>
+      </w:r>
+      <w:r>
+        <w:rPr>
+          <w:rStyle w:val="NormalTok"/>
+        </w:rPr>
+        <w:t xml:space="preserve">], </w:t>
+      </w:r>
+      <w:r>
+        <w:br/>
+      </w:r>
+      <w:r>
+        <w:rPr>
+          <w:rStyle w:val="NormalTok"/>
+        </w:rPr>
+        <w:t xml:space="preserve">               label</w:t>
+      </w:r>
+      <w:r>
+        <w:rPr>
+          <w:rStyle w:val="OperatorTok"/>
+        </w:rPr>
+        <w:t xml:space="preserve">=</w:t>
+      </w:r>
+      <w:r>
+        <w:rPr>
+          <w:rStyle w:val="NormalTok"/>
+        </w:rPr>
+        <w:t xml:space="preserve">name, edgecolors</w:t>
+      </w:r>
+      <w:r>
+        <w:rPr>
+          <w:rStyle w:val="OperatorTok"/>
+        </w:rPr>
+        <w:t xml:space="preserve">=</w:t>
+      </w:r>
+      <w:r>
+        <w:rPr>
+          <w:rStyle w:val="StringTok"/>
+        </w:rPr>
+        <w:t xml:space="preserve">'k'</w:t>
+      </w:r>
+      <w:r>
+        <w:rPr>
+          <w:rStyle w:val="NormalTok"/>
+        </w:rPr>
+        <w:t xml:space="preserve">, s</w:t>
+      </w:r>
+      <w:r>
+        <w:rPr>
+          <w:rStyle w:val="OperatorTok"/>
+        </w:rPr>
+        <w:t xml:space="preserve">=</w:t>
+      </w:r>
+      <w:r>
+        <w:rPr>
+          <w:rStyle w:val="DecValTok"/>
+        </w:rPr>
+        <w:t xml:space="preserve">50</w:t>
+      </w:r>
+      <w:r>
+        <w:rPr>
+          <w:rStyle w:val="NormalTok"/>
+        </w:rPr>
+        <w:t xml:space="preserve">)</w:t>
+      </w:r>
+      <w:r>
+        <w:br/>
+      </w:r>
+      <w:r>
+        <w:rPr>
+          <w:rStyle w:val="NormalTok"/>
+        </w:rPr>
+        <w:t xml:space="preserve">ax.set_xlabel(feature_names[</w:t>
+      </w:r>
+      <w:r>
+        <w:rPr>
+          <w:rStyle w:val="DecValTok"/>
+        </w:rPr>
+        <w:t xml:space="preserve">0</w:t>
+      </w:r>
+      <w:r>
+        <w:rPr>
+          <w:rStyle w:val="NormalTok"/>
+        </w:rPr>
+        <w:t xml:space="preserve">])</w:t>
+      </w:r>
+      <w:r>
+        <w:br/>
+      </w:r>
+      <w:r>
+        <w:rPr>
+          <w:rStyle w:val="NormalTok"/>
+        </w:rPr>
+        <w:t xml:space="preserve">ax.set_ylabel(feature_names[</w:t>
+      </w:r>
+      <w:r>
+        <w:rPr>
+          <w:rStyle w:val="DecValTok"/>
+        </w:rPr>
+        <w:t xml:space="preserve">1</w:t>
+      </w:r>
+      <w:r>
+        <w:rPr>
+          <w:rStyle w:val="NormalTok"/>
+        </w:rPr>
+        <w:t xml:space="preserve">])</w:t>
+      </w:r>
+      <w:r>
+        <w:br/>
+      </w:r>
+      <w:r>
+        <w:rPr>
+          <w:rStyle w:val="NormalTok"/>
+        </w:rPr>
+        <w:t xml:space="preserve">ax.set_title(</w:t>
+      </w:r>
+      <w:r>
+        <w:rPr>
+          <w:rStyle w:val="StringTok"/>
+        </w:rPr>
+        <w:t xml:space="preserve">'Decision Boundary'</w:t>
+      </w:r>
+      <w:r>
+        <w:rPr>
+          <w:rStyle w:val="NormalTok"/>
+        </w:rPr>
+        <w:t xml:space="preserve">)</w:t>
+      </w:r>
+      <w:r>
+        <w:br/>
+      </w:r>
+      <w:r>
+        <w:rPr>
+          <w:rStyle w:val="NormalTok"/>
+        </w:rPr>
+        <w:t xml:space="preserve">ax.legend()</w:t>
+      </w:r>
+      <w:r>
+        <w:br/>
+      </w:r>
+      <w:r>
+        <w:rPr>
+          <w:rStyle w:val="NormalTok"/>
+        </w:rPr>
+        <w:t xml:space="preserve">ax.grid(</w:t>
+      </w:r>
+      <w:r>
+        <w:rPr>
+          <w:rStyle w:val="VariableTok"/>
+        </w:rPr>
+        <w:t xml:space="preserve">True</w:t>
+      </w:r>
+      <w:r>
+        <w:rPr>
+          <w:rStyle w:val="NormalTok"/>
+        </w:rPr>
+        <w:t xml:space="preserve">, alpha</w:t>
+      </w:r>
+      <w:r>
+        <w:rPr>
+          <w:rStyle w:val="OperatorTok"/>
+        </w:rPr>
+        <w:t xml:space="preserve">=</w:t>
+      </w:r>
+      <w:r>
+        <w:rPr>
+          <w:rStyle w:val="FloatTok"/>
+        </w:rPr>
+        <w:t xml:space="preserve">0.3</w:t>
+      </w:r>
+      <w:r>
+        <w:rPr>
+          <w:rStyle w:val="NormalTok"/>
+        </w:rPr>
+        <w:t xml:space="preserve">)</w:t>
+      </w:r>
+      <w:r>
+        <w:br/>
+      </w:r>
+      <w:r>
+        <w:br/>
+      </w:r>
+      <w:r>
+        <w:rPr>
+          <w:rStyle w:val="CommentTok"/>
+        </w:rPr>
+        <w:t xml:space="preserve"># Confusion Matrix</w:t>
+      </w:r>
+      <w:r>
+        <w:br/>
+      </w:r>
+      <w:r>
+        <w:rPr>
+          <w:rStyle w:val="NormalTok"/>
+        </w:rPr>
+        <w:t xml:space="preserve">ax </w:t>
+      </w:r>
+      <w:r>
+        <w:rPr>
+          <w:rStyle w:val="OperatorTok"/>
+        </w:rPr>
+        <w:t xml:space="preserve">=</w:t>
+      </w:r>
+      <w:r>
+        <w:rPr>
+          <w:rStyle w:val="NormalTok"/>
+        </w:rPr>
+        <w:t xml:space="preserve"> axes[</w:t>
+      </w:r>
+      <w:r>
+        <w:rPr>
+          <w:rStyle w:val="DecValTok"/>
+        </w:rPr>
+        <w:t xml:space="preserve">1</w:t>
+      </w:r>
+      <w:r>
+        <w:rPr>
+          <w:rStyle w:val="NormalTok"/>
+        </w:rPr>
+        <w:t xml:space="preserve">, </w:t>
+      </w:r>
+      <w:r>
+        <w:rPr>
+          <w:rStyle w:val="DecValTok"/>
+        </w:rPr>
+        <w:t xml:space="preserve">1</w:t>
+      </w:r>
+      <w:r>
+        <w:rPr>
+          <w:rStyle w:val="NormalTok"/>
+        </w:rPr>
+        <w:t xml:space="preserve">]</w:t>
+      </w:r>
+      <w:r>
+        <w:br/>
+      </w:r>
+      <w:r>
+        <w:rPr>
+          <w:rStyle w:val="NormalTok"/>
+        </w:rPr>
+        <w:t xml:space="preserve">cm </w:t>
+      </w:r>
+      <w:r>
+        <w:rPr>
+          <w:rStyle w:val="OperatorTok"/>
+        </w:rPr>
+        <w:t xml:space="preserve">=</w:t>
+      </w:r>
+      <w:r>
+        <w:rPr>
+          <w:rStyle w:val="NormalTok"/>
+        </w:rPr>
+        <w:t xml:space="preserve"> confusion_matrix(y_test, y_pred)</w:t>
+      </w:r>
+      <w:r>
+        <w:br/>
+      </w:r>
+      <w:r>
+        <w:rPr>
+          <w:rStyle w:val="NormalTok"/>
+        </w:rPr>
+        <w:t xml:space="preserve">disp </w:t>
+      </w:r>
+      <w:r>
+        <w:rPr>
+          <w:rStyle w:val="OperatorTok"/>
+        </w:rPr>
+        <w:t xml:space="preserve">=</w:t>
+      </w:r>
+      <w:r>
+        <w:rPr>
+          <w:rStyle w:val="NormalTok"/>
+        </w:rPr>
+        <w:t xml:space="preserve"> ConfusionMatrixDisplay(confusion_matrix</w:t>
+      </w:r>
+      <w:r>
+        <w:rPr>
+          <w:rStyle w:val="OperatorTok"/>
+        </w:rPr>
+        <w:t xml:space="preserve">=</w:t>
+      </w:r>
+      <w:r>
+        <w:rPr>
+          <w:rStyle w:val="NormalTok"/>
+        </w:rPr>
+        <w:t xml:space="preserve">cm, display_labels</w:t>
+      </w:r>
+      <w:r>
+        <w:rPr>
+          <w:rStyle w:val="OperatorTok"/>
+        </w:rPr>
+        <w:t xml:space="preserve">=</w:t>
+      </w:r>
+      <w:r>
+        <w:rPr>
+          <w:rStyle w:val="NormalTok"/>
+        </w:rPr>
+        <w:t xml:space="preserve">target_names)</w:t>
+      </w:r>
+      <w:r>
+        <w:br/>
+      </w:r>
+      <w:r>
+        <w:rPr>
+          <w:rStyle w:val="NormalTok"/>
+        </w:rPr>
+        <w:t xml:space="preserve">disp.plot(ax</w:t>
+      </w:r>
+      <w:r>
+        <w:rPr>
+          <w:rStyle w:val="OperatorTok"/>
+        </w:rPr>
+        <w:t xml:space="preserve">=</w:t>
+      </w:r>
+      <w:r>
+        <w:rPr>
+          <w:rStyle w:val="NormalTok"/>
+        </w:rPr>
+        <w:t xml:space="preserve">ax, cmap</w:t>
+      </w:r>
+      <w:r>
+        <w:rPr>
+          <w:rStyle w:val="OperatorTok"/>
+        </w:rPr>
+        <w:t xml:space="preserve">=</w:t>
+      </w:r>
+      <w:r>
+        <w:rPr>
+          <w:rStyle w:val="StringTok"/>
+        </w:rPr>
+        <w:t xml:space="preserve">'Blues'</w:t>
+      </w:r>
+      <w:r>
+        <w:rPr>
+          <w:rStyle w:val="NormalTok"/>
+        </w:rPr>
+        <w:t xml:space="preserve">, values_format</w:t>
+      </w:r>
+      <w:r>
+        <w:rPr>
+          <w:rStyle w:val="OperatorTok"/>
+        </w:rPr>
+        <w:t xml:space="preserve">=</w:t>
+      </w:r>
+      <w:r>
+        <w:rPr>
+          <w:rStyle w:val="StringTok"/>
+        </w:rPr>
+        <w:t xml:space="preserve">'d'</w:t>
+      </w:r>
+      <w:r>
+        <w:rPr>
+          <w:rStyle w:val="NormalTok"/>
+        </w:rPr>
+        <w:t xml:space="preserve">)</w:t>
+      </w:r>
+      <w:r>
+        <w:br/>
+      </w:r>
+      <w:r>
+        <w:rPr>
+          <w:rStyle w:val="NormalTok"/>
+        </w:rPr>
+        <w:t xml:space="preserve">ax.set_title(</w:t>
+      </w:r>
+      <w:r>
+        <w:rPr>
+          <w:rStyle w:val="StringTok"/>
+        </w:rPr>
+        <w:t xml:space="preserve">'Confusion Matrix'</w:t>
+      </w:r>
+      <w:r>
+        <w:rPr>
+          <w:rStyle w:val="NormalTok"/>
+        </w:rPr>
+        <w:t xml:space="preserve">)</w:t>
+      </w:r>
+      <w:r>
+        <w:br/>
+      </w:r>
+      <w:r>
+        <w:br/>
+      </w:r>
+      <w:r>
+        <w:rPr>
+          <w:rStyle w:val="NormalTok"/>
+        </w:rPr>
+        <w:t xml:space="preserve">plt.tight_layout()</w:t>
+      </w:r>
+      <w:r>
+        <w:br/>
+      </w:r>
+      <w:r>
+        <w:rPr>
+          <w:rStyle w:val="NormalTok"/>
+        </w:rPr>
+        <w:t xml:space="preserve">plt.show()</w:t>
+      </w:r>
+      <w:r>
+        <w:br/>
+      </w:r>
+      <w:r>
+        <w:br/>
+      </w:r>
+      <w:r>
+        <w:rPr>
+          <w:rStyle w:val="CommentTok"/>
+        </w:rPr>
+        <w:t xml:space="preserve"># PCA Visualization</w:t>
+      </w:r>
+      <w:r>
+        <w:br/>
+      </w:r>
+      <w:r>
+        <w:rPr>
+          <w:rStyle w:val="NormalTok"/>
+        </w:rPr>
+        <w:t xml:space="preserve">pca </w:t>
+      </w:r>
+      <w:r>
+        <w:rPr>
+          <w:rStyle w:val="OperatorTok"/>
+        </w:rPr>
+        <w:t xml:space="preserve">=</w:t>
+      </w:r>
+      <w:r>
+        <w:rPr>
+          <w:rStyle w:val="NormalTok"/>
+        </w:rPr>
+        <w:t xml:space="preserve"> PCA(n_components</w:t>
+      </w:r>
+      <w:r>
+        <w:rPr>
+          <w:rStyle w:val="OperatorTok"/>
+        </w:rPr>
+        <w:t xml:space="preserve">=</w:t>
+      </w:r>
+      <w:r>
+        <w:rPr>
+          <w:rStyle w:val="DecValTok"/>
+        </w:rPr>
+        <w:t xml:space="preserve">2</w:t>
+      </w:r>
+      <w:r>
+        <w:rPr>
+          <w:rStyle w:val="NormalTok"/>
+        </w:rPr>
+        <w:t xml:space="preserve">)</w:t>
+      </w:r>
+      <w:r>
+        <w:br/>
+      </w:r>
+      <w:r>
+        <w:rPr>
+          <w:rStyle w:val="NormalTok"/>
+        </w:rPr>
+        <w:t xml:space="preserve">X_pca </w:t>
+      </w:r>
+      <w:r>
+        <w:rPr>
+          <w:rStyle w:val="OperatorTok"/>
+        </w:rPr>
+        <w:t xml:space="preserve">=</w:t>
+      </w:r>
+      <w:r>
+        <w:rPr>
+          <w:rStyle w:val="NormalTok"/>
+        </w:rPr>
+        <w:t xml:space="preserve"> pca.fit_transform(X)</w:t>
+      </w:r>
+      <w:r>
+        <w:br/>
+      </w:r>
+      <w:r>
+        <w:br/>
+      </w:r>
+      <w:r>
+        <w:rPr>
+          <w:rStyle w:val="NormalTok"/>
+        </w:rPr>
+        <w:t xml:space="preserve">plt.figure(figsize</w:t>
+      </w:r>
+      <w:r>
+        <w:rPr>
+          <w:rStyle w:val="OperatorTok"/>
+        </w:rPr>
+        <w:t xml:space="preserve">=</w:t>
+      </w:r>
+      <w:r>
+        <w:rPr>
+          <w:rStyle w:val="NormalTok"/>
+        </w:rPr>
+        <w:t xml:space="preserve">(</w:t>
+      </w:r>
+      <w:r>
+        <w:rPr>
+          <w:rStyle w:val="DecValTok"/>
+        </w:rPr>
+        <w:t xml:space="preserve">8</w:t>
+      </w:r>
+      <w:r>
+        <w:rPr>
+          <w:rStyle w:val="NormalTok"/>
+        </w:rPr>
+        <w:t xml:space="preserve">, </w:t>
+      </w:r>
+      <w:r>
+        <w:rPr>
+          <w:rStyle w:val="DecValTok"/>
+        </w:rPr>
+        <w:t xml:space="preserve">6</w:t>
+      </w:r>
+      <w:r>
+        <w:rPr>
+          <w:rStyle w:val="NormalTok"/>
+        </w:rPr>
+        <w:t xml:space="preserve">))</w:t>
+      </w:r>
+      <w:r>
+        <w:br/>
+      </w:r>
+      <w:r>
+        <w:rPr>
+          <w:rStyle w:val="ControlFlowTok"/>
+        </w:rPr>
+        <w:t xml:space="preserve">for</w:t>
+      </w:r>
+      <w:r>
+        <w:rPr>
+          <w:rStyle w:val="NormalTok"/>
+        </w:rPr>
+        <w:t xml:space="preserve"> class_idx, name </w:t>
+      </w:r>
+      <w:r>
+        <w:rPr>
+          <w:rStyle w:val="KeywordTok"/>
+        </w:rPr>
+        <w:t xml:space="preserve">in</w:t>
+      </w:r>
+      <w:r>
+        <w:rPr>
+          <w:rStyle w:val="NormalTok"/>
+        </w:rPr>
+        <w:t xml:space="preserve"> </w:t>
+      </w:r>
+      <w:r>
+        <w:rPr>
+          <w:rStyle w:val="BuiltInTok"/>
+        </w:rPr>
+        <w:t xml:space="preserve">enumerate</w:t>
+      </w:r>
+      <w:r>
+        <w:rPr>
+          <w:rStyle w:val="NormalTok"/>
+        </w:rPr>
+        <w:t xml:space="preserve">(target_names):</w:t>
+      </w:r>
+      <w:r>
+        <w:br/>
+      </w:r>
+      <w:r>
+        <w:rPr>
+          <w:rStyle w:val="NormalTok"/>
+        </w:rPr>
+        <w:t xml:space="preserve">    plt.scatter(X_pca[y </w:t>
+      </w:r>
+      <w:r>
+        <w:rPr>
+          <w:rStyle w:val="OperatorTok"/>
+        </w:rPr>
+        <w:t xml:space="preserve">==</w:t>
+      </w:r>
+      <w:r>
+        <w:rPr>
+          <w:rStyle w:val="NormalTok"/>
+        </w:rPr>
+        <w:t xml:space="preserve"> class_idx, </w:t>
+      </w:r>
+      <w:r>
+        <w:rPr>
+          <w:rStyle w:val="DecValTok"/>
+        </w:rPr>
+        <w:t xml:space="preserve">0</w:t>
+      </w:r>
+      <w:r>
+        <w:rPr>
+          <w:rStyle w:val="NormalTok"/>
+        </w:rPr>
+        <w:t xml:space="preserve">], X_pca[y </w:t>
+      </w:r>
+      <w:r>
+        <w:rPr>
+          <w:rStyle w:val="OperatorTok"/>
+        </w:rPr>
+        <w:t xml:space="preserve">==</w:t>
+      </w:r>
+      <w:r>
+        <w:rPr>
+          <w:rStyle w:val="NormalTok"/>
+        </w:rPr>
+        <w:t xml:space="preserve"> class_idx, </w:t>
+      </w:r>
+      <w:r>
+        <w:rPr>
+          <w:rStyle w:val="DecValTok"/>
+        </w:rPr>
+        <w:t xml:space="preserve">1</w:t>
+      </w:r>
+      <w:r>
+        <w:rPr>
+          <w:rStyle w:val="NormalTok"/>
+        </w:rPr>
+        <w:t xml:space="preserve">], </w:t>
+      </w:r>
+      <w:r>
+        <w:br/>
+      </w:r>
+      <w:r>
+        <w:rPr>
+          <w:rStyle w:val="NormalTok"/>
+        </w:rPr>
+        <w:t xml:space="preserve">                label</w:t>
+      </w:r>
+      <w:r>
+        <w:rPr>
+          <w:rStyle w:val="OperatorTok"/>
+        </w:rPr>
+        <w:t xml:space="preserve">=</w:t>
+      </w:r>
+      <w:r>
+        <w:rPr>
+          <w:rStyle w:val="NormalTok"/>
+        </w:rPr>
+        <w:t xml:space="preserve">name, edgecolors</w:t>
+      </w:r>
+      <w:r>
+        <w:rPr>
+          <w:rStyle w:val="OperatorTok"/>
+        </w:rPr>
+        <w:t xml:space="preserve">=</w:t>
+      </w:r>
+      <w:r>
+        <w:rPr>
+          <w:rStyle w:val="StringTok"/>
+        </w:rPr>
+        <w:t xml:space="preserve">'k'</w:t>
+      </w:r>
+      <w:r>
+        <w:rPr>
+          <w:rStyle w:val="NormalTok"/>
+        </w:rPr>
+        <w:t xml:space="preserve">, s</w:t>
+      </w:r>
+      <w:r>
+        <w:rPr>
+          <w:rStyle w:val="OperatorTok"/>
+        </w:rPr>
+        <w:t xml:space="preserve">=</w:t>
+      </w:r>
+      <w:r>
+        <w:rPr>
+          <w:rStyle w:val="DecValTok"/>
+        </w:rPr>
+        <w:t xml:space="preserve">60</w:t>
+      </w:r>
+      <w:r>
+        <w:rPr>
+          <w:rStyle w:val="NormalTok"/>
+        </w:rPr>
+        <w:t xml:space="preserve">, alpha</w:t>
+      </w:r>
+      <w:r>
+        <w:rPr>
+          <w:rStyle w:val="OperatorTok"/>
+        </w:rPr>
+        <w:t xml:space="preserve">=</w:t>
+      </w:r>
+      <w:r>
+        <w:rPr>
+          <w:rStyle w:val="FloatTok"/>
+        </w:rPr>
+        <w:t xml:space="preserve">0.7</w:t>
+      </w:r>
+      <w:r>
+        <w:rPr>
+          <w:rStyle w:val="NormalTok"/>
+        </w:rPr>
+        <w:t xml:space="preserve">)</w:t>
+      </w:r>
+      <w:r>
+        <w:br/>
+      </w:r>
+      <w:r>
+        <w:rPr>
+          <w:rStyle w:val="NormalTok"/>
+        </w:rPr>
+        <w:t xml:space="preserve">plt.xlabel(</w:t>
+      </w:r>
+      <w:r>
+        <w:rPr>
+          <w:rStyle w:val="SpecialStringTok"/>
+        </w:rPr>
+        <w:t xml:space="preserve">f'PC1 (</w:t>
+      </w:r>
+      <w:r>
+        <w:rPr>
+          <w:rStyle w:val="SpecialCharTok"/>
+        </w:rPr>
+        <w:t xml:space="preserve">{</w:t>
+      </w:r>
+      <w:r>
+        <w:rPr>
+          <w:rStyle w:val="NormalTok"/>
+        </w:rPr>
+        <w:t xml:space="preserve">pca</w:t>
+      </w:r>
+      <w:r>
+        <w:rPr>
+          <w:rStyle w:val="SpecialCharTok"/>
+        </w:rPr>
+        <w:t xml:space="preserve">.</w:t>
+      </w:r>
+      <w:r>
+        <w:rPr>
+          <w:rStyle w:val="NormalTok"/>
+        </w:rPr>
+        <w:t xml:space="preserve">explained_variance_ratio_[</w:t>
+      </w:r>
+      <w:r>
+        <w:rPr>
+          <w:rStyle w:val="DecValTok"/>
+        </w:rPr>
+        <w:t xml:space="preserve">0</w:t>
+      </w:r>
+      <w:r>
+        <w:rPr>
+          <w:rStyle w:val="NormalTok"/>
+        </w:rPr>
+        <w:t xml:space="preserve">]</w:t>
+      </w:r>
+      <w:r>
+        <w:rPr>
+          <w:rStyle w:val="SpecialCharTok"/>
+        </w:rPr>
+        <w:t xml:space="preserve">:.2%}</w:t>
+      </w:r>
+      <w:r>
+        <w:rPr>
+          <w:rStyle w:val="SpecialStringTok"/>
+        </w:rPr>
+        <w:t xml:space="preserve">)'</w:t>
+      </w:r>
+      <w:r>
+        <w:rPr>
+          <w:rStyle w:val="NormalTok"/>
+        </w:rPr>
+        <w:t xml:space="preserve">)</w:t>
+      </w:r>
+      <w:r>
+        <w:br/>
+      </w:r>
+      <w:r>
+        <w:rPr>
+          <w:rStyle w:val="NormalTok"/>
+        </w:rPr>
+        <w:t xml:space="preserve">plt.ylabel(</w:t>
+      </w:r>
+      <w:r>
+        <w:rPr>
+          <w:rStyle w:val="SpecialStringTok"/>
+        </w:rPr>
+        <w:t xml:space="preserve">f'PC2 (</w:t>
+      </w:r>
+      <w:r>
+        <w:rPr>
+          <w:rStyle w:val="SpecialCharTok"/>
+        </w:rPr>
+        <w:t xml:space="preserve">{</w:t>
+      </w:r>
+      <w:r>
+        <w:rPr>
+          <w:rStyle w:val="NormalTok"/>
+        </w:rPr>
+        <w:t xml:space="preserve">pca</w:t>
+      </w:r>
+      <w:r>
+        <w:rPr>
+          <w:rStyle w:val="SpecialCharTok"/>
+        </w:rPr>
+        <w:t xml:space="preserve">.</w:t>
+      </w:r>
+      <w:r>
+        <w:rPr>
+          <w:rStyle w:val="NormalTok"/>
+        </w:rPr>
+        <w:t xml:space="preserve">explained_variance_ratio_[</w:t>
+      </w:r>
+      <w:r>
+        <w:rPr>
+          <w:rStyle w:val="DecValTok"/>
+        </w:rPr>
+        <w:t xml:space="preserve">1</w:t>
+      </w:r>
+      <w:r>
+        <w:rPr>
+          <w:rStyle w:val="NormalTok"/>
+        </w:rPr>
+        <w:t xml:space="preserve">]</w:t>
+      </w:r>
+      <w:r>
+        <w:rPr>
+          <w:rStyle w:val="SpecialCharTok"/>
+        </w:rPr>
+        <w:t xml:space="preserve">:.2%}</w:t>
+      </w:r>
+      <w:r>
+        <w:rPr>
+          <w:rStyle w:val="SpecialStringTok"/>
+        </w:rPr>
+        <w:t xml:space="preserve">)'</w:t>
+      </w:r>
+      <w:r>
+        <w:rPr>
+          <w:rStyle w:val="NormalTok"/>
+        </w:rPr>
+        <w:t xml:space="preserve">)</w:t>
+      </w:r>
+      <w:r>
+        <w:br/>
+      </w:r>
+      <w:r>
+        <w:rPr>
+          <w:rStyle w:val="NormalTok"/>
+        </w:rPr>
+        <w:t xml:space="preserve">plt.title(</w:t>
+      </w:r>
+      <w:r>
+        <w:rPr>
+          <w:rStyle w:val="StringTok"/>
+        </w:rPr>
+        <w:t xml:space="preserve">'PCA Projection'</w:t>
+      </w:r>
+      <w:r>
+        <w:rPr>
+          <w:rStyle w:val="NormalTok"/>
+        </w:rPr>
+        <w:t xml:space="preserve">)</w:t>
+      </w:r>
+      <w:r>
+        <w:br/>
+      </w:r>
+      <w:r>
+        <w:rPr>
+          <w:rStyle w:val="NormalTok"/>
+        </w:rPr>
+        <w:t xml:space="preserve">plt.legend()</w:t>
+      </w:r>
+      <w:r>
+        <w:br/>
+      </w:r>
+      <w:r>
+        <w:rPr>
+          <w:rStyle w:val="NormalTok"/>
+        </w:rPr>
+        <w:t xml:space="preserve">plt.grid(</w:t>
+      </w:r>
+      <w:r>
+        <w:rPr>
+          <w:rStyle w:val="VariableTok"/>
+        </w:rPr>
+        <w:t xml:space="preserve">True</w:t>
+      </w:r>
+      <w:r>
+        <w:rPr>
+          <w:rStyle w:val="NormalTok"/>
+        </w:rPr>
+        <w:t xml:space="preserve">, alpha</w:t>
+      </w:r>
+      <w:r>
+        <w:rPr>
+          <w:rStyle w:val="OperatorTok"/>
+        </w:rPr>
+        <w:t xml:space="preserve">=</w:t>
+      </w:r>
+      <w:r>
+        <w:rPr>
+          <w:rStyle w:val="FloatTok"/>
+        </w:rPr>
+        <w:t xml:space="preserve">0.3</w:t>
+      </w:r>
+      <w:r>
+        <w:rPr>
+          <w:rStyle w:val="NormalTok"/>
+        </w:rPr>
+        <w:t xml:space="preserve">)</w:t>
+      </w:r>
+      <w:r>
+        <w:br/>
+      </w:r>
+      <w:r>
+        <w:rPr>
+          <w:rStyle w:val="NormalTok"/>
+        </w:rPr>
+        <w:t xml:space="preserve">plt.show()</w:t>
+      </w:r>
+      <w:r>
+        <w:br/>
+      </w:r>
+      <w:r>
+        <w:br/>
+      </w:r>
+      <w:r>
+        <w:rPr>
+          <w:rStyle w:val="CommentTok"/>
+        </w:rPr>
+        <w:t xml:space="preserve"># Print Metrics</w:t>
+      </w:r>
+      <w:r>
+        <w:br/>
+      </w:r>
+      <w:r>
+        <w:rPr>
+          <w:rStyle w:val="BuiltInTok"/>
+        </w:rPr>
+        <w:t xml:space="preserve">print</w:t>
+      </w:r>
+      <w:r>
+        <w:rPr>
+          <w:rStyle w:val="NormalTok"/>
+        </w:rPr>
+        <w:t xml:space="preserve">(</w:t>
+      </w:r>
+      <w:r>
+        <w:rPr>
+          <w:rStyle w:val="SpecialStringTok"/>
+        </w:rPr>
+        <w:t xml:space="preserve">f"Akurasi: </w:t>
+      </w:r>
+      <w:r>
+        <w:rPr>
+          <w:rStyle w:val="SpecialCharTok"/>
+        </w:rPr>
+        <w:t xml:space="preserve">{</w:t>
+      </w:r>
+      <w:r>
+        <w:rPr>
+          <w:rStyle w:val="NormalTok"/>
+        </w:rPr>
+        <w:t xml:space="preserve">accuracy_score(y_test, y_pred)</w:t>
+      </w:r>
+      <w:r>
+        <w:rPr>
+          <w:rStyle w:val="SpecialCharTok"/>
+        </w:rPr>
+        <w:t xml:space="preserve">:.4f}</w:t>
+      </w:r>
+      <w:r>
+        <w:rPr>
+          <w:rStyle w:val="SpecialStringTok"/>
+        </w:rPr>
+        <w:t xml:space="preserve">"</w:t>
+      </w:r>
+      <w:r>
+        <w:rPr>
+          <w:rStyle w:val="NormalTok"/>
+        </w:rPr>
+        <w:t xml:space="preserve">)</w:t>
+      </w:r>
+    </w:p>
+    <w:bookmarkEnd w:id="115"/>
+    <w:bookmarkEnd w:id="116"/>
+    <w:bookmarkStart w:id="117" w:name="baru-ini-mencoba"/>
+    <w:p>
+      <w:pPr>
+        <w:pStyle w:val="Heading1"/>
+      </w:pPr>
+      <w:r>
+        <w:t xml:space="preserve">5. Baru ini mencoba</w:t>
+      </w:r>
+    </w:p>
+    <w:bookmarkEnd w:id="117"/>
+    <w:bookmarkStart w:id="136" w:name="section"/>
+    <w:p>
+      <w:pPr>
+        <w:pStyle w:val="Heading1"/>
+      </w:pPr>
+      <w:r>
+        <w:t xml:space="preserve">6. </w:t>
+      </w:r>
+    </w:p>
+    <w:bookmarkStart w:id="118" w:name="implementasi-di-sagemath"/>
+    <w:p>
+      <w:pPr>
+        <w:pStyle w:val="Heading2"/>
+      </w:pPr>
+      <w:r>
+        <w:t xml:space="preserve">6.1 4. Implementasi di SageMath</w:t>
+      </w:r>
+    </w:p>
+    <w:p>
+      <w:pPr>
+        <w:pStyle w:val="SourceCode"/>
+      </w:pPr>
+      <w:r>
+        <w:rPr>
+          <w:rStyle w:val="VerbatimChar"/>
+        </w:rPr>
+        <w:t xml:space="preserve"># Membuat matriks 3x4</w:t>
+      </w:r>
+      <w:r>
+        <w:br/>
+      </w:r>
+      <w:r>
+        <w:rPr>
+          <w:rStyle w:val="VerbatimChar"/>
+        </w:rPr>
+        <w:t xml:space="preserve">A = matrix([[1, 2, 3, 4],</w:t>
+      </w:r>
+      <w:r>
+        <w:br/>
+      </w:r>
+      <w:r>
+        <w:rPr>
+          <w:rStyle w:val="VerbatimChar"/>
+        </w:rPr>
+        <w:t xml:space="preserve">            [5, 6, 7, 8],</w:t>
+      </w:r>
+      <w:r>
+        <w:br/>
+      </w:r>
+      <w:r>
+        <w:rPr>
+          <w:rStyle w:val="VerbatimChar"/>
+        </w:rPr>
+        <w:t xml:space="preserve">            [9, 10, 11, 12]])</w:t>
+      </w:r>
+      <w:r>
+        <w:br/>
+      </w:r>
+      <w:r>
+        <w:rPr>
+          <w:rStyle w:val="VerbatimChar"/>
+        </w:rPr>
+        <w:t xml:space="preserve">show("Matriks A:", A)</w:t>
+      </w:r>
+      <w:r>
+        <w:br/>
+      </w:r>
+      <w:r>
+        <w:br/>
+      </w:r>
+      <w:r>
+        <w:rPr>
+          <w:rStyle w:val="VerbatimChar"/>
+        </w:rPr>
+        <w:t xml:space="preserve"># Operasi dasar</w:t>
+      </w:r>
+      <w:r>
+        <w:br/>
+      </w:r>
+      <w:r>
+        <w:rPr>
+          <w:rStyle w:val="VerbatimChar"/>
+        </w:rPr>
+        <w:t xml:space="preserve">B = matrix([[2, 0, 1, 3],</w:t>
+      </w:r>
+      <w:r>
+        <w:br/>
+      </w:r>
+      <w:r>
+        <w:rPr>
+          <w:rStyle w:val="VerbatimChar"/>
+        </w:rPr>
+        <w:t xml:space="preserve">            [1, 1, 0, 2],</w:t>
+      </w:r>
+      <w:r>
+        <w:br/>
+      </w:r>
+      <w:r>
+        <w:rPr>
+          <w:rStyle w:val="VerbatimChar"/>
+        </w:rPr>
+        <w:t xml:space="preserve">            [0, 2, 1, 1]])</w:t>
+      </w:r>
+      <w:r>
+        <w:br/>
+      </w:r>
+      <w:r>
+        <w:br/>
+      </w:r>
+      <w:r>
+        <w:rPr>
+          <w:rStyle w:val="VerbatimChar"/>
+        </w:rPr>
+        <w:t xml:space="preserve">show("A + B:", A + B)</w:t>
+      </w:r>
+      <w:r>
+        <w:br/>
+      </w:r>
+      <w:r>
+        <w:rPr>
+          <w:rStyle w:val="VerbatimChar"/>
+        </w:rPr>
+        <w:t xml:space="preserve">show("2 * A:", 2 * A)</w:t>
+      </w:r>
+      <w:r>
+        <w:br/>
+      </w:r>
+      <w:r>
+        <w:rPr>
+          <w:rStyle w:val="VerbatimChar"/>
+        </w:rPr>
+        <w:t xml:space="preserve">show("Transpose A:", A.transpose())</w:t>
+      </w:r>
+      <w:r>
+        <w:br/>
+      </w:r>
+      <w:r>
+        <w:br/>
+      </w:r>
+      <w:r>
+        <w:rPr>
+          <w:rStyle w:val="VerbatimChar"/>
+        </w:rPr>
+        <w:t xml:space="preserve"># Akses elemen dan slice</w:t>
+      </w:r>
+      <w:r>
+        <w:br/>
+      </w:r>
+      <w:r>
+        <w:rPr>
+          <w:rStyle w:val="VerbatimChar"/>
+        </w:rPr>
+        <w:t xml:space="preserve">print("Elemen [baris-1, kolom-2]:", A[0, 1])  # Output: 2</w:t>
+      </w:r>
+      <w:r>
+        <w:br/>
+      </w:r>
+      <w:r>
+        <w:rPr>
+          <w:rStyle w:val="VerbatimChar"/>
+        </w:rPr>
+        <w:t xml:space="preserve">show("Submatriks (2 baris pertama, kolom 2-3):", A[0:2, 1:3])</w:t>
+      </w:r>
+      <w:r>
+        <w:br/>
+      </w:r>
+      <w:r>
+        <w:br/>
+      </w:r>
+      <w:r>
+        <w:rPr>
+          <w:rStyle w:val="VerbatimChar"/>
+        </w:rPr>
+        <w:t xml:space="preserve"># Matriks persegi untuk operasi lanjut</w:t>
+      </w:r>
+      <w:r>
+        <w:br/>
+      </w:r>
+      <w:r>
+        <w:rPr>
+          <w:rStyle w:val="VerbatimChar"/>
+        </w:rPr>
+        <w:t xml:space="preserve">C = matrix([[4, 2], [3, 1]])</w:t>
+      </w:r>
+      <w:r>
+        <w:br/>
+      </w:r>
+      <w:r>
+        <w:rPr>
+          <w:rStyle w:val="VerbatimChar"/>
+        </w:rPr>
+        <w:t xml:space="preserve">show("Determinan C:", C.determinant())</w:t>
+      </w:r>
+      <w:r>
+        <w:br/>
+      </w:r>
+      <w:r>
+        <w:rPr>
+          <w:rStyle w:val="VerbatimChar"/>
+        </w:rPr>
+        <w:t xml:space="preserve">show("Invers C:", C.inverse())</w:t>
+      </w:r>
+      <w:r>
+        <w:br/>
+      </w:r>
+      <w:r>
+        <w:rPr>
+          <w:rStyle w:val="VerbatimChar"/>
+        </w:rPr>
+        <w:t xml:space="preserve">show("C * C^-1:", C * C.inverse())  # Harus menghasilkan matriks identitas</w:t>
+      </w:r>
+    </w:p>
+    <w:p>
+      <w:r>
+        <w:pict>
+          <v:rect style="width:0;height:1.5pt" o:hralign="center" o:hrstd="t" o:hr="t"/>
+        </w:pict>
+      </w:r>
+    </w:p>
+    <w:bookmarkEnd w:id="118"/>
+    <w:bookmarkStart w:id="119" w:name="section-1"/>
+    <w:p>
+      <w:pPr>
+        <w:pStyle w:val="Heading2"/>
+      </w:pPr>
+      <w:r>
+        <w:t xml:space="preserve">6.2</w:t>
+      </w:r>
+      <w:r>
+        <w:t xml:space="preserve"> </w:t>
+      </w:r>
+    </w:p>
+    <w:bookmarkEnd w:id="119"/>
+    <w:bookmarkStart w:id="120" w:name="Xcba450d4f84c3284512a8ffdca3ae5e6e781832"/>
+    <w:p>
+      <w:pPr>
+        <w:pStyle w:val="Heading2"/>
+      </w:pPr>
+      <w:r>
+        <w:t xml:space="preserve">6.3</w:t>
+      </w:r>
+      <w:r>
+        <w:t xml:space="preserve"> </w:t>
+      </w:r>
+      <w:r>
+        <w:rPr>
+          <w:b/>
+          <w:bCs/>
+        </w:rPr>
+        <w:t xml:space="preserve">1. Adding a Logo to the Top Navigation Bar (Navbar)</w:t>
+      </w:r>
+    </w:p>
+    <w:p>
+      <w:pPr>
+        <w:pStyle w:val="FirstParagraph"/>
+      </w:pPr>
+      <w:r>
+        <w:t xml:space="preserve">To place a logo in the main top-level navigation, use the</w:t>
+      </w:r>
+      <w:r>
+        <w:t xml:space="preserve"> </w:t>
+      </w:r>
+      <w:r>
+        <w:rPr>
+          <w:rStyle w:val="VerbatimChar"/>
+        </w:rPr>
+        <w:t xml:space="preserve">logo</w:t>
+      </w:r>
+      <w:r>
+        <w:t xml:space="preserve"> </w:t>
+      </w:r>
+      <w:r>
+        <w:t xml:space="preserve">option under the</w:t>
+      </w:r>
+      <w:r>
+        <w:t xml:space="preserve"> </w:t>
+      </w:r>
+      <w:r>
+        <w:rPr>
+          <w:rStyle w:val="VerbatimChar"/>
+        </w:rPr>
+        <w:t xml:space="preserve">navbar</w:t>
+      </w:r>
+      <w:r>
+        <w:t xml:space="preserve"> </w:t>
+      </w:r>
+      <w:r>
+        <w:t xml:space="preserve">key in your</w:t>
+      </w:r>
+      <w:r>
+        <w:t xml:space="preserve"> </w:t>
+      </w:r>
+      <w:r>
+        <w:rPr>
+          <w:rStyle w:val="VerbatimChar"/>
+        </w:rPr>
+        <w:t xml:space="preserve">_quarto.yml</w:t>
+      </w:r>
+      <w:r>
+        <w:t xml:space="preserve">: [3, 4, 5]</w:t>
+      </w:r>
+    </w:p>
+    <w:p>
+      <w:pPr>
+        <w:pStyle w:val="SourceCode"/>
+      </w:pPr>
+      <w:r>
+        <w:rPr>
+          <w:rStyle w:val="VerbatimChar"/>
+        </w:rPr>
+        <w:t xml:space="preserve">website:</w:t>
+      </w:r>
+      <w:r>
+        <w:br/>
+      </w:r>
+      <w:r>
+        <w:rPr>
+          <w:rStyle w:val="VerbatimChar"/>
+        </w:rPr>
+        <w:t xml:space="preserve">  navbar:</w:t>
+      </w:r>
+      <w:r>
+        <w:br/>
+      </w:r>
+      <w:r>
+        <w:rPr>
+          <w:rStyle w:val="VerbatimChar"/>
+        </w:rPr>
+        <w:t xml:space="preserve">    logo: "images/logo.png"</w:t>
+      </w:r>
+      <w:r>
+        <w:br/>
+      </w:r>
+      <w:r>
+        <w:rPr>
+          <w:rStyle w:val="VerbatimChar"/>
+        </w:rPr>
+        <w:t xml:space="preserve">    logo-alt: "Description of the logo for accessibility"</w:t>
+      </w:r>
+      <w:r>
+        <w:br/>
+      </w:r>
+      <w:r>
+        <w:rPr>
+          <w:rStyle w:val="VerbatimChar"/>
+        </w:rPr>
+        <w:t xml:space="preserve">    logo-href: "index.qmd" # Target link when clicking the logo (defaults to home)</w:t>
+      </w:r>
+      <w:r>
+        <w:br/>
+      </w:r>
+      <w:r>
+        <w:rPr>
+          <w:rStyle w:val="VerbatimChar"/>
+        </w:rPr>
+        <w:t xml:space="preserve">    title: "My Website"</w:t>
+      </w:r>
+      <w:r>
+        <w:br/>
+      </w:r>
+      <w:r>
+        <w:rPr>
+          <w:rStyle w:val="VerbatimChar"/>
+        </w:rPr>
+        <w:t xml:space="preserve">    left:</w:t>
+      </w:r>
+      <w:r>
+        <w:br/>
+      </w:r>
+      <w:r>
+        <w:rPr>
+          <w:rStyle w:val="VerbatimChar"/>
+        </w:rPr>
+        <w:t xml:space="preserve">      - text: "Home"</w:t>
+      </w:r>
+      <w:r>
+        <w:br/>
+      </w:r>
+      <w:r>
+        <w:rPr>
+          <w:rStyle w:val="VerbatimChar"/>
+        </w:rPr>
+        <w:t xml:space="preserve">        href: index.qmd</w:t>
+      </w:r>
+    </w:p>
+    <w:bookmarkEnd w:id="120"/>
+    <w:bookmarkStart w:id="121" w:name="adding-a-logo-to-the-sidebar"/>
+    <w:p>
+      <w:pPr>
+        <w:pStyle w:val="Heading2"/>
+      </w:pPr>
+      <w:r>
+        <w:t xml:space="preserve">6.4</w:t>
+      </w:r>
+      <w:r>
+        <w:t xml:space="preserve"> </w:t>
+      </w:r>
+      <w:r>
+        <w:rPr>
+          <w:b/>
+          <w:bCs/>
+        </w:rPr>
+        <w:t xml:space="preserve">2. Adding a Logo to the Sidebar</w:t>
+      </w:r>
+    </w:p>
+    <w:p>
+      <w:pPr>
+        <w:pStyle w:val="FirstParagraph"/>
+      </w:pPr>
+      <w:r>
+        <w:t xml:space="preserve">If your site uses a sidebar for navigation, you can also define a logo specifically for that area: [6, 7, 8]</w:t>
+      </w:r>
+    </w:p>
+    <w:p>
+      <w:pPr>
+        <w:pStyle w:val="SourceCode"/>
+      </w:pPr>
+      <w:r>
+        <w:rPr>
+          <w:rStyle w:val="FunctionTok"/>
+        </w:rPr>
+        <w:t xml:space="preserve">website</w:t>
+      </w:r>
+      <w:r>
+        <w:rPr>
+          <w:rStyle w:val="KeywordTok"/>
+        </w:rPr>
+        <w:t xml:space="preserve">:</w:t>
+      </w:r>
+      <w:r>
+        <w:br/>
+      </w:r>
+      <w:r>
+        <w:rPr>
+          <w:rStyle w:val="AttributeTok"/>
+        </w:rPr>
+        <w:t xml:space="preserve">  </w:t>
+      </w:r>
+      <w:r>
+        <w:rPr>
+          <w:rStyle w:val="FunctionTok"/>
+        </w:rPr>
+        <w:t xml:space="preserve">sidebar</w:t>
+      </w:r>
+      <w:r>
+        <w:rPr>
+          <w:rStyle w:val="KeywordTok"/>
+        </w:rPr>
+        <w:t xml:space="preserve">:</w:t>
+      </w:r>
+      <w:r>
+        <w:br/>
+      </w:r>
+      <w:r>
+        <w:rPr>
+          <w:rStyle w:val="AttributeTok"/>
+        </w:rPr>
+        <w:t xml:space="preserve">    </w:t>
+      </w:r>
+      <w:r>
+        <w:rPr>
+          <w:rStyle w:val="FunctionTok"/>
+        </w:rPr>
+        <w:t xml:space="preserve">logo</w:t>
+      </w:r>
+      <w:r>
+        <w:rPr>
+          <w:rStyle w:val="KeywordTok"/>
+        </w:rPr>
+        <w:t xml:space="preserve">:</w:t>
+      </w:r>
+      <w:r>
+        <w:rPr>
+          <w:rStyle w:val="AttributeTok"/>
+        </w:rPr>
+        <w:t xml:space="preserve"> </w:t>
+      </w:r>
+      <w:r>
+        <w:rPr>
+          <w:rStyle w:val="StringTok"/>
+        </w:rPr>
+        <w:t xml:space="preserve">"images/sidebar-logo.png"</w:t>
+      </w:r>
+      <w:r>
+        <w:br/>
+      </w:r>
+      <w:r>
+        <w:rPr>
+          <w:rStyle w:val="AttributeTok"/>
+        </w:rPr>
+        <w:t xml:space="preserve">    </w:t>
+      </w:r>
+      <w:r>
+        <w:rPr>
+          <w:rStyle w:val="FunctionTok"/>
+        </w:rPr>
+        <w:t xml:space="preserve">logo-alt</w:t>
+      </w:r>
+      <w:r>
+        <w:rPr>
+          <w:rStyle w:val="KeywordTok"/>
+        </w:rPr>
+        <w:t xml:space="preserve">:</w:t>
+      </w:r>
+      <w:r>
+        <w:rPr>
+          <w:rStyle w:val="AttributeTok"/>
+        </w:rPr>
+        <w:t xml:space="preserve"> </w:t>
+      </w:r>
+      <w:r>
+        <w:rPr>
+          <w:rStyle w:val="StringTok"/>
+        </w:rPr>
+        <w:t xml:space="preserve">"Sidebar logo description"</w:t>
+      </w:r>
+      <w:r>
+        <w:br/>
+      </w:r>
+      <w:r>
+        <w:rPr>
+          <w:rStyle w:val="AttributeTok"/>
+        </w:rPr>
+        <w:t xml:space="preserve">    </w:t>
+      </w:r>
+      <w:r>
+        <w:rPr>
+          <w:rStyle w:val="FunctionTok"/>
+        </w:rPr>
+        <w:t xml:space="preserve">title</w:t>
+      </w:r>
+      <w:r>
+        <w:rPr>
+          <w:rStyle w:val="KeywordTok"/>
+        </w:rPr>
+        <w:t xml:space="preserve">:</w:t>
+      </w:r>
+      <w:r>
+        <w:rPr>
+          <w:rStyle w:val="AttributeTok"/>
+        </w:rPr>
+        <w:t xml:space="preserve"> </w:t>
+      </w:r>
+      <w:r>
+        <w:rPr>
+          <w:rStyle w:val="StringTok"/>
+        </w:rPr>
+        <w:t xml:space="preserve">"Sidebar Title"</w:t>
+      </w:r>
+    </w:p>
+    <w:bookmarkEnd w:id="121"/>
+    <w:bookmarkStart w:id="122" w:name="using-brand.yml-for-multiformat-logos-9"/>
+    <w:p>
+      <w:pPr>
+        <w:pStyle w:val="Heading2"/>
+      </w:pPr>
+      <w:r>
+        <w:t xml:space="preserve">6.5</w:t>
+      </w:r>
+      <w:r>
+        <w:t xml:space="preserve"> </w:t>
+      </w:r>
+      <w:r>
+        <w:rPr>
+          <w:b/>
+          <w:bCs/>
+        </w:rPr>
+        <w:t xml:space="preserve">3. Using Brand.yml for Multiformat Logos [9]</w:t>
+      </w:r>
+    </w:p>
+    <w:p>
+      <w:pPr>
+        <w:pStyle w:val="FirstParagraph"/>
+      </w:pPr>
+      <w:r>
+        <w:t xml:space="preserve">For more advanced setups, such as different logos for</w:t>
+      </w:r>
+      <w:r>
+        <w:t xml:space="preserve"> </w:t>
+      </w:r>
+      <w:r>
+        <w:rPr>
+          <w:b/>
+          <w:bCs/>
+        </w:rPr>
+        <w:t xml:space="preserve">light and dark modes</w:t>
+      </w:r>
+      <w:r>
+        <w:t xml:space="preserve"> </w:t>
+      </w:r>
+      <w:r>
+        <w:t xml:space="preserve">or different sizes, you can use a</w:t>
+      </w:r>
+      <w:r>
+        <w:t xml:space="preserve"> </w:t>
+      </w:r>
+      <w:r>
+        <w:rPr>
+          <w:rStyle w:val="VerbatimChar"/>
+        </w:rPr>
+        <w:t xml:space="preserve">_brand.yml</w:t>
+      </w:r>
+      <w:r>
+        <w:t xml:space="preserve"> </w:t>
+      </w:r>
+      <w:r>
+        <w:t xml:space="preserve">file: [10, 11]</w:t>
+      </w:r>
+    </w:p>
+    <w:p>
+      <w:pPr>
+        <w:numPr>
+          <w:ilvl w:val="0"/>
+          <w:numId w:val="1016"/>
+        </w:numPr>
+      </w:pPr>
+      <w:r>
+        <w:rPr>
+          <w:b/>
+          <w:bCs/>
+        </w:rPr>
+        <w:t xml:space="preserve">Define in</w:t>
+      </w:r>
+      <w:r>
+        <w:rPr>
+          <w:b/>
+          <w:bCs/>
+        </w:rPr>
+        <w:t xml:space="preserve"> </w:t>
+      </w:r>
+      <w:r>
+        <w:rPr>
+          <w:rStyle w:val="VerbatimChar"/>
+          <w:b/>
+          <w:bCs/>
+        </w:rPr>
+        <w:t xml:space="preserve">_brand.yml</w:t>
+      </w:r>
+      <w:r>
+        <w:rPr>
+          <w:b/>
+          <w:bCs/>
+        </w:rPr>
+        <w:t xml:space="preserve">:</w:t>
+      </w:r>
+    </w:p>
+    <w:p>
+      <w:pPr>
+        <w:pStyle w:val="SourceCode"/>
+        <w:numPr>
+          <w:ilvl w:val="0"/>
+          <w:numId w:val="1000"/>
+        </w:numPr>
+      </w:pPr>
+      <w:r>
+        <w:rPr>
+          <w:rStyle w:val="VerbatimChar"/>
+        </w:rPr>
+        <w:t xml:space="preserve">logo:</w:t>
+      </w:r>
+      <w:r>
+        <w:br/>
+      </w:r>
+      <w:r>
+        <w:rPr>
+          <w:rStyle w:val="VerbatimChar"/>
+        </w:rPr>
+        <w:t xml:space="preserve">  medium:</w:t>
+      </w:r>
+      <w:r>
+        <w:br/>
+      </w:r>
+      <w:r>
+        <w:rPr>
+          <w:rStyle w:val="VerbatimChar"/>
+        </w:rPr>
+        <w:t xml:space="preserve">    light: "images/logo-light.png"</w:t>
+      </w:r>
+      <w:r>
+        <w:br/>
+      </w:r>
+      <w:r>
+        <w:rPr>
+          <w:rStyle w:val="VerbatimChar"/>
+        </w:rPr>
+        <w:t xml:space="preserve">    dark: "images/logo-dark.png"</w:t>
+      </w:r>
+    </w:p>
+    <w:p>
+      <w:pPr>
+        <w:numPr>
+          <w:ilvl w:val="0"/>
+          <w:numId w:val="1016"/>
+        </w:numPr>
+      </w:pPr>
+      <w:r>
+        <w:rPr>
+          <w:b/>
+          <w:bCs/>
+        </w:rPr>
+        <w:t xml:space="preserve">Reference in</w:t>
+      </w:r>
+      <w:r>
+        <w:rPr>
+          <w:b/>
+          <w:bCs/>
+        </w:rPr>
+        <w:t xml:space="preserve"> </w:t>
+      </w:r>
+      <w:r>
+        <w:rPr>
+          <w:rStyle w:val="VerbatimChar"/>
+          <w:b/>
+          <w:bCs/>
+        </w:rPr>
+        <w:t xml:space="preserve">_quarto.yml</w:t>
+      </w:r>
+      <w:r>
+        <w:rPr>
+          <w:b/>
+          <w:bCs/>
+        </w:rPr>
+        <w:t xml:space="preserve">:</w:t>
+      </w:r>
+    </w:p>
+    <w:p>
+      <w:pPr>
+        <w:pStyle w:val="SourceCode"/>
+        <w:numPr>
+          <w:ilvl w:val="0"/>
+          <w:numId w:val="1000"/>
+        </w:numPr>
+      </w:pPr>
+      <w:r>
+        <w:rPr>
+          <w:rStyle w:val="VerbatimChar"/>
+        </w:rPr>
+        <w:t xml:space="preserve">brand: _brand.yml</w:t>
+      </w:r>
+      <w:r>
+        <w:br/>
+      </w:r>
+      <w:r>
+        <w:rPr>
+          <w:rStyle w:val="VerbatimChar"/>
+        </w:rPr>
+        <w:t xml:space="preserve">website:</w:t>
+      </w:r>
+      <w:r>
+        <w:br/>
+      </w:r>
+      <w:r>
+        <w:rPr>
+          <w:rStyle w:val="VerbatimChar"/>
+        </w:rPr>
+        <w:t xml:space="preserve">  navbar:</w:t>
+      </w:r>
+      <w:r>
+        <w:br/>
+      </w:r>
+      <w:r>
+        <w:rPr>
+          <w:rStyle w:val="VerbatimChar"/>
+        </w:rPr>
+        <w:t xml:space="preserve">    logo: medium # Quarto automatically picks the correct light/dark version</w:t>
+      </w:r>
+    </w:p>
+    <w:p>
+      <w:pPr>
+        <w:numPr>
+          <w:ilvl w:val="0"/>
+          <w:numId w:val="1000"/>
+        </w:numPr>
+      </w:pPr>
+      <w:r>
+        <w:t xml:space="preserve">[12]</w:t>
+      </w:r>
+    </w:p>
+    <w:bookmarkEnd w:id="122"/>
+    <w:bookmarkStart w:id="130" w:name="adding-a-favicon-browser-tab-logo"/>
+    <w:p>
+      <w:pPr>
+        <w:pStyle w:val="Heading2"/>
+      </w:pPr>
+      <w:r>
+        <w:t xml:space="preserve">6.6</w:t>
+      </w:r>
+      <w:r>
+        <w:t xml:space="preserve"> </w:t>
+      </w:r>
+      <w:r>
+        <w:rPr>
+          <w:b/>
+          <w:bCs/>
+        </w:rPr>
+        <w:t xml:space="preserve">4. Adding a Favicon (Browser Tab Logo)</w:t>
+      </w:r>
+    </w:p>
+    <w:p>
+      <w:pPr>
+        <w:pStyle w:val="FirstParagraph"/>
+      </w:pPr>
+      <w:r>
+        <w:t xml:space="preserve">To ensure your logo or icon appears in the browser tab, use the</w:t>
+      </w:r>
+      <w:r>
+        <w:t xml:space="preserve"> </w:t>
+      </w:r>
+      <w:r>
+        <w:rPr>
+          <w:rStyle w:val="VerbatimChar"/>
+        </w:rPr>
+        <w:t xml:space="preserve">favicon</w:t>
+      </w:r>
+      <w:r>
+        <w:t xml:space="preserve"> </w:t>
+      </w:r>
+      <w:r>
+        <w:t xml:space="preserve">option under the</w:t>
+      </w:r>
+      <w:r>
+        <w:t xml:space="preserve"> </w:t>
+      </w:r>
+      <w:r>
+        <w:rPr>
+          <w:rStyle w:val="VerbatimChar"/>
+        </w:rPr>
+        <w:t xml:space="preserve">website</w:t>
+      </w:r>
+      <w:r>
+        <w:t xml:space="preserve"> </w:t>
+      </w:r>
+      <w:r>
+        <w:t xml:space="preserve">key: [2, 13]</w:t>
+      </w:r>
+    </w:p>
+    <w:p>
+      <w:pPr>
+        <w:pStyle w:val="SourceCode"/>
+      </w:pPr>
+      <w:r>
+        <w:rPr>
+          <w:rStyle w:val="VerbatimChar"/>
+        </w:rPr>
+        <w:t xml:space="preserve">website:</w:t>
+      </w:r>
+      <w:r>
+        <w:br/>
+      </w:r>
+      <w:r>
+        <w:rPr>
+          <w:rStyle w:val="VerbatimChar"/>
+        </w:rPr>
+        <w:t xml:space="preserve">  favicon: "favicon.ico" # Usually a .png or .ico file</w:t>
+      </w:r>
+      <w:r>
+        <w:br/>
+      </w:r>
+      <w:r>
+        <w:rPr>
+          <w:rStyle w:val="VerbatimChar"/>
+        </w:rPr>
+        <w:t xml:space="preserve"> </w:t>
+      </w:r>
+    </w:p>
+    <w:p>
+      <w:pPr>
+        <w:pStyle w:val="FirstParagraph"/>
+      </w:pPr>
+      <w:r>
+        <w:t xml:space="preserve">For more detailed customization, you can refer to the official</w:t>
+      </w:r>
+      <w:r>
+        <w:t xml:space="preserve"> </w:t>
+      </w:r>
+      <w:hyperlink r:id="rId123">
+        <w:r>
+          <w:rPr>
+            <w:rStyle w:val="Hyperlink"/>
+          </w:rPr>
+          <w:t xml:space="preserve">Quarto Website Navigation</w:t>
+        </w:r>
+      </w:hyperlink>
+      <w:r>
+        <w:t xml:space="preserve"> </w:t>
+      </w:r>
+      <w:r>
+        <w:t xml:space="preserve">documentation. [14]</w:t>
+      </w:r>
+    </w:p>
+    <w:p>
+      <w:pPr>
+        <w:pStyle w:val="BodyText"/>
+      </w:pPr>
+      <w:r>
+        <w:t xml:space="preserve">Would you like to know how to adjust the</w:t>
+      </w:r>
+      <w:r>
+        <w:t xml:space="preserve"> </w:t>
+      </w:r>
+      <w:r>
+        <w:rPr>
+          <w:b/>
+          <w:bCs/>
+        </w:rPr>
+        <w:t xml:space="preserve">size</w:t>
+      </w:r>
+      <w:r>
+        <w:t xml:space="preserve"> </w:t>
+      </w:r>
+      <w:r>
+        <w:t xml:space="preserve">of the logo or customize its</w:t>
+      </w:r>
+      <w:r>
+        <w:t xml:space="preserve"> </w:t>
+      </w:r>
+      <w:r>
+        <w:rPr>
+          <w:b/>
+          <w:bCs/>
+        </w:rPr>
+        <w:t xml:space="preserve">position</w:t>
+      </w:r>
+      <w:r>
+        <w:t xml:space="preserve"> </w:t>
+      </w:r>
+      <w:r>
+        <w:t xml:space="preserve">further using CSS?</w:t>
+      </w:r>
+    </w:p>
+    <w:p>
+      <w:pPr>
+        <w:pStyle w:val="BodyText"/>
+      </w:pPr>
+      <w:r>
+        <w:t xml:space="preserve">[1]</w:t>
+      </w:r>
+      <w:r>
+        <w:t xml:space="preserve"> </w:t>
+      </w:r>
+      <w:hyperlink r:id="rId123">
+        <w:r>
+          <w:rPr>
+            <w:rStyle w:val="Hyperlink"/>
+          </w:rPr>
+          <w:t xml:space="preserve">https://quarto.org</w:t>
+        </w:r>
+      </w:hyperlink>
+    </w:p>
+    <w:p>
+      <w:pPr>
+        <w:pStyle w:val="BodyText"/>
+      </w:pPr>
+      <w:r>
+        <w:t xml:space="preserve">[2]</w:t>
+      </w:r>
+      <w:r>
+        <w:t xml:space="preserve"> </w:t>
+      </w:r>
+      <w:hyperlink r:id="rId124">
+        <w:r>
+          <w:rPr>
+            <w:rStyle w:val="Hyperlink"/>
+          </w:rPr>
+          <w:t xml:space="preserve">https://forum.posit.co</w:t>
+        </w:r>
+      </w:hyperlink>
+    </w:p>
+    <w:p>
+      <w:pPr>
+        <w:pStyle w:val="BodyText"/>
+      </w:pPr>
+      <w:r>
+        <w:t xml:space="preserve">[3]</w:t>
+      </w:r>
+      <w:r>
+        <w:t xml:space="preserve"> </w:t>
+      </w:r>
+      <w:hyperlink r:id="rId123">
+        <w:r>
+          <w:rPr>
+            <w:rStyle w:val="Hyperlink"/>
+          </w:rPr>
+          <w:t xml:space="preserve">https://quarto.org</w:t>
+        </w:r>
+      </w:hyperlink>
+    </w:p>
+    <w:p>
+      <w:pPr>
+        <w:pStyle w:val="BodyText"/>
+      </w:pPr>
+      <w:r>
+        <w:t xml:space="preserve">[4]</w:t>
+      </w:r>
+      <w:r>
+        <w:t xml:space="preserve"> </w:t>
+      </w:r>
+      <w:hyperlink r:id="rId125">
+        <w:r>
+          <w:rPr>
+            <w:rStyle w:val="Hyperlink"/>
+          </w:rPr>
+          <w:t xml:space="preserve">https://quarto.org</w:t>
+        </w:r>
+      </w:hyperlink>
+    </w:p>
+    <w:p>
+      <w:pPr>
+        <w:pStyle w:val="BodyText"/>
+      </w:pPr>
+      <w:r>
+        <w:t xml:space="preserve">[5]</w:t>
+      </w:r>
+      <w:r>
+        <w:t xml:space="preserve"> </w:t>
+      </w:r>
+      <w:hyperlink r:id="rId124">
+        <w:r>
+          <w:rPr>
+            <w:rStyle w:val="Hyperlink"/>
+          </w:rPr>
+          <w:t xml:space="preserve">https://forum.posit.co</w:t>
+        </w:r>
+      </w:hyperlink>
+    </w:p>
+    <w:p>
+      <w:pPr>
+        <w:pStyle w:val="BodyText"/>
+      </w:pPr>
+      <w:r>
+        <w:t xml:space="preserve">[6]</w:t>
+      </w:r>
+      <w:r>
+        <w:t xml:space="preserve"> </w:t>
+      </w:r>
+      <w:hyperlink r:id="rId125">
+        <w:r>
+          <w:rPr>
+            <w:rStyle w:val="Hyperlink"/>
+          </w:rPr>
+          <w:t xml:space="preserve">https://quarto.org</w:t>
+        </w:r>
+      </w:hyperlink>
+    </w:p>
+    <w:p>
+      <w:pPr>
+        <w:pStyle w:val="BodyText"/>
+      </w:pPr>
+      <w:r>
+        <w:t xml:space="preserve">[7]</w:t>
+      </w:r>
+      <w:r>
+        <w:t xml:space="preserve"> </w:t>
+      </w:r>
+      <w:hyperlink r:id="rId123">
+        <w:r>
+          <w:rPr>
+            <w:rStyle w:val="Hyperlink"/>
+          </w:rPr>
+          <w:t xml:space="preserve">https://quarto.org</w:t>
+        </w:r>
+      </w:hyperlink>
+    </w:p>
+    <w:p>
+      <w:pPr>
+        <w:pStyle w:val="BodyText"/>
+      </w:pPr>
+      <w:r>
+        <w:t xml:space="preserve">[8]</w:t>
+      </w:r>
+      <w:r>
+        <w:t xml:space="preserve"> </w:t>
+      </w:r>
+      <w:hyperlink r:id="rId125">
+        <w:r>
+          <w:rPr>
+            <w:rStyle w:val="Hyperlink"/>
+          </w:rPr>
+          <w:t xml:space="preserve">https://quarto.org</w:t>
+        </w:r>
+      </w:hyperlink>
+    </w:p>
+    <w:p>
+      <w:pPr>
+        <w:pStyle w:val="BodyText"/>
+      </w:pPr>
+      <w:r>
+        <w:t xml:space="preserve">[9]</w:t>
+      </w:r>
+      <w:r>
+        <w:t xml:space="preserve"> </w:t>
+      </w:r>
+      <w:hyperlink r:id="rId126">
+        <w:r>
+          <w:rPr>
+            <w:rStyle w:val="Hyperlink"/>
+          </w:rPr>
+          <w:t xml:space="preserve">https://quarto.org</w:t>
+        </w:r>
+      </w:hyperlink>
+    </w:p>
+    <w:p>
+      <w:pPr>
+        <w:pStyle w:val="BodyText"/>
+      </w:pPr>
+      <w:r>
+        <w:t xml:space="preserve">[10]</w:t>
+      </w:r>
+      <w:r>
+        <w:t xml:space="preserve"> </w:t>
+      </w:r>
+      <w:hyperlink r:id="rId127">
+        <w:r>
+          <w:rPr>
+            <w:rStyle w:val="Hyperlink"/>
+          </w:rPr>
+          <w:t xml:space="preserve">https://stackoverflow.com</w:t>
+        </w:r>
+      </w:hyperlink>
+    </w:p>
+    <w:p>
+      <w:pPr>
+        <w:pStyle w:val="BodyText"/>
+      </w:pPr>
+      <w:r>
+        <w:t xml:space="preserve">[11]</w:t>
+      </w:r>
+      <w:r>
+        <w:t xml:space="preserve"> </w:t>
+      </w:r>
+      <w:hyperlink r:id="rId126">
+        <w:r>
+          <w:rPr>
+            <w:rStyle w:val="Hyperlink"/>
+          </w:rPr>
+          <w:t xml:space="preserve">https://quarto.org</w:t>
+        </w:r>
+      </w:hyperlink>
+    </w:p>
+    <w:p>
+      <w:pPr>
+        <w:pStyle w:val="BodyText"/>
+      </w:pPr>
+      <w:r>
+        <w:t xml:space="preserve">[12]</w:t>
+      </w:r>
+      <w:r>
+        <w:t xml:space="preserve"> </w:t>
+      </w:r>
+      <w:hyperlink r:id="rId126">
+        <w:r>
+          <w:rPr>
+            <w:rStyle w:val="Hyperlink"/>
+          </w:rPr>
+          <w:t xml:space="preserve">https://quarto.org</w:t>
+        </w:r>
+      </w:hyperlink>
+    </w:p>
+    <w:p>
+      <w:pPr>
+        <w:pStyle w:val="BodyText"/>
+      </w:pPr>
+      <w:r>
+        <w:t xml:space="preserve">[13]</w:t>
+      </w:r>
+      <w:r>
+        <w:t xml:space="preserve"> </w:t>
+      </w:r>
+      <w:hyperlink r:id="rId128">
+        <w:r>
+          <w:rPr>
+            <w:rStyle w:val="Hyperlink"/>
+          </w:rPr>
+          <w:t xml:space="preserve">https://quarto.org</w:t>
+        </w:r>
+      </w:hyperlink>
+    </w:p>
+    <w:p>
+      <w:pPr>
+        <w:pStyle w:val="BodyText"/>
+      </w:pPr>
+      <w:r>
+        <w:t xml:space="preserve">[14]</w:t>
+      </w:r>
+      <w:r>
+        <w:t xml:space="preserve"> </w:t>
+      </w:r>
+      <w:hyperlink r:id="rId129">
+        <w:r>
+          <w:rPr>
+            <w:rStyle w:val="Hyperlink"/>
+          </w:rPr>
+          <w:t xml:space="preserve">https://quarto-tdg.org</w:t>
+        </w:r>
+      </w:hyperlink>
+    </w:p>
+    <w:p>
+      <w:pPr>
+        <w:pStyle w:val="BodyText"/>
+      </w:pPr>
+      <w:r>
+        <w:t xml:space="preserve">To insert an Instagram link into the left sidebar of your Quarto website, you can use the</w:t>
+      </w:r>
+      <w:r>
+        <w:t xml:space="preserve"> </w:t>
+      </w:r>
+      <w:r>
+        <w:rPr>
+          <w:rStyle w:val="VerbatimChar"/>
+          <w:b/>
+          <w:bCs/>
+        </w:rPr>
+        <w:t xml:space="preserve">tools</w:t>
+      </w:r>
+      <w:r>
+        <w:t xml:space="preserve"> </w:t>
+      </w:r>
+      <w:r>
+        <w:t xml:space="preserve">or</w:t>
+      </w:r>
+      <w:r>
+        <w:t xml:space="preserve"> </w:t>
+      </w:r>
+      <w:r>
+        <w:rPr>
+          <w:rStyle w:val="VerbatimChar"/>
+          <w:b/>
+          <w:bCs/>
+        </w:rPr>
+        <w:t xml:space="preserve">footer</w:t>
+      </w:r>
+      <w:r>
+        <w:t xml:space="preserve"> </w:t>
+      </w:r>
+      <w:r>
+        <w:t xml:space="preserve">options within the</w:t>
+      </w:r>
+      <w:r>
+        <w:t xml:space="preserve"> </w:t>
+      </w:r>
+      <w:r>
+        <w:rPr>
+          <w:rStyle w:val="VerbatimChar"/>
+        </w:rPr>
+        <w:t xml:space="preserve">sidebar</w:t>
+      </w:r>
+      <w:r>
+        <w:t xml:space="preserve"> </w:t>
+      </w:r>
+      <w:r>
+        <w:t xml:space="preserve">configuration in your</w:t>
+      </w:r>
+      <w:r>
+        <w:t xml:space="preserve"> </w:t>
+      </w:r>
+      <w:r>
+        <w:rPr>
+          <w:rStyle w:val="VerbatimChar"/>
+        </w:rPr>
+        <w:t xml:space="preserve">_quarto.yml</w:t>
+      </w:r>
+      <w:r>
+        <w:t xml:space="preserve"> </w:t>
+      </w:r>
+      <w:r>
+        <w:t xml:space="preserve">file.</w:t>
+      </w:r>
+    </w:p>
+    <w:bookmarkEnd w:id="130"/>
+    <w:bookmarkStart w:id="131" w:name="using-sidebar-tools-recommended"/>
+    <w:p>
+      <w:pPr>
+        <w:pStyle w:val="Heading2"/>
+      </w:pPr>
+      <w:r>
+        <w:t xml:space="preserve">6.7</w:t>
+      </w:r>
+      <w:r>
+        <w:t xml:space="preserve"> </w:t>
+      </w:r>
+      <w:r>
+        <w:rPr>
+          <w:b/>
+          <w:bCs/>
+        </w:rPr>
+        <w:t xml:space="preserve">1. Using Sidebar Tools (Recommended)</w:t>
+      </w:r>
+    </w:p>
+    <w:p>
+      <w:pPr>
+        <w:pStyle w:val="FirstParagraph"/>
+      </w:pPr>
+      <w:r>
+        <w:t xml:space="preserve">Sidebar tools appear as icons at the top of the sidebar, next to the title or logo. Quarto includes built-in support for</w:t>
+      </w:r>
+      <w:r>
+        <w:t xml:space="preserve"> </w:t>
+      </w:r>
+      <w:r>
+        <w:rPr>
+          <w:b/>
+          <w:bCs/>
+        </w:rPr>
+        <w:t xml:space="preserve">Bootstrap Icons</w:t>
+      </w:r>
+      <w:r>
+        <w:t xml:space="preserve">, so you can use the</w:t>
+      </w:r>
+      <w:r>
+        <w:t xml:space="preserve"> </w:t>
+      </w:r>
+      <w:r>
+        <w:rPr>
+          <w:rStyle w:val="VerbatimChar"/>
+        </w:rPr>
+        <w:t xml:space="preserve">instagram</w:t>
+      </w:r>
+      <w:r>
+        <w:t xml:space="preserve"> </w:t>
+      </w:r>
+      <w:r>
+        <w:t xml:space="preserve">icon directly. [1, 2]</w:t>
+      </w:r>
+    </w:p>
+    <w:p>
+      <w:pPr>
+        <w:pStyle w:val="SourceCode"/>
+      </w:pPr>
+      <w:r>
+        <w:rPr>
+          <w:rStyle w:val="VerbatimChar"/>
+        </w:rPr>
+        <w:t xml:space="preserve">website:</w:t>
+      </w:r>
+      <w:r>
+        <w:br/>
+      </w:r>
+      <w:r>
+        <w:rPr>
+          <w:rStyle w:val="VerbatimChar"/>
+        </w:rPr>
+        <w:t xml:space="preserve">  sidebar:</w:t>
+      </w:r>
+      <w:r>
+        <w:br/>
+      </w:r>
+      <w:r>
+        <w:rPr>
+          <w:rStyle w:val="VerbatimChar"/>
+        </w:rPr>
+        <w:t xml:space="preserve">    tools:</w:t>
+      </w:r>
+      <w:r>
+        <w:br/>
+      </w:r>
+      <w:r>
+        <w:rPr>
+          <w:rStyle w:val="VerbatimChar"/>
+        </w:rPr>
+        <w:t xml:space="preserve">      - icon: instagram</w:t>
+      </w:r>
+      <w:r>
+        <w:br/>
+      </w:r>
+      <w:r>
+        <w:rPr>
+          <w:rStyle w:val="VerbatimChar"/>
+        </w:rPr>
+        <w:t xml:space="preserve">        href: https://www.instagram.com</w:t>
+      </w:r>
+      <w:r>
+        <w:br/>
+      </w:r>
+      <w:r>
+        <w:rPr>
+          <w:rStyle w:val="VerbatimChar"/>
+        </w:rPr>
+        <w:t xml:space="preserve">        text: "Instagram" # Optional tooltip text</w:t>
+      </w:r>
+    </w:p>
+    <w:bookmarkEnd w:id="131"/>
+    <w:bookmarkStart w:id="132" w:name="using-sidebar-footer"/>
+    <w:p>
+      <w:pPr>
+        <w:pStyle w:val="Heading2"/>
+      </w:pPr>
+      <w:r>
+        <w:t xml:space="preserve">6.8</w:t>
+      </w:r>
+      <w:r>
+        <w:t xml:space="preserve"> </w:t>
+      </w:r>
+      <w:r>
+        <w:rPr>
+          <w:b/>
+          <w:bCs/>
+        </w:rPr>
+        <w:t xml:space="preserve">2. Using Sidebar Footer</w:t>
+      </w:r>
+    </w:p>
+    <w:p>
+      <w:pPr>
+        <w:pStyle w:val="FirstParagraph"/>
+      </w:pPr>
+      <w:r>
+        <w:t xml:space="preserve">If you want the link to appear at the bottom of the sidebar, you can use the</w:t>
+      </w:r>
+      <w:r>
+        <w:t xml:space="preserve"> </w:t>
+      </w:r>
+      <w:r>
+        <w:rPr>
+          <w:rStyle w:val="VerbatimChar"/>
+        </w:rPr>
+        <w:t xml:space="preserve">footer</w:t>
+      </w:r>
+      <w:r>
+        <w:t xml:space="preserve"> </w:t>
+      </w:r>
+      <w:r>
+        <w:t xml:space="preserve">option. You can use standard Markdown or even the Font Awesome extension for more icon variety. [3]</w:t>
+      </w:r>
+    </w:p>
+    <w:p>
+      <w:pPr>
+        <w:pStyle w:val="SourceCode"/>
+      </w:pPr>
+      <w:r>
+        <w:rPr>
+          <w:rStyle w:val="VerbatimChar"/>
+        </w:rPr>
+        <w:t xml:space="preserve">website:</w:t>
+      </w:r>
+      <w:r>
+        <w:br/>
+      </w:r>
+      <w:r>
+        <w:rPr>
+          <w:rStyle w:val="VerbatimChar"/>
+        </w:rPr>
+        <w:t xml:space="preserve">  sidebar:</w:t>
+      </w:r>
+      <w:r>
+        <w:br/>
+      </w:r>
+      <w:r>
+        <w:rPr>
+          <w:rStyle w:val="VerbatimChar"/>
+        </w:rPr>
+        <w:t xml:space="preserve">    footer: |</w:t>
+      </w:r>
+      <w:r>
+        <w:br/>
+      </w:r>
+      <w:r>
+        <w:rPr>
+          <w:rStyle w:val="VerbatimChar"/>
+        </w:rPr>
+        <w:t xml:space="preserve">      [ {{&lt; fa brands instagram &gt;}} Instagram](https://www.instagram.com)</w:t>
+      </w:r>
+    </w:p>
+    <w:p>
+      <w:pPr>
+        <w:pStyle w:val="FirstParagraph"/>
+      </w:pPr>
+      <w:r>
+        <w:rPr>
+          <w:i/>
+          <w:iCs/>
+        </w:rPr>
+        <w:t xml:space="preserve">(Note: Using</w:t>
+      </w:r>
+      <w:r>
+        <w:rPr>
+          <w:i/>
+          <w:iCs/>
+        </w:rPr>
+        <w:t xml:space="preserve"> </w:t>
+      </w:r>
+      <w:r>
+        <w:rPr>
+          <w:rStyle w:val="VerbatimChar"/>
+          <w:i/>
+          <w:iCs/>
+        </w:rPr>
+        <w:t xml:space="preserve">{{&lt; fa ... &gt;}}</w:t>
+      </w:r>
+      <w:r>
+        <w:rPr>
+          <w:i/>
+          <w:iCs/>
+        </w:rPr>
+        <w:t xml:space="preserve"> </w:t>
+      </w:r>
+      <w:r>
+        <w:rPr>
+          <w:i/>
+          <w:iCs/>
+        </w:rPr>
+        <w:t xml:space="preserve">requires installing the Font Awesome extension via</w:t>
+      </w:r>
+      <w:r>
+        <w:rPr>
+          <w:i/>
+          <w:iCs/>
+        </w:rPr>
+        <w:t xml:space="preserve"> </w:t>
+      </w:r>
+      <w:r>
+        <w:rPr>
+          <w:rStyle w:val="VerbatimChar"/>
+          <w:i/>
+          <w:iCs/>
+        </w:rPr>
+        <w:t xml:space="preserve">quarto add quarto-ext/fontawesome</w:t>
+      </w:r>
+      <w:r>
+        <w:rPr>
+          <w:i/>
+          <w:iCs/>
+        </w:rPr>
+        <w:t xml:space="preserve"> </w:t>
+      </w:r>
+      <w:r>
+        <w:rPr>
+          <w:i/>
+          <w:iCs/>
+        </w:rPr>
+        <w:t xml:space="preserve">in your terminal)</w:t>
+      </w:r>
+      <w:r>
+        <w:t xml:space="preserve">.</w:t>
+      </w:r>
+    </w:p>
+    <w:bookmarkEnd w:id="132"/>
+    <w:bookmarkStart w:id="135" w:name="adding-to-sidebar-contents"/>
+    <w:p>
+      <w:pPr>
+        <w:pStyle w:val="Heading2"/>
+      </w:pPr>
+      <w:r>
+        <w:t xml:space="preserve">6.9</w:t>
+      </w:r>
+      <w:r>
+        <w:t xml:space="preserve"> </w:t>
+      </w:r>
+      <w:r>
+        <w:rPr>
+          <w:b/>
+          <w:bCs/>
+        </w:rPr>
+        <w:t xml:space="preserve">3. Adding to Sidebar Contents</w:t>
+      </w:r>
+    </w:p>
+    <w:p>
+      <w:pPr>
+        <w:pStyle w:val="FirstParagraph"/>
+      </w:pPr>
+      <w:r>
+        <w:t xml:space="preserve">If you want Instagram to appear as a regular menu item among your page links:</w:t>
+      </w:r>
+    </w:p>
+    <w:p>
+      <w:pPr>
+        <w:pStyle w:val="SourceCode"/>
+      </w:pPr>
+      <w:r>
+        <w:rPr>
+          <w:rStyle w:val="VerbatimChar"/>
+        </w:rPr>
+        <w:t xml:space="preserve">website:</w:t>
+      </w:r>
+      <w:r>
+        <w:br/>
+      </w:r>
+      <w:r>
+        <w:rPr>
+          <w:rStyle w:val="VerbatimChar"/>
+        </w:rPr>
+        <w:t xml:space="preserve">  sidebar:</w:t>
+      </w:r>
+      <w:r>
+        <w:br/>
+      </w:r>
+      <w:r>
+        <w:rPr>
+          <w:rStyle w:val="VerbatimChar"/>
+        </w:rPr>
+        <w:t xml:space="preserve">    contents:</w:t>
+      </w:r>
+      <w:r>
+        <w:br/>
+      </w:r>
+      <w:r>
+        <w:rPr>
+          <w:rStyle w:val="VerbatimChar"/>
+        </w:rPr>
+        <w:t xml:space="preserve">      - section: "Social Media"</w:t>
+      </w:r>
+      <w:r>
+        <w:br/>
+      </w:r>
+      <w:r>
+        <w:rPr>
+          <w:rStyle w:val="VerbatimChar"/>
+        </w:rPr>
+        <w:t xml:space="preserve">        contents:</w:t>
+      </w:r>
+      <w:r>
+        <w:br/>
+      </w:r>
+      <w:r>
+        <w:rPr>
+          <w:rStyle w:val="VerbatimChar"/>
+        </w:rPr>
+        <w:t xml:space="preserve">          - text: "Instagram"</w:t>
+      </w:r>
+      <w:r>
+        <w:br/>
+      </w:r>
+      <w:r>
+        <w:rPr>
+          <w:rStyle w:val="VerbatimChar"/>
+        </w:rPr>
+        <w:t xml:space="preserve">            icon: instagram # Adds the icon next to the text</w:t>
+      </w:r>
+      <w:r>
+        <w:br/>
+      </w:r>
+      <w:r>
+        <w:rPr>
+          <w:rStyle w:val="VerbatimChar"/>
+        </w:rPr>
+        <w:t xml:space="preserve">            href: https://www.instagram.com</w:t>
+      </w:r>
+    </w:p>
+    <w:p>
+      <w:pPr>
+        <w:pStyle w:val="FirstParagraph"/>
+      </w:pPr>
+      <w:r>
+        <w:rPr>
+          <w:b/>
+          <w:bCs/>
+        </w:rPr>
+        <w:t xml:space="preserve">Key Details:</w:t>
+      </w:r>
+    </w:p>
+    <w:p>
+      <w:pPr>
+        <w:numPr>
+          <w:ilvl w:val="0"/>
+          <w:numId w:val="1017"/>
+        </w:numPr>
+      </w:pPr>
+      <w:r>
+        <w:rPr>
+          <w:b/>
+          <w:bCs/>
+        </w:rPr>
+        <w:t xml:space="preserve">Icon:</w:t>
+      </w:r>
+      <w:r>
+        <w:t xml:space="preserve"> </w:t>
+      </w:r>
+      <w:r>
+        <w:t xml:space="preserve">Use</w:t>
+      </w:r>
+      <w:r>
+        <w:t xml:space="preserve"> </w:t>
+      </w:r>
+      <w:r>
+        <w:rPr>
+          <w:rStyle w:val="VerbatimChar"/>
+        </w:rPr>
+        <w:t xml:space="preserve">instagram</w:t>
+      </w:r>
+      <w:r>
+        <w:t xml:space="preserve"> </w:t>
+      </w:r>
+      <w:r>
+        <w:t xml:space="preserve">for the standard Bootstrap icon.</w:t>
+      </w:r>
+    </w:p>
+    <w:p>
+      <w:pPr>
+        <w:numPr>
+          <w:ilvl w:val="0"/>
+          <w:numId w:val="1017"/>
+        </w:numPr>
+      </w:pPr>
+      <w:r>
+        <w:rPr>
+          <w:b/>
+          <w:bCs/>
+        </w:rPr>
+        <w:t xml:space="preserve">Href:</w:t>
+      </w:r>
+      <w:r>
+        <w:t xml:space="preserve"> </w:t>
+      </w:r>
+      <w:r>
+        <w:t xml:space="preserve">Ensure you use the full URL starting with</w:t>
+      </w:r>
+      <w:r>
+        <w:t xml:space="preserve"> </w:t>
+      </w:r>
+      <w:r>
+        <w:rPr>
+          <w:rStyle w:val="VerbatimChar"/>
+        </w:rPr>
+        <w:t xml:space="preserve">https://</w:t>
+      </w:r>
+      <w:r>
+        <w:t xml:space="preserve">.</w:t>
+      </w:r>
+    </w:p>
+    <w:p>
+      <w:pPr>
+        <w:numPr>
+          <w:ilvl w:val="0"/>
+          <w:numId w:val="1017"/>
+        </w:numPr>
+      </w:pPr>
+      <w:r>
+        <w:rPr>
+          <w:b/>
+          <w:bCs/>
+        </w:rPr>
+        <w:t xml:space="preserve">Position:</w:t>
+      </w:r>
+      <w:r>
+        <w:t xml:space="preserve"> </w:t>
+      </w:r>
+      <w:r>
+        <w:t xml:space="preserve">Tools will always appear at the</w:t>
+      </w:r>
+      <w:r>
+        <w:t xml:space="preserve"> </w:t>
+      </w:r>
+      <w:r>
+        <w:rPr>
+          <w:b/>
+          <w:bCs/>
+        </w:rPr>
+        <w:t xml:space="preserve">top</w:t>
+      </w:r>
+      <w:r>
+        <w:t xml:space="preserve"> </w:t>
+      </w:r>
+      <w:r>
+        <w:t xml:space="preserve">of the sidebar, while footers appear at the</w:t>
+      </w:r>
+      <w:r>
+        <w:t xml:space="preserve"> </w:t>
+      </w:r>
+      <w:r>
+        <w:rPr>
+          <w:b/>
+          <w:bCs/>
+        </w:rPr>
+        <w:t xml:space="preserve">bottom</w:t>
+      </w:r>
+      <w:r>
+        <w:t xml:space="preserve">. [1, 4, 5]</w:t>
+      </w:r>
+    </w:p>
+    <w:p>
+      <w:pPr>
+        <w:pStyle w:val="FirstParagraph"/>
+      </w:pPr>
+      <w:r>
+        <w:t xml:space="preserve">Would you like to know how to</w:t>
+      </w:r>
+      <w:r>
+        <w:t xml:space="preserve"> </w:t>
+      </w:r>
+      <w:r>
+        <w:rPr>
+          <w:b/>
+          <w:bCs/>
+        </w:rPr>
+        <w:t xml:space="preserve">change the color</w:t>
+      </w:r>
+      <w:r>
+        <w:t xml:space="preserve"> </w:t>
+      </w:r>
+      <w:r>
+        <w:t xml:space="preserve">of the Instagram icon to match the brand’s original purple/pink?</w:t>
+      </w:r>
+    </w:p>
+    <w:p>
+      <w:pPr>
+        <w:pStyle w:val="BodyText"/>
+      </w:pPr>
+      <w:r>
+        <w:t xml:space="preserve">[1]</w:t>
+      </w:r>
+      <w:r>
+        <w:t xml:space="preserve"> </w:t>
+      </w:r>
+      <w:hyperlink r:id="rId123">
+        <w:r>
+          <w:rPr>
+            <w:rStyle w:val="Hyperlink"/>
+          </w:rPr>
+          <w:t xml:space="preserve">https://quarto.org</w:t>
+        </w:r>
+      </w:hyperlink>
+    </w:p>
+    <w:p>
+      <w:pPr>
+        <w:pStyle w:val="BodyText"/>
+      </w:pPr>
+      <w:r>
+        <w:t xml:space="preserve">[2]</w:t>
+      </w:r>
+      <w:r>
+        <w:t xml:space="preserve"> </w:t>
+      </w:r>
+      <w:hyperlink r:id="rId133">
+        <w:r>
+          <w:rPr>
+            <w:rStyle w:val="Hyperlink"/>
+          </w:rPr>
+          <w:t xml:space="preserve">https://quarto.org</w:t>
+        </w:r>
+      </w:hyperlink>
+    </w:p>
+    <w:p>
+      <w:pPr>
+        <w:pStyle w:val="BodyText"/>
+      </w:pPr>
+      <w:r>
+        <w:t xml:space="preserve">[3]</w:t>
+      </w:r>
+      <w:r>
+        <w:t xml:space="preserve"> </w:t>
+      </w:r>
+      <w:hyperlink r:id="rId134">
+        <w:r>
+          <w:rPr>
+            <w:rStyle w:val="Hyperlink"/>
+          </w:rPr>
+          <w:t xml:space="preserve">https://www.youtube.com</w:t>
+        </w:r>
+      </w:hyperlink>
+    </w:p>
+    <w:p>
+      <w:pPr>
+        <w:pStyle w:val="BodyText"/>
+      </w:pPr>
+      <w:r>
+        <w:t xml:space="preserve">[4]</w:t>
+      </w:r>
+      <w:r>
+        <w:t xml:space="preserve"> </w:t>
+      </w:r>
+      <w:hyperlink r:id="rId128">
+        <w:r>
+          <w:rPr>
+            <w:rStyle w:val="Hyperlink"/>
+          </w:rPr>
+          <w:t xml:space="preserve">https://quarto.org</w:t>
+        </w:r>
+      </w:hyperlink>
+    </w:p>
+    <w:p>
+      <w:pPr>
+        <w:pStyle w:val="BodyText"/>
+      </w:pPr>
+      <w:r>
+        <w:t xml:space="preserve">[5]</w:t>
+      </w:r>
+      <w:r>
+        <w:t xml:space="preserve"> </w:t>
+      </w:r>
+      <w:hyperlink r:id="rId125">
+        <w:r>
+          <w:rPr>
+            <w:rStyle w:val="Hyperlink"/>
+          </w:rPr>
+          <w:t xml:space="preserve">https://quarto.org</w:t>
+        </w:r>
+      </w:hyperlink>
+    </w:p>
+    <w:bookmarkEnd w:id="135"/>
+    <w:bookmarkEnd w:id="136"/>
+    <w:bookmarkStart w:id="141" w:name="X0f36eeef09573aa9f1cd2710ddd4b9a54702bb0"/>
+    <w:p>
+      <w:pPr>
+        <w:pStyle w:val="Heading1"/>
+      </w:pPr>
+      <w:r>
+        <w:t xml:space="preserve">7. Imputasi Berbobot dengan K-Tetangga Terdekat (WKNNI)</w:t>
       </w:r>
     </w:p>
     <w:p>
@@ -10374,7 +15240,7 @@
       <w:pPr>
         <w:numPr>
           <w:ilvl w:val="0"/>
-          <w:numId w:val="1016"/>
+          <w:numId w:val="1018"/>
         </w:numPr>
       </w:pPr>
       <w:r>
@@ -10432,7 +15298,7 @@
       <w:pPr>
         <w:numPr>
           <w:ilvl w:val="0"/>
-          <w:numId w:val="1016"/>
+          <w:numId w:val="1018"/>
         </w:numPr>
       </w:pPr>
       <m:oMath>
@@ -10555,7 +15421,7 @@
       <w:pPr>
         <w:numPr>
           <w:ilvl w:val="0"/>
-          <w:numId w:val="1016"/>
+          <w:numId w:val="1018"/>
         </w:numPr>
       </w:pPr>
       <m:oMath>
@@ -10654,7 +15520,7 @@
       <w:pPr>
         <w:numPr>
           <w:ilvl w:val="0"/>
-          <w:numId w:val="1016"/>
+          <w:numId w:val="1018"/>
         </w:numPr>
       </w:pPr>
       <w:r>
@@ -11116,7 +15982,7 @@
         <w:pStyle w:val="Compact"/>
         <w:numPr>
           <w:ilvl w:val="0"/>
-          <w:numId w:val="1017"/>
+          <w:numId w:val="1019"/>
         </w:numPr>
       </w:pPr>
       <w:r>
@@ -11195,7 +16061,7 @@
         <w:pStyle w:val="Compact"/>
         <w:numPr>
           <w:ilvl w:val="0"/>
-          <w:numId w:val="1017"/>
+          <w:numId w:val="1019"/>
         </w:numPr>
       </w:pPr>
       <w:r>
@@ -11234,7 +16100,7 @@
         <w:pStyle w:val="Compact"/>
         <w:numPr>
           <w:ilvl w:val="0"/>
-          <w:numId w:val="1017"/>
+          <w:numId w:val="1019"/>
         </w:numPr>
       </w:pPr>
       <w:r>
@@ -11294,13 +16160,13 @@
         <w:t xml:space="preserve">) akan sangat mempengaruhi hasil akhir. Jika tetangga kurang mirip (bobot kecil), pengaruhnya kecil.</w:t>
       </w:r>
     </w:p>
-    <w:bookmarkStart w:id="114" w:name="penentuan-parameter-k"/>
+    <w:bookmarkStart w:id="137" w:name="penentuan-parameter-k"/>
     <w:p>
       <w:pPr>
         <w:pStyle w:val="Heading3"/>
       </w:pPr>
       <w:r>
-        <w:t xml:space="preserve">3.0.1 Penentuan parameter K</w:t>
+        <w:t xml:space="preserve">7.0.1 Penentuan parameter K</w:t>
       </w:r>
     </w:p>
     <w:p>
@@ -11940,14 +16806,14 @@
         </w:pict>
       </w:r>
     </w:p>
-    <w:bookmarkEnd w:id="114"/>
-    <w:bookmarkStart w:id="115" w:name="langkah-1-hitung-jarak-dan-kemiripan-s_i"/>
+    <w:bookmarkEnd w:id="137"/>
+    <w:bookmarkStart w:id="138" w:name="langkah-1-hitung-jarak-dan-kemiripan-s_i"/>
     <w:p>
       <w:pPr>
         <w:pStyle w:val="Heading3"/>
       </w:pPr>
       <w:r>
-        <w:t xml:space="preserve">3.0.2 Langkah 1: Hitung Jarak dan Kemiripan (</w:t>
+        <w:t xml:space="preserve">7.0.2 Langkah 1: Hitung Jarak dan Kemiripan (</w:t>
       </w:r>
       <m:oMath>
         <m:sSub>
@@ -12785,14 +17651,14 @@
         </w:pict>
       </w:r>
     </w:p>
-    <w:bookmarkEnd w:id="115"/>
-    <w:bookmarkStart w:id="116" w:name="X57858c31277a7c4364119850ca82d05add6c63c"/>
+    <w:bookmarkEnd w:id="138"/>
+    <w:bookmarkStart w:id="139" w:name="X57858c31277a7c4364119850ca82d05add6c63c"/>
     <w:p>
       <w:pPr>
         <w:pStyle w:val="Heading3"/>
       </w:pPr>
       <w:r>
-        <w:t xml:space="preserve">3.0.3 Langkah 2: Hitung Estimasi Menggunakan Weighted Average</w:t>
+        <w:t xml:space="preserve">7.0.3 Langkah 2: Hitung Estimasi Menggunakan Weighted Average</w:t>
       </w:r>
     </w:p>
     <w:p>
@@ -12917,7 +17783,7 @@
         <w:pStyle w:val="Compact"/>
         <w:numPr>
           <w:ilvl w:val="0"/>
-          <w:numId w:val="1018"/>
+          <w:numId w:val="1020"/>
         </w:numPr>
       </w:pPr>
       <m:oMath>
@@ -12967,7 +17833,7 @@
         <w:pStyle w:val="Compact"/>
         <w:numPr>
           <w:ilvl w:val="0"/>
-          <w:numId w:val="1018"/>
+          <w:numId w:val="1020"/>
         </w:numPr>
       </w:pPr>
       <m:oMath>
@@ -13017,7 +17883,7 @@
         <w:pStyle w:val="Compact"/>
         <w:numPr>
           <w:ilvl w:val="0"/>
-          <w:numId w:val="1018"/>
+          <w:numId w:val="1020"/>
         </w:numPr>
       </w:pPr>
       <m:oMath>
@@ -13067,7 +17933,7 @@
         <w:pStyle w:val="Compact"/>
         <w:numPr>
           <w:ilvl w:val="0"/>
-          <w:numId w:val="1018"/>
+          <w:numId w:val="1020"/>
         </w:numPr>
       </w:pPr>
       <m:oMath>
@@ -13117,7 +17983,7 @@
         <w:pStyle w:val="Compact"/>
         <w:numPr>
           <w:ilvl w:val="0"/>
-          <w:numId w:val="1018"/>
+          <w:numId w:val="1020"/>
         </w:numPr>
       </w:pPr>
       <m:oMath>
@@ -13167,7 +18033,7 @@
         <w:pStyle w:val="Compact"/>
         <w:numPr>
           <w:ilvl w:val="0"/>
-          <w:numId w:val="1018"/>
+          <w:numId w:val="1020"/>
         </w:numPr>
       </w:pPr>
       <m:oMath>
@@ -13419,14 +18285,14 @@
         </w:pict>
       </w:r>
     </w:p>
-    <w:bookmarkEnd w:id="116"/>
-    <w:bookmarkStart w:id="117" w:name="hasil-akhir"/>
+    <w:bookmarkEnd w:id="139"/>
+    <w:bookmarkStart w:id="140" w:name="hasil-akhir"/>
     <w:p>
       <w:pPr>
         <w:pStyle w:val="Heading3"/>
       </w:pPr>
       <w:r>
-        <w:t xml:space="preserve">3.0.4 Hasil Akhir</w:t>
+        <w:t xml:space="preserve">7.0.4 Hasil Akhir</w:t>
       </w:r>
     </w:p>
     <w:p>
@@ -13484,15 +18350,15 @@
         </m:oMath>
       </m:oMathPara>
     </w:p>
-    <w:bookmarkEnd w:id="117"/>
-    <w:bookmarkEnd w:id="118"/>
-    <w:bookmarkStart w:id="129" w:name="data-hilang-pada-data-klasifikasi"/>
+    <w:bookmarkEnd w:id="140"/>
+    <w:bookmarkEnd w:id="141"/>
+    <w:bookmarkStart w:id="152" w:name="data-hilang-pada-data-klasifikasi"/>
     <w:p>
       <w:pPr>
         <w:pStyle w:val="Heading1"/>
       </w:pPr>
       <w:r>
-        <w:t xml:space="preserve">4. Data hilang pada data klasifikasi</w:t>
+        <w:t xml:space="preserve">8. Data hilang pada data klasifikasi</w:t>
       </w:r>
     </w:p>
     <w:p>
@@ -13550,13 +18416,13 @@
         </w:pict>
       </w:r>
     </w:p>
-    <w:bookmarkStart w:id="119" w:name="contoh"/>
+    <w:bookmarkStart w:id="142" w:name="contoh"/>
     <w:p>
       <w:pPr>
         <w:pStyle w:val="Heading3"/>
       </w:pPr>
       <w:r>
-        <w:t xml:space="preserve">4.0.1 Contoh</w:t>
+        <w:t xml:space="preserve">8.0.1 Contoh</w:t>
       </w:r>
     </w:p>
     <w:p>
@@ -14223,14 +19089,14 @@
         </w:pict>
       </w:r>
     </w:p>
-    <w:bookmarkEnd w:id="119"/>
-    <w:bookmarkStart w:id="120" w:name="langkah-1-hitung-jarak-kemiripan-s_i"/>
+    <w:bookmarkEnd w:id="142"/>
+    <w:bookmarkStart w:id="143" w:name="langkah-1-hitung-jarak-kemiripan-s_i"/>
     <w:p>
       <w:pPr>
         <w:pStyle w:val="Heading3"/>
       </w:pPr>
       <w:r>
-        <w:t xml:space="preserve">4.0.2 Langkah 1: Hitung Jarak &amp; Kemiripan (</w:t>
+        <w:t xml:space="preserve">8.0.2 Langkah 1: Hitung Jarak &amp; Kemiripan (</w:t>
       </w:r>
       <m:oMath>
         <m:sSub>
@@ -15000,14 +19866,14 @@
         </w:pict>
       </w:r>
     </w:p>
-    <w:bookmarkEnd w:id="120"/>
-    <w:bookmarkStart w:id="121" w:name="langkah-2-strategi-same-class-weighting"/>
+    <w:bookmarkEnd w:id="143"/>
+    <w:bookmarkStart w:id="144" w:name="langkah-2-strategi-same-class-weighting"/>
     <w:p>
       <w:pPr>
         <w:pStyle w:val="Heading3"/>
       </w:pPr>
       <w:r>
-        <w:t xml:space="preserve">4.0.3 Langkah 2: Strategi</w:t>
+        <w:t xml:space="preserve">8.0.3 Langkah 2: Strategi</w:t>
       </w:r>
       <w:r>
         <w:t xml:space="preserve"> </w:t>
@@ -15042,7 +19908,7 @@
         <w:pStyle w:val="Compact"/>
         <w:numPr>
           <w:ilvl w:val="0"/>
-          <w:numId w:val="1019"/>
+          <w:numId w:val="1021"/>
         </w:numPr>
       </w:pPr>
       <w:r>
@@ -15064,7 +19930,7 @@
         <w:pStyle w:val="Compact"/>
         <w:numPr>
           <w:ilvl w:val="0"/>
-          <w:numId w:val="1019"/>
+          <w:numId w:val="1021"/>
         </w:numPr>
       </w:pPr>
       <w:r>
@@ -15165,14 +20031,14 @@
         </w:pict>
       </w:r>
     </w:p>
-    <w:bookmarkEnd w:id="121"/>
-    <w:bookmarkStart w:id="122" w:name="langkah-3-hitung-estimasi-hanya-kelas-1"/>
+    <w:bookmarkEnd w:id="144"/>
+    <w:bookmarkStart w:id="145" w:name="langkah-3-hitung-estimasi-hanya-kelas-1"/>
     <w:p>
       <w:pPr>
         <w:pStyle w:val="Heading3"/>
       </w:pPr>
       <w:r>
-        <w:t xml:space="preserve">4.0.4 Langkah 3: Hitung Estimasi (Hanya Kelas 1)</w:t>
+        <w:t xml:space="preserve">8.0.4 Langkah 3: Hitung Estimasi (Hanya Kelas 1)</w:t>
       </w:r>
     </w:p>
     <w:p>
@@ -15253,7 +20119,7 @@
         <w:pStyle w:val="Compact"/>
         <w:numPr>
           <w:ilvl w:val="0"/>
-          <w:numId w:val="1020"/>
+          <w:numId w:val="1022"/>
         </w:numPr>
       </w:pPr>
       <m:oMath>
@@ -15303,7 +20169,7 @@
         <w:pStyle w:val="Compact"/>
         <w:numPr>
           <w:ilvl w:val="0"/>
-          <w:numId w:val="1020"/>
+          <w:numId w:val="1022"/>
         </w:numPr>
       </w:pPr>
       <m:oMath>
@@ -15353,7 +20219,7 @@
         <w:pStyle w:val="Compact"/>
         <w:numPr>
           <w:ilvl w:val="0"/>
-          <w:numId w:val="1020"/>
+          <w:numId w:val="1022"/>
         </w:numPr>
       </w:pPr>
       <m:oMath>
@@ -15761,14 +20627,14 @@
         <w:t xml:space="preserve">) akan dikalikan dengan sebuah konstanta penalti (misal 0.5) agar pengaruhnya tidak sebesar tetangga yang sekelas.</w:t>
       </w:r>
     </w:p>
-    <w:bookmarkEnd w:id="122"/>
-    <w:bookmarkStart w:id="128" w:name="memilih-k"/>
+    <w:bookmarkEnd w:id="145"/>
+    <w:bookmarkStart w:id="151" w:name="memilih-k"/>
     <w:p>
       <w:pPr>
         <w:pStyle w:val="Heading2"/>
       </w:pPr>
       <w:r>
-        <w:t xml:space="preserve">4.1</w:t>
+        <w:t xml:space="preserve">8.1</w:t>
       </w:r>
       <w:r>
         <w:t xml:space="preserve"> </w:t>
@@ -15785,7 +20651,7 @@
       <w:pPr>
         <w:pStyle w:val="FirstParagraph"/>
       </w:pPr>
-      <w:hyperlink r:id="rId123">
+      <w:hyperlink r:id="rId146">
         <w:r>
           <w:rPr>
             <w:rStyle w:val="Hyperlink"/>
@@ -15798,7 +20664,7 @@
       <w:pPr>
         <w:pStyle w:val="BodyText"/>
       </w:pPr>
-      <w:hyperlink r:id="rId124">
+      <w:hyperlink r:id="rId147">
         <w:r>
           <w:rPr>
             <w:rStyle w:val="Hyperlink"/>
@@ -15811,7 +20677,7 @@
       <w:pPr>
         <w:pStyle w:val="BodyText"/>
       </w:pPr>
-      <w:hyperlink r:id="rId125">
+      <w:hyperlink r:id="rId148">
         <w:r>
           <w:rPr>
             <w:rStyle w:val="Hyperlink"/>
@@ -15824,7 +20690,7 @@
       <w:pPr>
         <w:pStyle w:val="BodyText"/>
       </w:pPr>
-      <w:hyperlink r:id="rId126">
+      <w:hyperlink r:id="rId149">
         <w:r>
           <w:rPr>
             <w:rStyle w:val="Hyperlink"/>
@@ -15837,7 +20703,7 @@
       <w:pPr>
         <w:pStyle w:val="BodyText"/>
       </w:pPr>
-      <w:hyperlink r:id="rId127">
+      <w:hyperlink r:id="rId150">
         <w:r>
           <w:rPr>
             <w:rStyle w:val="Hyperlink"/>
@@ -15846,9 +20712,9 @@
         </w:r>
       </w:hyperlink>
     </w:p>
-    <w:bookmarkEnd w:id="128"/>
-    <w:bookmarkEnd w:id="129"/>
-    <w:bookmarkEnd w:id="130"/>
+    <w:bookmarkEnd w:id="151"/>
+    <w:bookmarkEnd w:id="152"/>
+    <w:bookmarkEnd w:id="153"/>
     <w:sectPr>
       <w:footerReference r:id="rId9" w:type="default"/>
       <w:pgSz w:code="1" w:h="13041" w:w="8505"/>
@@ -17121,6 +21987,12 @@
     <w:abstractNumId w:val="991"/>
   </w:num>
   <w:num w:numId="1019">
+    <w:abstractNumId w:val="991"/>
+  </w:num>
+  <w:num w:numId="1020">
+    <w:abstractNumId w:val="991"/>
+  </w:num>
+  <w:num w:numId="1021">
     <w:abstractNumId w:val="99411"/>
     <w:lvlOverride w:ilvl="0">
       <w:startOverride w:val="1"/>
@@ -17150,7 +22022,7 @@
       <w:startOverride w:val="1"/>
     </w:lvlOverride>
   </w:num>
-  <w:num w:numId="1020">
+  <w:num w:numId="1022">
     <w:abstractNumId w:val="991"/>
   </w:num>
 </w:numbering>

--- a/bookpendata.docx
+++ b/bookpendata.docx
@@ -28,7 +28,7 @@
         </w:p>
       </w:sdtContent>
     </w:sdt>
-    <w:bookmarkStart w:id="153" w:name="penambangan-data"/>
+    <w:bookmarkStart w:id="192" w:name="penambangan-data"/>
     <w:p>
       <w:pPr>
         <w:pStyle w:val="Heading1"/>
@@ -20714,7 +20714,4046 @@
     </w:p>
     <w:bookmarkEnd w:id="151"/>
     <w:bookmarkEnd w:id="152"/>
+    <w:bookmarkStart w:id="191" w:name="persiapan-1"/>
+    <w:p>
+      <w:pPr>
+        <w:pStyle w:val="Heading1"/>
+      </w:pPr>
+      <w:r>
+        <w:t xml:space="preserve">9. Persiapan</w:t>
+      </w:r>
+    </w:p>
+    <w:bookmarkStart w:id="164" w:name="membuat-enviroment-untuk-analisa-data-1"/>
+    <w:p>
+      <w:pPr>
+        <w:pStyle w:val="Heading2"/>
+      </w:pPr>
+      <w:r>
+        <w:t xml:space="preserve">9.1 Membuat enviroment untuk analisa data</w:t>
+      </w:r>
+    </w:p>
+    <w:p>
+      <w:pPr>
+        <w:pStyle w:val="FirstParagraph"/>
+      </w:pPr>
+      <w:r>
+        <w:t xml:space="preserve">Penambangan data membutuhkan tool dan perangkat yang dibutuhkan untuk melakukan analisa data. Kita perlu mempersiapkan lingkungan yang sesuai dengan kebutuhan kita dalam melakukan analis. Lingkungan adalah wadah untuk menampung library python sehingga kita secara konsisten dapat menggunakan library tanpa ada konflik terhadap yang library yang lain. Selanjutnya lingkungan ini disebut sebagai kernel dalam Jupyter lab</w:t>
+      </w:r>
+    </w:p>
+    <w:p>
+      <w:pPr>
+        <w:pStyle w:val="BodyText"/>
+      </w:pPr>
+      <w:r>
+        <w:t xml:space="preserve">Berikut adalah panduan langkah demi langkah untuk menambah kernel baru di Jupyter Lab.</w:t>
+      </w:r>
+    </w:p>
+    <w:bookmarkStart w:id="153" w:name="pastikan-lingkungan-python-siap-1"/>
+    <w:p>
+      <w:pPr>
+        <w:pStyle w:val="Heading3"/>
+      </w:pPr>
+      <w:r>
+        <w:t xml:space="preserve">9.1.1 Pastikan Lingkungan Python Siap</w:t>
+      </w:r>
+    </w:p>
+    <w:p>
+      <w:pPr>
+        <w:pStyle w:val="FirstParagraph"/>
+      </w:pPr>
+      <w:r>
+        <w:t xml:space="preserve">Pastikan Anda memiliki lingkungan Python (venv atau conda) yang ingin Anda gunakan sebagai kernel sudah aktif. Jika belum ikuti panduan lengkap untuk membuat environment (lingkungan virtual) pada Python. Environment berguna untuk mengisolasi dependensi proyek agar tidak bentrok dengan proyek lain. Ada dua cara populer yang biasa digunakan: menggunakan modul bawaan</w:t>
+      </w:r>
+      <w:r>
+        <w:t xml:space="preserve"> </w:t>
+      </w:r>
+      <w:r>
+        <w:rPr>
+          <w:rStyle w:val="VerbatimChar"/>
+        </w:rPr>
+        <w:t xml:space="preserve">venv</w:t>
+      </w:r>
+      <w:r>
+        <w:t xml:space="preserve"> </w:t>
+      </w:r>
+      <w:r>
+        <w:t xml:space="preserve">atau menggunakan</w:t>
+      </w:r>
+      <w:r>
+        <w:t xml:space="preserve"> </w:t>
+      </w:r>
+      <w:r>
+        <w:rPr>
+          <w:rStyle w:val="VerbatimChar"/>
+        </w:rPr>
+        <w:t xml:space="preserve">conda</w:t>
+      </w:r>
+      <w:r>
+        <w:t xml:space="preserve">.</w:t>
+      </w:r>
+    </w:p>
+    <w:p>
+      <w:pPr>
+        <w:pStyle w:val="BodyText"/>
+      </w:pPr>
+      <w:r>
+        <w:rPr>
+          <w:b/>
+          <w:bCs/>
+        </w:rPr>
+        <w:t xml:space="preserve">A. Menggunakan</w:t>
+      </w:r>
+      <w:r>
+        <w:rPr>
+          <w:b/>
+          <w:bCs/>
+        </w:rPr>
+        <w:t xml:space="preserve"> </w:t>
+      </w:r>
+      <w:r>
+        <w:rPr>
+          <w:rStyle w:val="VerbatimChar"/>
+          <w:b/>
+          <w:bCs/>
+        </w:rPr>
+        <w:t xml:space="preserve">venv</w:t>
+      </w:r>
+      <w:r>
+        <w:rPr>
+          <w:b/>
+          <w:bCs/>
+        </w:rPr>
+        <w:t xml:space="preserve"> </w:t>
+      </w:r>
+      <w:r>
+        <w:rPr>
+          <w:b/>
+          <w:bCs/>
+        </w:rPr>
+        <w:t xml:space="preserve">(Bawaan Python).</w:t>
+      </w:r>
+      <w:r>
+        <w:t xml:space="preserve"> </w:t>
+      </w:r>
+      <w:r>
+        <w:t xml:space="preserve">Metode ini sudah tersedia secara default jika Anda menginstal Python dari python.org.</w:t>
+      </w:r>
+    </w:p>
+    <w:p>
+      <w:pPr>
+        <w:pStyle w:val="Compact"/>
+        <w:numPr>
+          <w:ilvl w:val="0"/>
+          <w:numId w:val="1023"/>
+        </w:numPr>
+      </w:pPr>
+      <w:r>
+        <w:rPr>
+          <w:b/>
+          <w:bCs/>
+        </w:rPr>
+        <w:t xml:space="preserve">Buat Environment</w:t>
+      </w:r>
+      <w:r>
+        <w:t xml:space="preserve"> </w:t>
+      </w:r>
+      <w:r>
+        <w:t xml:space="preserve">Buka terminal atau command prompt, navigasi ke folder proyek Anda, lalu jalankan:</w:t>
+      </w:r>
+    </w:p>
+    <w:p>
+      <w:pPr>
+        <w:pStyle w:val="SourceCode"/>
+      </w:pPr>
+      <w:r>
+        <w:rPr>
+          <w:rStyle w:val="NormalTok"/>
+        </w:rPr>
+        <w:t xml:space="preserve">   </w:t>
+      </w:r>
+      <w:r>
+        <w:rPr>
+          <w:rStyle w:val="ExtensionTok"/>
+        </w:rPr>
+        <w:t xml:space="preserve">python</w:t>
+      </w:r>
+      <w:r>
+        <w:rPr>
+          <w:rStyle w:val="NormalTok"/>
+        </w:rPr>
+        <w:t xml:space="preserve"> </w:t>
+      </w:r>
+      <w:r>
+        <w:rPr>
+          <w:rStyle w:val="AttributeTok"/>
+        </w:rPr>
+        <w:t xml:space="preserve">-m</w:t>
+      </w:r>
+      <w:r>
+        <w:rPr>
+          <w:rStyle w:val="NormalTok"/>
+        </w:rPr>
+        <w:t xml:space="preserve"> venv envpendata</w:t>
+      </w:r>
+    </w:p>
+    <w:p>
+      <w:pPr>
+        <w:pStyle w:val="FirstParagraph"/>
+      </w:pPr>
+      <w:r>
+        <w:rPr>
+          <w:b/>
+          <w:bCs/>
+        </w:rPr>
+        <w:t xml:space="preserve">Aktifkan Environment</w:t>
+      </w:r>
+      <w:r>
+        <w:t xml:space="preserve"> </w:t>
+      </w:r>
+      <w:r>
+        <w:t xml:space="preserve">Perintah aktivasi berbeda tergantung sistem operasi Anda.</w:t>
+      </w:r>
+    </w:p>
+    <w:p>
+      <w:pPr>
+        <w:numPr>
+          <w:ilvl w:val="0"/>
+          <w:numId w:val="1024"/>
+        </w:numPr>
+      </w:pPr>
+      <w:r>
+        <w:rPr>
+          <w:b/>
+          <w:bCs/>
+        </w:rPr>
+        <w:t xml:space="preserve">Windows (Command Prompt):</w:t>
+      </w:r>
+      <w:r>
+        <w:t xml:space="preserve"> </w:t>
+      </w:r>
+      <w:r>
+        <w:rPr>
+          <w:rStyle w:val="VerbatimChar"/>
+        </w:rPr>
+        <w:t xml:space="preserve">bash</w:t>
+      </w:r>
+    </w:p>
+    <w:p>
+      <w:pPr>
+        <w:numPr>
+          <w:ilvl w:val="0"/>
+          <w:numId w:val="1000"/>
+        </w:numPr>
+      </w:pPr>
+      <w:r>
+        <w:rPr>
+          <w:rStyle w:val="VerbatimChar"/>
+        </w:rPr>
+        <w:t xml:space="preserve">envpendata\Scripts\activate</w:t>
+      </w:r>
+    </w:p>
+    <w:p>
+      <w:pPr>
+        <w:numPr>
+          <w:ilvl w:val="0"/>
+          <w:numId w:val="1024"/>
+        </w:numPr>
+      </w:pPr>
+      <w:r>
+        <w:rPr>
+          <w:b/>
+          <w:bCs/>
+        </w:rPr>
+        <w:t xml:space="preserve">Windows (PowerShell):</w:t>
+      </w:r>
+      <w:r>
+        <w:t xml:space="preserve"> </w:t>
+      </w:r>
+      <w:r>
+        <w:rPr>
+          <w:rStyle w:val="VerbatimChar"/>
+        </w:rPr>
+        <w:t xml:space="preserve">bash</w:t>
+      </w:r>
+    </w:p>
+    <w:p>
+      <w:pPr>
+        <w:numPr>
+          <w:ilvl w:val="0"/>
+          <w:numId w:val="1000"/>
+        </w:numPr>
+      </w:pPr>
+      <w:r>
+        <w:rPr>
+          <w:rStyle w:val="VerbatimChar"/>
+        </w:rPr>
+        <w:t xml:space="preserve">envpendata\Scripts\Activate.ps1</w:t>
+      </w:r>
+    </w:p>
+    <w:p>
+      <w:pPr>
+        <w:numPr>
+          <w:ilvl w:val="0"/>
+          <w:numId w:val="1024"/>
+        </w:numPr>
+      </w:pPr>
+      <w:r>
+        <w:rPr>
+          <w:b/>
+          <w:bCs/>
+        </w:rPr>
+        <w:t xml:space="preserve">Mac / Linux:</w:t>
+      </w:r>
+      <w:r>
+        <w:t xml:space="preserve"> </w:t>
+      </w:r>
+      <w:r>
+        <w:rPr>
+          <w:rStyle w:val="VerbatimChar"/>
+        </w:rPr>
+        <w:t xml:space="preserve">bash     source envpendata/bin/activate</w:t>
+      </w:r>
+    </w:p>
+    <w:p>
+      <w:pPr>
+        <w:pStyle w:val="FirstParagraph"/>
+      </w:pPr>
+      <w:r>
+        <w:t xml:space="preserve">Setelash aktif, Anda akan melihat nama environment di awal baris terminal, contoh:</w:t>
+      </w:r>
+      <w:r>
+        <w:t xml:space="preserve"> </w:t>
+      </w:r>
+      <w:r>
+        <w:rPr>
+          <w:rStyle w:val="VerbatimChar"/>
+        </w:rPr>
+        <w:t xml:space="preserve">(envpendata) C:\Users\Nama&gt;</w:t>
+      </w:r>
+      <w:r>
+        <w:t xml:space="preserve">.</w:t>
+      </w:r>
+    </w:p>
+    <w:p>
+      <w:pPr>
+        <w:pStyle w:val="BodyText"/>
+      </w:pPr>
+      <w:r>
+        <w:rPr>
+          <w:b/>
+          <w:bCs/>
+        </w:rPr>
+        <w:t xml:space="preserve">B. Menggunakan</w:t>
+      </w:r>
+      <w:r>
+        <w:rPr>
+          <w:b/>
+          <w:bCs/>
+        </w:rPr>
+        <w:t xml:space="preserve"> </w:t>
+      </w:r>
+      <w:r>
+        <w:rPr>
+          <w:rStyle w:val="VerbatimChar"/>
+          <w:b/>
+          <w:bCs/>
+        </w:rPr>
+        <w:t xml:space="preserve">conda</w:t>
+      </w:r>
+      <w:r>
+        <w:rPr>
+          <w:b/>
+          <w:bCs/>
+        </w:rPr>
+        <w:t xml:space="preserve"> </w:t>
+      </w:r>
+      <w:r>
+        <w:rPr>
+          <w:b/>
+          <w:bCs/>
+        </w:rPr>
+        <w:t xml:space="preserve">(Anaconda/Miniconda)</w:t>
+      </w:r>
+    </w:p>
+    <w:p>
+      <w:pPr>
+        <w:pStyle w:val="BodyText"/>
+      </w:pPr>
+      <w:r>
+        <w:t xml:space="preserve">Metode ini populer di kalangan data science karena memudahkan manajemen paket biner.</w:t>
+      </w:r>
+    </w:p>
+    <w:p>
+      <w:pPr>
+        <w:pStyle w:val="Compact"/>
+        <w:numPr>
+          <w:ilvl w:val="0"/>
+          <w:numId w:val="1025"/>
+        </w:numPr>
+      </w:pPr>
+      <w:r>
+        <w:rPr>
+          <w:b/>
+          <w:bCs/>
+        </w:rPr>
+        <w:t xml:space="preserve">Buat Environment</w:t>
+      </w:r>
+      <w:r>
+        <w:t xml:space="preserve"> </w:t>
+      </w:r>
+      <w:r>
+        <w:t xml:space="preserve">Jalankan perintah berikut untuk membuat environment baru dengan versi Python tertentu:</w:t>
+      </w:r>
+    </w:p>
+    <w:p>
+      <w:pPr>
+        <w:pStyle w:val="SourceCode"/>
+      </w:pPr>
+      <w:r>
+        <w:rPr>
+          <w:rStyle w:val="ExtensionTok"/>
+        </w:rPr>
+        <w:t xml:space="preserve">conda</w:t>
+      </w:r>
+      <w:r>
+        <w:rPr>
+          <w:rStyle w:val="NormalTok"/>
+        </w:rPr>
+        <w:t xml:space="preserve"> create </w:t>
+      </w:r>
+      <w:r>
+        <w:rPr>
+          <w:rStyle w:val="AttributeTok"/>
+        </w:rPr>
+        <w:t xml:space="preserve">--name</w:t>
+      </w:r>
+      <w:r>
+        <w:rPr>
+          <w:rStyle w:val="NormalTok"/>
+        </w:rPr>
+        <w:t xml:space="preserve"> envpendata python=3.9</w:t>
+      </w:r>
+    </w:p>
+    <w:p>
+      <w:pPr>
+        <w:pStyle w:val="FirstParagraph"/>
+      </w:pPr>
+      <w:r>
+        <w:t xml:space="preserve">Anda akan diminta konfirmasi (</w:t>
+      </w:r>
+      <w:r>
+        <w:rPr>
+          <w:rStyle w:val="VerbatimChar"/>
+        </w:rPr>
+        <w:t xml:space="preserve">y/n</w:t>
+      </w:r>
+      <w:r>
+        <w:t xml:space="preserve">), ketik</w:t>
+      </w:r>
+      <w:r>
+        <w:t xml:space="preserve"> </w:t>
+      </w:r>
+      <w:r>
+        <w:rPr>
+          <w:rStyle w:val="VerbatimChar"/>
+        </w:rPr>
+        <w:t xml:space="preserve">y</w:t>
+      </w:r>
+      <w:r>
+        <w:t xml:space="preserve"> </w:t>
+      </w:r>
+      <w:r>
+        <w:t xml:space="preserve">lalu Enter.</w:t>
+      </w:r>
+    </w:p>
+    <w:p>
+      <w:pPr>
+        <w:pStyle w:val="Compact"/>
+        <w:numPr>
+          <w:ilvl w:val="0"/>
+          <w:numId w:val="1026"/>
+        </w:numPr>
+      </w:pPr>
+      <w:r>
+        <w:rPr>
+          <w:b/>
+          <w:bCs/>
+        </w:rPr>
+        <w:t xml:space="preserve">Aktifkan Environment</w:t>
+      </w:r>
+    </w:p>
+    <w:p>
+      <w:pPr>
+        <w:pStyle w:val="SourceCode"/>
+      </w:pPr>
+      <w:r>
+        <w:rPr>
+          <w:rStyle w:val="ExtensionTok"/>
+        </w:rPr>
+        <w:t xml:space="preserve">conda</w:t>
+      </w:r>
+      <w:r>
+        <w:rPr>
+          <w:rStyle w:val="NormalTok"/>
+        </w:rPr>
+        <w:t xml:space="preserve"> activate envpendata</w:t>
+      </w:r>
+    </w:p>
+    <w:p>
+      <w:pPr>
+        <w:pStyle w:val="Compact"/>
+        <w:numPr>
+          <w:ilvl w:val="0"/>
+          <w:numId w:val="1027"/>
+        </w:numPr>
+      </w:pPr>
+      <w:r>
+        <w:rPr>
+          <w:b/>
+          <w:bCs/>
+        </w:rPr>
+        <w:t xml:space="preserve">Cek environmet</w:t>
+      </w:r>
+    </w:p>
+    <w:p>
+      <w:pPr>
+        <w:pStyle w:val="FirstParagraph"/>
+      </w:pPr>
+      <w:r>
+        <w:t xml:space="preserve">Untuk memastikan Anda sudah berada di dalam environment yang benar, cek lokasi instalasi Python:</w:t>
+      </w:r>
+    </w:p>
+    <w:p>
+      <w:pPr>
+        <w:pStyle w:val="SourceCode"/>
+      </w:pPr>
+      <w:r>
+        <w:rPr>
+          <w:rStyle w:val="FunctionTok"/>
+        </w:rPr>
+        <w:t xml:space="preserve">which</w:t>
+      </w:r>
+      <w:r>
+        <w:rPr>
+          <w:rStyle w:val="NormalTok"/>
+        </w:rPr>
+        <w:t xml:space="preserve"> python</w:t>
+      </w:r>
+    </w:p>
+    <w:p>
+      <w:pPr>
+        <w:pStyle w:val="FirstParagraph"/>
+      </w:pPr>
+      <w:r>
+        <w:t xml:space="preserve">(Atau</w:t>
+      </w:r>
+      <w:r>
+        <w:t xml:space="preserve"> </w:t>
+      </w:r>
+      <w:r>
+        <w:rPr>
+          <w:rStyle w:val="VerbatimChar"/>
+        </w:rPr>
+        <w:t xml:space="preserve">where python</w:t>
+      </w:r>
+      <w:r>
+        <w:t xml:space="preserve"> </w:t>
+      </w:r>
+      <w:r>
+        <w:t xml:space="preserve">di Windows).</w:t>
+      </w:r>
+    </w:p>
+    <w:p>
+      <w:pPr>
+        <w:pStyle w:val="BodyText"/>
+      </w:pPr>
+      <w:r>
+        <w:t xml:space="preserve">Pastikan path yang muncul mengarah ke folder environment Anda (misalnya mengandung nama</w:t>
+      </w:r>
+      <w:r>
+        <w:t xml:space="preserve"> </w:t>
+      </w:r>
+      <w:r>
+        <w:rPr>
+          <w:rStyle w:val="VerbatimChar"/>
+        </w:rPr>
+        <w:t xml:space="preserve">venv</w:t>
+      </w:r>
+      <w:r>
+        <w:t xml:space="preserve"> </w:t>
+      </w:r>
+      <w:r>
+        <w:t xml:space="preserve">atau</w:t>
+      </w:r>
+      <w:r>
+        <w:t xml:space="preserve"> </w:t>
+      </w:r>
+      <w:r>
+        <w:rPr>
+          <w:rStyle w:val="VerbatimChar"/>
+        </w:rPr>
+        <w:t xml:space="preserve">anaconda3/envs</w:t>
+      </w:r>
+      <w:r>
+        <w:t xml:space="preserve">).</w:t>
+      </w:r>
+    </w:p>
+    <w:p>
+      <w:pPr>
+        <w:pStyle w:val="Compact"/>
+        <w:numPr>
+          <w:ilvl w:val="0"/>
+          <w:numId w:val="1028"/>
+        </w:numPr>
+      </w:pPr>
+      <w:r>
+        <w:rPr>
+          <w:b/>
+          <w:bCs/>
+        </w:rPr>
+        <w:t xml:space="preserve">Instal Paket</w:t>
+      </w:r>
+    </w:p>
+    <w:p>
+      <w:pPr>
+        <w:pStyle w:val="FirstParagraph"/>
+      </w:pPr>
+      <w:r>
+        <w:t xml:space="preserve">Setelah environment aktif, Anda bisa menginstal paket-paket yang diperlukan.</w:t>
+      </w:r>
+    </w:p>
+    <w:p>
+      <w:pPr>
+        <w:pStyle w:val="BodyText"/>
+      </w:pPr>
+      <w:r>
+        <w:t xml:space="preserve">Menggunakan</w:t>
+      </w:r>
+      <w:r>
+        <w:t xml:space="preserve"> </w:t>
+      </w:r>
+      <w:r>
+        <w:rPr>
+          <w:rStyle w:val="VerbatimChar"/>
+        </w:rPr>
+        <w:t xml:space="preserve">pip</w:t>
+      </w:r>
+      <w:r>
+        <w:t xml:space="preserve">: (misal butuh paket pandas)</w:t>
+      </w:r>
+    </w:p>
+    <w:p>
+      <w:pPr>
+        <w:pStyle w:val="SourceCode"/>
+      </w:pPr>
+      <w:r>
+        <w:rPr>
+          <w:rStyle w:val="ExtensionTok"/>
+        </w:rPr>
+        <w:t xml:space="preserve">pip</w:t>
+      </w:r>
+      <w:r>
+        <w:rPr>
+          <w:rStyle w:val="NormalTok"/>
+        </w:rPr>
+        <w:t xml:space="preserve"> install numpy pandas</w:t>
+      </w:r>
+    </w:p>
+    <w:p>
+      <w:pPr>
+        <w:pStyle w:val="FirstParagraph"/>
+      </w:pPr>
+      <w:r>
+        <w:t xml:space="preserve">Menggunakan</w:t>
+      </w:r>
+      <w:r>
+        <w:t xml:space="preserve"> </w:t>
+      </w:r>
+      <w:r>
+        <w:rPr>
+          <w:rStyle w:val="VerbatimChar"/>
+        </w:rPr>
+        <w:t xml:space="preserve">conda</w:t>
+      </w:r>
+      <w:r>
+        <w:t xml:space="preserve">:</w:t>
+      </w:r>
+    </w:p>
+    <w:p>
+      <w:pPr>
+        <w:pStyle w:val="SourceCode"/>
+      </w:pPr>
+      <w:r>
+        <w:rPr>
+          <w:rStyle w:val="ExtensionTok"/>
+        </w:rPr>
+        <w:t xml:space="preserve">conda</w:t>
+      </w:r>
+      <w:r>
+        <w:rPr>
+          <w:rStyle w:val="NormalTok"/>
+        </w:rPr>
+        <w:t xml:space="preserve"> install numpy pandas</w:t>
+      </w:r>
+    </w:p>
     <w:bookmarkEnd w:id="153"/>
+    <w:bookmarkStart w:id="154" w:name="instal-ipykernel-1"/>
+    <w:p>
+      <w:pPr>
+        <w:pStyle w:val="Heading3"/>
+      </w:pPr>
+      <w:r>
+        <w:t xml:space="preserve">9.1.2 Instal</w:t>
+      </w:r>
+      <w:r>
+        <w:t xml:space="preserve"> </w:t>
+      </w:r>
+      <w:r>
+        <w:rPr>
+          <w:rStyle w:val="VerbatimChar"/>
+        </w:rPr>
+        <w:t xml:space="preserve">ipykernel</w:t>
+      </w:r>
+    </w:p>
+    <w:p>
+      <w:pPr>
+        <w:pStyle w:val="FirstParagraph"/>
+      </w:pPr>
+      <w:r>
+        <w:t xml:space="preserve">Di dalam lingkungan Python tersebut, instal paket</w:t>
+      </w:r>
+      <w:r>
+        <w:t xml:space="preserve"> </w:t>
+      </w:r>
+      <w:r>
+        <w:rPr>
+          <w:rStyle w:val="VerbatimChar"/>
+        </w:rPr>
+        <w:t xml:space="preserve">ipykernel</w:t>
+      </w:r>
+      <w:r>
+        <w:t xml:space="preserve"> </w:t>
+      </w:r>
+      <w:r>
+        <w:t xml:space="preserve">menggunakan pip atau conda.</w:t>
+      </w:r>
+    </w:p>
+    <w:p>
+      <w:pPr>
+        <w:pStyle w:val="BodyText"/>
+      </w:pPr>
+      <w:r>
+        <w:t xml:space="preserve">Menggunakan pip:</w:t>
+      </w:r>
+    </w:p>
+    <w:p>
+      <w:pPr>
+        <w:pStyle w:val="SourceCode"/>
+      </w:pPr>
+      <w:r>
+        <w:rPr>
+          <w:rStyle w:val="ExtensionTok"/>
+        </w:rPr>
+        <w:t xml:space="preserve">python</w:t>
+      </w:r>
+      <w:r>
+        <w:rPr>
+          <w:rStyle w:val="NormalTok"/>
+        </w:rPr>
+        <w:t xml:space="preserve"> </w:t>
+      </w:r>
+      <w:r>
+        <w:rPr>
+          <w:rStyle w:val="AttributeTok"/>
+        </w:rPr>
+        <w:t xml:space="preserve">-m</w:t>
+      </w:r>
+      <w:r>
+        <w:rPr>
+          <w:rStyle w:val="NormalTok"/>
+        </w:rPr>
+        <w:t xml:space="preserve"> pip install ipykernel</w:t>
+      </w:r>
+    </w:p>
+    <w:p>
+      <w:pPr>
+        <w:pStyle w:val="FirstParagraph"/>
+      </w:pPr>
+      <w:r>
+        <w:t xml:space="preserve">Menggunakan conda:</w:t>
+      </w:r>
+    </w:p>
+    <w:p>
+      <w:pPr>
+        <w:pStyle w:val="SourceCode"/>
+      </w:pPr>
+      <w:r>
+        <w:rPr>
+          <w:rStyle w:val="ExtensionTok"/>
+        </w:rPr>
+        <w:t xml:space="preserve">conda</w:t>
+      </w:r>
+      <w:r>
+        <w:rPr>
+          <w:rStyle w:val="NormalTok"/>
+        </w:rPr>
+        <w:t xml:space="preserve"> install ipykernel</w:t>
+      </w:r>
+    </w:p>
+    <w:bookmarkEnd w:id="154"/>
+    <w:bookmarkStart w:id="155" w:name="daftarkan-kernel-ke-jupyter-1"/>
+    <w:p>
+      <w:pPr>
+        <w:pStyle w:val="Heading3"/>
+      </w:pPr>
+      <w:r>
+        <w:t xml:space="preserve">9.1.3 Daftarkan Kernel ke Jupyter</w:t>
+      </w:r>
+    </w:p>
+    <w:p>
+      <w:pPr>
+        <w:pStyle w:val="FirstParagraph"/>
+      </w:pPr>
+      <w:r>
+        <w:t xml:space="preserve">Jalankan perintah berikut untuk mendaftarkan lingkungan Python saat ini sebagai kernel Jupyter yang baru.</w:t>
+      </w:r>
+    </w:p>
+    <w:p>
+      <w:pPr>
+        <w:pStyle w:val="SourceCode"/>
+      </w:pPr>
+      <w:r>
+        <w:rPr>
+          <w:rStyle w:val="ExtensionTok"/>
+        </w:rPr>
+        <w:t xml:space="preserve">python</w:t>
+      </w:r>
+      <w:r>
+        <w:rPr>
+          <w:rStyle w:val="NormalTok"/>
+        </w:rPr>
+        <w:t xml:space="preserve"> </w:t>
+      </w:r>
+      <w:r>
+        <w:rPr>
+          <w:rStyle w:val="AttributeTok"/>
+        </w:rPr>
+        <w:t xml:space="preserve">-m</w:t>
+      </w:r>
+      <w:r>
+        <w:rPr>
+          <w:rStyle w:val="NormalTok"/>
+        </w:rPr>
+        <w:t xml:space="preserve"> ipykernel install </w:t>
+      </w:r>
+      <w:r>
+        <w:rPr>
+          <w:rStyle w:val="AttributeTok"/>
+        </w:rPr>
+        <w:t xml:space="preserve">--user</w:t>
+      </w:r>
+      <w:r>
+        <w:rPr>
+          <w:rStyle w:val="NormalTok"/>
+        </w:rPr>
+        <w:t xml:space="preserve"> </w:t>
+      </w:r>
+      <w:r>
+        <w:rPr>
+          <w:rStyle w:val="AttributeTok"/>
+        </w:rPr>
+        <w:t xml:space="preserve">--name</w:t>
+      </w:r>
+      <w:r>
+        <w:rPr>
+          <w:rStyle w:val="OperatorTok"/>
+        </w:rPr>
+        <w:t xml:space="preserve">=</w:t>
+      </w:r>
+      <w:r>
+        <w:rPr>
+          <w:rStyle w:val="NormalTok"/>
+        </w:rPr>
+        <w:t xml:space="preserve">nama_kernel </w:t>
+      </w:r>
+      <w:r>
+        <w:rPr>
+          <w:rStyle w:val="AttributeTok"/>
+        </w:rPr>
+        <w:t xml:space="preserve">--display-name</w:t>
+      </w:r>
+      <w:r>
+        <w:rPr>
+          <w:rStyle w:val="NormalTok"/>
+        </w:rPr>
+        <w:t xml:space="preserve"> </w:t>
+      </w:r>
+      <w:r>
+        <w:rPr>
+          <w:rStyle w:val="StringTok"/>
+        </w:rPr>
+        <w:t xml:space="preserve">"Nama Tampilan"</w:t>
+      </w:r>
+    </w:p>
+    <w:p>
+      <w:pPr>
+        <w:pStyle w:val="FirstParagraph"/>
+      </w:pPr>
+      <w:r>
+        <w:t xml:space="preserve">Contoh: Jika Jika nama enviromentnyA adalah enpendata maka</w:t>
+      </w:r>
+    </w:p>
+    <w:p>
+      <w:pPr>
+        <w:pStyle w:val="SourceCode"/>
+      </w:pPr>
+      <w:r>
+        <w:rPr>
+          <w:rStyle w:val="ExtensionTok"/>
+        </w:rPr>
+        <w:t xml:space="preserve">python</w:t>
+      </w:r>
+      <w:r>
+        <w:rPr>
+          <w:rStyle w:val="NormalTok"/>
+        </w:rPr>
+        <w:t xml:space="preserve"> </w:t>
+      </w:r>
+      <w:r>
+        <w:rPr>
+          <w:rStyle w:val="AttributeTok"/>
+        </w:rPr>
+        <w:t xml:space="preserve">-m</w:t>
+      </w:r>
+      <w:r>
+        <w:rPr>
+          <w:rStyle w:val="NormalTok"/>
+        </w:rPr>
+        <w:t xml:space="preserve"> ipykernel install </w:t>
+      </w:r>
+      <w:r>
+        <w:rPr>
+          <w:rStyle w:val="AttributeTok"/>
+        </w:rPr>
+        <w:t xml:space="preserve">--user</w:t>
+      </w:r>
+      <w:r>
+        <w:rPr>
+          <w:rStyle w:val="NormalTok"/>
+        </w:rPr>
+        <w:t xml:space="preserve"> </w:t>
+      </w:r>
+      <w:r>
+        <w:rPr>
+          <w:rStyle w:val="AttributeTok"/>
+        </w:rPr>
+        <w:t xml:space="preserve">--name</w:t>
+      </w:r>
+      <w:r>
+        <w:rPr>
+          <w:rStyle w:val="OperatorTok"/>
+        </w:rPr>
+        <w:t xml:space="preserve">=</w:t>
+      </w:r>
+      <w:r>
+        <w:rPr>
+          <w:rStyle w:val="NormalTok"/>
+        </w:rPr>
+        <w:t xml:space="preserve">envpendata  </w:t>
+      </w:r>
+      <w:r>
+        <w:rPr>
+          <w:rStyle w:val="AttributeTok"/>
+        </w:rPr>
+        <w:t xml:space="preserve">--display-name</w:t>
+      </w:r>
+      <w:r>
+        <w:rPr>
+          <w:rStyle w:val="NormalTok"/>
+        </w:rPr>
+        <w:t xml:space="preserve"> </w:t>
+      </w:r>
+      <w:r>
+        <w:rPr>
+          <w:rStyle w:val="StringTok"/>
+        </w:rPr>
+        <w:t xml:space="preserve">"myenvpendata)"</w:t>
+      </w:r>
+    </w:p>
+    <w:bookmarkEnd w:id="155"/>
+    <w:bookmarkStart w:id="159" w:name="verifikasi-instalasi-1"/>
+    <w:p>
+      <w:pPr>
+        <w:pStyle w:val="Heading3"/>
+      </w:pPr>
+      <w:r>
+        <w:t xml:space="preserve">9.1.4 Verifikasi Instalasi</w:t>
+      </w:r>
+    </w:p>
+    <w:p>
+      <w:pPr>
+        <w:pStyle w:val="FirstParagraph"/>
+      </w:pPr>
+      <w:r>
+        <w:t xml:space="preserve">Untuk memastikan kernel sudah terdaftar, jalankan perintah berikut di terminal:</w:t>
+      </w:r>
+    </w:p>
+    <w:p>
+      <w:pPr>
+        <w:pStyle w:val="SourceCode"/>
+      </w:pPr>
+      <w:r>
+        <w:rPr>
+          <w:rStyle w:val="ExtensionTok"/>
+        </w:rPr>
+        <w:t xml:space="preserve">jupyter</w:t>
+      </w:r>
+      <w:r>
+        <w:rPr>
+          <w:rStyle w:val="NormalTok"/>
+        </w:rPr>
+        <w:t xml:space="preserve"> kernelspec list</w:t>
+      </w:r>
+    </w:p>
+    <w:p>
+      <w:pPr>
+        <w:pStyle w:val="FirstParagraph"/>
+      </w:pPr>
+      <w:r>
+        <w:drawing>
+          <wp:inline>
+            <wp:extent cx="3771900" cy="838596"/>
+            <wp:effectExtent b="0" l="0" r="0" t="0"/>
+            <wp:docPr descr="" title="" id="157" name="Picture"/>
+            <a:graphic>
+              <a:graphicData uri="http://schemas.openxmlformats.org/drawingml/2006/picture">
+                <pic:pic>
+                  <pic:nvPicPr>
+                    <pic:cNvPr descr="images/clipboard-1647855441.png" id="158" name="Picture"/>
+                    <pic:cNvPicPr>
+                      <a:picLocks noChangeArrowheads="1" noChangeAspect="1"/>
+                    </pic:cNvPicPr>
+                  </pic:nvPicPr>
+                  <pic:blipFill>
+                    <a:blip r:embed="rId156"/>
+                    <a:stretch>
+                      <a:fillRect/>
+                    </a:stretch>
+                  </pic:blipFill>
+                  <pic:spPr bwMode="auto">
+                    <a:xfrm>
+                      <a:off x="0" y="0"/>
+                      <a:ext cx="3771900" cy="838596"/>
+                    </a:xfrm>
+                    <a:prstGeom prst="rect">
+                      <a:avLst/>
+                    </a:prstGeom>
+                    <a:noFill/>
+                    <a:ln w="9525">
+                      <a:noFill/>
+                      <a:headEnd/>
+                      <a:tailEnd/>
+                    </a:ln>
+                  </pic:spPr>
+                </pic:pic>
+              </a:graphicData>
+            </a:graphic>
+          </wp:inline>
+        </w:drawing>
+      </w:r>
+    </w:p>
+    <w:p>
+      <w:pPr>
+        <w:pStyle w:val="BodyText"/>
+      </w:pPr>
+      <w:r>
+        <w:t xml:space="preserve">Anda akan melihat daftar kernel yang tersedia, termasuk kernel baru yang saja Anda tambahkan.</w:t>
+      </w:r>
+    </w:p>
+    <w:bookmarkEnd w:id="159"/>
+    <w:bookmarkStart w:id="163" w:name="pilih-kernel-di-jupyter-lab-1"/>
+    <w:p>
+      <w:pPr>
+        <w:pStyle w:val="Heading3"/>
+      </w:pPr>
+      <w:r>
+        <w:t xml:space="preserve">9.1.5 Pilih Kernel di Jupyter Lab</w:t>
+      </w:r>
+    </w:p>
+    <w:p>
+      <w:pPr>
+        <w:pStyle w:val="Compact"/>
+        <w:numPr>
+          <w:ilvl w:val="0"/>
+          <w:numId w:val="1029"/>
+        </w:numPr>
+      </w:pPr>
+      <w:r>
+        <w:t xml:space="preserve">Buka Jupyter Lab.</w:t>
+      </w:r>
+    </w:p>
+    <w:p>
+      <w:pPr>
+        <w:pStyle w:val="Compact"/>
+        <w:numPr>
+          <w:ilvl w:val="0"/>
+          <w:numId w:val="1029"/>
+        </w:numPr>
+      </w:pPr>
+      <w:r>
+        <w:t xml:space="preserve">Buat notebook baru (</w:t>
+      </w:r>
+      <w:r>
+        <w:rPr>
+          <w:b/>
+          <w:bCs/>
+        </w:rPr>
+        <w:t xml:space="preserve">File</w:t>
+      </w:r>
+      <w:r>
+        <w:t xml:space="preserve"> </w:t>
+      </w:r>
+      <w:r>
+        <w:t xml:space="preserve">&gt;</w:t>
+      </w:r>
+      <w:r>
+        <w:t xml:space="preserve"> </w:t>
+      </w:r>
+      <w:r>
+        <w:rPr>
+          <w:b/>
+          <w:bCs/>
+        </w:rPr>
+        <w:t xml:space="preserve">New</w:t>
+      </w:r>
+      <w:r>
+        <w:t xml:space="preserve"> </w:t>
+      </w:r>
+      <w:r>
+        <w:t xml:space="preserve">&gt;</w:t>
+      </w:r>
+      <w:r>
+        <w:t xml:space="preserve"> </w:t>
+      </w:r>
+      <w:r>
+        <w:rPr>
+          <w:b/>
+          <w:bCs/>
+        </w:rPr>
+        <w:t xml:space="preserve">Notebook</w:t>
+      </w:r>
+      <w:r>
+        <w:t xml:space="preserve">).</w:t>
+      </w:r>
+    </w:p>
+    <w:p>
+      <w:pPr>
+        <w:pStyle w:val="Compact"/>
+        <w:numPr>
+          <w:ilvl w:val="0"/>
+          <w:numId w:val="1029"/>
+        </w:numPr>
+      </w:pPr>
+      <w:r>
+        <w:t xml:space="preserve">Pilih kernel yang baru ditambahkan dari daftar yang muncul.</w:t>
+      </w:r>
+    </w:p>
+    <w:p>
+      <w:pPr>
+        <w:pStyle w:val="Compact"/>
+        <w:numPr>
+          <w:ilvl w:val="0"/>
+          <w:numId w:val="1029"/>
+        </w:numPr>
+      </w:pPr>
+      <w:r>
+        <w:t xml:space="preserve">Atau, jika notebook sudah terbuka, ganti kernel melalui menu</w:t>
+      </w:r>
+      <w:r>
+        <w:t xml:space="preserve"> </w:t>
+      </w:r>
+      <w:r>
+        <w:rPr>
+          <w:b/>
+          <w:bCs/>
+        </w:rPr>
+        <w:t xml:space="preserve">Kernel</w:t>
+      </w:r>
+      <w:r>
+        <w:t xml:space="preserve"> </w:t>
+      </w:r>
+      <w:r>
+        <w:t xml:space="preserve">&gt;</w:t>
+      </w:r>
+      <w:r>
+        <w:t xml:space="preserve"> </w:t>
+      </w:r>
+      <w:r>
+        <w:rPr>
+          <w:b/>
+          <w:bCs/>
+        </w:rPr>
+        <w:t xml:space="preserve">Change Kernel</w:t>
+      </w:r>
+      <w:r>
+        <w:t xml:space="preserve">.</w:t>
+      </w:r>
+    </w:p>
+    <w:p>
+      <w:pPr>
+        <w:pStyle w:val="FirstParagraph"/>
+      </w:pPr>
+      <w:r>
+        <w:t xml:space="preserve">Berikut tampilan kernel yang ada pada jupyter lab</w:t>
+      </w:r>
+    </w:p>
+    <w:p>
+      <w:pPr>
+        <w:pStyle w:val="BodyText"/>
+      </w:pPr>
+      <w:r>
+        <w:drawing>
+          <wp:inline>
+            <wp:extent cx="3771900" cy="1267903"/>
+            <wp:effectExtent b="0" l="0" r="0" t="0"/>
+            <wp:docPr descr="" title="" id="161" name="Picture"/>
+            <a:graphic>
+              <a:graphicData uri="http://schemas.openxmlformats.org/drawingml/2006/picture">
+                <pic:pic>
+                  <pic:nvPicPr>
+                    <pic:cNvPr descr="images/clipboard-2880395431.png" id="162" name="Picture"/>
+                    <pic:cNvPicPr>
+                      <a:picLocks noChangeArrowheads="1" noChangeAspect="1"/>
+                    </pic:cNvPicPr>
+                  </pic:nvPicPr>
+                  <pic:blipFill>
+                    <a:blip r:embed="rId160"/>
+                    <a:stretch>
+                      <a:fillRect/>
+                    </a:stretch>
+                  </pic:blipFill>
+                  <pic:spPr bwMode="auto">
+                    <a:xfrm>
+                      <a:off x="0" y="0"/>
+                      <a:ext cx="3771900" cy="1267903"/>
+                    </a:xfrm>
+                    <a:prstGeom prst="rect">
+                      <a:avLst/>
+                    </a:prstGeom>
+                    <a:noFill/>
+                    <a:ln w="9525">
+                      <a:noFill/>
+                      <a:headEnd/>
+                      <a:tailEnd/>
+                    </a:ln>
+                  </pic:spPr>
+                </pic:pic>
+              </a:graphicData>
+            </a:graphic>
+          </wp:inline>
+        </w:drawing>
+      </w:r>
+    </w:p>
+    <w:p>
+      <w:pPr>
+        <w:pStyle w:val="BodyText"/>
+      </w:pPr>
+      <w:r>
+        <w:t xml:space="preserve">##Menghapus Kernel (Opsional)</w:t>
+      </w:r>
+    </w:p>
+    <w:p>
+      <w:pPr>
+        <w:pStyle w:val="BodyText"/>
+      </w:pPr>
+      <w:r>
+        <w:t xml:space="preserve">Jika ingin menghapus kernel tertentu, gunakan perintah berikut:</w:t>
+      </w:r>
+    </w:p>
+    <w:p>
+      <w:pPr>
+        <w:pStyle w:val="SourceCode"/>
+      </w:pPr>
+      <w:r>
+        <w:rPr>
+          <w:rStyle w:val="ExtensionTok"/>
+        </w:rPr>
+        <w:t xml:space="preserve">jupyter</w:t>
+      </w:r>
+      <w:r>
+        <w:rPr>
+          <w:rStyle w:val="NormalTok"/>
+        </w:rPr>
+        <w:t xml:space="preserve"> kernelspec uninstall nama_kernel</w:t>
+      </w:r>
+    </w:p>
+    <w:p>
+      <w:pPr>
+        <w:pStyle w:val="FirstParagraph"/>
+      </w:pPr>
+      <w:r>
+        <w:t xml:space="preserve">Contoh:</w:t>
+      </w:r>
+    </w:p>
+    <w:p>
+      <w:pPr>
+        <w:pStyle w:val="SourceCode"/>
+      </w:pPr>
+      <w:r>
+        <w:rPr>
+          <w:rStyle w:val="ExtensionTok"/>
+        </w:rPr>
+        <w:t xml:space="preserve">jupyter</w:t>
+      </w:r>
+      <w:r>
+        <w:rPr>
+          <w:rStyle w:val="NormalTok"/>
+        </w:rPr>
+        <w:t xml:space="preserve"> kernelspec uninstall envpendata</w:t>
+      </w:r>
+    </w:p>
+    <w:p>
+      <w:pPr>
+        <w:pStyle w:val="FirstParagraph"/>
+      </w:pPr>
+      <w:r>
+        <w:t xml:space="preserve">Dengan langkah ini, Anda sudah berhasil menambah kernel kustom di Jupyter Lab.</w:t>
+      </w:r>
+    </w:p>
+    <w:bookmarkEnd w:id="163"/>
+    <w:bookmarkEnd w:id="164"/>
+    <w:bookmarkStart w:id="171" w:name="membuat-repositori-di-github-1"/>
+    <w:p>
+      <w:pPr>
+        <w:pStyle w:val="Heading2"/>
+      </w:pPr>
+      <w:r>
+        <w:t xml:space="preserve">9.2 Membuat Repositori di github</w:t>
+      </w:r>
+    </w:p>
+    <w:p>
+      <w:pPr>
+        <w:pStyle w:val="FirstParagraph"/>
+      </w:pPr>
+      <w:r>
+        <w:t xml:space="preserve">Berikut adalah panduan langkah demi langkah untuk membuat repositori di GitHub:</w:t>
+      </w:r>
+    </w:p>
+    <w:bookmarkStart w:id="166" w:name="login-ke-akun-github-1"/>
+    <w:p>
+      <w:pPr>
+        <w:pStyle w:val="Heading3"/>
+      </w:pPr>
+      <w:r>
+        <w:t xml:space="preserve">9.2.1 Login ke Akun GitHub</w:t>
+      </w:r>
+    </w:p>
+    <w:p>
+      <w:pPr>
+        <w:pStyle w:val="FirstParagraph"/>
+      </w:pPr>
+      <w:r>
+        <w:t xml:space="preserve">Pastikan Anda sudah memiliki akun GitHub. Buka</w:t>
+      </w:r>
+      <w:r>
+        <w:t xml:space="preserve"> </w:t>
+      </w:r>
+      <w:hyperlink r:id="rId165">
+        <w:r>
+          <w:rPr>
+            <w:rStyle w:val="Hyperlink"/>
+          </w:rPr>
+          <w:t xml:space="preserve">github.com</w:t>
+        </w:r>
+      </w:hyperlink>
+      <w:r>
+        <w:t xml:space="preserve"> </w:t>
+      </w:r>
+      <w:r>
+        <w:t xml:space="preserve">dan login menggunakan kredensial Anda.</w:t>
+      </w:r>
+    </w:p>
+    <w:bookmarkEnd w:id="166"/>
+    <w:bookmarkStart w:id="167" w:name="akses-menu-pembuatan-repositori-1"/>
+    <w:p>
+      <w:pPr>
+        <w:pStyle w:val="Heading3"/>
+      </w:pPr>
+      <w:r>
+        <w:t xml:space="preserve">9.2.2 Akses Menu Pembuatan Repositori</w:t>
+      </w:r>
+    </w:p>
+    <w:p>
+      <w:pPr>
+        <w:pStyle w:val="FirstParagraph"/>
+      </w:pPr>
+      <w:r>
+        <w:t xml:space="preserve">Setelah login, perhatikan pojok kanan atas halaman:</w:t>
+      </w:r>
+    </w:p>
+    <w:p>
+      <w:pPr>
+        <w:numPr>
+          <w:ilvl w:val="0"/>
+          <w:numId w:val="1030"/>
+        </w:numPr>
+      </w:pPr>
+      <w:r>
+        <w:t xml:space="preserve">Klik ikon tanda tambah</w:t>
+      </w:r>
+      <w:r>
+        <w:t xml:space="preserve"> </w:t>
+      </w:r>
+      <w:r>
+        <w:rPr>
+          <w:rStyle w:val="VerbatimChar"/>
+          <w:b/>
+          <w:bCs/>
+        </w:rPr>
+        <w:t xml:space="preserve">+</w:t>
+      </w:r>
+      <w:r>
+        <w:t xml:space="preserve">.</w:t>
+      </w:r>
+    </w:p>
+    <w:p>
+      <w:pPr>
+        <w:numPr>
+          <w:ilvl w:val="0"/>
+          <w:numId w:val="1030"/>
+        </w:numPr>
+      </w:pPr>
+      <w:r>
+        <w:t xml:space="preserve">Pilih opsi</w:t>
+      </w:r>
+      <w:r>
+        <w:t xml:space="preserve"> </w:t>
+      </w:r>
+      <w:r>
+        <w:rPr>
+          <w:rStyle w:val="VerbatimChar"/>
+          <w:b/>
+          <w:bCs/>
+        </w:rPr>
+        <w:t xml:space="preserve">New repository</w:t>
+      </w:r>
+      <w:r>
+        <w:t xml:space="preserve"> </w:t>
+      </w:r>
+      <w:r>
+        <w:t xml:space="preserve">dari menu dropdown.</w:t>
+      </w:r>
+    </w:p>
+    <w:bookmarkEnd w:id="167"/>
+    <w:bookmarkStart w:id="168" w:name="isi-informasi-repositori-1"/>
+    <w:p>
+      <w:pPr>
+        <w:pStyle w:val="Heading3"/>
+      </w:pPr>
+      <w:r>
+        <w:t xml:space="preserve">9.2.3 Isi Informasi Repositori</w:t>
+      </w:r>
+    </w:p>
+    <w:p>
+      <w:pPr>
+        <w:pStyle w:val="FirstParagraph"/>
+      </w:pPr>
+      <w:r>
+        <w:t xml:space="preserve">Anda akan diarahkan ke halaman</w:t>
+      </w:r>
+      <w:r>
+        <w:t xml:space="preserve"> </w:t>
+      </w:r>
+      <w:r>
+        <w:t xml:space="preserve">“Create a new repository”</w:t>
+      </w:r>
+      <w:r>
+        <w:t xml:space="preserve">. Isi formulir berikut:</w:t>
+      </w:r>
+    </w:p>
+    <w:p>
+      <w:pPr>
+        <w:pStyle w:val="Compact"/>
+        <w:numPr>
+          <w:ilvl w:val="0"/>
+          <w:numId w:val="1031"/>
+        </w:numPr>
+      </w:pPr>
+      <w:r>
+        <w:rPr>
+          <w:b/>
+          <w:bCs/>
+        </w:rPr>
+        <w:t xml:space="preserve">Repository name</w:t>
+      </w:r>
+      <w:r>
+        <w:t xml:space="preserve">: Masukkan nama repositori (wajib). Nama ini harus unik untuk akun Anda.</w:t>
+      </w:r>
+    </w:p>
+    <w:p>
+      <w:pPr>
+        <w:pStyle w:val="Compact"/>
+        <w:numPr>
+          <w:ilvl w:val="0"/>
+          <w:numId w:val="1031"/>
+        </w:numPr>
+      </w:pPr>
+      <w:r>
+        <w:rPr>
+          <w:b/>
+          <w:bCs/>
+        </w:rPr>
+        <w:t xml:space="preserve">Description (opsional)</w:t>
+      </w:r>
+      <w:r>
+        <w:t xml:space="preserve">: Isi deskripsi singkat tentang proyek Anda.</w:t>
+      </w:r>
+    </w:p>
+    <w:p>
+      <w:pPr>
+        <w:pStyle w:val="Compact"/>
+        <w:numPr>
+          <w:ilvl w:val="0"/>
+          <w:numId w:val="1031"/>
+        </w:numPr>
+      </w:pPr>
+      <w:r>
+        <w:rPr>
+          <w:b/>
+          <w:bCs/>
+        </w:rPr>
+        <w:t xml:space="preserve">Visibility</w:t>
+      </w:r>
+      <w:r>
+        <w:t xml:space="preserve">:</w:t>
+      </w:r>
+    </w:p>
+    <w:p>
+      <w:pPr>
+        <w:pStyle w:val="Compact"/>
+        <w:numPr>
+          <w:ilvl w:val="1"/>
+          <w:numId w:val="1032"/>
+        </w:numPr>
+      </w:pPr>
+      <w:r>
+        <w:rPr>
+          <w:b/>
+          <w:bCs/>
+        </w:rPr>
+        <w:t xml:space="preserve">Public</w:t>
+      </w:r>
+      <w:r>
+        <w:t xml:space="preserve">: Siapa saja dapat melihat repositori ini.</w:t>
+      </w:r>
+    </w:p>
+    <w:p>
+      <w:pPr>
+        <w:pStyle w:val="Compact"/>
+        <w:numPr>
+          <w:ilvl w:val="1"/>
+          <w:numId w:val="1032"/>
+        </w:numPr>
+      </w:pPr>
+      <w:r>
+        <w:rPr>
+          <w:b/>
+          <w:bCs/>
+        </w:rPr>
+        <w:t xml:space="preserve">Private</w:t>
+      </w:r>
+      <w:r>
+        <w:t xml:space="preserve">: Hanya Anda dan kolaborator yang diundang yang dapat melihat.</w:t>
+      </w:r>
+    </w:p>
+    <w:p>
+      <w:pPr>
+        <w:pStyle w:val="Compact"/>
+        <w:numPr>
+          <w:ilvl w:val="0"/>
+          <w:numId w:val="1031"/>
+        </w:numPr>
+      </w:pPr>
+      <w:r>
+        <w:rPr>
+          <w:b/>
+          <w:bCs/>
+        </w:rPr>
+        <w:t xml:space="preserve">Initialize this repository with</w:t>
+      </w:r>
+      <w:r>
+        <w:t xml:space="preserve">:</w:t>
+      </w:r>
+    </w:p>
+    <w:p>
+      <w:pPr>
+        <w:pStyle w:val="Compact"/>
+        <w:numPr>
+          <w:ilvl w:val="1"/>
+          <w:numId w:val="1033"/>
+        </w:numPr>
+      </w:pPr>
+      <w:r>
+        <w:rPr>
+          <w:b/>
+          <w:bCs/>
+        </w:rPr>
+        <w:t xml:space="preserve">Add a README file</w:t>
+      </w:r>
+      <w:r>
+        <w:t xml:space="preserve">: Centang jika ingin membuat file README.md langsung.</w:t>
+      </w:r>
+    </w:p>
+    <w:p>
+      <w:pPr>
+        <w:pStyle w:val="Compact"/>
+        <w:numPr>
+          <w:ilvl w:val="1"/>
+          <w:numId w:val="1033"/>
+        </w:numPr>
+      </w:pPr>
+      <w:r>
+        <w:rPr>
+          <w:b/>
+          <w:bCs/>
+        </w:rPr>
+        <w:t xml:space="preserve">Add .gitignore</w:t>
+      </w:r>
+      <w:r>
+        <w:t xml:space="preserve">: Pilih template sesuai bahasa pemrograman (opsional).</w:t>
+      </w:r>
+    </w:p>
+    <w:p>
+      <w:pPr>
+        <w:pStyle w:val="Compact"/>
+        <w:numPr>
+          <w:ilvl w:val="1"/>
+          <w:numId w:val="1033"/>
+        </w:numPr>
+      </w:pPr>
+      <w:r>
+        <w:rPr>
+          <w:b/>
+          <w:bCs/>
+        </w:rPr>
+        <w:t xml:space="preserve">Choose a license</w:t>
+      </w:r>
+      <w:r>
+        <w:t xml:space="preserve">: Pilih lisensi open source jika diperlukan (opsional).</w:t>
+      </w:r>
+    </w:p>
+    <w:bookmarkEnd w:id="168"/>
+    <w:bookmarkStart w:id="169" w:name="buat-repositori-1"/>
+    <w:p>
+      <w:pPr>
+        <w:pStyle w:val="Heading3"/>
+      </w:pPr>
+      <w:r>
+        <w:t xml:space="preserve">9.2.4 Buat Repositori</w:t>
+      </w:r>
+    </w:p>
+    <w:p>
+      <w:pPr>
+        <w:pStyle w:val="FirstParagraph"/>
+      </w:pPr>
+      <w:r>
+        <w:t xml:space="preserve">Setelah semua informasi diisi, gulir ke bawah dan klik tombol hijau</w:t>
+      </w:r>
+      <w:r>
+        <w:t xml:space="preserve"> </w:t>
+      </w:r>
+      <w:r>
+        <w:rPr>
+          <w:rStyle w:val="VerbatimChar"/>
+          <w:b/>
+          <w:bCs/>
+        </w:rPr>
+        <w:t xml:space="preserve">Create repository</w:t>
+      </w:r>
+      <w:r>
+        <w:t xml:space="preserve">.</w:t>
+      </w:r>
+    </w:p>
+    <w:bookmarkEnd w:id="169"/>
+    <w:bookmarkStart w:id="170" w:name="mengunggah-kode-jika-ada-1"/>
+    <w:p>
+      <w:pPr>
+        <w:pStyle w:val="Heading3"/>
+      </w:pPr>
+      <w:r>
+        <w:t xml:space="preserve">9.2.5 Mengunggah Kode (Jika Ada)</w:t>
+      </w:r>
+    </w:p>
+    <w:p>
+      <w:pPr>
+        <w:pStyle w:val="FirstParagraph"/>
+      </w:pPr>
+      <w:r>
+        <w:t xml:space="preserve">Setelah repositori dibuat, Anda akan melihat halaman kosong atau isi README. Jika Anda sudah memiliki kode di komputer lokal, Anda bisa menghubungkannya menggunakan terminal/command prompt:</w:t>
+      </w:r>
+    </w:p>
+    <w:p>
+      <w:pPr>
+        <w:pStyle w:val="SourceCode"/>
+      </w:pPr>
+      <w:r>
+        <w:rPr>
+          <w:rStyle w:val="CommentTok"/>
+        </w:rPr>
+        <w:t xml:space="preserve"># Jika repositori kosong dan ingin push kode yang ada</w:t>
+      </w:r>
+      <w:r>
+        <w:br/>
+      </w:r>
+      <w:r>
+        <w:rPr>
+          <w:rStyle w:val="FunctionTok"/>
+        </w:rPr>
+        <w:t xml:space="preserve">git</w:t>
+      </w:r>
+      <w:r>
+        <w:rPr>
+          <w:rStyle w:val="NormalTok"/>
+        </w:rPr>
+        <w:t xml:space="preserve"> init</w:t>
+      </w:r>
+      <w:r>
+        <w:br/>
+      </w:r>
+      <w:r>
+        <w:rPr>
+          <w:rStyle w:val="FunctionTok"/>
+        </w:rPr>
+        <w:t xml:space="preserve">git</w:t>
+      </w:r>
+      <w:r>
+        <w:rPr>
+          <w:rStyle w:val="NormalTok"/>
+        </w:rPr>
+        <w:t xml:space="preserve"> add .</w:t>
+      </w:r>
+      <w:r>
+        <w:br/>
+      </w:r>
+      <w:r>
+        <w:rPr>
+          <w:rStyle w:val="FunctionTok"/>
+        </w:rPr>
+        <w:t xml:space="preserve">git</w:t>
+      </w:r>
+      <w:r>
+        <w:rPr>
+          <w:rStyle w:val="NormalTok"/>
+        </w:rPr>
+        <w:t xml:space="preserve"> commit </w:t>
+      </w:r>
+      <w:r>
+        <w:rPr>
+          <w:rStyle w:val="AttributeTok"/>
+        </w:rPr>
+        <w:t xml:space="preserve">-m</w:t>
+      </w:r>
+      <w:r>
+        <w:rPr>
+          <w:rStyle w:val="NormalTok"/>
+        </w:rPr>
+        <w:t xml:space="preserve"> </w:t>
+      </w:r>
+      <w:r>
+        <w:rPr>
+          <w:rStyle w:val="StringTok"/>
+        </w:rPr>
+        <w:t xml:space="preserve">"First commit"</w:t>
+      </w:r>
+      <w:r>
+        <w:br/>
+      </w:r>
+      <w:r>
+        <w:rPr>
+          <w:rStyle w:val="FunctionTok"/>
+        </w:rPr>
+        <w:t xml:space="preserve">git</w:t>
+      </w:r>
+      <w:r>
+        <w:rPr>
+          <w:rStyle w:val="NormalTok"/>
+        </w:rPr>
+        <w:t xml:space="preserve"> branch </w:t>
+      </w:r>
+      <w:r>
+        <w:rPr>
+          <w:rStyle w:val="AttributeTok"/>
+        </w:rPr>
+        <w:t xml:space="preserve">-M</w:t>
+      </w:r>
+      <w:r>
+        <w:rPr>
+          <w:rStyle w:val="NormalTok"/>
+        </w:rPr>
+        <w:t xml:space="preserve"> main</w:t>
+      </w:r>
+      <w:r>
+        <w:br/>
+      </w:r>
+      <w:r>
+        <w:rPr>
+          <w:rStyle w:val="FunctionTok"/>
+        </w:rPr>
+        <w:t xml:space="preserve">git</w:t>
+      </w:r>
+      <w:r>
+        <w:rPr>
+          <w:rStyle w:val="NormalTok"/>
+        </w:rPr>
+        <w:t xml:space="preserve"> remote add origin https://github.com/USERNAME/NAMA-REPO.git</w:t>
+      </w:r>
+      <w:r>
+        <w:br/>
+      </w:r>
+      <w:r>
+        <w:rPr>
+          <w:rStyle w:val="FunctionTok"/>
+        </w:rPr>
+        <w:t xml:space="preserve">git</w:t>
+      </w:r>
+      <w:r>
+        <w:rPr>
+          <w:rStyle w:val="NormalTok"/>
+        </w:rPr>
+        <w:t xml:space="preserve"> push </w:t>
+      </w:r>
+      <w:r>
+        <w:rPr>
+          <w:rStyle w:val="AttributeTok"/>
+        </w:rPr>
+        <w:t xml:space="preserve">-u</w:t>
+      </w:r>
+      <w:r>
+        <w:rPr>
+          <w:rStyle w:val="NormalTok"/>
+        </w:rPr>
+        <w:t xml:space="preserve"> origin main</w:t>
+      </w:r>
+    </w:p>
+    <w:p>
+      <w:pPr>
+        <w:pStyle w:val="FirstParagraph"/>
+      </w:pPr>
+      <w:r>
+        <w:t xml:space="preserve">Atau jika Anda memilih opsi</w:t>
+      </w:r>
+      <w:r>
+        <w:t xml:space="preserve"> </w:t>
+      </w:r>
+      <w:r>
+        <w:rPr>
+          <w:b/>
+          <w:bCs/>
+        </w:rPr>
+        <w:t xml:space="preserve">Add a README file</w:t>
+      </w:r>
+      <w:r>
+        <w:t xml:space="preserve"> </w:t>
+      </w:r>
+      <w:r>
+        <w:t xml:space="preserve">saat pembuatan, Anda bisa langsung meng-clone repositori tersebut:</w:t>
+      </w:r>
+    </w:p>
+    <w:p>
+      <w:pPr>
+        <w:pStyle w:val="SourceCode"/>
+      </w:pPr>
+      <w:r>
+        <w:rPr>
+          <w:rStyle w:val="FunctionTok"/>
+        </w:rPr>
+        <w:t xml:space="preserve">git</w:t>
+      </w:r>
+      <w:r>
+        <w:rPr>
+          <w:rStyle w:val="NormalTok"/>
+        </w:rPr>
+        <w:t xml:space="preserve"> clone https://github.com/USERNAME/NAMA-REPO.git</w:t>
+      </w:r>
+    </w:p>
+    <w:p>
+      <w:pPr>
+        <w:pStyle w:val="FirstParagraph"/>
+      </w:pPr>
+      <w:r>
+        <w:t xml:space="preserve">Sekarang repositori GitHub Anda sudah siap digunakan!</w:t>
+      </w:r>
+    </w:p>
+    <w:bookmarkEnd w:id="170"/>
+    <w:bookmarkEnd w:id="171"/>
+    <w:bookmarkStart w:id="172" w:name="clone-ke-komputer-lokal-1"/>
+    <w:p>
+      <w:pPr>
+        <w:pStyle w:val="Heading2"/>
+      </w:pPr>
+      <w:r>
+        <w:t xml:space="preserve">9.3 Clone ke Komputer Lokal</w:t>
+      </w:r>
+    </w:p>
+    <w:p>
+      <w:pPr>
+        <w:pStyle w:val="FirstParagraph"/>
+      </w:pPr>
+      <w:r>
+        <w:t xml:space="preserve">Setelah repo dibuat, copy URL-nya lalu jalankan di terminal:</w:t>
+      </w:r>
+    </w:p>
+    <w:p>
+      <w:pPr>
+        <w:pStyle w:val="SourceCode"/>
+      </w:pPr>
+      <w:r>
+        <w:rPr>
+          <w:rStyle w:val="VerbatimChar"/>
+        </w:rPr>
+        <w:t xml:space="preserve">git clone https://github.com/username/nama-repo.git cd nama-repo </w:t>
+      </w:r>
+    </w:p>
+    <w:bookmarkEnd w:id="172"/>
+    <w:bookmarkStart w:id="173" w:name="push-project-yang-sudah-ada-1"/>
+    <w:p>
+      <w:pPr>
+        <w:pStyle w:val="Heading2"/>
+      </w:pPr>
+      <w:r>
+        <w:t xml:space="preserve">9.4 Push Project yang Sudah Ada</w:t>
+      </w:r>
+    </w:p>
+    <w:p>
+      <w:pPr>
+        <w:pStyle w:val="FirstParagraph"/>
+      </w:pPr>
+      <w:r>
+        <w:t xml:space="preserve">Jika kamu sudah punya folder project lokal:</w:t>
+      </w:r>
+    </w:p>
+    <w:p>
+      <w:pPr>
+        <w:pStyle w:val="SourceCode"/>
+      </w:pPr>
+      <w:r>
+        <w:rPr>
+          <w:rStyle w:val="VerbatimChar"/>
+        </w:rPr>
+        <w:t xml:space="preserve">cd folder-project-kamu  </w:t>
+      </w:r>
+      <w:r>
+        <w:br/>
+      </w:r>
+      <w:r>
+        <w:rPr>
+          <w:rStyle w:val="VerbatimChar"/>
+        </w:rPr>
+        <w:t xml:space="preserve">git init git add . </w:t>
+      </w:r>
+      <w:r>
+        <w:br/>
+      </w:r>
+      <w:r>
+        <w:rPr>
+          <w:rStyle w:val="VerbatimChar"/>
+        </w:rPr>
+        <w:t xml:space="preserve">git commit -m "first commit" </w:t>
+      </w:r>
+      <w:r>
+        <w:br/>
+      </w:r>
+      <w:r>
+        <w:rPr>
+          <w:rStyle w:val="VerbatimChar"/>
+        </w:rPr>
+        <w:t xml:space="preserve">git branch -M main </w:t>
+      </w:r>
+      <w:r>
+        <w:br/>
+      </w:r>
+      <w:r>
+        <w:rPr>
+          <w:rStyle w:val="VerbatimChar"/>
+        </w:rPr>
+        <w:t xml:space="preserve">git remote add origin https://github.com/username/nama-repo.git </w:t>
+      </w:r>
+      <w:r>
+        <w:br/>
+      </w:r>
+      <w:r>
+        <w:rPr>
+          <w:rStyle w:val="VerbatimChar"/>
+        </w:rPr>
+        <w:t xml:space="preserve">git push -u origin main </w:t>
+      </w:r>
+    </w:p>
+    <w:bookmarkEnd w:id="173"/>
+    <w:bookmarkStart w:id="174" w:name="perintah-git-dasar-sehari-hari-1"/>
+    <w:p>
+      <w:pPr>
+        <w:pStyle w:val="Heading2"/>
+      </w:pPr>
+      <w:r>
+        <w:t xml:space="preserve">9.5 Perintah Git Dasar Sehari-hari</w:t>
+      </w:r>
+    </w:p>
+    <w:tbl>
+      <w:tblPr>
+        <w:tblStyle w:val="Table"/>
+        <w:tblW w:type="pct" w:w="5000"/>
+        <w:tblLayout w:type="fixed"/>
+        <w:tblLook w:firstRow="0" w:lastRow="0" w:firstColumn="0" w:lastColumn="0" w:noHBand="0" w:noVBand="0" w:val="0000"/>
+      </w:tblPr>
+      <w:tblGrid>
+        <w:gridCol w:w="591"/>
+        <w:gridCol w:w="2955"/>
+        <w:gridCol w:w="591"/>
+        <w:gridCol w:w="3191"/>
+        <w:gridCol w:w="591"/>
+      </w:tblGrid>
+      <w:tr>
+        <w:tc>
+          <w:tcPr/>
+          <w:p>
+            <w:pPr>
+              <w:pStyle w:val="Compact"/>
+            </w:pPr>
+          </w:p>
+        </w:tc>
+        <w:tc>
+          <w:tcPr/>
+          <w:p>
+            <w:pPr>
+              <w:pStyle w:val="Compact"/>
+            </w:pPr>
+          </w:p>
+        </w:tc>
+        <w:tc>
+          <w:tcPr/>
+          <w:p>
+            <w:pPr>
+              <w:pStyle w:val="Compact"/>
+            </w:pPr>
+          </w:p>
+        </w:tc>
+        <w:tc>
+          <w:tcPr/>
+          <w:p>
+            <w:pPr>
+              <w:pStyle w:val="Compact"/>
+            </w:pPr>
+          </w:p>
+        </w:tc>
+        <w:tc>
+          <w:tcPr/>
+          <w:p>
+            <w:pPr>
+              <w:pStyle w:val="Compact"/>
+            </w:pPr>
+          </w:p>
+        </w:tc>
+      </w:tr>
+      <w:tr>
+        <w:tc>
+          <w:tcPr/>
+          <w:p>
+            <w:pPr>
+              <w:pStyle w:val="Compact"/>
+            </w:pPr>
+          </w:p>
+        </w:tc>
+        <w:tc>
+          <w:tcPr/>
+          <w:p>
+            <w:pPr>
+              <w:pStyle w:val="Compact"/>
+            </w:pPr>
+            <w:r>
+              <w:t xml:space="preserve">Perintah</w:t>
+            </w:r>
+          </w:p>
+        </w:tc>
+        <w:tc>
+          <w:tcPr/>
+          <w:p>
+            <w:pPr>
+              <w:pStyle w:val="Compact"/>
+            </w:pPr>
+          </w:p>
+        </w:tc>
+        <w:tc>
+          <w:tcPr/>
+          <w:p>
+            <w:pPr>
+              <w:pStyle w:val="Compact"/>
+            </w:pPr>
+            <w:r>
+              <w:t xml:space="preserve">Fungsi</w:t>
+            </w:r>
+          </w:p>
+        </w:tc>
+        <w:tc>
+          <w:tcPr/>
+          <w:p>
+            <w:pPr>
+              <w:pStyle w:val="Compact"/>
+            </w:pPr>
+          </w:p>
+        </w:tc>
+      </w:tr>
+      <w:tr>
+        <w:tc>
+          <w:tcPr/>
+          <w:p>
+            <w:pPr>
+              <w:pStyle w:val="Compact"/>
+            </w:pPr>
+          </w:p>
+        </w:tc>
+        <w:tc>
+          <w:tcPr/>
+          <w:p>
+            <w:pPr>
+              <w:pStyle w:val="Compact"/>
+            </w:pPr>
+          </w:p>
+        </w:tc>
+        <w:tc>
+          <w:tcPr/>
+          <w:p>
+            <w:pPr>
+              <w:pStyle w:val="Compact"/>
+            </w:pPr>
+          </w:p>
+        </w:tc>
+        <w:tc>
+          <w:tcPr/>
+          <w:p>
+            <w:pPr>
+              <w:pStyle w:val="Compact"/>
+            </w:pPr>
+          </w:p>
+        </w:tc>
+        <w:tc>
+          <w:tcPr/>
+          <w:p>
+            <w:pPr>
+              <w:pStyle w:val="Compact"/>
+            </w:pPr>
+          </w:p>
+        </w:tc>
+      </w:tr>
+      <w:tr>
+        <w:tc>
+          <w:tcPr/>
+          <w:p>
+            <w:pPr>
+              <w:pStyle w:val="Compact"/>
+            </w:pPr>
+          </w:p>
+        </w:tc>
+        <w:tc>
+          <w:tcPr/>
+          <w:p>
+            <w:pPr>
+              <w:pStyle w:val="Compact"/>
+            </w:pPr>
+            <w:r>
+              <w:rPr>
+                <w:rStyle w:val="VerbatimChar"/>
+              </w:rPr>
+              <w:t xml:space="preserve">git status</w:t>
+            </w:r>
+          </w:p>
+        </w:tc>
+        <w:tc>
+          <w:tcPr/>
+          <w:p>
+            <w:pPr>
+              <w:pStyle w:val="Compact"/>
+            </w:pPr>
+          </w:p>
+        </w:tc>
+        <w:tc>
+          <w:tcPr/>
+          <w:p>
+            <w:pPr>
+              <w:pStyle w:val="Compact"/>
+            </w:pPr>
+            <w:r>
+              <w:t xml:space="preserve">Cek status perubahan</w:t>
+            </w:r>
+          </w:p>
+        </w:tc>
+        <w:tc>
+          <w:tcPr/>
+          <w:p>
+            <w:pPr>
+              <w:pStyle w:val="Compact"/>
+            </w:pPr>
+          </w:p>
+        </w:tc>
+      </w:tr>
+      <w:tr>
+        <w:tc>
+          <w:tcPr/>
+          <w:p>
+            <w:pPr>
+              <w:pStyle w:val="Compact"/>
+            </w:pPr>
+          </w:p>
+        </w:tc>
+        <w:tc>
+          <w:tcPr/>
+          <w:p>
+            <w:pPr>
+              <w:pStyle w:val="Compact"/>
+            </w:pPr>
+          </w:p>
+        </w:tc>
+        <w:tc>
+          <w:tcPr/>
+          <w:p>
+            <w:pPr>
+              <w:pStyle w:val="Compact"/>
+            </w:pPr>
+          </w:p>
+        </w:tc>
+        <w:tc>
+          <w:tcPr/>
+          <w:p>
+            <w:pPr>
+              <w:pStyle w:val="Compact"/>
+            </w:pPr>
+          </w:p>
+        </w:tc>
+        <w:tc>
+          <w:tcPr/>
+          <w:p>
+            <w:pPr>
+              <w:pStyle w:val="Compact"/>
+            </w:pPr>
+          </w:p>
+        </w:tc>
+      </w:tr>
+      <w:tr>
+        <w:tc>
+          <w:tcPr/>
+          <w:p>
+            <w:pPr>
+              <w:pStyle w:val="Compact"/>
+            </w:pPr>
+          </w:p>
+        </w:tc>
+        <w:tc>
+          <w:tcPr/>
+          <w:p>
+            <w:pPr>
+              <w:pStyle w:val="Compact"/>
+            </w:pPr>
+            <w:r>
+              <w:rPr>
+                <w:rStyle w:val="VerbatimChar"/>
+              </w:rPr>
+              <w:t xml:space="preserve">git add .</w:t>
+            </w:r>
+          </w:p>
+        </w:tc>
+        <w:tc>
+          <w:tcPr/>
+          <w:p>
+            <w:pPr>
+              <w:pStyle w:val="Compact"/>
+            </w:pPr>
+          </w:p>
+        </w:tc>
+        <w:tc>
+          <w:tcPr/>
+          <w:p>
+            <w:pPr>
+              <w:pStyle w:val="Compact"/>
+            </w:pPr>
+            <w:r>
+              <w:t xml:space="preserve">Tambahkan semua perubahan</w:t>
+            </w:r>
+          </w:p>
+        </w:tc>
+        <w:tc>
+          <w:tcPr/>
+          <w:p>
+            <w:pPr>
+              <w:pStyle w:val="Compact"/>
+            </w:pPr>
+          </w:p>
+        </w:tc>
+      </w:tr>
+      <w:tr>
+        <w:tc>
+          <w:tcPr/>
+          <w:p>
+            <w:pPr>
+              <w:pStyle w:val="Compact"/>
+            </w:pPr>
+          </w:p>
+        </w:tc>
+        <w:tc>
+          <w:tcPr/>
+          <w:p>
+            <w:pPr>
+              <w:pStyle w:val="Compact"/>
+            </w:pPr>
+          </w:p>
+        </w:tc>
+        <w:tc>
+          <w:tcPr/>
+          <w:p>
+            <w:pPr>
+              <w:pStyle w:val="Compact"/>
+            </w:pPr>
+          </w:p>
+        </w:tc>
+        <w:tc>
+          <w:tcPr/>
+          <w:p>
+            <w:pPr>
+              <w:pStyle w:val="Compact"/>
+            </w:pPr>
+          </w:p>
+        </w:tc>
+        <w:tc>
+          <w:tcPr/>
+          <w:p>
+            <w:pPr>
+              <w:pStyle w:val="Compact"/>
+            </w:pPr>
+          </w:p>
+        </w:tc>
+      </w:tr>
+      <w:tr>
+        <w:tc>
+          <w:tcPr/>
+          <w:p>
+            <w:pPr>
+              <w:pStyle w:val="Compact"/>
+            </w:pPr>
+          </w:p>
+        </w:tc>
+        <w:tc>
+          <w:tcPr/>
+          <w:p>
+            <w:pPr>
+              <w:pStyle w:val="Compact"/>
+            </w:pPr>
+            <w:r>
+              <w:rPr>
+                <w:rStyle w:val="VerbatimChar"/>
+              </w:rPr>
+              <w:t xml:space="preserve">git commit -m "pesan"</w:t>
+            </w:r>
+          </w:p>
+        </w:tc>
+        <w:tc>
+          <w:tcPr/>
+          <w:p>
+            <w:pPr>
+              <w:pStyle w:val="Compact"/>
+            </w:pPr>
+          </w:p>
+        </w:tc>
+        <w:tc>
+          <w:tcPr/>
+          <w:p>
+            <w:pPr>
+              <w:pStyle w:val="Compact"/>
+            </w:pPr>
+            <w:r>
+              <w:t xml:space="preserve">Simpan perubahan</w:t>
+            </w:r>
+          </w:p>
+        </w:tc>
+        <w:tc>
+          <w:tcPr/>
+          <w:p>
+            <w:pPr>
+              <w:pStyle w:val="Compact"/>
+            </w:pPr>
+          </w:p>
+        </w:tc>
+      </w:tr>
+      <w:tr>
+        <w:tc>
+          <w:tcPr/>
+          <w:p>
+            <w:pPr>
+              <w:pStyle w:val="Compact"/>
+            </w:pPr>
+          </w:p>
+        </w:tc>
+        <w:tc>
+          <w:tcPr/>
+          <w:p>
+            <w:pPr>
+              <w:pStyle w:val="Compact"/>
+            </w:pPr>
+          </w:p>
+        </w:tc>
+        <w:tc>
+          <w:tcPr/>
+          <w:p>
+            <w:pPr>
+              <w:pStyle w:val="Compact"/>
+            </w:pPr>
+          </w:p>
+        </w:tc>
+        <w:tc>
+          <w:tcPr/>
+          <w:p>
+            <w:pPr>
+              <w:pStyle w:val="Compact"/>
+            </w:pPr>
+          </w:p>
+        </w:tc>
+        <w:tc>
+          <w:tcPr/>
+          <w:p>
+            <w:pPr>
+              <w:pStyle w:val="Compact"/>
+            </w:pPr>
+          </w:p>
+        </w:tc>
+      </w:tr>
+      <w:tr>
+        <w:tc>
+          <w:tcPr/>
+          <w:p>
+            <w:pPr>
+              <w:pStyle w:val="Compact"/>
+            </w:pPr>
+          </w:p>
+        </w:tc>
+        <w:tc>
+          <w:tcPr/>
+          <w:p>
+            <w:pPr>
+              <w:pStyle w:val="Compact"/>
+            </w:pPr>
+            <w:r>
+              <w:rPr>
+                <w:rStyle w:val="VerbatimChar"/>
+              </w:rPr>
+              <w:t xml:space="preserve">git push</w:t>
+            </w:r>
+          </w:p>
+        </w:tc>
+        <w:tc>
+          <w:tcPr/>
+          <w:p>
+            <w:pPr>
+              <w:pStyle w:val="Compact"/>
+            </w:pPr>
+          </w:p>
+        </w:tc>
+        <w:tc>
+          <w:tcPr/>
+          <w:p>
+            <w:pPr>
+              <w:pStyle w:val="Compact"/>
+            </w:pPr>
+            <w:r>
+              <w:t xml:space="preserve">Upload ke GitHub</w:t>
+            </w:r>
+          </w:p>
+        </w:tc>
+        <w:tc>
+          <w:tcPr/>
+          <w:p>
+            <w:pPr>
+              <w:pStyle w:val="Compact"/>
+            </w:pPr>
+          </w:p>
+        </w:tc>
+      </w:tr>
+      <w:tr>
+        <w:tc>
+          <w:tcPr/>
+          <w:p>
+            <w:pPr>
+              <w:pStyle w:val="Compact"/>
+            </w:pPr>
+          </w:p>
+        </w:tc>
+        <w:tc>
+          <w:tcPr/>
+          <w:p>
+            <w:pPr>
+              <w:pStyle w:val="Compact"/>
+            </w:pPr>
+          </w:p>
+        </w:tc>
+        <w:tc>
+          <w:tcPr/>
+          <w:p>
+            <w:pPr>
+              <w:pStyle w:val="Compact"/>
+            </w:pPr>
+          </w:p>
+        </w:tc>
+        <w:tc>
+          <w:tcPr/>
+          <w:p>
+            <w:pPr>
+              <w:pStyle w:val="Compact"/>
+            </w:pPr>
+          </w:p>
+        </w:tc>
+        <w:tc>
+          <w:tcPr/>
+          <w:p>
+            <w:pPr>
+              <w:pStyle w:val="Compact"/>
+            </w:pPr>
+          </w:p>
+        </w:tc>
+      </w:tr>
+      <w:tr>
+        <w:tc>
+          <w:tcPr/>
+          <w:p>
+            <w:pPr>
+              <w:pStyle w:val="Compact"/>
+            </w:pPr>
+          </w:p>
+        </w:tc>
+        <w:tc>
+          <w:tcPr/>
+          <w:p>
+            <w:pPr>
+              <w:pStyle w:val="Compact"/>
+            </w:pPr>
+            <w:r>
+              <w:rPr>
+                <w:rStyle w:val="VerbatimChar"/>
+              </w:rPr>
+              <w:t xml:space="preserve">git pull</w:t>
+            </w:r>
+          </w:p>
+        </w:tc>
+        <w:tc>
+          <w:tcPr/>
+          <w:p>
+            <w:pPr>
+              <w:pStyle w:val="Compact"/>
+            </w:pPr>
+          </w:p>
+        </w:tc>
+        <w:tc>
+          <w:tcPr/>
+          <w:p>
+            <w:pPr>
+              <w:pStyle w:val="Compact"/>
+            </w:pPr>
+            <w:r>
+              <w:t xml:space="preserve">Download update terbaru</w:t>
+            </w:r>
+          </w:p>
+        </w:tc>
+        <w:tc>
+          <w:tcPr/>
+          <w:p>
+            <w:pPr>
+              <w:pStyle w:val="Compact"/>
+            </w:pPr>
+          </w:p>
+        </w:tc>
+      </w:tr>
+      <w:tr>
+        <w:tc>
+          <w:tcPr/>
+          <w:p>
+            <w:pPr>
+              <w:pStyle w:val="Compact"/>
+            </w:pPr>
+          </w:p>
+        </w:tc>
+        <w:tc>
+          <w:tcPr/>
+          <w:p>
+            <w:pPr>
+              <w:pStyle w:val="Compact"/>
+            </w:pPr>
+          </w:p>
+        </w:tc>
+        <w:tc>
+          <w:tcPr/>
+          <w:p>
+            <w:pPr>
+              <w:pStyle w:val="Compact"/>
+            </w:pPr>
+          </w:p>
+        </w:tc>
+        <w:tc>
+          <w:tcPr/>
+          <w:p>
+            <w:pPr>
+              <w:pStyle w:val="Compact"/>
+            </w:pPr>
+          </w:p>
+        </w:tc>
+        <w:tc>
+          <w:tcPr/>
+          <w:p>
+            <w:pPr>
+              <w:pStyle w:val="Compact"/>
+            </w:pPr>
+          </w:p>
+        </w:tc>
+      </w:tr>
+    </w:tbl>
+    <w:bookmarkEnd w:id="174"/>
+    <w:bookmarkStart w:id="190" w:name="deploy-webstatis-ke-netlify-1"/>
+    <w:p>
+      <w:pPr>
+        <w:pStyle w:val="Heading2"/>
+      </w:pPr>
+      <w:r>
+        <w:t xml:space="preserve">9.6 Deploy Webstatis ke Netlify</w:t>
+      </w:r>
+    </w:p>
+    <w:p>
+      <w:pPr>
+        <w:pStyle w:val="FirstParagraph"/>
+      </w:pPr>
+      <w:r>
+        <w:t xml:space="preserve">Untuk mempublikasikan proyek</w:t>
+      </w:r>
+      <w:r>
+        <w:t xml:space="preserve"> </w:t>
+      </w:r>
+      <w:r>
+        <w:rPr>
+          <w:b/>
+          <w:bCs/>
+        </w:rPr>
+        <w:t xml:space="preserve">Quarto</w:t>
+      </w:r>
+      <w:r>
+        <w:t xml:space="preserve"> </w:t>
+      </w:r>
+      <w:r>
+        <w:t xml:space="preserve">ke</w:t>
+      </w:r>
+      <w:r>
+        <w:t xml:space="preserve"> </w:t>
+      </w:r>
+      <w:r>
+        <w:rPr>
+          <w:b/>
+          <w:bCs/>
+        </w:rPr>
+        <w:t xml:space="preserve">Netlify</w:t>
+      </w:r>
+      <w:r>
+        <w:t xml:space="preserve">, Anda memiliki dua cara utama: cara manual (paling cepat untuk sekali coba) dan cara otomatis via GitHub (paling disarankan untuk jangka panjang).</w:t>
+      </w:r>
+    </w:p>
+    <w:p>
+      <w:pPr>
+        <w:pStyle w:val="BodyText"/>
+      </w:pPr>
+      <w:r>
+        <w:t xml:space="preserve">Berikut adalah langkah-langkahnya:</w:t>
+      </w:r>
+    </w:p>
+    <w:bookmarkStart w:id="175" w:name="persiapkan-output-di-quarto-1"/>
+    <w:p>
+      <w:pPr>
+        <w:pStyle w:val="Heading3"/>
+      </w:pPr>
+      <w:r>
+        <w:t xml:space="preserve">9.6.1 1. Persiapkan Output di Quarto</w:t>
+      </w:r>
+    </w:p>
+    <w:p>
+      <w:pPr>
+        <w:pStyle w:val="FirstParagraph"/>
+      </w:pPr>
+      <w:r>
+        <w:t xml:space="preserve">Sebelum mengunggah, pastikan proyek Quarto Anda sudah di-</w:t>
+      </w:r>
+      <w:r>
+        <w:rPr>
+          <w:i/>
+          <w:iCs/>
+        </w:rPr>
+        <w:t xml:space="preserve">render</w:t>
+      </w:r>
+      <w:r>
+        <w:t xml:space="preserve"> </w:t>
+      </w:r>
+      <w:r>
+        <w:t xml:space="preserve">menjadi format HTML (website).</w:t>
+      </w:r>
+    </w:p>
+    <w:p>
+      <w:pPr>
+        <w:numPr>
+          <w:ilvl w:val="0"/>
+          <w:numId w:val="1034"/>
+        </w:numPr>
+      </w:pPr>
+      <w:r>
+        <w:t xml:space="preserve">Buka terminal di folder proyek Anda.</w:t>
+      </w:r>
+    </w:p>
+    <w:p>
+      <w:pPr>
+        <w:numPr>
+          <w:ilvl w:val="0"/>
+          <w:numId w:val="1034"/>
+        </w:numPr>
+      </w:pPr>
+      <w:r>
+        <w:t xml:space="preserve">Jalankan perintah render:</w:t>
+      </w:r>
+    </w:p>
+    <w:p>
+      <w:pPr>
+        <w:numPr>
+          <w:ilvl w:val="0"/>
+          <w:numId w:val="1000"/>
+        </w:numPr>
+      </w:pPr>
+      <w:r>
+        <w:t xml:space="preserve">Bash</w:t>
+      </w:r>
+    </w:p>
+    <w:p>
+      <w:pPr>
+        <w:pStyle w:val="SourceCode"/>
+        <w:numPr>
+          <w:ilvl w:val="0"/>
+          <w:numId w:val="1000"/>
+        </w:numPr>
+      </w:pPr>
+      <w:r>
+        <w:rPr>
+          <w:rStyle w:val="VerbatimChar"/>
+        </w:rPr>
+        <w:t xml:space="preserve">quarto render </w:t>
+      </w:r>
+    </w:p>
+    <w:p>
+      <w:pPr>
+        <w:numPr>
+          <w:ilvl w:val="0"/>
+          <w:numId w:val="1034"/>
+        </w:numPr>
+      </w:pPr>
+      <w:r>
+        <w:t xml:space="preserve">Setelah selesai, Quarto akan membuat folder bernama</w:t>
+      </w:r>
+      <w:r>
+        <w:t xml:space="preserve"> </w:t>
+      </w:r>
+      <w:r>
+        <w:rPr>
+          <w:rStyle w:val="VerbatimChar"/>
+          <w:b/>
+          <w:bCs/>
+        </w:rPr>
+        <w:t xml:space="preserve">_site</w:t>
+      </w:r>
+      <w:r>
+        <w:t xml:space="preserve"> </w:t>
+      </w:r>
+      <w:r>
+        <w:t xml:space="preserve">(secara default). Folder inilah yang berisi seluruh file website statis Anda.</w:t>
+      </w:r>
+    </w:p>
+    <w:bookmarkEnd w:id="175"/>
+    <w:bookmarkStart w:id="177" w:name="cara-manual-drag-and-drop-tanpa-git-1"/>
+    <w:p>
+      <w:pPr>
+        <w:pStyle w:val="Heading3"/>
+      </w:pPr>
+      <w:r>
+        <w:t xml:space="preserve">9.6.2 2. Cara Manual: Drag-and-Drop (Tanpa Git)</w:t>
+      </w:r>
+    </w:p>
+    <w:p>
+      <w:pPr>
+        <w:pStyle w:val="FirstParagraph"/>
+      </w:pPr>
+      <w:r>
+        <w:t xml:space="preserve">Ini adalah cara tercepat jika Anda hanya ingin mencoba atau tidak ingin menggunakan GitHub.</w:t>
+      </w:r>
+    </w:p>
+    <w:p>
+      <w:pPr>
+        <w:numPr>
+          <w:ilvl w:val="0"/>
+          <w:numId w:val="1035"/>
+        </w:numPr>
+      </w:pPr>
+      <w:r>
+        <w:t xml:space="preserve">Login ke</w:t>
+      </w:r>
+      <w:r>
+        <w:t xml:space="preserve"> </w:t>
+      </w:r>
+      <w:hyperlink r:id="rId176">
+        <w:r>
+          <w:rPr>
+            <w:rStyle w:val="Hyperlink"/>
+          </w:rPr>
+          <w:t xml:space="preserve">Netlify</w:t>
+        </w:r>
+      </w:hyperlink>
+      <w:r>
+        <w:t xml:space="preserve">.</w:t>
+      </w:r>
+    </w:p>
+    <w:p>
+      <w:pPr>
+        <w:numPr>
+          <w:ilvl w:val="0"/>
+          <w:numId w:val="1035"/>
+        </w:numPr>
+      </w:pPr>
+      <w:r>
+        <w:t xml:space="preserve">Buka menu</w:t>
+      </w:r>
+      <w:r>
+        <w:t xml:space="preserve"> </w:t>
+      </w:r>
+      <w:r>
+        <w:rPr>
+          <w:b/>
+          <w:bCs/>
+        </w:rPr>
+        <w:t xml:space="preserve">Sites</w:t>
+      </w:r>
+      <w:r>
+        <w:t xml:space="preserve">.</w:t>
+      </w:r>
+    </w:p>
+    <w:p>
+      <w:pPr>
+        <w:numPr>
+          <w:ilvl w:val="0"/>
+          <w:numId w:val="1035"/>
+        </w:numPr>
+      </w:pPr>
+      <w:r>
+        <w:t xml:space="preserve">Scroll ke bawah sampai Anda menemukan kotak bertuliskan</w:t>
+      </w:r>
+      <w:r>
+        <w:t xml:space="preserve"> </w:t>
+      </w:r>
+      <w:r>
+        <w:rPr>
+          <w:b/>
+          <w:bCs/>
+        </w:rPr>
+        <w:t xml:space="preserve">“Want to deploy a new site without connecting to Git? Drag and drop your site folder here”</w:t>
+      </w:r>
+      <w:r>
+        <w:t xml:space="preserve">.</w:t>
+      </w:r>
+    </w:p>
+    <w:p>
+      <w:pPr>
+        <w:numPr>
+          <w:ilvl w:val="0"/>
+          <w:numId w:val="1035"/>
+        </w:numPr>
+      </w:pPr>
+      <w:r>
+        <w:t xml:space="preserve">Tarik dan lepas (drag-and-drop) folder</w:t>
+      </w:r>
+      <w:r>
+        <w:t xml:space="preserve"> </w:t>
+      </w:r>
+      <w:r>
+        <w:rPr>
+          <w:rStyle w:val="VerbatimChar"/>
+          <w:b/>
+          <w:bCs/>
+        </w:rPr>
+        <w:t xml:space="preserve">_site</w:t>
+      </w:r>
+      <w:r>
+        <w:t xml:space="preserve"> </w:t>
+      </w:r>
+      <w:r>
+        <w:t xml:space="preserve">dari komputer Anda ke kotak tersebut.</w:t>
+      </w:r>
+    </w:p>
+    <w:p>
+      <w:pPr>
+        <w:numPr>
+          <w:ilvl w:val="0"/>
+          <w:numId w:val="1035"/>
+        </w:numPr>
+      </w:pPr>
+      <w:r>
+        <w:t xml:space="preserve">Selesai! Netlify akan langsung memberikan URL publik.</w:t>
+      </w:r>
+    </w:p>
+    <w:bookmarkEnd w:id="177"/>
+    <w:bookmarkStart w:id="180" w:name="X24df4035912299805c84710be0c2c82df4a4bde"/>
+    <w:p>
+      <w:pPr>
+        <w:pStyle w:val="Heading3"/>
+      </w:pPr>
+      <w:r>
+        <w:t xml:space="preserve">9.6.3 3. Cara Otomatis: Via GitHub (Continuous Deployment)</w:t>
+      </w:r>
+    </w:p>
+    <w:p>
+      <w:pPr>
+        <w:pStyle w:val="FirstParagraph"/>
+      </w:pPr>
+      <w:r>
+        <w:t xml:space="preserve">Cara ini lebih profesional karena setiap kali Anda</w:t>
+      </w:r>
+      <w:r>
+        <w:t xml:space="preserve"> </w:t>
+      </w:r>
+      <w:r>
+        <w:rPr>
+          <w:i/>
+          <w:iCs/>
+        </w:rPr>
+        <w:t xml:space="preserve">push</w:t>
+      </w:r>
+      <w:r>
+        <w:t xml:space="preserve"> </w:t>
+      </w:r>
+      <w:r>
+        <w:t xml:space="preserve">kode ke GitHub, website akan terupdate otomatis.</w:t>
+      </w:r>
+    </w:p>
+    <w:bookmarkStart w:id="178" w:name="langkah-awal-tambahkan-file-.nojekyll-1"/>
+    <w:p>
+      <w:pPr>
+        <w:pStyle w:val="Heading4"/>
+      </w:pPr>
+      <w:r>
+        <w:t xml:space="preserve">9.6.3.1 Langkah Awal: Tambahkan file</w:t>
+      </w:r>
+      <w:r>
+        <w:t xml:space="preserve"> </w:t>
+      </w:r>
+      <w:r>
+        <w:rPr>
+          <w:rStyle w:val="VerbatimChar"/>
+        </w:rPr>
+        <w:t xml:space="preserve">.nojekyll</w:t>
+      </w:r>
+    </w:p>
+    <w:p>
+      <w:pPr>
+        <w:pStyle w:val="FirstParagraph"/>
+      </w:pPr>
+      <w:r>
+        <w:t xml:space="preserve">Karena Netlify terkadang bingung dengan struktur folder tertentu, pastikan ada file kosong bernama</w:t>
+      </w:r>
+      <w:r>
+        <w:t xml:space="preserve"> </w:t>
+      </w:r>
+      <w:r>
+        <w:rPr>
+          <w:rStyle w:val="VerbatimChar"/>
+        </w:rPr>
+        <w:t xml:space="preserve">.nojekyll</w:t>
+      </w:r>
+      <w:r>
+        <w:t xml:space="preserve"> </w:t>
+      </w:r>
+      <w:r>
+        <w:t xml:space="preserve">di root folder Anda agar file yang diawali titik (seperti dari folder library Quarto) terbaca.</w:t>
+      </w:r>
+    </w:p>
+    <w:bookmarkEnd w:id="178"/>
+    <w:bookmarkStart w:id="179" w:name="langkah-di-netlify-1"/>
+    <w:p>
+      <w:pPr>
+        <w:pStyle w:val="Heading4"/>
+      </w:pPr>
+      <w:r>
+        <w:t xml:space="preserve">9.6.3.2 Langkah di Netlify:</w:t>
+      </w:r>
+    </w:p>
+    <w:p>
+      <w:pPr>
+        <w:numPr>
+          <w:ilvl w:val="0"/>
+          <w:numId w:val="1036"/>
+        </w:numPr>
+      </w:pPr>
+      <w:r>
+        <w:t xml:space="preserve">Push proyek Quarto Anda ke repositori</w:t>
+      </w:r>
+      <w:r>
+        <w:t xml:space="preserve"> </w:t>
+      </w:r>
+      <w:r>
+        <w:rPr>
+          <w:b/>
+          <w:bCs/>
+        </w:rPr>
+        <w:t xml:space="preserve">GitHub</w:t>
+      </w:r>
+      <w:r>
+        <w:t xml:space="preserve">.</w:t>
+      </w:r>
+    </w:p>
+    <w:p>
+      <w:pPr>
+        <w:numPr>
+          <w:ilvl w:val="0"/>
+          <w:numId w:val="1036"/>
+        </w:numPr>
+      </w:pPr>
+      <w:r>
+        <w:t xml:space="preserve">Di dashboard Netlify, klik</w:t>
+      </w:r>
+      <w:r>
+        <w:t xml:space="preserve"> </w:t>
+      </w:r>
+      <w:r>
+        <w:rPr>
+          <w:b/>
+          <w:bCs/>
+        </w:rPr>
+        <w:t xml:space="preserve">Add new site</w:t>
+      </w:r>
+      <w:r>
+        <w:t xml:space="preserve"> </w:t>
+      </w:r>
+      <w:r>
+        <w:t xml:space="preserve">&gt;</w:t>
+      </w:r>
+      <w:r>
+        <w:t xml:space="preserve"> </w:t>
+      </w:r>
+      <w:r>
+        <w:rPr>
+          <w:b/>
+          <w:bCs/>
+        </w:rPr>
+        <w:t xml:space="preserve">Import an existing project</w:t>
+      </w:r>
+      <w:r>
+        <w:t xml:space="preserve">.</w:t>
+      </w:r>
+    </w:p>
+    <w:p>
+      <w:pPr>
+        <w:numPr>
+          <w:ilvl w:val="0"/>
+          <w:numId w:val="1036"/>
+        </w:numPr>
+      </w:pPr>
+      <w:r>
+        <w:t xml:space="preserve">Pilih</w:t>
+      </w:r>
+      <w:r>
+        <w:t xml:space="preserve"> </w:t>
+      </w:r>
+      <w:r>
+        <w:rPr>
+          <w:b/>
+          <w:bCs/>
+        </w:rPr>
+        <w:t xml:space="preserve">GitHub</w:t>
+      </w:r>
+      <w:r>
+        <w:t xml:space="preserve"> </w:t>
+      </w:r>
+      <w:r>
+        <w:t xml:space="preserve">dan hubungkan ke repositori Anda.</w:t>
+      </w:r>
+    </w:p>
+    <w:p>
+      <w:pPr>
+        <w:numPr>
+          <w:ilvl w:val="0"/>
+          <w:numId w:val="1036"/>
+        </w:numPr>
+      </w:pPr>
+      <w:r>
+        <w:t xml:space="preserve">Pada bagian</w:t>
+      </w:r>
+      <w:r>
+        <w:t xml:space="preserve"> </w:t>
+      </w:r>
+      <w:r>
+        <w:rPr>
+          <w:b/>
+          <w:bCs/>
+        </w:rPr>
+        <w:t xml:space="preserve">Site settings</w:t>
+      </w:r>
+      <w:r>
+        <w:t xml:space="preserve">, masukkan konfigurasi berikut:</w:t>
+      </w:r>
+    </w:p>
+    <w:p>
+      <w:pPr>
+        <w:numPr>
+          <w:ilvl w:val="1"/>
+          <w:numId w:val="1037"/>
+        </w:numPr>
+      </w:pPr>
+      <w:r>
+        <w:rPr>
+          <w:b/>
+          <w:bCs/>
+        </w:rPr>
+        <w:t xml:space="preserve">Build command:</w:t>
+      </w:r>
+      <w:r>
+        <w:t xml:space="preserve"> </w:t>
+      </w:r>
+      <w:r>
+        <w:rPr>
+          <w:rStyle w:val="VerbatimChar"/>
+        </w:rPr>
+        <w:t xml:space="preserve">quarto render</w:t>
+      </w:r>
+    </w:p>
+    <w:p>
+      <w:pPr>
+        <w:numPr>
+          <w:ilvl w:val="1"/>
+          <w:numId w:val="1037"/>
+        </w:numPr>
+      </w:pPr>
+      <w:r>
+        <w:rPr>
+          <w:b/>
+          <w:bCs/>
+        </w:rPr>
+        <w:t xml:space="preserve">Publish directory:</w:t>
+      </w:r>
+      <w:r>
+        <w:t xml:space="preserve"> </w:t>
+      </w:r>
+      <w:r>
+        <w:rPr>
+          <w:rStyle w:val="VerbatimChar"/>
+        </w:rPr>
+        <w:t xml:space="preserve">_site</w:t>
+      </w:r>
+    </w:p>
+    <w:p>
+      <w:pPr>
+        <w:numPr>
+          <w:ilvl w:val="0"/>
+          <w:numId w:val="1036"/>
+        </w:numPr>
+      </w:pPr>
+      <w:r>
+        <w:t xml:space="preserve">Klik</w:t>
+      </w:r>
+      <w:r>
+        <w:t xml:space="preserve"> </w:t>
+      </w:r>
+      <w:r>
+        <w:rPr>
+          <w:b/>
+          <w:bCs/>
+        </w:rPr>
+        <w:t xml:space="preserve">Deploy site</w:t>
+      </w:r>
+      <w:r>
+        <w:t xml:space="preserve">.</w:t>
+      </w:r>
+    </w:p>
+    <w:p>
+      <w:pPr>
+        <w:pStyle w:val="BlockText"/>
+      </w:pPr>
+      <w:r>
+        <w:rPr>
+          <w:b/>
+          <w:bCs/>
+        </w:rPr>
+        <w:t xml:space="preserve">Penting:</w:t>
+      </w:r>
+      <w:r>
+        <w:t xml:space="preserve"> </w:t>
+      </w:r>
+      <w:r>
+        <w:t xml:space="preserve">Agar perintah</w:t>
+      </w:r>
+      <w:r>
+        <w:t xml:space="preserve"> </w:t>
+      </w:r>
+      <w:r>
+        <w:rPr>
+          <w:rStyle w:val="VerbatimChar"/>
+        </w:rPr>
+        <w:t xml:space="preserve">quarto render</w:t>
+      </w:r>
+      <w:r>
+        <w:t xml:space="preserve"> </w:t>
+      </w:r>
+      <w:r>
+        <w:t xml:space="preserve">berjalan di server Netlify, Anda harus menggunakan</w:t>
+      </w:r>
+      <w:r>
+        <w:t xml:space="preserve"> </w:t>
+      </w:r>
+      <w:r>
+        <w:rPr>
+          <w:b/>
+          <w:bCs/>
+        </w:rPr>
+        <w:t xml:space="preserve">Netlify Build Plugins</w:t>
+      </w:r>
+      <w:r>
+        <w:t xml:space="preserve"> </w:t>
+      </w:r>
+      <w:r>
+        <w:t xml:space="preserve">untuk Quarto atau memastikan environment Netlify sudah terinstall Quarto (biasanya lebih mudah jika Anda men-render secara lokal dan hanya mengunggah folder</w:t>
+      </w:r>
+      <w:r>
+        <w:t xml:space="preserve"> </w:t>
+      </w:r>
+      <w:r>
+        <w:rPr>
+          <w:rStyle w:val="VerbatimChar"/>
+        </w:rPr>
+        <w:t xml:space="preserve">_site</w:t>
+      </w:r>
+      <w:r>
+        <w:t xml:space="preserve">-nya saja dengan mengosongkan</w:t>
+      </w:r>
+      <w:r>
+        <w:t xml:space="preserve"> </w:t>
+      </w:r>
+      <w:r>
+        <w:rPr>
+          <w:i/>
+          <w:iCs/>
+        </w:rPr>
+        <w:t xml:space="preserve">Build command</w:t>
+      </w:r>
+      <w:r>
+        <w:t xml:space="preserve">).</w:t>
+      </w:r>
+    </w:p>
+    <w:bookmarkEnd w:id="179"/>
+    <w:bookmarkEnd w:id="180"/>
+    <w:bookmarkStart w:id="184" w:name="tips-tambahan-menggunakan-terminal-cli-1"/>
+    <w:p>
+      <w:pPr>
+        <w:pStyle w:val="Heading3"/>
+      </w:pPr>
+      <w:r>
+        <w:t xml:space="preserve">9.6.4 Tips Tambahan: Menggunakan Terminal (CLI)</w:t>
+      </w:r>
+    </w:p>
+    <w:p>
+      <w:pPr>
+        <w:pStyle w:val="FirstParagraph"/>
+      </w:pPr>
+      <w:r>
+        <w:t xml:space="preserve">Jika Anda suka menggunakan terminal, Anda bisa menggunakan perintah khusus dari Quarto:</w:t>
+      </w:r>
+    </w:p>
+    <w:p>
+      <w:pPr>
+        <w:numPr>
+          <w:ilvl w:val="0"/>
+          <w:numId w:val="1038"/>
+        </w:numPr>
+      </w:pPr>
+      <w:r>
+        <w:t xml:space="preserve">Install Netlify CLI:</w:t>
+      </w:r>
+      <w:r>
+        <w:t xml:space="preserve"> </w:t>
+      </w:r>
+      <w:r>
+        <w:rPr>
+          <w:rStyle w:val="VerbatimChar"/>
+        </w:rPr>
+        <w:t xml:space="preserve">npm install -g netlify-cli</w:t>
+      </w:r>
+    </w:p>
+    <w:p>
+      <w:pPr>
+        <w:numPr>
+          <w:ilvl w:val="0"/>
+          <w:numId w:val="1038"/>
+        </w:numPr>
+      </w:pPr>
+      <w:r>
+        <w:t xml:space="preserve">Login:</w:t>
+      </w:r>
+      <w:r>
+        <w:t xml:space="preserve"> </w:t>
+      </w:r>
+      <w:r>
+        <w:rPr>
+          <w:rStyle w:val="VerbatimChar"/>
+        </w:rPr>
+        <w:t xml:space="preserve">netlify login</w:t>
+      </w:r>
+    </w:p>
+    <w:p>
+      <w:pPr>
+        <w:numPr>
+          <w:ilvl w:val="0"/>
+          <w:numId w:val="1000"/>
+        </w:numPr>
+      </w:pPr>
+      <w:r>
+        <w:drawing>
+          <wp:inline>
+            <wp:extent cx="3771900" cy="1977617"/>
+            <wp:effectExtent b="0" l="0" r="0" t="0"/>
+            <wp:docPr descr="" title="" id="182" name="Picture"/>
+            <a:graphic>
+              <a:graphicData uri="http://schemas.openxmlformats.org/drawingml/2006/picture">
+                <pic:pic>
+                  <pic:nvPicPr>
+                    <pic:cNvPr descr="images/clipboard-2748569669.png" id="183" name="Picture"/>
+                    <pic:cNvPicPr>
+                      <a:picLocks noChangeArrowheads="1" noChangeAspect="1"/>
+                    </pic:cNvPicPr>
+                  </pic:nvPicPr>
+                  <pic:blipFill>
+                    <a:blip r:embed="rId181"/>
+                    <a:stretch>
+                      <a:fillRect/>
+                    </a:stretch>
+                  </pic:blipFill>
+                  <pic:spPr bwMode="auto">
+                    <a:xfrm>
+                      <a:off x="0" y="0"/>
+                      <a:ext cx="3771900" cy="1977617"/>
+                    </a:xfrm>
+                    <a:prstGeom prst="rect">
+                      <a:avLst/>
+                    </a:prstGeom>
+                    <a:noFill/>
+                    <a:ln w="9525">
+                      <a:noFill/>
+                      <a:headEnd/>
+                      <a:tailEnd/>
+                    </a:ln>
+                  </pic:spPr>
+                </pic:pic>
+              </a:graphicData>
+            </a:graphic>
+          </wp:inline>
+        </w:drawing>
+      </w:r>
+    </w:p>
+    <w:p>
+      <w:pPr>
+        <w:numPr>
+          <w:ilvl w:val="0"/>
+          <w:numId w:val="1038"/>
+        </w:numPr>
+      </w:pPr>
+      <w:r>
+        <w:t xml:space="preserve">Di dalam folder proyek, jalankan:</w:t>
+      </w:r>
+    </w:p>
+    <w:p>
+      <w:pPr>
+        <w:numPr>
+          <w:ilvl w:val="0"/>
+          <w:numId w:val="1000"/>
+        </w:numPr>
+      </w:pPr>
+      <w:r>
+        <w:t xml:space="preserve">Bash</w:t>
+      </w:r>
+    </w:p>
+    <w:p>
+      <w:pPr>
+        <w:pStyle w:val="SourceCode"/>
+        <w:numPr>
+          <w:ilvl w:val="0"/>
+          <w:numId w:val="1000"/>
+        </w:numPr>
+      </w:pPr>
+      <w:r>
+        <w:rPr>
+          <w:rStyle w:val="VerbatimChar"/>
+        </w:rPr>
+        <w:t xml:space="preserve">quarto publish netlify </w:t>
+      </w:r>
+    </w:p>
+    <w:p>
+      <w:pPr>
+        <w:numPr>
+          <w:ilvl w:val="0"/>
+          <w:numId w:val="1038"/>
+        </w:numPr>
+      </w:pPr>
+      <w:r>
+        <w:t xml:space="preserve">Ikuti instruksi di layar. Quarto akan menangani proses upload secara otomatis ke akun Netlify Anda.</w:t>
+      </w:r>
+    </w:p>
+    <w:p>
+      <w:pPr>
+        <w:pStyle w:val="FirstParagraph"/>
+      </w:pPr>
+      <w:r>
+        <w:t xml:space="preserve">Untuk mendeploy ke Netlify menggunakan Git, ada dua pendekatan:</w:t>
+      </w:r>
+      <w:r>
+        <w:t xml:space="preserve"> </w:t>
+      </w:r>
+      <w:r>
+        <w:rPr>
+          <w:b/>
+          <w:bCs/>
+        </w:rPr>
+        <w:t xml:space="preserve">Otomatis</w:t>
+      </w:r>
+      <w:r>
+        <w:t xml:space="preserve"> </w:t>
+      </w:r>
+      <w:r>
+        <w:t xml:space="preserve">(menghubungkan repositori ke dashboard Netlify) atau</w:t>
+      </w:r>
+      <w:r>
+        <w:t xml:space="preserve"> </w:t>
+      </w:r>
+      <w:r>
+        <w:rPr>
+          <w:b/>
+          <w:bCs/>
+        </w:rPr>
+        <w:t xml:space="preserve">Manual</w:t>
+      </w:r>
+      <w:r>
+        <w:t xml:space="preserve"> </w:t>
+      </w:r>
+      <w:r>
+        <w:t xml:space="preserve">(menggunakan Netlify CLI melalui terminal).</w:t>
+      </w:r>
+    </w:p>
+    <w:p>
+      <w:pPr>
+        <w:pStyle w:val="BodyText"/>
+      </w:pPr>
+      <w:r>
+        <w:t xml:space="preserve">Berikut adalah daftar perintah Git dan CLI yang paling sering digunakan:</w:t>
+      </w:r>
+    </w:p>
+    <w:bookmarkEnd w:id="184"/>
+    <w:bookmarkStart w:id="185" w:name="persiapan-repositori-langkah-awal-1"/>
+    <w:p>
+      <w:pPr>
+        <w:pStyle w:val="Heading3"/>
+      </w:pPr>
+      <w:r>
+        <w:t xml:space="preserve">9.6.5 1. Persiapan Repositori (Langkah Awal)</w:t>
+      </w:r>
+    </w:p>
+    <w:p>
+      <w:pPr>
+        <w:pStyle w:val="FirstParagraph"/>
+      </w:pPr>
+      <w:r>
+        <w:t xml:space="preserve">Sebelum mendeploy, pastikan proyek Anda sudah menjadi repositori Git dan sudah di-push ke layanan seperti GitHub, GitLab, atau Bitbucket.</w:t>
+      </w:r>
+    </w:p>
+    <w:p>
+      <w:pPr>
+        <w:pStyle w:val="BodyText"/>
+      </w:pPr>
+      <w:r>
+        <w:t xml:space="preserve">Bash</w:t>
+      </w:r>
+    </w:p>
+    <w:p>
+      <w:pPr>
+        <w:pStyle w:val="SourceCode"/>
+      </w:pPr>
+      <w:r>
+        <w:rPr>
+          <w:rStyle w:val="VerbatimChar"/>
+        </w:rPr>
+        <w:t xml:space="preserve"># Inisialisasi git di folder proyek git init  # Tambahkan semua file git add .  # Buat commit pertama git commit -m "Initial commit proyek website"  # Hubungkan ke repositori online (ganti URL dengan milik Anda) git remote add origin https://github.com/username/nama-repo.git  # Push ke branch utama (main atau master) git push -u origin main </w:t>
+      </w:r>
+    </w:p>
+    <w:p>
+      <w:pPr>
+        <w:pStyle w:val="FirstParagraph"/>
+      </w:pPr>
+      <w:r>
+        <w:t xml:space="preserve">Setelah ini, Anda tinggal masuk ke dashboard Netlify, pilih</w:t>
+      </w:r>
+      <w:r>
+        <w:t xml:space="preserve"> </w:t>
+      </w:r>
+      <w:r>
+        <w:rPr>
+          <w:b/>
+          <w:bCs/>
+        </w:rPr>
+        <w:t xml:space="preserve">“Import from Git”</w:t>
+      </w:r>
+      <w:r>
+        <w:t xml:space="preserve">, dan hubungkan repositori tersebut. Setiap kali Anda melakukan</w:t>
+      </w:r>
+      <w:r>
+        <w:t xml:space="preserve"> </w:t>
+      </w:r>
+      <w:r>
+        <w:rPr>
+          <w:rStyle w:val="VerbatimChar"/>
+        </w:rPr>
+        <w:t xml:space="preserve">git push</w:t>
+      </w:r>
+      <w:r>
+        <w:t xml:space="preserve">, Netlify akan otomatis mengupdate website Anda.</w:t>
+      </w:r>
+    </w:p>
+    <w:bookmarkEnd w:id="185"/>
+    <w:bookmarkStart w:id="186" w:name="update-website-continuous-deployment-1"/>
+    <w:p>
+      <w:pPr>
+        <w:pStyle w:val="Heading3"/>
+      </w:pPr>
+      <w:r>
+        <w:t xml:space="preserve">9.6.6 2. Update Website (Continuous Deployment)</w:t>
+      </w:r>
+    </w:p>
+    <w:p>
+      <w:pPr>
+        <w:pStyle w:val="FirstParagraph"/>
+      </w:pPr>
+      <w:r>
+        <w:t xml:space="preserve">Jika situs sudah terhubung dengan GitHub/Netlify, setiap kali Anda membuat perubahan, Anda hanya perlu menjalankan 3 perintah standar ini:</w:t>
+      </w:r>
+    </w:p>
+    <w:p>
+      <w:pPr>
+        <w:pStyle w:val="BodyText"/>
+      </w:pPr>
+      <w:r>
+        <w:t xml:space="preserve">Bash</w:t>
+      </w:r>
+    </w:p>
+    <w:p>
+      <w:pPr>
+        <w:pStyle w:val="SourceCode"/>
+      </w:pPr>
+      <w:r>
+        <w:rPr>
+          <w:rStyle w:val="VerbatimChar"/>
+        </w:rPr>
+        <w:t xml:space="preserve">git add . git commit -m "Update konten website" git push origin main </w:t>
+      </w:r>
+    </w:p>
+    <w:p>
+      <w:pPr>
+        <w:pStyle w:val="FirstParagraph"/>
+      </w:pPr>
+      <w:r>
+        <w:rPr>
+          <w:i/>
+          <w:iCs/>
+        </w:rPr>
+        <w:t xml:space="preserve">Netlify akan mendeteksi perubahan ini dan memulai proses build secara otomatis.</w:t>
+      </w:r>
+    </w:p>
+    <w:bookmarkEnd w:id="186"/>
+    <w:bookmarkStart w:id="187" w:name="deploy-via-netlify-cli-tanpa-dashboard-1"/>
+    <w:p>
+      <w:pPr>
+        <w:pStyle w:val="Heading3"/>
+      </w:pPr>
+      <w:r>
+        <w:t xml:space="preserve">9.6.7 3. Deploy via Netlify CLI (Tanpa Dashboard)</w:t>
+      </w:r>
+    </w:p>
+    <w:p>
+      <w:pPr>
+        <w:pStyle w:val="FirstParagraph"/>
+      </w:pPr>
+      <w:r>
+        <w:t xml:space="preserve">Jika Anda ingin mendeploy langsung dari terminal tanpa harus melalui GitHub (mirip dengan cara</w:t>
+      </w:r>
+      <w:r>
+        <w:t xml:space="preserve"> </w:t>
+      </w:r>
+      <w:r>
+        <w:rPr>
+          <w:rStyle w:val="VerbatimChar"/>
+        </w:rPr>
+        <w:t xml:space="preserve">quarto publish</w:t>
+      </w:r>
+      <w:r>
+        <w:t xml:space="preserve">), Anda bisa menggunakan</w:t>
+      </w:r>
+      <w:r>
+        <w:t xml:space="preserve"> </w:t>
+      </w:r>
+      <w:r>
+        <w:rPr>
+          <w:b/>
+          <w:bCs/>
+        </w:rPr>
+        <w:t xml:space="preserve">Netlify CLI</w:t>
+      </w:r>
+      <w:r>
+        <w:t xml:space="preserve">.</w:t>
+      </w:r>
+    </w:p>
+    <w:p>
+      <w:pPr>
+        <w:pStyle w:val="BodyText"/>
+      </w:pPr>
+      <w:r>
+        <w:rPr>
+          <w:b/>
+          <w:bCs/>
+        </w:rPr>
+        <w:t xml:space="preserve">Instalasi &amp; Login:</w:t>
+      </w:r>
+    </w:p>
+    <w:p>
+      <w:pPr>
+        <w:pStyle w:val="BodyText"/>
+      </w:pPr>
+      <w:r>
+        <w:t xml:space="preserve">Bash</w:t>
+      </w:r>
+    </w:p>
+    <w:p>
+      <w:pPr>
+        <w:pStyle w:val="SourceCode"/>
+      </w:pPr>
+      <w:r>
+        <w:rPr>
+          <w:rStyle w:val="VerbatimChar"/>
+        </w:rPr>
+        <w:t xml:space="preserve">npm install netlify-cli -g netlify login </w:t>
+      </w:r>
+    </w:p>
+    <w:p>
+      <w:pPr>
+        <w:pStyle w:val="FirstParagraph"/>
+      </w:pPr>
+      <w:r>
+        <w:rPr>
+          <w:b/>
+          <w:bCs/>
+        </w:rPr>
+        <w:t xml:space="preserve">Perintah Deploy:</w:t>
+      </w:r>
+    </w:p>
+    <w:p>
+      <w:pPr>
+        <w:pStyle w:val="BodyText"/>
+      </w:pPr>
+      <w:r>
+        <w:t xml:space="preserve">Bash</w:t>
+      </w:r>
+    </w:p>
+    <w:p>
+      <w:pPr>
+        <w:pStyle w:val="SourceCode"/>
+      </w:pPr>
+      <w:r>
+        <w:rPr>
+          <w:rStyle w:val="VerbatimChar"/>
+        </w:rPr>
+        <w:t xml:space="preserve"># Inisialisasi proyek (hanya sekali) netlify init  # Deploy ke draft (Preview URL) netlify deploy  # Deploy ke produksi (Live URL) # Ganti --dir=public dengan folder output Anda (misal: _site untuk Quarto) netlify deploy --prod --dir=public </w:t>
+      </w:r>
+    </w:p>
+    <w:bookmarkEnd w:id="187"/>
+    <w:bookmarkStart w:id="188" w:name="tips-mengabaikan-file-yang-tidak-perlu-1"/>
+    <w:p>
+      <w:pPr>
+        <w:pStyle w:val="Heading3"/>
+      </w:pPr>
+      <w:r>
+        <w:t xml:space="preserve">9.6.8 4. Tips: Mengabaikan File yang Tidak Perlu</w:t>
+      </w:r>
+    </w:p>
+    <w:p>
+      <w:pPr>
+        <w:pStyle w:val="FirstParagraph"/>
+      </w:pPr>
+      <w:r>
+        <w:t xml:space="preserve">Agar folder hasil build atau file sampah tidak ikut terupload ke Git dan Netlify, pastikan Anda memiliki file</w:t>
+      </w:r>
+      <w:r>
+        <w:t xml:space="preserve"> </w:t>
+      </w:r>
+      <w:r>
+        <w:rPr>
+          <w:rStyle w:val="VerbatimChar"/>
+        </w:rPr>
+        <w:t xml:space="preserve">.gitignore</w:t>
+      </w:r>
+      <w:r>
+        <w:t xml:space="preserve"> </w:t>
+      </w:r>
+      <w:r>
+        <w:t xml:space="preserve">di root folder.</w:t>
+      </w:r>
+    </w:p>
+    <w:p>
+      <w:pPr>
+        <w:pStyle w:val="BodyText"/>
+      </w:pPr>
+      <w:r>
+        <w:rPr>
+          <w:b/>
+          <w:bCs/>
+        </w:rPr>
+        <w:t xml:space="preserve">Contoh isi</w:t>
+      </w:r>
+      <w:r>
+        <w:rPr>
+          <w:b/>
+          <w:bCs/>
+        </w:rPr>
+        <w:t xml:space="preserve"> </w:t>
+      </w:r>
+      <w:r>
+        <w:rPr>
+          <w:rStyle w:val="VerbatimChar"/>
+          <w:b/>
+          <w:bCs/>
+        </w:rPr>
+        <w:t xml:space="preserve">.gitignore</w:t>
+      </w:r>
+      <w:r>
+        <w:rPr>
+          <w:b/>
+          <w:bCs/>
+        </w:rPr>
+        <w:t xml:space="preserve"> </w:t>
+      </w:r>
+      <w:r>
+        <w:rPr>
+          <w:b/>
+          <w:bCs/>
+        </w:rPr>
+        <w:t xml:space="preserve">untuk Hugo/Quarto:</w:t>
+      </w:r>
+    </w:p>
+    <w:p>
+      <w:pPr>
+        <w:pStyle w:val="BodyText"/>
+      </w:pPr>
+      <w:r>
+        <w:t xml:space="preserve">Plaintext</w:t>
+      </w:r>
+    </w:p>
+    <w:p>
+      <w:pPr>
+        <w:pStyle w:val="SourceCode"/>
+      </w:pPr>
+      <w:r>
+        <w:rPr>
+          <w:rStyle w:val="VerbatimChar"/>
+        </w:rPr>
+        <w:t xml:space="preserve"># Folder hasil build public/ _site/ .quarto/  # File sistem .DS_Store Thumbs.db node_modules/ </w:t>
+      </w:r>
+    </w:p>
+    <w:bookmarkEnd w:id="188"/>
+    <w:bookmarkStart w:id="189" w:name="ringkasan-perintah-dasar-1"/>
+    <w:p>
+      <w:pPr>
+        <w:pStyle w:val="Heading3"/>
+      </w:pPr>
+      <w:r>
+        <w:t xml:space="preserve">9.6.9 Ringkasan Perintah Dasar</w:t>
+      </w:r>
+    </w:p>
+    <w:tbl>
+      <w:tblPr>
+        <w:tblStyle w:val="Table"/>
+        <w:tblW w:type="auto" w:w="0"/>
+        <w:tblLook w:firstRow="0" w:lastRow="0" w:firstColumn="0" w:lastColumn="0" w:noHBand="0" w:noVBand="0" w:val="0000"/>
+      </w:tblPr>
+      <w:tblGrid>
+        <w:gridCol w:w="3960"/>
+        <w:gridCol w:w="3960"/>
+      </w:tblGrid>
+      <w:tr>
+        <w:tc>
+          <w:tcPr/>
+          <w:p>
+            <w:pPr>
+              <w:pStyle w:val="Compact"/>
+            </w:pPr>
+            <w:r>
+              <w:rPr>
+                <w:b/>
+                <w:bCs/>
+              </w:rPr>
+              <w:t xml:space="preserve">Tujuan</w:t>
+            </w:r>
+          </w:p>
+        </w:tc>
+        <w:tc>
+          <w:tcPr/>
+          <w:p>
+            <w:pPr>
+              <w:pStyle w:val="Compact"/>
+            </w:pPr>
+            <w:r>
+              <w:rPr>
+                <w:b/>
+                <w:bCs/>
+              </w:rPr>
+              <w:t xml:space="preserve">Perintah</w:t>
+            </w:r>
+          </w:p>
+        </w:tc>
+      </w:tr>
+      <w:tr>
+        <w:tc>
+          <w:tcPr/>
+          <w:p>
+            <w:pPr>
+              <w:pStyle w:val="Compact"/>
+            </w:pPr>
+            <w:r>
+              <w:rPr>
+                <w:b/>
+                <w:bCs/>
+              </w:rPr>
+              <w:t xml:space="preserve">Kirim update ke GitHub/Netlify</w:t>
+            </w:r>
+          </w:p>
+        </w:tc>
+        <w:tc>
+          <w:tcPr/>
+          <w:p>
+            <w:pPr>
+              <w:pStyle w:val="Compact"/>
+            </w:pPr>
+            <w:r>
+              <w:rPr>
+                <w:rStyle w:val="VerbatimChar"/>
+              </w:rPr>
+              <w:t xml:space="preserve">git push origin main</w:t>
+            </w:r>
+          </w:p>
+        </w:tc>
+      </w:tr>
+      <w:tr>
+        <w:tc>
+          <w:tcPr/>
+          <w:p>
+            <w:pPr>
+              <w:pStyle w:val="Compact"/>
+            </w:pPr>
+            <w:r>
+              <w:rPr>
+                <w:b/>
+                <w:bCs/>
+              </w:rPr>
+              <w:t xml:space="preserve">Cek status file</w:t>
+            </w:r>
+          </w:p>
+        </w:tc>
+        <w:tc>
+          <w:tcPr/>
+          <w:p>
+            <w:pPr>
+              <w:pStyle w:val="Compact"/>
+            </w:pPr>
+            <w:r>
+              <w:rPr>
+                <w:rStyle w:val="VerbatimChar"/>
+              </w:rPr>
+              <w:t xml:space="preserve">git status</w:t>
+            </w:r>
+          </w:p>
+        </w:tc>
+      </w:tr>
+      <w:tr>
+        <w:tc>
+          <w:tcPr/>
+          <w:p>
+            <w:pPr>
+              <w:pStyle w:val="Compact"/>
+            </w:pPr>
+            <w:r>
+              <w:rPr>
+                <w:b/>
+                <w:bCs/>
+              </w:rPr>
+              <w:t xml:space="preserve">Lihat riwayat update</w:t>
+            </w:r>
+          </w:p>
+        </w:tc>
+        <w:tc>
+          <w:tcPr/>
+          <w:p>
+            <w:pPr>
+              <w:pStyle w:val="Compact"/>
+            </w:pPr>
+            <w:r>
+              <w:rPr>
+                <w:rStyle w:val="VerbatimChar"/>
+              </w:rPr>
+              <w:t xml:space="preserve">git log --oneline</w:t>
+            </w:r>
+          </w:p>
+        </w:tc>
+      </w:tr>
+      <w:tr>
+        <w:tc>
+          <w:tcPr/>
+          <w:p>
+            <w:pPr>
+              <w:pStyle w:val="Compact"/>
+            </w:pPr>
+            <w:r>
+              <w:rPr>
+                <w:b/>
+                <w:bCs/>
+              </w:rPr>
+              <w:t xml:space="preserve">Deploy via CLI (Produksi)</w:t>
+            </w:r>
+          </w:p>
+        </w:tc>
+        <w:tc>
+          <w:tcPr/>
+          <w:p>
+            <w:pPr>
+              <w:pStyle w:val="Compact"/>
+            </w:pPr>
+            <w:r>
+              <w:rPr>
+                <w:rStyle w:val="VerbatimChar"/>
+              </w:rPr>
+              <w:t xml:space="preserve">netlify deploy --prod</w:t>
+            </w:r>
+          </w:p>
+        </w:tc>
+      </w:tr>
+    </w:tbl>
+    <w:p>
+      <w:pPr>
+        <w:pStyle w:val="BodyText"/>
+      </w:pPr>
+      <w:r>
+        <w:rPr>
+          <w:b/>
+          <w:bCs/>
+        </w:rPr>
+        <w:t xml:space="preserve">Catatan Khusus:</w:t>
+      </w:r>
+      <w:r>
+        <w:t xml:space="preserve"> </w:t>
+      </w:r>
+      <w:r>
+        <w:t xml:space="preserve">Jika Anda menggunakan</w:t>
+      </w:r>
+      <w:r>
+        <w:t xml:space="preserve"> </w:t>
+      </w:r>
+      <w:r>
+        <w:rPr>
+          <w:b/>
+          <w:bCs/>
+        </w:rPr>
+        <w:t xml:space="preserve">PreTeXt</w:t>
+      </w:r>
+      <w:r>
+        <w:t xml:space="preserve"> </w:t>
+      </w:r>
+      <w:r>
+        <w:t xml:space="preserve">atau</w:t>
+      </w:r>
+      <w:r>
+        <w:t xml:space="preserve"> </w:t>
+      </w:r>
+      <w:r>
+        <w:rPr>
+          <w:b/>
+          <w:bCs/>
+        </w:rPr>
+        <w:t xml:space="preserve">Hugo</w:t>
+      </w:r>
+      <w:r>
+        <w:t xml:space="preserve">, pastikan folder yang Anda tentukan di</w:t>
+      </w:r>
+      <w:r>
+        <w:t xml:space="preserve"> </w:t>
+      </w:r>
+      <w:r>
+        <w:rPr>
+          <w:rStyle w:val="VerbatimChar"/>
+        </w:rPr>
+        <w:t xml:space="preserve">publish directory</w:t>
+      </w:r>
+      <w:r>
+        <w:t xml:space="preserve"> </w:t>
+      </w:r>
+      <w:r>
+        <w:t xml:space="preserve">(saat</w:t>
+      </w:r>
+      <w:r>
+        <w:t xml:space="preserve"> </w:t>
+      </w:r>
+      <w:r>
+        <w:rPr>
+          <w:rStyle w:val="VerbatimChar"/>
+        </w:rPr>
+        <w:t xml:space="preserve">netlify init</w:t>
+      </w:r>
+      <w:r>
+        <w:t xml:space="preserve"> </w:t>
+      </w:r>
+      <w:r>
+        <w:t xml:space="preserve">atau di dashboard) sesuai dengan folder hasil build (seperti</w:t>
+      </w:r>
+      <w:r>
+        <w:t xml:space="preserve"> </w:t>
+      </w:r>
+      <w:r>
+        <w:rPr>
+          <w:rStyle w:val="VerbatimChar"/>
+        </w:rPr>
+        <w:t xml:space="preserve">output/web</w:t>
+      </w:r>
+      <w:r>
+        <w:t xml:space="preserve"> </w:t>
+      </w:r>
+      <w:r>
+        <w:t xml:space="preserve">atau</w:t>
+      </w:r>
+      <w:r>
+        <w:t xml:space="preserve"> </w:t>
+      </w:r>
+      <w:r>
+        <w:rPr>
+          <w:rStyle w:val="VerbatimChar"/>
+        </w:rPr>
+        <w:t xml:space="preserve">public</w:t>
+      </w:r>
+      <w:r>
+        <w:t xml:space="preserve">).</w:t>
+      </w:r>
+    </w:p>
+    <w:bookmarkEnd w:id="189"/>
+    <w:bookmarkEnd w:id="190"/>
+    <w:bookmarkEnd w:id="191"/>
+    <w:bookmarkEnd w:id="192"/>
     <w:sectPr>
       <w:footerReference r:id="rId9" w:type="default"/>
       <w:pgSz w:code="1" w:h="13041" w:w="8505"/>
@@ -22024,6 +26063,216 @@
   </w:num>
   <w:num w:numId="1022">
     <w:abstractNumId w:val="991"/>
+  </w:num>
+  <w:num w:numId="1023">
+    <w:abstractNumId w:val="991"/>
+  </w:num>
+  <w:num w:numId="1024">
+    <w:abstractNumId w:val="991"/>
+  </w:num>
+  <w:num w:numId="1025">
+    <w:abstractNumId w:val="991"/>
+  </w:num>
+  <w:num w:numId="1026">
+    <w:abstractNumId w:val="991"/>
+  </w:num>
+  <w:num w:numId="1027">
+    <w:abstractNumId w:val="991"/>
+  </w:num>
+  <w:num w:numId="1028">
+    <w:abstractNumId w:val="991"/>
+  </w:num>
+  <w:num w:numId="1029">
+    <w:abstractNumId w:val="99411"/>
+    <w:lvlOverride w:ilvl="0">
+      <w:startOverride w:val="1"/>
+    </w:lvlOverride>
+    <w:lvlOverride w:ilvl="1">
+      <w:startOverride w:val="1"/>
+    </w:lvlOverride>
+    <w:lvlOverride w:ilvl="2">
+      <w:startOverride w:val="1"/>
+    </w:lvlOverride>
+    <w:lvlOverride w:ilvl="3">
+      <w:startOverride w:val="1"/>
+    </w:lvlOverride>
+    <w:lvlOverride w:ilvl="4">
+      <w:startOverride w:val="1"/>
+    </w:lvlOverride>
+    <w:lvlOverride w:ilvl="5">
+      <w:startOverride w:val="1"/>
+    </w:lvlOverride>
+    <w:lvlOverride w:ilvl="6">
+      <w:startOverride w:val="1"/>
+    </w:lvlOverride>
+    <w:lvlOverride w:ilvl="7">
+      <w:startOverride w:val="1"/>
+    </w:lvlOverride>
+    <w:lvlOverride w:ilvl="8">
+      <w:startOverride w:val="1"/>
+    </w:lvlOverride>
+  </w:num>
+  <w:num w:numId="1030">
+    <w:abstractNumId w:val="99411"/>
+    <w:lvlOverride w:ilvl="0">
+      <w:startOverride w:val="1"/>
+    </w:lvlOverride>
+    <w:lvlOverride w:ilvl="1">
+      <w:startOverride w:val="1"/>
+    </w:lvlOverride>
+    <w:lvlOverride w:ilvl="2">
+      <w:startOverride w:val="1"/>
+    </w:lvlOverride>
+    <w:lvlOverride w:ilvl="3">
+      <w:startOverride w:val="1"/>
+    </w:lvlOverride>
+    <w:lvlOverride w:ilvl="4">
+      <w:startOverride w:val="1"/>
+    </w:lvlOverride>
+    <w:lvlOverride w:ilvl="5">
+      <w:startOverride w:val="1"/>
+    </w:lvlOverride>
+    <w:lvlOverride w:ilvl="6">
+      <w:startOverride w:val="1"/>
+    </w:lvlOverride>
+    <w:lvlOverride w:ilvl="7">
+      <w:startOverride w:val="1"/>
+    </w:lvlOverride>
+    <w:lvlOverride w:ilvl="8">
+      <w:startOverride w:val="1"/>
+    </w:lvlOverride>
+  </w:num>
+  <w:num w:numId="1031">
+    <w:abstractNumId w:val="991"/>
+  </w:num>
+  <w:num w:numId="1032">
+    <w:abstractNumId w:val="991"/>
+  </w:num>
+  <w:num w:numId="1033">
+    <w:abstractNumId w:val="991"/>
+  </w:num>
+  <w:num w:numId="1034">
+    <w:abstractNumId w:val="99411"/>
+    <w:lvlOverride w:ilvl="0">
+      <w:startOverride w:val="1"/>
+    </w:lvlOverride>
+    <w:lvlOverride w:ilvl="1">
+      <w:startOverride w:val="1"/>
+    </w:lvlOverride>
+    <w:lvlOverride w:ilvl="2">
+      <w:startOverride w:val="1"/>
+    </w:lvlOverride>
+    <w:lvlOverride w:ilvl="3">
+      <w:startOverride w:val="1"/>
+    </w:lvlOverride>
+    <w:lvlOverride w:ilvl="4">
+      <w:startOverride w:val="1"/>
+    </w:lvlOverride>
+    <w:lvlOverride w:ilvl="5">
+      <w:startOverride w:val="1"/>
+    </w:lvlOverride>
+    <w:lvlOverride w:ilvl="6">
+      <w:startOverride w:val="1"/>
+    </w:lvlOverride>
+    <w:lvlOverride w:ilvl="7">
+      <w:startOverride w:val="1"/>
+    </w:lvlOverride>
+    <w:lvlOverride w:ilvl="8">
+      <w:startOverride w:val="1"/>
+    </w:lvlOverride>
+  </w:num>
+  <w:num w:numId="1035">
+    <w:abstractNumId w:val="99411"/>
+    <w:lvlOverride w:ilvl="0">
+      <w:startOverride w:val="1"/>
+    </w:lvlOverride>
+    <w:lvlOverride w:ilvl="1">
+      <w:startOverride w:val="1"/>
+    </w:lvlOverride>
+    <w:lvlOverride w:ilvl="2">
+      <w:startOverride w:val="1"/>
+    </w:lvlOverride>
+    <w:lvlOverride w:ilvl="3">
+      <w:startOverride w:val="1"/>
+    </w:lvlOverride>
+    <w:lvlOverride w:ilvl="4">
+      <w:startOverride w:val="1"/>
+    </w:lvlOverride>
+    <w:lvlOverride w:ilvl="5">
+      <w:startOverride w:val="1"/>
+    </w:lvlOverride>
+    <w:lvlOverride w:ilvl="6">
+      <w:startOverride w:val="1"/>
+    </w:lvlOverride>
+    <w:lvlOverride w:ilvl="7">
+      <w:startOverride w:val="1"/>
+    </w:lvlOverride>
+    <w:lvlOverride w:ilvl="8">
+      <w:startOverride w:val="1"/>
+    </w:lvlOverride>
+  </w:num>
+  <w:num w:numId="1036">
+    <w:abstractNumId w:val="99411"/>
+    <w:lvlOverride w:ilvl="0">
+      <w:startOverride w:val="1"/>
+    </w:lvlOverride>
+    <w:lvlOverride w:ilvl="1">
+      <w:startOverride w:val="1"/>
+    </w:lvlOverride>
+    <w:lvlOverride w:ilvl="2">
+      <w:startOverride w:val="1"/>
+    </w:lvlOverride>
+    <w:lvlOverride w:ilvl="3">
+      <w:startOverride w:val="1"/>
+    </w:lvlOverride>
+    <w:lvlOverride w:ilvl="4">
+      <w:startOverride w:val="1"/>
+    </w:lvlOverride>
+    <w:lvlOverride w:ilvl="5">
+      <w:startOverride w:val="1"/>
+    </w:lvlOverride>
+    <w:lvlOverride w:ilvl="6">
+      <w:startOverride w:val="1"/>
+    </w:lvlOverride>
+    <w:lvlOverride w:ilvl="7">
+      <w:startOverride w:val="1"/>
+    </w:lvlOverride>
+    <w:lvlOverride w:ilvl="8">
+      <w:startOverride w:val="1"/>
+    </w:lvlOverride>
+  </w:num>
+  <w:num w:numId="1037">
+    <w:abstractNumId w:val="991"/>
+  </w:num>
+  <w:num w:numId="1038">
+    <w:abstractNumId w:val="99411"/>
+    <w:lvlOverride w:ilvl="0">
+      <w:startOverride w:val="1"/>
+    </w:lvlOverride>
+    <w:lvlOverride w:ilvl="1">
+      <w:startOverride w:val="1"/>
+    </w:lvlOverride>
+    <w:lvlOverride w:ilvl="2">
+      <w:startOverride w:val="1"/>
+    </w:lvlOverride>
+    <w:lvlOverride w:ilvl="3">
+      <w:startOverride w:val="1"/>
+    </w:lvlOverride>
+    <w:lvlOverride w:ilvl="4">
+      <w:startOverride w:val="1"/>
+    </w:lvlOverride>
+    <w:lvlOverride w:ilvl="5">
+      <w:startOverride w:val="1"/>
+    </w:lvlOverride>
+    <w:lvlOverride w:ilvl="6">
+      <w:startOverride w:val="1"/>
+    </w:lvlOverride>
+    <w:lvlOverride w:ilvl="7">
+      <w:startOverride w:val="1"/>
+    </w:lvlOverride>
+    <w:lvlOverride w:ilvl="8">
+      <w:startOverride w:val="1"/>
+    </w:lvlOverride>
   </w:num>
 </w:numbering>
 </file>
